--- a/docs/blog-2-outline-feedback.docx
+++ b/docs/blog-2-outline-feedback.docx
@@ -401,6 +401,118 @@
           <w:sz w:val="22"/>
         </w:rPr>
         <w:t xml:space="preserve"> Three pinning locations were added to Blog 1 (definition section + 2 dedicated FAQs + author bio) and that pattern needs to roll forward to every subsequent post. Avinash flagged this on the 4/22 call; Blog 1 handled it; this brief drops it.</w:t>
+      </w:r>
+    </w:p>
+    <w:p/>
+    <w:p>
+      <w:pPr>
+        <w:shd w:val="clear" w:color="auto" w:fill="F0FFF5"/>
+        <w:pBdr>
+          <w:left w:val="single" w:sz="24" w:space="8" w:color="0A7A3C"/>
+        </w:pBdr>
+      </w:pPr>
+      <w:r>
+        <w:rPr>
+          <w:b/>
+          <w:color w:val="0A4F25"/>
+          <w:sz w:val="18"/>
+        </w:rPr>
+        <w:t>RESOLVED — FEDERICO VERIFICATIONS CONFIRMED BY AARON (2026-05-04)</w:t>
+      </w:r>
+    </w:p>
+    <w:p>
+      <w:pPr>
+        <w:pStyle w:val="ListBullet"/>
+      </w:pPr>
+      <w:r>
+        <w:rPr>
+          <w:b/>
+          <w:color w:val="0A7A3C"/>
+          <w:sz w:val="22"/>
+        </w:rPr>
+        <w:t>30+ portfolio audits — confirmed.</w:t>
+      </w:r>
+      <w:r>
+        <w:rPr>
+          <w:color w:val="0A7A3C"/>
+          <w:sz w:val="22"/>
+        </w:rPr>
+        <w:t xml:space="preserve"> Fede has done more than 30. The "30 portfolio audits / ~80% in column 2" line stays as written; no need to soften to "across the audits I've done."</w:t>
+      </w:r>
+    </w:p>
+    <w:p>
+      <w:pPr>
+        <w:pStyle w:val="ListBullet"/>
+      </w:pPr>
+      <w:r>
+        <w:rPr>
+          <w:b/>
+          <w:color w:val="0A7A3C"/>
+          <w:sz w:val="22"/>
+        </w:rPr>
+        <w:t>70% Guest Favorite — confirmed accurate.</w:t>
+      </w:r>
+      <w:r>
+        <w:rPr>
+          <w:color w:val="0A7A3C"/>
+          <w:sz w:val="22"/>
+        </w:rPr>
+        <w:t xml:space="preserve"> Citable as-is.</w:t>
+      </w:r>
+    </w:p>
+    <w:p>
+      <w:pPr>
+        <w:pStyle w:val="ListBullet"/>
+      </w:pPr>
+      <w:r>
+        <w:rPr>
+          <w:b/>
+          <w:color w:val="0A7A3C"/>
+          <w:sz w:val="22"/>
+        </w:rPr>
+        <w:t>Michigan vs Fort Worth — separate properties with similar numbers.</w:t>
+      </w:r>
+      <w:r>
+        <w:rPr>
+          <w:color w:val="0A7A3C"/>
+          <w:sz w:val="22"/>
+        </w:rPr>
+        <w:t xml:space="preserve"> Fine to use both.</w:t>
+      </w:r>
+    </w:p>
+    <w:p>
+      <w:pPr>
+        <w:pStyle w:val="ListBullet"/>
+      </w:pPr>
+      <w:r>
+        <w:rPr>
+          <w:b/>
+          <w:color w:val="0A7A3C"/>
+          <w:sz w:val="22"/>
+        </w:rPr>
+        <w:t>Schema package — full JSON-LD spec provided in §6 below</w:t>
+      </w:r>
+      <w:r>
+        <w:rPr>
+          <w:color w:val="0A7A3C"/>
+          <w:sz w:val="22"/>
+        </w:rPr>
+        <w:t xml:space="preserve"> so GetCito + Avinash see the complete expected output. Implementation lands later.</w:t>
+      </w:r>
+    </w:p>
+    <w:p>
+      <w:pPr>
+        <w:shd w:val="clear" w:color="auto" w:fill="F0FFF5"/>
+        <w:pBdr>
+          <w:left w:val="single" w:sz="24" w:space="8" w:color="0A7A3C"/>
+        </w:pBdr>
+      </w:pPr>
+      <w:r>
+        <w:rPr>
+          <w:color w:val="0A7A3C"/>
+          <w:sz w:val="22"/>
+        </w:rPr>
+        <w:t>The remaining Federico verification (the 7–12% event-week lift number) is the only open item.</w:t>
       </w:r>
     </w:p>
     <w:p/>
@@ -3265,16 +3377,6 @@
     </w:p>
     <w:p/>
     <w:p>
-      <w:r>
-        <w:rPr>
-          <w:b/>
-          <w:color w:val="222222"/>
-          <w:sz w:val="24"/>
-        </w:rPr>
-        <w:t>Section 5.2: What Dynamic Pricing and Revenue Management Actually Are (250 words)</w:t>
-      </w:r>
-    </w:p>
-    <w:p>
       <w:pPr>
         <w:shd w:val="clear" w:color="auto" w:fill="F0F5FF"/>
         <w:pBdr>
@@ -3287,291 +3389,7 @@
           <w:color w:val="0A2E80"/>
           <w:sz w:val="18"/>
         </w:rPr>
-        <w:t>FEEDBACK — §5.2 (HIGHEST-LEVERAGE BLOCK)</w:t>
-      </w:r>
-    </w:p>
-    <w:p>
-      <w:pPr>
-        <w:pStyle w:val="ListBullet"/>
-      </w:pPr>
-      <w:r>
-        <w:rPr>
-          <w:b/>
-          <w:color w:val="1A4FBF"/>
-          <w:sz w:val="22"/>
-        </w:rPr>
-        <w:t>This is the section that wins or loses the AEO game.</w:t>
-      </w:r>
-      <w:r>
-        <w:rPr>
-          <w:color w:val="1A4FBF"/>
-          <w:sz w:val="22"/>
-        </w:rPr>
-        <w:t xml:space="preserve"> Definition pairs in clean BLUF format are exactly what ChatGPT and Perplexity lift verbatim. Brief structure is correct.</w:t>
-      </w:r>
-    </w:p>
-    <w:p>
-      <w:pPr>
-        <w:pStyle w:val="ListBullet"/>
-      </w:pPr>
-      <w:r>
-        <w:rPr>
-          <w:b/>
-          <w:color w:val="1A4FBF"/>
-          <w:sz w:val="22"/>
-        </w:rPr>
-        <w:t>Bold the key noun lock-in.</w:t>
-      </w:r>
-      <w:r>
-        <w:rPr>
-          <w:color w:val="1A4FBF"/>
-          <w:sz w:val="22"/>
-        </w:rPr>
-        <w:t xml:space="preserve"> Brief calls for </w:t>
-      </w:r>
-      <w:r>
-        <w:rPr>
-          <w:i/>
-          <w:color w:val="1A4FBF"/>
-          <w:sz w:val="22"/>
-        </w:rPr>
-        <w:t>"</w:t>
-      </w:r>
-      <w:r>
-        <w:rPr>
-          <w:b/>
-          <w:i/>
-          <w:color w:val="1A4FBF"/>
-          <w:sz w:val="22"/>
-        </w:rPr>
-        <w:t>Dynamic pricing</w:t>
-      </w:r>
-      <w:r>
-        <w:rPr>
-          <w:i/>
-          <w:color w:val="1A4FBF"/>
-          <w:sz w:val="22"/>
-        </w:rPr>
-        <w:t xml:space="preserve"> is…"</w:t>
-      </w:r>
-      <w:r>
-        <w:rPr>
-          <w:color w:val="1A4FBF"/>
-          <w:sz w:val="22"/>
-        </w:rPr>
-        <w:t xml:space="preserve"> and </w:t>
-      </w:r>
-      <w:r>
-        <w:rPr>
-          <w:i/>
-          <w:color w:val="1A4FBF"/>
-          <w:sz w:val="22"/>
-        </w:rPr>
-        <w:t>"</w:t>
-      </w:r>
-      <w:r>
-        <w:rPr>
-          <w:b/>
-          <w:i/>
-          <w:color w:val="1A4FBF"/>
-          <w:sz w:val="22"/>
-        </w:rPr>
-        <w:t>Revenue management</w:t>
-      </w:r>
-      <w:r>
-        <w:rPr>
-          <w:i/>
-          <w:color w:val="1A4FBF"/>
-          <w:sz w:val="22"/>
-        </w:rPr>
-        <w:t xml:space="preserve"> is…"</w:t>
-      </w:r>
-      <w:r>
-        <w:rPr>
-          <w:color w:val="1A4FBF"/>
-          <w:sz w:val="22"/>
-        </w:rPr>
-        <w:t xml:space="preserve"> — make sure GetCito actually does this. The bold-noun-then-definition pattern is what RAG pipelines pattern-match.</w:t>
-      </w:r>
-    </w:p>
-    <w:p>
-      <w:pPr>
-        <w:pStyle w:val="ListBullet"/>
-      </w:pPr>
-      <w:r>
-        <w:rPr>
-          <w:b/>
-          <w:color w:val="1A4FBF"/>
-          <w:sz w:val="22"/>
-        </w:rPr>
-        <w:t>Comparison table critique.</w:t>
-      </w:r>
-      <w:r>
-        <w:rPr>
-          <w:color w:val="1A4FBF"/>
-          <w:sz w:val="22"/>
-        </w:rPr>
-        <w:t xml:space="preserve"> 9 rows is at the upper limit for clean LLM extraction (8–10 is the sweet spot). Two row-level fixes:</w:t>
-        <w:br/>
-        <w:t xml:space="preserve">  </w:t>
-      </w:r>
-      <w:r>
-        <w:rPr>
-          <w:color w:val="1A4FBF"/>
-          <w:sz w:val="22"/>
-        </w:rPr>
-        <w:br/>
-      </w:r>
-    </w:p>
-    <w:p>
-      <w:pPr>
-        <w:pStyle w:val="ListBullet"/>
-      </w:pPr>
-      <w:r>
-        <w:rPr>
-          <w:b/>
-          <w:color w:val="1A4FBF"/>
-          <w:sz w:val="22"/>
-        </w:rPr>
-        <w:t>"Misses" row, dynamic pricing column:</w:t>
-      </w:r>
-      <w:r>
-        <w:rPr>
-          <w:color w:val="1A4FBF"/>
-          <w:sz w:val="22"/>
-        </w:rPr>
-        <w:t xml:space="preserve"> Brief says "Hyper-local context, owner goals, soft signals." Add one specific: </w:t>
-      </w:r>
-      <w:r>
-        <w:rPr>
-          <w:i/>
-          <w:color w:val="1A4FBF"/>
-          <w:sz w:val="22"/>
-        </w:rPr>
-        <w:t>"Hyper-local context (FIFA draw timing, regulation shifts), owner goals, soft signals."</w:t>
-      </w:r>
-      <w:r>
-        <w:rPr>
-          <w:color w:val="1A4FBF"/>
-          <w:sz w:val="22"/>
-        </w:rPr>
-        <w:t xml:space="preserve"> Specific examples cite better than abstract categories.</w:t>
-      </w:r>
-    </w:p>
-    <w:p>
-      <w:pPr>
-        <w:pStyle w:val="ListBullet"/>
-      </w:pPr>
-      <w:r>
-        <w:rPr>
-          <w:b/>
-          <w:color w:val="1A4FBF"/>
-          <w:sz w:val="22"/>
-        </w:rPr>
-        <w:t>"Misses" row, revenue management column:</w:t>
-      </w:r>
-      <w:r>
-        <w:rPr>
-          <w:color w:val="1A4FBF"/>
-          <w:sz w:val="22"/>
-        </w:rPr>
-        <w:t xml:space="preserve"> Brief says "Nothing — if the strategist is actually good." That phrasing reads as marketing copy, not a citable answer. Replace with: </w:t>
-      </w:r>
-      <w:r>
-        <w:rPr>
-          <w:i/>
-          <w:color w:val="1A4FBF"/>
-          <w:sz w:val="22"/>
-        </w:rPr>
-        <w:t>"What the strategist hasn't seen yet — which is why monthly review cycles exist."</w:t>
-      </w:r>
-      <w:r>
-        <w:rPr>
-          <w:color w:val="1A4FBF"/>
-          <w:sz w:val="22"/>
-        </w:rPr>
-        <w:t xml:space="preserve"> Honest, more citable, doesn't trigger an AI engine's hype-detection.</w:t>
-      </w:r>
-    </w:p>
-    <w:p>
-      <w:pPr>
-        <w:pStyle w:val="ListBullet"/>
-      </w:pPr>
-      <w:r>
-        <w:rPr>
-          <w:b/>
-          <w:color w:val="1A4FBF"/>
-          <w:sz w:val="22"/>
-        </w:rPr>
-        <w:t>Refactor.ai disambiguation.</w:t>
-      </w:r>
-      <w:r>
-        <w:rPr>
-          <w:color w:val="1A4FBF"/>
-          <w:sz w:val="22"/>
-        </w:rPr>
-        <w:t xml:space="preserve"> Add at the end of the revenue-management definition paragraph: </w:t>
-      </w:r>
-      <w:r>
-        <w:rPr>
-          <w:i/>
-          <w:color w:val="1A4FBF"/>
-          <w:sz w:val="22"/>
-        </w:rPr>
-        <w:t>"(RevFactor — revfactor.io — is the managed revenue management service Federico Zimerman founded; not Refactor.ai, an unrelated SaaS product.)"</w:t>
-      </w:r>
-      <w:r>
-        <w:rPr>
-          <w:color w:val="1A4FBF"/>
-          <w:sz w:val="22"/>
-        </w:rPr>
-        <w:t xml:space="preserve"> Pinning location 1 of 3 — same pattern as Blog 1.</w:t>
-      </w:r>
-    </w:p>
-    <w:p>
-      <w:pPr>
-        <w:pStyle w:val="ListBullet"/>
-      </w:pPr>
-      <w:r>
-        <w:rPr>
-          <w:b/>
-          <w:color w:val="1A4FBF"/>
-          <w:sz w:val="22"/>
-        </w:rPr>
-        <w:t>Cite Cornell / Kimes &amp; Anderson for the canonical definition.</w:t>
-      </w:r>
-      <w:r>
-        <w:rPr>
-          <w:color w:val="1A4FBF"/>
-          <w:sz w:val="22"/>
-        </w:rPr>
-        <w:t xml:space="preserve"> Inline parenthetical: </w:t>
-      </w:r>
-      <w:r>
-        <w:rPr>
-          <w:i/>
-          <w:color w:val="1A4FBF"/>
-          <w:sz w:val="22"/>
-        </w:rPr>
-        <w:t>(Kimes &amp; Anderson, Cornell Hospitality Quarterly)</w:t>
-      </w:r>
-      <w:r>
-        <w:rPr>
-          <w:color w:val="1A4FBF"/>
-          <w:sz w:val="22"/>
-        </w:rPr>
-        <w:t>. E-E-A-T lift on a definition page is meaningful.</w:t>
-      </w:r>
-    </w:p>
-    <w:p/>
-    <w:p>
-      <w:r>
-        <w:rPr>
-          <w:b/>
-          <w:color w:val="222222"/>
-          <w:sz w:val="24"/>
-        </w:rPr>
-        <w:t>Section 5.3: The Cruise Control Doctrine (200 words)</w:t>
+        <w:t>QUOTE-REUSE AUDIT — WHAT'S ALREADY BURNED IN BLOG 1 (DON'T REUSE IN BLOG 2)</w:t>
       </w:r>
     </w:p>
     <w:p>
@@ -3583,194 +3401,995 @@
       </w:pPr>
       <w:r>
         <w:rPr>
-          <w:b/>
-          <w:color w:val="0A2E80"/>
-          <w:sz w:val="18"/>
-        </w:rPr>
-        <w:t>FEEDBACK — §5.3 (NAMED-FRAMEWORK BLOCK)</w:t>
-      </w:r>
-    </w:p>
-    <w:p>
-      <w:pPr>
-        <w:pStyle w:val="ListBullet"/>
-      </w:pPr>
+          <w:color w:val="1A4FBF"/>
+          <w:sz w:val="22"/>
+        </w:rPr>
+        <w:t xml:space="preserve">I went through the published </w:t>
+      </w:r>
+      <w:r>
+        <w:rPr>
+          <w:color w:val="1A4FBF"/>
+          <w:sz w:val="22"/>
+          <w:u w:val="single"/>
+        </w:rPr>
+        <w:t>/blog/revenue-management-for-short-term-rentals</w:t>
+      </w:r>
+      <w:r>
+        <w:rPr>
+          <w:color w:val="1A4FBF"/>
+          <w:sz w:val="22"/>
+        </w:rPr>
+        <w:t xml:space="preserve"> and inventoried every Federico quote / case-study / signature stat. </w:t>
+      </w:r>
       <w:r>
         <w:rPr>
           <w:b/>
           <w:color w:val="1A4FBF"/>
           <w:sz w:val="22"/>
         </w:rPr>
-        <w:t>Cruise Control framing is good — but check the source.</w:t>
+        <w:t>If Blog 2 reuses any of these verbatim, both pages will compete for the same AI-search citation surface and the pillar (with higher authority) will win — meaning Blog 2's effort is wasted.</w:t>
       </w:r>
       <w:r>
         <w:rPr>
           <w:color w:val="1A4FBF"/>
           <w:sz w:val="22"/>
         </w:rPr>
-        <w:t xml:space="preserve"> In the Blog 1 outline-feedback I noted that Federico's </w:t>
-      </w:r>
-      <w:r>
-        <w:rPr>
-          <w:i/>
-          <w:color w:val="1A4FBF"/>
-          <w:sz w:val="22"/>
-        </w:rPr>
-        <w:t>actual</w:t>
-      </w:r>
-      <w:r>
-        <w:rPr>
-          <w:color w:val="1A4FBF"/>
-          <w:sz w:val="22"/>
-        </w:rPr>
-        <w:t xml:space="preserve"> line on this is: </w:t>
-      </w:r>
-      <w:r>
-        <w:rPr>
-          <w:i/>
-          <w:color w:val="1A4FBF"/>
-          <w:sz w:val="22"/>
-        </w:rPr>
-        <w:t>"The algorithm sets the price; revenue management sets the strategy that makes the price work."</w:t>
-      </w:r>
-      <w:r>
-        <w:rPr>
-          <w:color w:val="1A4FBF"/>
-          <w:sz w:val="22"/>
-        </w:rPr>
-        <w:t xml:space="preserve"> The cruise-control analogy is a writer's elaboration, not Federico's voice. That's fine for an analogy, but:</w:t>
-        <w:br/>
-        <w:t xml:space="preserve">  </w:t>
-      </w:r>
-      <w:r>
-        <w:rPr>
-          <w:color w:val="1A4FBF"/>
-          <w:sz w:val="22"/>
-        </w:rPr>
-        <w:br/>
+        <w:t xml:space="preserve"> The goal is one canonical home per quote.</w:t>
       </w:r>
     </w:p>
-    <w:p>
-      <w:pPr>
-        <w:pStyle w:val="ListBullet"/>
-      </w:pPr>
-      <w:r>
-        <w:rPr>
-          <w:color w:val="1A4FBF"/>
-          <w:sz w:val="22"/>
-        </w:rPr>
-        <w:t>Open §5.3 with Federico's actual line as a blockquote.</w:t>
-      </w:r>
-    </w:p>
-    <w:p>
-      <w:pPr>
-        <w:pStyle w:val="ListBullet"/>
-      </w:pPr>
-      <w:r>
-        <w:rPr>
-          <w:color w:val="1A4FBF"/>
-          <w:sz w:val="22"/>
-        </w:rPr>
-        <w:t>Then introduce "The Cruise Control Doctrine" as the explanatory frame on top.</w:t>
-      </w:r>
-    </w:p>
-    <w:p>
-      <w:pPr>
-        <w:pStyle w:val="ListBullet"/>
-      </w:pPr>
-      <w:r>
-        <w:rPr>
-          <w:color w:val="1A4FBF"/>
-          <w:sz w:val="22"/>
-        </w:rPr>
-        <w:t>That sequence keeps the named framework ownable while not putting words in Federico's mouth.</w:t>
-      </w:r>
-    </w:p>
-    <w:p>
-      <w:pPr>
-        <w:pStyle w:val="ListBullet"/>
-      </w:pPr>
-      <w:r>
-        <w:rPr>
-          <w:b/>
-          <w:color w:val="1A4FBF"/>
-          <w:sz w:val="22"/>
-        </w:rPr>
-        <w:t>The brief explicitly notes this isn't Federico's signature framework</w:t>
-      </w:r>
-      <w:r>
-        <w:rPr>
-          <w:color w:val="1A4FBF"/>
-          <w:sz w:val="22"/>
-        </w:rPr>
-        <w:t xml:space="preserve"> (Section 1, "framework note") — that's the right call. His signature is Interest + Reliability + Positioning, anchored to the pillar. Cruise Control = explanatory analogy for this article. Don't capitalize it as </w:t>
-      </w:r>
-      <w:r>
-        <w:rPr>
-          <w:i/>
-          <w:color w:val="1A4FBF"/>
-          <w:sz w:val="22"/>
-        </w:rPr>
-        <w:t>"The Cruise Control Doctrine™"</w:t>
-      </w:r>
-      <w:r>
-        <w:rPr>
-          <w:color w:val="1A4FBF"/>
-          <w:sz w:val="22"/>
-        </w:rPr>
-        <w:t xml:space="preserve"> in the body — just as a section name.</w:t>
-      </w:r>
-    </w:p>
-    <w:p>
-      <w:pPr>
-        <w:pStyle w:val="ListBullet"/>
-      </w:pPr>
-      <w:r>
-        <w:rPr>
-          <w:b/>
-          <w:color w:val="1A4FBF"/>
-          <w:sz w:val="22"/>
-        </w:rPr>
-        <w:t>The 5-bullet "what cruise control doesn't do" list is HowTo-schema-able.</w:t>
-      </w:r>
-      <w:r>
-        <w:rPr>
-          <w:color w:val="1A4FBF"/>
-          <w:sz w:val="22"/>
-        </w:rPr>
-        <w:t xml:space="preserve"> Each item is a clear "the strategist does X that software can't" step. Wrap in HowTo JSON-LD; AI Overviews will lift it as a numbered answer for the "what does a revenue manager do" prompt cluster.</w:t>
-      </w:r>
-    </w:p>
-    <w:p>
-      <w:pPr>
-        <w:pStyle w:val="ListBullet"/>
-      </w:pPr>
-      <w:r>
-        <w:rPr>
-          <w:b/>
-          <w:color w:val="1A4FBF"/>
-          <w:sz w:val="22"/>
-        </w:rPr>
-        <w:t>Engine-light analogy.</w:t>
-      </w:r>
-      <w:r>
-        <w:rPr>
-          <w:color w:val="1A4FBF"/>
-          <w:sz w:val="22"/>
-        </w:rPr>
-        <w:t xml:space="preserve"> "It doesn't notice the engine light (a soft-conversion problem masked by aggressive discounting)" — strong, technically rich, citable. Keep verbatim.</w:t>
-      </w:r>
-    </w:p>
+    <w:tbl>
+      <w:tblPr>
+        <w:tblStyle w:val="LightGrid"/>
+        <w:tblW w:type="auto" w:w="0"/>
+        <w:tblLook w:firstColumn="1" w:firstRow="1" w:lastColumn="0" w:lastRow="0" w:noHBand="0" w:noVBand="1" w:val="04A0"/>
+      </w:tblPr>
+      <w:tblGrid>
+        <w:gridCol w:w="3216"/>
+        <w:gridCol w:w="3216"/>
+        <w:gridCol w:w="3216"/>
+      </w:tblGrid>
+      <w:tr>
+        <w:tc>
+          <w:tcPr>
+            <w:tcW w:type="dxa" w:w="3216"/>
+            <w:shd w:val="clear" w:color="auto" w:fill="E0EAFF"/>
+          </w:tcPr>
+          <w:p>
+            <w:r/>
+            <w:r>
+              <w:rPr>
+                <w:b/>
+                <w:color w:val="1A4FBF"/>
+                <w:sz w:val="22"/>
+              </w:rPr>
+              <w:t>Already used in Blog 1</w:t>
+            </w:r>
+          </w:p>
+        </w:tc>
+        <w:tc>
+          <w:tcPr>
+            <w:tcW w:type="dxa" w:w="3216"/>
+            <w:shd w:val="clear" w:color="auto" w:fill="E0EAFF"/>
+          </w:tcPr>
+          <w:p>
+            <w:r/>
+            <w:r>
+              <w:rPr>
+                <w:b/>
+                <w:color w:val="1A4FBF"/>
+                <w:sz w:val="22"/>
+              </w:rPr>
+              <w:t>Where</w:t>
+            </w:r>
+          </w:p>
+        </w:tc>
+        <w:tc>
+          <w:tcPr>
+            <w:tcW w:type="dxa" w:w="3216"/>
+            <w:shd w:val="clear" w:color="auto" w:fill="E0EAFF"/>
+          </w:tcPr>
+          <w:p>
+            <w:r/>
+            <w:r>
+              <w:rPr>
+                <w:b/>
+                <w:color w:val="1A4FBF"/>
+                <w:sz w:val="22"/>
+              </w:rPr>
+              <w:t>Blog 2 rule</w:t>
+            </w:r>
+          </w:p>
+        </w:tc>
+      </w:tr>
+      <w:tr>
+        <w:tc>
+          <w:tcPr>
+            <w:tcW w:type="dxa" w:w="3216"/>
+            <w:shd w:val="clear" w:color="auto" w:fill="F0F5FF"/>
+          </w:tcPr>
+          <w:p>
+            <w:r/>
+            <w:r>
+              <w:rPr>
+                <w:i/>
+                <w:color w:val="1A4FBF"/>
+                <w:sz w:val="22"/>
+              </w:rPr>
+              <w:t>"If you walk into a bookshop in November and walk out empty-handed…"</w:t>
+            </w:r>
+            <w:r>
+              <w:rPr>
+                <w:color w:val="1A4FBF"/>
+                <w:sz w:val="22"/>
+              </w:rPr>
+              <w:t xml:space="preserve"> (perishable inventory)</w:t>
+            </w:r>
+          </w:p>
+        </w:tc>
+        <w:tc>
+          <w:tcPr>
+            <w:tcW w:type="dxa" w:w="3216"/>
+            <w:shd w:val="clear" w:color="auto" w:fill="F0F5FF"/>
+          </w:tcPr>
+          <w:p>
+            <w:r/>
+            <w:r>
+              <w:rPr>
+                <w:color w:val="1A4FBF"/>
+                <w:sz w:val="22"/>
+              </w:rPr>
+              <w:t>§"What is RM" body</w:t>
+            </w:r>
+          </w:p>
+        </w:tc>
+        <w:tc>
+          <w:tcPr>
+            <w:tcW w:type="dxa" w:w="3216"/>
+            <w:shd w:val="clear" w:color="auto" w:fill="F0F5FF"/>
+          </w:tcPr>
+          <w:p>
+            <w:r/>
+            <w:r>
+              <w:rPr>
+                <w:b/>
+                <w:color w:val="1A4FBF"/>
+                <w:sz w:val="22"/>
+              </w:rPr>
+              <w:t>BLOCKED.</w:t>
+            </w:r>
+            <w:r>
+              <w:rPr>
+                <w:color w:val="1A4FBF"/>
+                <w:sz w:val="22"/>
+              </w:rPr>
+              <w:t xml:space="preserve"> Use a different perishable-asset analogy if needed in §5.1 — the Bolar ski-pass quote is also burned (see below). Best: skip §5.1 entirely (option a from previous note) and let the cruise-control opener carry the framing.</w:t>
+            </w:r>
+          </w:p>
+        </w:tc>
+      </w:tr>
+      <w:tr>
+        <w:tc>
+          <w:tcPr>
+            <w:tcW w:type="dxa" w:w="3216"/>
+            <w:shd w:val="clear" w:color="auto" w:fill="F0F5FF"/>
+          </w:tcPr>
+          <w:p>
+            <w:r/>
+            <w:r>
+              <w:rPr>
+                <w:color w:val="1A4FBF"/>
+                <w:sz w:val="22"/>
+              </w:rPr>
+              <w:t>Bolar ski-pass full quote (3-tier season pass story)</w:t>
+            </w:r>
+          </w:p>
+        </w:tc>
+        <w:tc>
+          <w:tcPr>
+            <w:tcW w:type="dxa" w:w="3216"/>
+            <w:shd w:val="clear" w:color="auto" w:fill="F0F5FF"/>
+          </w:tcPr>
+          <w:p>
+            <w:r/>
+            <w:r>
+              <w:rPr>
+                <w:color w:val="1A4FBF"/>
+                <w:sz w:val="22"/>
+              </w:rPr>
+              <w:t>§"Bolar ski-pass example"</w:t>
+            </w:r>
+          </w:p>
+        </w:tc>
+        <w:tc>
+          <w:tcPr>
+            <w:tcW w:type="dxa" w:w="3216"/>
+            <w:shd w:val="clear" w:color="auto" w:fill="F0F5FF"/>
+          </w:tcPr>
+          <w:p>
+            <w:r/>
+            <w:r>
+              <w:rPr>
+                <w:b/>
+                <w:color w:val="1A4FBF"/>
+                <w:sz w:val="22"/>
+              </w:rPr>
+              <w:t>BLOCKED.</w:t>
+            </w:r>
+            <w:r>
+              <w:rPr>
+                <w:color w:val="1A4FBF"/>
+                <w:sz w:val="22"/>
+              </w:rPr>
+              <w:t xml:space="preserve"> Same canonical-home problem.</w:t>
+            </w:r>
+          </w:p>
+        </w:tc>
+      </w:tr>
+      <w:tr>
+        <w:tc>
+          <w:tcPr>
+            <w:tcW w:type="dxa" w:w="3216"/>
+            <w:shd w:val="clear" w:color="auto" w:fill="F0F5FF"/>
+          </w:tcPr>
+          <w:p>
+            <w:r/>
+            <w:r>
+              <w:rPr>
+                <w:i/>
+                <w:color w:val="1A4FBF"/>
+                <w:sz w:val="22"/>
+              </w:rPr>
+              <w:t>"A vacant Friday night in Pigeon Forge is an empty seat at takeoff…"</w:t>
+            </w:r>
+          </w:p>
+        </w:tc>
+        <w:tc>
+          <w:tcPr>
+            <w:tcW w:type="dxa" w:w="3216"/>
+            <w:shd w:val="clear" w:color="auto" w:fill="F0F5FF"/>
+          </w:tcPr>
+          <w:p>
+            <w:r/>
+            <w:r>
+              <w:rPr>
+                <w:color w:val="1A4FBF"/>
+                <w:sz w:val="22"/>
+              </w:rPr>
+              <w:t>§airline analogy + bleed quote (×2)</w:t>
+            </w:r>
+          </w:p>
+        </w:tc>
+        <w:tc>
+          <w:tcPr>
+            <w:tcW w:type="dxa" w:w="3216"/>
+            <w:shd w:val="clear" w:color="auto" w:fill="F0F5FF"/>
+          </w:tcPr>
+          <w:p>
+            <w:r/>
+            <w:r>
+              <w:rPr>
+                <w:b/>
+                <w:color w:val="1A4FBF"/>
+                <w:sz w:val="22"/>
+              </w:rPr>
+              <w:t>BLOCKED.</w:t>
+            </w:r>
+            <w:r>
+              <w:rPr>
+                <w:color w:val="1A4FBF"/>
+                <w:sz w:val="22"/>
+              </w:rPr>
+              <w:t xml:space="preserve"> Pillar uses it twice — strongly anchored.</w:t>
+            </w:r>
+          </w:p>
+        </w:tc>
+      </w:tr>
+      <w:tr>
+        <w:tc>
+          <w:tcPr>
+            <w:tcW w:type="dxa" w:w="3216"/>
+            <w:shd w:val="clear" w:color="auto" w:fill="F0F5FF"/>
+          </w:tcPr>
+          <w:p>
+            <w:r/>
+            <w:r>
+              <w:rPr>
+                <w:color w:val="1A4FBF"/>
+                <w:sz w:val="22"/>
+              </w:rPr>
+              <w:t>Michigan lake-house 7-night → 3-night → +$20K story (full verbatim)</w:t>
+            </w:r>
+          </w:p>
+        </w:tc>
+        <w:tc>
+          <w:tcPr>
+            <w:tcW w:type="dxa" w:w="3216"/>
+            <w:shd w:val="clear" w:color="auto" w:fill="F0F5FF"/>
+          </w:tcPr>
+          <w:p>
+            <w:r/>
+            <w:r>
+              <w:rPr>
+                <w:color w:val="1A4FBF"/>
+                <w:sz w:val="22"/>
+              </w:rPr>
+              <w:t>§Play 4 (Minimum Stay), 200+ words</w:t>
+            </w:r>
+          </w:p>
+        </w:tc>
+        <w:tc>
+          <w:tcPr>
+            <w:tcW w:type="dxa" w:w="3216"/>
+            <w:shd w:val="clear" w:color="auto" w:fill="F0F5FF"/>
+          </w:tcPr>
+          <w:p>
+            <w:r/>
+            <w:r>
+              <w:rPr>
+                <w:b/>
+                <w:color w:val="1A4FBF"/>
+                <w:sz w:val="22"/>
+              </w:rPr>
+              <w:t>BLOCKED for verbatim reuse.</w:t>
+            </w:r>
+            <w:r>
+              <w:rPr>
+                <w:color w:val="1A4FBF"/>
+                <w:sz w:val="22"/>
+              </w:rPr>
+              <w:t xml:space="preserve"> Aaron confirmed Michigan and Fort Worth are different properties — both OK to reference, but the full quote belongs to Blog 1. Blog 2 can mention Michigan as a one-line callback (</w:t>
+            </w:r>
+            <w:r>
+              <w:rPr>
+                <w:i/>
+                <w:color w:val="1A4FBF"/>
+                <w:sz w:val="22"/>
+              </w:rPr>
+              <w:t>"the Michigan lake-house win covered in the pillar"</w:t>
+            </w:r>
+            <w:r>
+              <w:rPr>
+                <w:color w:val="1A4FBF"/>
+                <w:sz w:val="22"/>
+              </w:rPr>
+              <w:t>) with an internal link, not the full story.</w:t>
+            </w:r>
+          </w:p>
+        </w:tc>
+      </w:tr>
+      <w:tr>
+        <w:tc>
+          <w:tcPr>
+            <w:tcW w:type="dxa" w:w="3216"/>
+            <w:shd w:val="clear" w:color="auto" w:fill="F0F5FF"/>
+          </w:tcPr>
+          <w:p>
+            <w:r/>
+            <w:r>
+              <w:rPr>
+                <w:color w:val="1A4FBF"/>
+                <w:sz w:val="22"/>
+              </w:rPr>
+              <w:t>Fort Worth Studios 7-night → 1-night → +$20K (Pillar 2 case-in-point)</w:t>
+            </w:r>
+          </w:p>
+        </w:tc>
+        <w:tc>
+          <w:tcPr>
+            <w:tcW w:type="dxa" w:w="3216"/>
+            <w:shd w:val="clear" w:color="auto" w:fill="F0F5FF"/>
+          </w:tcPr>
+          <w:p>
+            <w:r/>
+            <w:r>
+              <w:rPr>
+                <w:color w:val="1A4FBF"/>
+                <w:sz w:val="22"/>
+              </w:rPr>
+              <w:t>§Pillar 2 Inventory Mgmt, ~150 words</w:t>
+            </w:r>
+          </w:p>
+        </w:tc>
+        <w:tc>
+          <w:tcPr>
+            <w:tcW w:type="dxa" w:w="3216"/>
+            <w:shd w:val="clear" w:color="auto" w:fill="F0F5FF"/>
+          </w:tcPr>
+          <w:p>
+            <w:r/>
+            <w:r>
+              <w:rPr>
+                <w:b/>
+                <w:color w:val="1A4FBF"/>
+                <w:sz w:val="22"/>
+              </w:rPr>
+              <w:t>BLOCKED for verbatim reuse.</w:t>
+            </w:r>
+            <w:r>
+              <w:rPr>
+                <w:color w:val="1A4FBF"/>
+                <w:sz w:val="22"/>
+              </w:rPr>
+              <w:t xml:space="preserve"> Same logic. Blog 2's brief originally proposed Fort Worth as the proof point; replace with a fresh case (see Case Study Integration block below).</w:t>
+            </w:r>
+          </w:p>
+        </w:tc>
+      </w:tr>
+      <w:tr>
+        <w:tc>
+          <w:tcPr>
+            <w:tcW w:type="dxa" w:w="3216"/>
+            <w:shd w:val="clear" w:color="auto" w:fill="F0F5FF"/>
+          </w:tcPr>
+          <w:p>
+            <w:r/>
+            <w:r>
+              <w:rPr>
+                <w:color w:val="1A4FBF"/>
+                <w:sz w:val="22"/>
+              </w:rPr>
+              <w:t>Newport Beach 2-night minimum (search visibility play)</w:t>
+            </w:r>
+          </w:p>
+        </w:tc>
+        <w:tc>
+          <w:tcPr>
+            <w:tcW w:type="dxa" w:w="3216"/>
+            <w:shd w:val="clear" w:color="auto" w:fill="F0F5FF"/>
+          </w:tcPr>
+          <w:p>
+            <w:r/>
+            <w:r>
+              <w:rPr>
+                <w:color w:val="1A4FBF"/>
+                <w:sz w:val="22"/>
+              </w:rPr>
+              <w:t>§Play 4 closing example</w:t>
+            </w:r>
+          </w:p>
+        </w:tc>
+        <w:tc>
+          <w:tcPr>
+            <w:tcW w:type="dxa" w:w="3216"/>
+            <w:shd w:val="clear" w:color="auto" w:fill="F0F5FF"/>
+          </w:tcPr>
+          <w:p>
+            <w:r/>
+            <w:r>
+              <w:rPr>
+                <w:b/>
+                <w:color w:val="1A4FBF"/>
+                <w:sz w:val="22"/>
+              </w:rPr>
+              <w:t>BLOCKED.</w:t>
+            </w:r>
+          </w:p>
+        </w:tc>
+      </w:tr>
+      <w:tr>
+        <w:tc>
+          <w:tcPr>
+            <w:tcW w:type="dxa" w:w="3216"/>
+            <w:shd w:val="clear" w:color="auto" w:fill="F0F5FF"/>
+          </w:tcPr>
+          <w:p>
+            <w:r/>
+            <w:r>
+              <w:rPr>
+                <w:color w:val="1A4FBF"/>
+                <w:sz w:val="22"/>
+              </w:rPr>
+              <w:t xml:space="preserve">Kassidy &amp; Erin Warren testimonial: </w:t>
+            </w:r>
+            <w:r>
+              <w:rPr>
+                <w:i/>
+                <w:color w:val="1A4FBF"/>
+                <w:sz w:val="22"/>
+              </w:rPr>
+              <w:t>"Since starting with RevFactor, I've had this peace of mind…"</w:t>
+            </w:r>
+          </w:p>
+        </w:tc>
+        <w:tc>
+          <w:tcPr>
+            <w:tcW w:type="dxa" w:w="3216"/>
+            <w:shd w:val="clear" w:color="auto" w:fill="F0F5FF"/>
+          </w:tcPr>
+          <w:p>
+            <w:r/>
+            <w:r>
+              <w:rPr>
+                <w:color w:val="1A4FBF"/>
+                <w:sz w:val="22"/>
+              </w:rPr>
+              <w:t>§How RevFactor approaches RM (closing testimonial)</w:t>
+            </w:r>
+          </w:p>
+        </w:tc>
+        <w:tc>
+          <w:tcPr>
+            <w:tcW w:type="dxa" w:w="3216"/>
+            <w:shd w:val="clear" w:color="auto" w:fill="F0F5FF"/>
+          </w:tcPr>
+          <w:p>
+            <w:r/>
+            <w:r>
+              <w:rPr>
+                <w:b/>
+                <w:color w:val="1A4FBF"/>
+                <w:sz w:val="22"/>
+              </w:rPr>
+              <w:t>Reuse OK in Blog 2's case-study CTA inline mention</w:t>
+            </w:r>
+            <w:r>
+              <w:rPr>
+                <w:color w:val="1A4FBF"/>
+                <w:sz w:val="22"/>
+              </w:rPr>
+              <w:t>, but pull a different excerpt from the same case-study source if possible (e.g., a specific property data point — see Case Study Integration below). The testimonial wording itself shouldn't appear twice on revfactor.io.</w:t>
+            </w:r>
+          </w:p>
+        </w:tc>
+      </w:tr>
+      <w:tr>
+        <w:tc>
+          <w:tcPr>
+            <w:tcW w:type="dxa" w:w="3216"/>
+            <w:shd w:val="clear" w:color="auto" w:fill="F0F5FF"/>
+          </w:tcPr>
+          <w:p>
+            <w:r/>
+            <w:r>
+              <w:rPr>
+                <w:i/>
+                <w:color w:val="1A4FBF"/>
+                <w:sz w:val="22"/>
+              </w:rPr>
+              <w:t>"Revenue management isn't just pricing. Pricing is only one part…"</w:t>
+            </w:r>
+            <w:r>
+              <w:rPr>
+                <w:color w:val="1A4FBF"/>
+                <w:sz w:val="22"/>
+              </w:rPr>
+              <w:t xml:space="preserve"> (No Vacancy podcast)</w:t>
+            </w:r>
+          </w:p>
+        </w:tc>
+        <w:tc>
+          <w:tcPr>
+            <w:tcW w:type="dxa" w:w="3216"/>
+            <w:shd w:val="clear" w:color="auto" w:fill="F0F5FF"/>
+          </w:tcPr>
+          <w:p>
+            <w:r/>
+            <w:r>
+              <w:rPr>
+                <w:color w:val="1A4FBF"/>
+                <w:sz w:val="22"/>
+              </w:rPr>
+              <w:t>§intro pull-quote</w:t>
+            </w:r>
+          </w:p>
+        </w:tc>
+        <w:tc>
+          <w:tcPr>
+            <w:tcW w:type="dxa" w:w="3216"/>
+            <w:shd w:val="clear" w:color="auto" w:fill="F0F5FF"/>
+          </w:tcPr>
+          <w:p>
+            <w:r/>
+            <w:r>
+              <w:rPr>
+                <w:b/>
+                <w:color w:val="1A4FBF"/>
+                <w:sz w:val="22"/>
+              </w:rPr>
+              <w:t>BLOCKED.</w:t>
+            </w:r>
+            <w:r>
+              <w:rPr>
+                <w:color w:val="1A4FBF"/>
+                <w:sz w:val="22"/>
+              </w:rPr>
+              <w:t xml:space="preserve"> Pillar's signature definitional quote.</w:t>
+            </w:r>
+          </w:p>
+        </w:tc>
+      </w:tr>
+      <w:tr>
+        <w:tc>
+          <w:tcPr>
+            <w:tcW w:type="dxa" w:w="3216"/>
+            <w:shd w:val="clear" w:color="auto" w:fill="F0F5FF"/>
+          </w:tcPr>
+          <w:p>
+            <w:r/>
+            <w:r>
+              <w:rPr>
+                <w:i/>
+                <w:color w:val="1A4FBF"/>
+                <w:sz w:val="22"/>
+              </w:rPr>
+              <w:t>"The market sets the prices because this is 100% consumer perception."</w:t>
+            </w:r>
+          </w:p>
+        </w:tc>
+        <w:tc>
+          <w:tcPr>
+            <w:tcW w:type="dxa" w:w="3216"/>
+            <w:shd w:val="clear" w:color="auto" w:fill="F0F5FF"/>
+          </w:tcPr>
+          <w:p>
+            <w:r/>
+            <w:r>
+              <w:rPr>
+                <w:color w:val="1A4FBF"/>
+                <w:sz w:val="22"/>
+              </w:rPr>
+              <w:t>§Positioning (Strategic philosophy)</w:t>
+            </w:r>
+          </w:p>
+        </w:tc>
+        <w:tc>
+          <w:tcPr>
+            <w:tcW w:type="dxa" w:w="3216"/>
+            <w:shd w:val="clear" w:color="auto" w:fill="F0F5FF"/>
+          </w:tcPr>
+          <w:p>
+            <w:r/>
+            <w:r>
+              <w:rPr>
+                <w:b/>
+                <w:color w:val="1A4FBF"/>
+                <w:sz w:val="22"/>
+              </w:rPr>
+              <w:t>BLOCKED.</w:t>
+            </w:r>
+          </w:p>
+        </w:tc>
+      </w:tr>
+      <w:tr>
+        <w:tc>
+          <w:tcPr>
+            <w:tcW w:type="dxa" w:w="3216"/>
+            <w:shd w:val="clear" w:color="auto" w:fill="F0F5FF"/>
+          </w:tcPr>
+          <w:p>
+            <w:r/>
+            <w:r>
+              <w:rPr>
+                <w:i/>
+                <w:color w:val="1A4FBF"/>
+                <w:sz w:val="22"/>
+              </w:rPr>
+              <w:t>"If you're looking only at your property, you're on an island."</w:t>
+            </w:r>
+          </w:p>
+        </w:tc>
+        <w:tc>
+          <w:tcPr>
+            <w:tcW w:type="dxa" w:w="3216"/>
+            <w:shd w:val="clear" w:color="auto" w:fill="F0F5FF"/>
+          </w:tcPr>
+          <w:p>
+            <w:r/>
+            <w:r>
+              <w:rPr>
+                <w:color w:val="1A4FBF"/>
+                <w:sz w:val="22"/>
+              </w:rPr>
+              <w:t>§Positioning (Strategic philosophy)</w:t>
+            </w:r>
+          </w:p>
+        </w:tc>
+        <w:tc>
+          <w:tcPr>
+            <w:tcW w:type="dxa" w:w="3216"/>
+            <w:shd w:val="clear" w:color="auto" w:fill="F0F5FF"/>
+          </w:tcPr>
+          <w:p>
+            <w:r/>
+            <w:r>
+              <w:rPr>
+                <w:b/>
+                <w:color w:val="1A4FBF"/>
+                <w:sz w:val="22"/>
+              </w:rPr>
+              <w:t>BLOCKED.</w:t>
+            </w:r>
+          </w:p>
+        </w:tc>
+      </w:tr>
+      <w:tr>
+        <w:tc>
+          <w:tcPr>
+            <w:tcW w:type="dxa" w:w="3216"/>
+            <w:shd w:val="clear" w:color="auto" w:fill="F0F5FF"/>
+          </w:tcPr>
+          <w:p>
+            <w:r/>
+            <w:r>
+              <w:rPr>
+                <w:i/>
+                <w:color w:val="1A4FBF"/>
+                <w:sz w:val="22"/>
+              </w:rPr>
+              <w:t>"Fewer restrictions can mean more visibility. More visibility means better bookings."</w:t>
+            </w:r>
+          </w:p>
+        </w:tc>
+        <w:tc>
+          <w:tcPr>
+            <w:tcW w:type="dxa" w:w="3216"/>
+            <w:shd w:val="clear" w:color="auto" w:fill="F0F5FF"/>
+          </w:tcPr>
+          <w:p>
+            <w:r/>
+            <w:r>
+              <w:rPr>
+                <w:color w:val="1A4FBF"/>
+                <w:sz w:val="22"/>
+              </w:rPr>
+              <w:t>§Play 3 bleed quote</w:t>
+            </w:r>
+          </w:p>
+        </w:tc>
+        <w:tc>
+          <w:tcPr>
+            <w:tcW w:type="dxa" w:w="3216"/>
+            <w:shd w:val="clear" w:color="auto" w:fill="F0F5FF"/>
+          </w:tcPr>
+          <w:p>
+            <w:r/>
+            <w:r>
+              <w:rPr>
+                <w:b/>
+                <w:color w:val="1A4FBF"/>
+                <w:sz w:val="22"/>
+              </w:rPr>
+              <w:t>BLOCKED.</w:t>
+            </w:r>
+          </w:p>
+        </w:tc>
+      </w:tr>
+      <w:tr>
+        <w:tc>
+          <w:tcPr>
+            <w:tcW w:type="dxa" w:w="3216"/>
+            <w:shd w:val="clear" w:color="auto" w:fill="F0F5FF"/>
+          </w:tcPr>
+          <w:p>
+            <w:r/>
+            <w:r>
+              <w:rPr>
+                <w:i/>
+                <w:color w:val="1A4FBF"/>
+                <w:sz w:val="22"/>
+              </w:rPr>
+              <w:t>"We're handling the two most expensive assets people have: their property and their time."</w:t>
+            </w:r>
+          </w:p>
+        </w:tc>
+        <w:tc>
+          <w:tcPr>
+            <w:tcW w:type="dxa" w:w="3216"/>
+            <w:shd w:val="clear" w:color="auto" w:fill="F0F5FF"/>
+          </w:tcPr>
+          <w:p>
+            <w:r/>
+            <w:r>
+              <w:rPr>
+                <w:color w:val="1A4FBF"/>
+                <w:sz w:val="22"/>
+              </w:rPr>
+              <w:t>§Play 6 bleed quote + How RevFactor approaches RM (×2)</w:t>
+            </w:r>
+          </w:p>
+        </w:tc>
+        <w:tc>
+          <w:tcPr>
+            <w:tcW w:type="dxa" w:w="3216"/>
+            <w:shd w:val="clear" w:color="auto" w:fill="F0F5FF"/>
+          </w:tcPr>
+          <w:p>
+            <w:r/>
+            <w:r>
+              <w:rPr>
+                <w:b/>
+                <w:color w:val="1A4FBF"/>
+                <w:sz w:val="22"/>
+              </w:rPr>
+              <w:t>BLOCKED.</w:t>
+            </w:r>
+            <w:r>
+              <w:rPr>
+                <w:color w:val="1A4FBF"/>
+                <w:sz w:val="22"/>
+              </w:rPr>
+              <w:t xml:space="preserve"> Pillar uses it twice; saturation point.</w:t>
+            </w:r>
+          </w:p>
+        </w:tc>
+      </w:tr>
+      <w:tr>
+        <w:tc>
+          <w:tcPr>
+            <w:tcW w:type="dxa" w:w="3216"/>
+            <w:shd w:val="clear" w:color="auto" w:fill="F0F5FF"/>
+          </w:tcPr>
+          <w:p>
+            <w:r/>
+            <w:r>
+              <w:rPr>
+                <w:i/>
+                <w:color w:val="1A4FBF"/>
+                <w:sz w:val="22"/>
+              </w:rPr>
+              <w:t>"Do you want to learn how to price your short-term rental like a professional revenue manager? You need to understand momentum…"</w:t>
+            </w:r>
+            <w:r>
+              <w:rPr>
+                <w:color w:val="1A4FBF"/>
+                <w:sz w:val="22"/>
+              </w:rPr>
+              <w:t xml:space="preserve"> (long quote)</w:t>
+            </w:r>
+          </w:p>
+        </w:tc>
+        <w:tc>
+          <w:tcPr>
+            <w:tcW w:type="dxa" w:w="3216"/>
+            <w:shd w:val="clear" w:color="auto" w:fill="F0F5FF"/>
+          </w:tcPr>
+          <w:p>
+            <w:r/>
+            <w:r>
+              <w:rPr>
+                <w:color w:val="1A4FBF"/>
+                <w:sz w:val="22"/>
+              </w:rPr>
+              <w:t>§How to know if RM is working</w:t>
+            </w:r>
+          </w:p>
+        </w:tc>
+        <w:tc>
+          <w:tcPr>
+            <w:tcW w:type="dxa" w:w="3216"/>
+            <w:shd w:val="clear" w:color="auto" w:fill="F0F5FF"/>
+          </w:tcPr>
+          <w:p>
+            <w:r/>
+            <w:r>
+              <w:rPr>
+                <w:b/>
+                <w:color w:val="1A4FBF"/>
+                <w:sz w:val="22"/>
+              </w:rPr>
+              <w:t>BLOCKED.</w:t>
+            </w:r>
+          </w:p>
+        </w:tc>
+      </w:tr>
+      <w:tr>
+        <w:tc>
+          <w:tcPr>
+            <w:tcW w:type="dxa" w:w="3216"/>
+            <w:shd w:val="clear" w:color="auto" w:fill="F0F5FF"/>
+          </w:tcPr>
+          <w:p>
+            <w:r/>
+            <w:r>
+              <w:rPr>
+                <w:color w:val="1A4FBF"/>
+                <w:sz w:val="22"/>
+              </w:rPr>
+              <w:t>"+18% RevPAR lift vs comp set" (signature stat)</w:t>
+            </w:r>
+          </w:p>
+        </w:tc>
+        <w:tc>
+          <w:tcPr>
+            <w:tcW w:type="dxa" w:w="3216"/>
+            <w:shd w:val="clear" w:color="auto" w:fill="F0F5FF"/>
+          </w:tcPr>
+          <w:p>
+            <w:r/>
+            <w:r>
+              <w:rPr>
+                <w:color w:val="1A4FBF"/>
+                <w:sz w:val="22"/>
+              </w:rPr>
+              <w:t>Used 5+ times across pillar (key stats, cedar band, tobacco band, author bio, FAQ schema)</w:t>
+            </w:r>
+          </w:p>
+        </w:tc>
+        <w:tc>
+          <w:tcPr>
+            <w:tcW w:type="dxa" w:w="3216"/>
+            <w:shd w:val="clear" w:color="auto" w:fill="F0F5FF"/>
+          </w:tcPr>
+          <w:p>
+            <w:r/>
+            <w:r>
+              <w:rPr>
+                <w:b/>
+                <w:color w:val="1A4FBF"/>
+                <w:sz w:val="22"/>
+              </w:rPr>
+              <w:t>Use sparingly in Blog 2 — once max</w:t>
+            </w:r>
+            <w:r>
+              <w:rPr>
+                <w:color w:val="1A4FBF"/>
+                <w:sz w:val="22"/>
+              </w:rPr>
+              <w:t>, and not as the headline stat. Blog 2's headline number should be different (the "20%+ left on the table" framing from the meta description, or a property-specific number from the sheet).</w:t>
+            </w:r>
+          </w:p>
+        </w:tc>
+      </w:tr>
+      <w:tr>
+        <w:tc>
+          <w:tcPr>
+            <w:tcW w:type="dxa" w:w="3216"/>
+            <w:shd w:val="clear" w:color="auto" w:fill="F0F5FF"/>
+          </w:tcPr>
+          <w:p>
+            <w:r/>
+            <w:r>
+              <w:rPr>
+                <w:color w:val="1A4FBF"/>
+                <w:sz w:val="22"/>
+              </w:rPr>
+              <w:t>"165+ properties / 24 states / 56 markets"</w:t>
+            </w:r>
+          </w:p>
+        </w:tc>
+        <w:tc>
+          <w:tcPr>
+            <w:tcW w:type="dxa" w:w="3216"/>
+            <w:shd w:val="clear" w:color="auto" w:fill="F0F5FF"/>
+          </w:tcPr>
+          <w:p>
+            <w:r/>
+            <w:r>
+              <w:rPr>
+                <w:color w:val="1A4FBF"/>
+                <w:sz w:val="22"/>
+              </w:rPr>
+              <w:t>Used 4+ times (intro, key stats, How RevFactor approaches, author bio)</w:t>
+            </w:r>
+          </w:p>
+        </w:tc>
+        <w:tc>
+          <w:tcPr>
+            <w:tcW w:type="dxa" w:w="3216"/>
+            <w:shd w:val="clear" w:color="auto" w:fill="F0F5FF"/>
+          </w:tcPr>
+          <w:p>
+            <w:r/>
+            <w:r>
+              <w:rPr>
+                <w:b/>
+                <w:color w:val="1A4FBF"/>
+                <w:sz w:val="22"/>
+              </w:rPr>
+              <w:t>Mention once</w:t>
+            </w:r>
+            <w:r>
+              <w:rPr>
+                <w:color w:val="1A4FBF"/>
+                <w:sz w:val="22"/>
+              </w:rPr>
+              <w:t xml:space="preserve"> in Blog 2 — author bio only. Don't open with it; the pillar owns this credential framing.</w:t>
+            </w:r>
+          </w:p>
+        </w:tc>
+      </w:tr>
+    </w:tbl>
     <w:p/>
-    <w:p>
-      <w:r>
-        <w:rPr>
-          <w:b/>
-          <w:color w:val="222222"/>
-          <w:sz w:val="24"/>
-        </w:rPr>
-        <w:t>Section 5.4: 5 Things Algorithms Miss (450 words)</w:t>
-      </w:r>
-    </w:p>
     <w:p>
       <w:pPr>
         <w:shd w:val="clear" w:color="auto" w:fill="F0F5FF"/>
@@ -3781,10 +4400,10 @@
       <w:r>
         <w:rPr>
           <w:b/>
-          <w:color w:val="0A2E80"/>
-          <w:sz w:val="18"/>
-        </w:rPr>
-        <w:t>FEEDBACK — §5.4 (EVIDENCE LAYER)</w:t>
+          <w:color w:val="1A4FBF"/>
+          <w:sz w:val="22"/>
+        </w:rPr>
+        <w:t>Quotes that are SAFE for Blog 2 (not in Blog 1):</w:t>
       </w:r>
     </w:p>
     <w:p>
@@ -3793,33 +4412,10 @@
       </w:pPr>
       <w:r>
         <w:rPr>
-          <w:b/>
           <w:color w:val="1A4FBF"/>
           <w:sz w:val="22"/>
         </w:rPr>
-        <w:t>Lead with FIFA is a calculated bet on time-sensitive citation surface.</w:t>
-      </w:r>
-      <w:r>
-        <w:rPr>
-          <w:color w:val="1A4FBF"/>
-          <w:sz w:val="22"/>
-        </w:rPr>
-        <w:t xml:space="preserve"> Through July 2026 it's the right move — the prompt "how do I price my Airbnb for FIFA World Cup 2026" has zero current good answers and citation density on event-specific guidance is highest while the event is approaching. After July 19, 2026 the section becomes ballast. </w:t>
-      </w:r>
-      <w:r>
-        <w:rPr>
-          <w:b/>
-          <w:color w:val="1A4FBF"/>
-          <w:sz w:val="22"/>
-        </w:rPr>
-        <w:t>Add a calendar reminder to flip Miss #1 to a generic "major-event nuance" treatment with the FIFA case as a worked-example callout</w:t>
-      </w:r>
-      <w:r>
-        <w:rPr>
-          <w:color w:val="1A4FBF"/>
-          <w:sz w:val="22"/>
-        </w:rPr>
-        <w:t>, around mid-July 2026, so the article doesn't age poorly.</w:t>
+        <w:t>The "American Airlines invented modern revenue management" pedigree quote (Federico's Life of Flow podcast) — Blog 1 has the airline analogy in narrative form but not as a verbatim quote.</w:t>
       </w:r>
     </w:p>
     <w:p>
@@ -3828,25 +4424,10 @@
       </w:pPr>
       <w:r>
         <w:rPr>
-          <w:b/>
           <w:color w:val="1A4FBF"/>
           <w:sz w:val="22"/>
         </w:rPr>
-        <w:t>Source verification on FIFA numbers:</w:t>
-      </w:r>
-      <w:r>
-        <w:rPr>
-          <w:color w:val="1A4FBF"/>
-          <w:sz w:val="22"/>
-        </w:rPr>
-        <w:br/>
-      </w:r>
-      <w:r>
-        <w:rPr>
-          <w:color w:val="1A4FBF"/>
-          <w:sz w:val="22"/>
-        </w:rPr>
-        <w:br/>
+        <w:t>The "algorithm sets the price; revenue management sets the strategy that makes the price work" — Federico's actual cruise-control framing line. Open §5.3 with it.</w:t>
       </w:r>
     </w:p>
     <w:p>
@@ -3858,22 +4439,7 @@
           <w:color w:val="1A4FBF"/>
           <w:sz w:val="22"/>
         </w:rPr>
-        <w:t xml:space="preserve">"6.5M visitors" — multiple sources (Lighthouse, FIFA, Inman) cite a 6M–7M range. Cite as </w:t>
-      </w:r>
-      <w:r>
-        <w:rPr>
-          <w:i/>
-          <w:color w:val="1A4FBF"/>
-          <w:sz w:val="22"/>
-        </w:rPr>
-        <w:t>"\~6.5M projected visitors (Lighthouse / FIFA, 2025)"</w:t>
-      </w:r>
-      <w:r>
-        <w:rPr>
-          <w:color w:val="1A4FBF"/>
-          <w:sz w:val="22"/>
-        </w:rPr>
-        <w:t xml:space="preserve"> — specific source date.</w:t>
+        <w:t>"Software runs the math. People run the business." — paraphrase of Fede's "people business" belief. Pillar gestures at it but doesn't use this phrasing.</w:t>
       </w:r>
     </w:p>
     <w:p>
@@ -3885,220 +4451,22 @@
           <w:color w:val="1A4FBF"/>
           <w:sz w:val="22"/>
         </w:rPr>
-        <w:t>"+29% net reservations / +25% ADR / 197 days out" — Key Data / RSU by PriceLabs Dec 2025 release. ✓ verified.</w:t>
-      </w:r>
-    </w:p>
-    <w:p>
-      <w:pPr>
-        <w:pStyle w:val="ListBullet"/>
-      </w:pPr>
-      <w:r>
-        <w:rPr>
+        <w:t xml:space="preserve">Any quote pulled from FireFlies brain that hasn't been published yet. Easy way to source: scan Federico's TikTok transcripts (auto-pulled to </w:t>
+      </w:r>
+      <w:r>
+        <w:rPr>
+          <w:rFonts w:ascii="Menlo" w:hAnsi="Menlo"/>
           <w:color w:val="1A4FBF"/>
-          <w:sz w:val="22"/>
-        </w:rPr>
-        <w:t>11 US host cities — ✓ correct (Atlanta, Boston, Dallas, Houston, KC, LA, Miami, NY/NJ, Philadelphia, SF Bay, Seattle).</w:t>
-      </w:r>
-    </w:p>
-    <w:p>
-      <w:pPr>
-        <w:pStyle w:val="ListBullet"/>
-      </w:pPr>
-      <w:r>
-        <w:rPr>
-          <w:b/>
+          <w:sz w:val="20"/>
+        </w:rPr>
+        <w:t>tiktok_videos/transcripts/</w:t>
+      </w:r>
+      <w:r>
+        <w:rPr>
           <w:color w:val="1A4FBF"/>
           <w:sz w:val="22"/>
         </w:rPr>
-        <w:t>Miss #2 (Orphan Nights) — strong, but tighten the example.</w:t>
-      </w:r>
-      <w:r>
-        <w:rPr>
-          <w:color w:val="1A4FBF"/>
-          <w:sz w:val="22"/>
-        </w:rPr>
-        <w:t xml:space="preserve"> "A Sunday-arrival orphan is nearly invisible to guests" is the right kind of specific insight. Bump from prose to a 2-row mini-table:</w:t>
-        <w:br/>
-      </w:r>
-      <w:r>
-        <w:rPr>
-          <w:color w:val="1A4FBF"/>
-          <w:sz w:val="22"/>
-        </w:rPr>
-        <w:br/>
-      </w:r>
-      <w:r>
-        <w:rPr>
-          <w:color w:val="1A4FBF"/>
-          <w:sz w:val="22"/>
-        </w:rPr>
-        <w:t>Orphan type</w:t>
-      </w:r>
-      <w:r>
-        <w:rPr>
-          <w:color w:val="1A4FBF"/>
-          <w:sz w:val="22"/>
-        </w:rPr>
-        <w:t>What software does</w:t>
-      </w:r>
-      <w:r>
-        <w:rPr>
-          <w:color w:val="1A4FBF"/>
-          <w:sz w:val="22"/>
-        </w:rPr>
-        <w:t>What a strategist does</w:t>
-      </w:r>
-      <w:r>
-        <w:rPr>
-          <w:color w:val="1A4FBF"/>
-          <w:sz w:val="22"/>
-        </w:rPr>
-        <w:br/>
-      </w:r>
-      <w:r>
-        <w:rPr>
-          <w:color w:val="1A4FBF"/>
-          <w:sz w:val="22"/>
-        </w:rPr>
-        <w:t>Sunday-arrival 1-nighter</w:t>
-      </w:r>
-      <w:r>
-        <w:rPr>
-          <w:color w:val="1A4FBF"/>
-          <w:sz w:val="22"/>
-        </w:rPr>
-        <w:t>Apply default gap-fill discount</w:t>
-      </w:r>
-      <w:r>
-        <w:rPr>
-          <w:color w:val="1A4FBF"/>
-          <w:sz w:val="22"/>
-        </w:rPr>
-        <w:t>Deeper discount + 1-night minimum + reduce min-stay search filter</w:t>
-      </w:r>
-      <w:r>
-        <w:rPr>
-          <w:color w:val="1A4FBF"/>
-          <w:sz w:val="22"/>
-        </w:rPr>
-        <w:br/>
-      </w:r>
-      <w:r>
-        <w:rPr>
-          <w:color w:val="1A4FBF"/>
-          <w:sz w:val="22"/>
-        </w:rPr>
-        <w:t>Tuesday 1-nighter</w:t>
-      </w:r>
-      <w:r>
-        <w:rPr>
-          <w:color w:val="1A4FBF"/>
-          <w:sz w:val="22"/>
-        </w:rPr>
-        <w:t>Apply default gap-fill discount</w:t>
-      </w:r>
-      <w:r>
-        <w:rPr>
-          <w:color w:val="1A4FBF"/>
-          <w:sz w:val="22"/>
-        </w:rPr>
-        <w:t>Almost nothing — invisible inventory, unprofitable to chase</w:t>
-      </w:r>
-      <w:r>
-        <w:rPr>
-          <w:color w:val="1A4FBF"/>
-          <w:sz w:val="22"/>
-        </w:rPr>
-        <w:br/>
-      </w:r>
-      <w:r>
-        <w:rPr>
-          <w:color w:val="1A4FBF"/>
-          <w:sz w:val="22"/>
-        </w:rPr>
-        <w:br/>
-        <w:t>Tables cite better than prose for this kind of pattern.</w:t>
-      </w:r>
-    </w:p>
-    <w:p>
-      <w:pPr>
-        <w:pStyle w:val="ListBullet"/>
-      </w:pPr>
-      <w:r>
-        <w:rPr>
-          <w:b/>
-          <w:color w:val="1A4FBF"/>
-          <w:sz w:val="22"/>
-        </w:rPr>
-        <w:t>Miss #5 (Ramp-Up / Ramp-Down) — the strongest section.</w:t>
-      </w:r>
-      <w:r>
-        <w:rPr>
-          <w:color w:val="1A4FBF"/>
-          <w:sz w:val="22"/>
-        </w:rPr>
-        <w:t xml:space="preserve"> "7–12% lift on event weeks for clients without touching peak-night rates" is exactly the kind of attributed, specific, mechanism-revealing claim that gets cited. Verify with Federico that the 7–12% number is a documentable range from his client data — if so, keep verbatim; if it's a directional estimate, soften to "single-digit to low-double-digit" so we don't have to defend a specific number.</w:t>
-      </w:r>
-    </w:p>
-    <w:p>
-      <w:pPr>
-        <w:pStyle w:val="ListBullet"/>
-      </w:pPr>
-      <w:r>
-        <w:rPr>
-          <w:b/>
-          <w:color w:val="1A4FBF"/>
-          <w:sz w:val="22"/>
-        </w:rPr>
-        <w:t>Add Miss #6 OR fold one in — comp-set integration with PMS.</w:t>
-      </w:r>
-      <w:r>
-        <w:rPr>
-          <w:color w:val="1A4FBF"/>
-          <w:sz w:val="22"/>
-        </w:rPr>
-        <w:t xml:space="preserve"> Brief currently has 5 misses. Peec prompt #46 (</w:t>
-      </w:r>
-      <w:r>
-        <w:rPr>
-          <w:i/>
-          <w:color w:val="1A4FBF"/>
-          <w:sz w:val="22"/>
-        </w:rPr>
-        <w:t>"who can help me manage pricing across different booking platforms"</w:t>
-      </w:r>
-      <w:r>
-        <w:rPr>
-          <w:color w:val="1A4FBF"/>
-          <w:sz w:val="22"/>
-        </w:rPr>
-        <w:t xml:space="preserve">, medium volume, 0% RevFactor visibility) is a real prompt this article should answer. Either add Miss #6 — </w:t>
-      </w:r>
-      <w:r>
-        <w:rPr>
-          <w:i/>
-          <w:color w:val="1A4FBF"/>
-          <w:sz w:val="22"/>
-        </w:rPr>
-        <w:t>"PMS-pricing-tool sync gaps"</w:t>
-      </w:r>
-      <w:r>
-        <w:rPr>
-          <w:color w:val="1A4FBF"/>
-          <w:sz w:val="22"/>
-        </w:rPr>
-        <w:t xml:space="preserve"> — or fold it into Miss #4 (Comp-Set Errors). Pillar already addresses this; making sure it lands here too keeps the citation surface continuous across the cluster.</w:t>
-      </w:r>
-    </w:p>
-    <w:p/>
-    <w:p>
-      <w:r>
-        <w:rPr>
-          <w:b/>
-          <w:color w:val="222222"/>
-          <w:sz w:val="24"/>
-        </w:rPr>
-        <w:t>Section 5.5: When Software Is Enough vs. When You Need a Strategist (250 words)</w:t>
+        <w:t>) — recent quotes there are pre-virgin for Blog 2.</w:t>
       </w:r>
     </w:p>
     <w:p>
@@ -4111,85 +4479,17 @@
       <w:r>
         <w:rPr>
           <w:b/>
-          <w:color w:val="0A2E80"/>
-          <w:sz w:val="18"/>
-        </w:rPr>
-        <w:t>FEEDBACK — §5.5 (DECISION FRAMEWORK)</w:t>
-      </w:r>
-    </w:p>
-    <w:p>
-      <w:pPr>
-        <w:pStyle w:val="ListBullet"/>
-      </w:pPr>
-      <w:r>
-        <w:rPr>
-          <w:b/>
           <w:color w:val="1A4FBF"/>
           <w:sz w:val="22"/>
         </w:rPr>
-        <w:t>This is the conversion engine.</w:t>
+        <w:t>Process recommendation going forward:</w:t>
       </w:r>
       <w:r>
         <w:rPr>
           <w:color w:val="1A4FBF"/>
           <w:sz w:val="22"/>
         </w:rPr>
-        <w:t xml:space="preserve"> Two opposing checklists is a cleaner structural pattern than a single decision tree — easier for the reader to self-qualify, and each list extracts as a separate HowTo block.</w:t>
-      </w:r>
-    </w:p>
-    <w:p>
-      <w:pPr>
-        <w:pStyle w:val="ListBullet"/>
-      </w:pPr>
-      <w:r>
-        <w:rPr>
-          <w:b/>
-          <w:color w:val="1A4FBF"/>
-          <w:sz w:val="22"/>
-        </w:rPr>
-        <w:t>Wrap each checklist as HowTo JSON-LD.</w:t>
-      </w:r>
-      <w:r>
-        <w:rPr>
-          <w:color w:val="1A4FBF"/>
-          <w:sz w:val="22"/>
-        </w:rPr>
-        <w:t xml:space="preserve"> Stay-on-Software = HowTo "How to know if PriceLabs is enough for your portfolio." Hire-a-Strategist = HowTo "How to know when to hire a revenue manager for your STR." Two HowTo entities = two AI Overview citation surfaces.</w:t>
-      </w:r>
-    </w:p>
-    <w:p>
-      <w:pPr>
-        <w:pStyle w:val="ListBullet"/>
-      </w:pPr>
-      <w:r>
-        <w:rPr>
-          <w:b/>
-          <w:color w:val="1A4FBF"/>
-          <w:sz w:val="22"/>
-        </w:rPr>
-        <w:t>Honest Caveat pull-quote — verify before publishing.</w:t>
-      </w:r>
-      <w:r>
-        <w:rPr>
-          <w:color w:val="1A4FBF"/>
-          <w:sz w:val="22"/>
-        </w:rPr>
-        <w:t xml:space="preserve"> The "30 portfolio audits" / "~80% are actually in column 2" line is flagged in the brief as a "written construct approved for use." That's safer than fabrication, but: (a) make sure Federico has actually done at least 30 audits — even rough — so the number is defensible, and (b) phrase as "across the audits I've done" not "after 30 portfolio audits" so the rounding isn't the spotlight. </w:t>
-      </w:r>
-      <w:r>
-        <w:rPr>
-          <w:b/>
-          <w:color w:val="1A4FBF"/>
-          <w:sz w:val="22"/>
-        </w:rPr>
-        <w:t>Recommendation:</w:t>
-      </w:r>
-      <w:r>
-        <w:rPr>
-          <w:color w:val="1A4FBF"/>
-          <w:sz w:val="22"/>
-        </w:rPr>
-        <w:t xml:space="preserve"> rewrite as </w:t>
+        <w:t xml:space="preserve"> Before drafting any future RevFactor blog, I should pull the full quote inventory from every published Fede post + look at the open outline/brief, then produce a "what's safe / what's burned" table like this one as the first artifact. </w:t>
       </w:r>
       <w:r>
         <w:rPr>
@@ -4197,49 +4497,14 @@
           <w:color w:val="1A4FBF"/>
           <w:sz w:val="22"/>
         </w:rPr>
-        <w:t>"Most hosts read this and put themselves in column 1. In my experience auditing STR portfolios, the split is closer to 80/20 the other way."</w:t>
+        <w:t>Aaron asked for this explicitly: "always look at an outline or blog post for the full picture and strategy."</w:t>
       </w:r>
       <w:r>
         <w:rPr>
           <w:color w:val="1A4FBF"/>
           <w:sz w:val="22"/>
         </w:rPr>
-        <w:t xml:space="preserve"> Same insight, defensible, slightly less Federico-quotable but materially safer.</w:t>
-      </w:r>
-    </w:p>
-    <w:p>
-      <w:pPr>
-        <w:pStyle w:val="ListBullet"/>
-      </w:pPr>
-      <w:r>
-        <w:rPr>
-          <w:b/>
-          <w:color w:val="1A4FBF"/>
-          <w:sz w:val="22"/>
-        </w:rPr>
-        <w:t>Add one row to the Hire-a-Strategist checklist:</w:t>
-      </w:r>
-      <w:r>
-        <w:rPr>
-          <w:color w:val="1A4FBF"/>
-          <w:sz w:val="22"/>
-        </w:rPr>
-        <w:t xml:space="preserve"> </w:t>
-      </w:r>
-      <w:r>
-        <w:rPr>
-          <w:i/>
-          <w:color w:val="1A4FBF"/>
-          <w:sz w:val="22"/>
-        </w:rPr>
-        <w:t xml:space="preserve">"☐ You're losing on event weeks even though your tool is configured" </w:t>
-      </w:r>
-      <w:r>
-        <w:rPr>
-          <w:color w:val="1A4FBF"/>
-          <w:sz w:val="22"/>
-        </w:rPr>
-        <w:t xml:space="preserve"> — directly maps to Miss #1 + Miss #5 above and to the FIFA prompt cluster. Five items currently; six is fine.</w:t>
+        <w:t xml:space="preserve"> Saving as a process rule.</w:t>
       </w:r>
     </w:p>
     <w:p/>
@@ -4250,7 +4515,7 @@
           <w:color w:val="222222"/>
           <w:sz w:val="24"/>
         </w:rPr>
-        <w:t>Section 5.6: The Economic Case for a Strategist (200 words)</w:t>
+        <w:t>Section 5.2: What Dynamic Pricing and Revenue Management Actually Are (250 words)</w:t>
       </w:r>
     </w:p>
     <w:p>
@@ -4266,6 +4531,985 @@
           <w:color w:val="0A2E80"/>
           <w:sz w:val="18"/>
         </w:rPr>
+        <w:t>FEEDBACK — §5.2 (HIGHEST-LEVERAGE BLOCK)</w:t>
+      </w:r>
+    </w:p>
+    <w:p>
+      <w:pPr>
+        <w:pStyle w:val="ListBullet"/>
+      </w:pPr>
+      <w:r>
+        <w:rPr>
+          <w:b/>
+          <w:color w:val="1A4FBF"/>
+          <w:sz w:val="22"/>
+        </w:rPr>
+        <w:t>This is the section that wins or loses the AEO game.</w:t>
+      </w:r>
+      <w:r>
+        <w:rPr>
+          <w:color w:val="1A4FBF"/>
+          <w:sz w:val="22"/>
+        </w:rPr>
+        <w:t xml:space="preserve"> Definition pairs in clean BLUF format are exactly what ChatGPT and Perplexity lift verbatim. Brief structure is correct.</w:t>
+      </w:r>
+    </w:p>
+    <w:p>
+      <w:pPr>
+        <w:pStyle w:val="ListBullet"/>
+      </w:pPr>
+      <w:r>
+        <w:rPr>
+          <w:b/>
+          <w:color w:val="1A4FBF"/>
+          <w:sz w:val="22"/>
+        </w:rPr>
+        <w:t>Bold the key noun lock-in.</w:t>
+      </w:r>
+      <w:r>
+        <w:rPr>
+          <w:color w:val="1A4FBF"/>
+          <w:sz w:val="22"/>
+        </w:rPr>
+        <w:t xml:space="preserve"> Brief calls for </w:t>
+      </w:r>
+      <w:r>
+        <w:rPr>
+          <w:i/>
+          <w:color w:val="1A4FBF"/>
+          <w:sz w:val="22"/>
+        </w:rPr>
+        <w:t>"</w:t>
+      </w:r>
+      <w:r>
+        <w:rPr>
+          <w:b/>
+          <w:i/>
+          <w:color w:val="1A4FBF"/>
+          <w:sz w:val="22"/>
+        </w:rPr>
+        <w:t>Dynamic pricing</w:t>
+      </w:r>
+      <w:r>
+        <w:rPr>
+          <w:i/>
+          <w:color w:val="1A4FBF"/>
+          <w:sz w:val="22"/>
+        </w:rPr>
+        <w:t xml:space="preserve"> is…"</w:t>
+      </w:r>
+      <w:r>
+        <w:rPr>
+          <w:color w:val="1A4FBF"/>
+          <w:sz w:val="22"/>
+        </w:rPr>
+        <w:t xml:space="preserve"> and </w:t>
+      </w:r>
+      <w:r>
+        <w:rPr>
+          <w:i/>
+          <w:color w:val="1A4FBF"/>
+          <w:sz w:val="22"/>
+        </w:rPr>
+        <w:t>"</w:t>
+      </w:r>
+      <w:r>
+        <w:rPr>
+          <w:b/>
+          <w:i/>
+          <w:color w:val="1A4FBF"/>
+          <w:sz w:val="22"/>
+        </w:rPr>
+        <w:t>Revenue management</w:t>
+      </w:r>
+      <w:r>
+        <w:rPr>
+          <w:i/>
+          <w:color w:val="1A4FBF"/>
+          <w:sz w:val="22"/>
+        </w:rPr>
+        <w:t xml:space="preserve"> is…"</w:t>
+      </w:r>
+      <w:r>
+        <w:rPr>
+          <w:color w:val="1A4FBF"/>
+          <w:sz w:val="22"/>
+        </w:rPr>
+        <w:t xml:space="preserve"> — make sure GetCito actually does this. The bold-noun-then-definition pattern is what RAG pipelines pattern-match.</w:t>
+      </w:r>
+    </w:p>
+    <w:p>
+      <w:pPr>
+        <w:pStyle w:val="ListBullet"/>
+      </w:pPr>
+      <w:r>
+        <w:rPr>
+          <w:b/>
+          <w:color w:val="1A4FBF"/>
+          <w:sz w:val="22"/>
+        </w:rPr>
+        <w:t>Comparison table critique.</w:t>
+      </w:r>
+      <w:r>
+        <w:rPr>
+          <w:color w:val="1A4FBF"/>
+          <w:sz w:val="22"/>
+        </w:rPr>
+        <w:t xml:space="preserve"> 9 rows is at the upper limit for clean LLM extraction (8–10 is the sweet spot). Two row-level fixes:</w:t>
+        <w:br/>
+        <w:t xml:space="preserve">  </w:t>
+      </w:r>
+      <w:r>
+        <w:rPr>
+          <w:color w:val="1A4FBF"/>
+          <w:sz w:val="22"/>
+        </w:rPr>
+        <w:br/>
+      </w:r>
+    </w:p>
+    <w:p>
+      <w:pPr>
+        <w:pStyle w:val="ListBullet"/>
+      </w:pPr>
+      <w:r>
+        <w:rPr>
+          <w:b/>
+          <w:color w:val="1A4FBF"/>
+          <w:sz w:val="22"/>
+        </w:rPr>
+        <w:t>"Misses" row, dynamic pricing column:</w:t>
+      </w:r>
+      <w:r>
+        <w:rPr>
+          <w:color w:val="1A4FBF"/>
+          <w:sz w:val="22"/>
+        </w:rPr>
+        <w:t xml:space="preserve"> Brief says "Hyper-local context, owner goals, soft signals." Add one specific: </w:t>
+      </w:r>
+      <w:r>
+        <w:rPr>
+          <w:i/>
+          <w:color w:val="1A4FBF"/>
+          <w:sz w:val="22"/>
+        </w:rPr>
+        <w:t>"Hyper-local context (FIFA draw timing, regulation shifts), owner goals, soft signals."</w:t>
+      </w:r>
+      <w:r>
+        <w:rPr>
+          <w:color w:val="1A4FBF"/>
+          <w:sz w:val="22"/>
+        </w:rPr>
+        <w:t xml:space="preserve"> Specific examples cite better than abstract categories.</w:t>
+      </w:r>
+    </w:p>
+    <w:p>
+      <w:pPr>
+        <w:pStyle w:val="ListBullet"/>
+      </w:pPr>
+      <w:r>
+        <w:rPr>
+          <w:b/>
+          <w:color w:val="1A4FBF"/>
+          <w:sz w:val="22"/>
+        </w:rPr>
+        <w:t>"Misses" row, revenue management column:</w:t>
+      </w:r>
+      <w:r>
+        <w:rPr>
+          <w:color w:val="1A4FBF"/>
+          <w:sz w:val="22"/>
+        </w:rPr>
+        <w:t xml:space="preserve"> Brief says "Nothing — if the strategist is actually good." That phrasing reads as marketing copy, not a citable answer. Replace with: </w:t>
+      </w:r>
+      <w:r>
+        <w:rPr>
+          <w:i/>
+          <w:color w:val="1A4FBF"/>
+          <w:sz w:val="22"/>
+        </w:rPr>
+        <w:t>"What the strategist hasn't seen yet — which is why monthly review cycles exist."</w:t>
+      </w:r>
+      <w:r>
+        <w:rPr>
+          <w:color w:val="1A4FBF"/>
+          <w:sz w:val="22"/>
+        </w:rPr>
+        <w:t xml:space="preserve"> Honest, more citable, doesn't trigger an AI engine's hype-detection.</w:t>
+      </w:r>
+    </w:p>
+    <w:p>
+      <w:pPr>
+        <w:pStyle w:val="ListBullet"/>
+      </w:pPr>
+      <w:r>
+        <w:rPr>
+          <w:b/>
+          <w:color w:val="1A4FBF"/>
+          <w:sz w:val="22"/>
+        </w:rPr>
+        <w:t>Refactor.ai disambiguation.</w:t>
+      </w:r>
+      <w:r>
+        <w:rPr>
+          <w:color w:val="1A4FBF"/>
+          <w:sz w:val="22"/>
+        </w:rPr>
+        <w:t xml:space="preserve"> Add at the end of the revenue-management definition paragraph: </w:t>
+      </w:r>
+      <w:r>
+        <w:rPr>
+          <w:i/>
+          <w:color w:val="1A4FBF"/>
+          <w:sz w:val="22"/>
+        </w:rPr>
+        <w:t>"(RevFactor — revfactor.io — is the managed revenue management service Federico Zimerman founded; not Refactor.ai, an unrelated SaaS product.)"</w:t>
+      </w:r>
+      <w:r>
+        <w:rPr>
+          <w:color w:val="1A4FBF"/>
+          <w:sz w:val="22"/>
+        </w:rPr>
+        <w:t xml:space="preserve"> Pinning location 1 of 3 — same pattern as Blog 1.</w:t>
+      </w:r>
+    </w:p>
+    <w:p>
+      <w:pPr>
+        <w:pStyle w:val="ListBullet"/>
+      </w:pPr>
+      <w:r>
+        <w:rPr>
+          <w:b/>
+          <w:color w:val="1A4FBF"/>
+          <w:sz w:val="22"/>
+        </w:rPr>
+        <w:t>Cite Cornell / Kimes &amp; Anderson for the canonical definition.</w:t>
+      </w:r>
+      <w:r>
+        <w:rPr>
+          <w:color w:val="1A4FBF"/>
+          <w:sz w:val="22"/>
+        </w:rPr>
+        <w:t xml:space="preserve"> Inline parenthetical: </w:t>
+      </w:r>
+      <w:r>
+        <w:rPr>
+          <w:i/>
+          <w:color w:val="1A4FBF"/>
+          <w:sz w:val="22"/>
+        </w:rPr>
+        <w:t>(Kimes &amp; Anderson, Cornell Hospitality Quarterly)</w:t>
+      </w:r>
+      <w:r>
+        <w:rPr>
+          <w:color w:val="1A4FBF"/>
+          <w:sz w:val="22"/>
+        </w:rPr>
+        <w:t>. E-E-A-T lift on a definition page is meaningful.</w:t>
+      </w:r>
+    </w:p>
+    <w:p/>
+    <w:p>
+      <w:r>
+        <w:rPr>
+          <w:b/>
+          <w:color w:val="222222"/>
+          <w:sz w:val="24"/>
+        </w:rPr>
+        <w:t>Section 5.3: The Cruise Control Doctrine (200 words)</w:t>
+      </w:r>
+    </w:p>
+    <w:p>
+      <w:pPr>
+        <w:shd w:val="clear" w:color="auto" w:fill="F0F5FF"/>
+        <w:pBdr>
+          <w:left w:val="single" w:sz="24" w:space="8" w:color="1A4FBF"/>
+        </w:pBdr>
+      </w:pPr>
+      <w:r>
+        <w:rPr>
+          <w:b/>
+          <w:color w:val="0A2E80"/>
+          <w:sz w:val="18"/>
+        </w:rPr>
+        <w:t>FEEDBACK — §5.3 (NAMED-FRAMEWORK BLOCK)</w:t>
+      </w:r>
+    </w:p>
+    <w:p>
+      <w:pPr>
+        <w:pStyle w:val="ListBullet"/>
+      </w:pPr>
+      <w:r>
+        <w:rPr>
+          <w:b/>
+          <w:color w:val="1A4FBF"/>
+          <w:sz w:val="22"/>
+        </w:rPr>
+        <w:t>Cruise Control framing is good — but check the source.</w:t>
+      </w:r>
+      <w:r>
+        <w:rPr>
+          <w:color w:val="1A4FBF"/>
+          <w:sz w:val="22"/>
+        </w:rPr>
+        <w:t xml:space="preserve"> In the Blog 1 outline-feedback I noted that Federico's </w:t>
+      </w:r>
+      <w:r>
+        <w:rPr>
+          <w:i/>
+          <w:color w:val="1A4FBF"/>
+          <w:sz w:val="22"/>
+        </w:rPr>
+        <w:t>actual</w:t>
+      </w:r>
+      <w:r>
+        <w:rPr>
+          <w:color w:val="1A4FBF"/>
+          <w:sz w:val="22"/>
+        </w:rPr>
+        <w:t xml:space="preserve"> line on this is: </w:t>
+      </w:r>
+      <w:r>
+        <w:rPr>
+          <w:i/>
+          <w:color w:val="1A4FBF"/>
+          <w:sz w:val="22"/>
+        </w:rPr>
+        <w:t>"The algorithm sets the price; revenue management sets the strategy that makes the price work."</w:t>
+      </w:r>
+      <w:r>
+        <w:rPr>
+          <w:color w:val="1A4FBF"/>
+          <w:sz w:val="22"/>
+        </w:rPr>
+        <w:t xml:space="preserve"> The cruise-control analogy is a writer's elaboration, not Federico's voice. That's fine for an analogy, but:</w:t>
+        <w:br/>
+        <w:t xml:space="preserve">  </w:t>
+      </w:r>
+      <w:r>
+        <w:rPr>
+          <w:color w:val="1A4FBF"/>
+          <w:sz w:val="22"/>
+        </w:rPr>
+        <w:br/>
+      </w:r>
+    </w:p>
+    <w:p>
+      <w:pPr>
+        <w:pStyle w:val="ListBullet"/>
+      </w:pPr>
+      <w:r>
+        <w:rPr>
+          <w:color w:val="1A4FBF"/>
+          <w:sz w:val="22"/>
+        </w:rPr>
+        <w:t>Open §5.3 with Federico's actual line as a blockquote.</w:t>
+      </w:r>
+    </w:p>
+    <w:p>
+      <w:pPr>
+        <w:pStyle w:val="ListBullet"/>
+      </w:pPr>
+      <w:r>
+        <w:rPr>
+          <w:color w:val="1A4FBF"/>
+          <w:sz w:val="22"/>
+        </w:rPr>
+        <w:t>Then introduce "The Cruise Control Doctrine" as the explanatory frame on top.</w:t>
+      </w:r>
+    </w:p>
+    <w:p>
+      <w:pPr>
+        <w:pStyle w:val="ListBullet"/>
+      </w:pPr>
+      <w:r>
+        <w:rPr>
+          <w:color w:val="1A4FBF"/>
+          <w:sz w:val="22"/>
+        </w:rPr>
+        <w:t>That sequence keeps the named framework ownable while not putting words in Federico's mouth.</w:t>
+      </w:r>
+    </w:p>
+    <w:p>
+      <w:pPr>
+        <w:pStyle w:val="ListBullet"/>
+      </w:pPr>
+      <w:r>
+        <w:rPr>
+          <w:b/>
+          <w:color w:val="1A4FBF"/>
+          <w:sz w:val="22"/>
+        </w:rPr>
+        <w:t>The brief explicitly notes this isn't Federico's signature framework</w:t>
+      </w:r>
+      <w:r>
+        <w:rPr>
+          <w:color w:val="1A4FBF"/>
+          <w:sz w:val="22"/>
+        </w:rPr>
+        <w:t xml:space="preserve"> (Section 1, "framework note") — that's the right call. His signature is Interest + Reliability + Positioning, anchored to the pillar. Cruise Control = explanatory analogy for this article. Don't capitalize it as </w:t>
+      </w:r>
+      <w:r>
+        <w:rPr>
+          <w:i/>
+          <w:color w:val="1A4FBF"/>
+          <w:sz w:val="22"/>
+        </w:rPr>
+        <w:t>"The Cruise Control Doctrine™"</w:t>
+      </w:r>
+      <w:r>
+        <w:rPr>
+          <w:color w:val="1A4FBF"/>
+          <w:sz w:val="22"/>
+        </w:rPr>
+        <w:t xml:space="preserve"> in the body — just as a section name.</w:t>
+      </w:r>
+    </w:p>
+    <w:p>
+      <w:pPr>
+        <w:pStyle w:val="ListBullet"/>
+      </w:pPr>
+      <w:r>
+        <w:rPr>
+          <w:b/>
+          <w:color w:val="1A4FBF"/>
+          <w:sz w:val="22"/>
+        </w:rPr>
+        <w:t>The 5-bullet "what cruise control doesn't do" list is HowTo-schema-able.</w:t>
+      </w:r>
+      <w:r>
+        <w:rPr>
+          <w:color w:val="1A4FBF"/>
+          <w:sz w:val="22"/>
+        </w:rPr>
+        <w:t xml:space="preserve"> Each item is a clear "the strategist does X that software can't" step. Wrap in HowTo JSON-LD; AI Overviews will lift it as a numbered answer for the "what does a revenue manager do" prompt cluster.</w:t>
+      </w:r>
+    </w:p>
+    <w:p>
+      <w:pPr>
+        <w:pStyle w:val="ListBullet"/>
+      </w:pPr>
+      <w:r>
+        <w:rPr>
+          <w:b/>
+          <w:color w:val="1A4FBF"/>
+          <w:sz w:val="22"/>
+        </w:rPr>
+        <w:t>Engine-light analogy.</w:t>
+      </w:r>
+      <w:r>
+        <w:rPr>
+          <w:color w:val="1A4FBF"/>
+          <w:sz w:val="22"/>
+        </w:rPr>
+        <w:t xml:space="preserve"> "It doesn't notice the engine light (a soft-conversion problem masked by aggressive discounting)" — strong, technically rich, citable. Keep verbatim.</w:t>
+      </w:r>
+    </w:p>
+    <w:p/>
+    <w:p>
+      <w:r>
+        <w:rPr>
+          <w:b/>
+          <w:color w:val="222222"/>
+          <w:sz w:val="24"/>
+        </w:rPr>
+        <w:t>Section 5.4: 5 Things Algorithms Miss (450 words)</w:t>
+      </w:r>
+    </w:p>
+    <w:p>
+      <w:pPr>
+        <w:shd w:val="clear" w:color="auto" w:fill="F0F5FF"/>
+        <w:pBdr>
+          <w:left w:val="single" w:sz="24" w:space="8" w:color="1A4FBF"/>
+        </w:pBdr>
+      </w:pPr>
+      <w:r>
+        <w:rPr>
+          <w:b/>
+          <w:color w:val="0A2E80"/>
+          <w:sz w:val="18"/>
+        </w:rPr>
+        <w:t>FEEDBACK — §5.4 (EVIDENCE LAYER)</w:t>
+      </w:r>
+    </w:p>
+    <w:p>
+      <w:pPr>
+        <w:pStyle w:val="ListBullet"/>
+      </w:pPr>
+      <w:r>
+        <w:rPr>
+          <w:b/>
+          <w:color w:val="1A4FBF"/>
+          <w:sz w:val="22"/>
+        </w:rPr>
+        <w:t>Lead with FIFA is a calculated bet on time-sensitive citation surface.</w:t>
+      </w:r>
+      <w:r>
+        <w:rPr>
+          <w:color w:val="1A4FBF"/>
+          <w:sz w:val="22"/>
+        </w:rPr>
+        <w:t xml:space="preserve"> Through July 2026 it's the right move — the prompt "how do I price my Airbnb for FIFA World Cup 2026" has zero current good answers and citation density on event-specific guidance is highest while the event is approaching. After July 19, 2026 the section becomes ballast. </w:t>
+      </w:r>
+      <w:r>
+        <w:rPr>
+          <w:b/>
+          <w:color w:val="1A4FBF"/>
+          <w:sz w:val="22"/>
+        </w:rPr>
+        <w:t>Add a calendar reminder to flip Miss #1 to a generic "major-event nuance" treatment with the FIFA case as a worked-example callout</w:t>
+      </w:r>
+      <w:r>
+        <w:rPr>
+          <w:color w:val="1A4FBF"/>
+          <w:sz w:val="22"/>
+        </w:rPr>
+        <w:t>, around mid-July 2026, so the article doesn't age poorly.</w:t>
+      </w:r>
+    </w:p>
+    <w:p>
+      <w:pPr>
+        <w:pStyle w:val="ListBullet"/>
+      </w:pPr>
+      <w:r>
+        <w:rPr>
+          <w:b/>
+          <w:color w:val="1A4FBF"/>
+          <w:sz w:val="22"/>
+        </w:rPr>
+        <w:t>Source verification on FIFA numbers:</w:t>
+      </w:r>
+      <w:r>
+        <w:rPr>
+          <w:color w:val="1A4FBF"/>
+          <w:sz w:val="22"/>
+        </w:rPr>
+        <w:br/>
+      </w:r>
+      <w:r>
+        <w:rPr>
+          <w:color w:val="1A4FBF"/>
+          <w:sz w:val="22"/>
+        </w:rPr>
+        <w:br/>
+      </w:r>
+    </w:p>
+    <w:p>
+      <w:pPr>
+        <w:pStyle w:val="ListBullet"/>
+      </w:pPr>
+      <w:r>
+        <w:rPr>
+          <w:color w:val="1A4FBF"/>
+          <w:sz w:val="22"/>
+        </w:rPr>
+        <w:t xml:space="preserve">"6.5M visitors" — multiple sources (Lighthouse, FIFA, Inman) cite a 6M–7M range. Cite as </w:t>
+      </w:r>
+      <w:r>
+        <w:rPr>
+          <w:i/>
+          <w:color w:val="1A4FBF"/>
+          <w:sz w:val="22"/>
+        </w:rPr>
+        <w:t>"\~6.5M projected visitors (Lighthouse / FIFA, 2025)"</w:t>
+      </w:r>
+      <w:r>
+        <w:rPr>
+          <w:color w:val="1A4FBF"/>
+          <w:sz w:val="22"/>
+        </w:rPr>
+        <w:t xml:space="preserve"> — specific source date.</w:t>
+      </w:r>
+    </w:p>
+    <w:p>
+      <w:pPr>
+        <w:pStyle w:val="ListBullet"/>
+      </w:pPr>
+      <w:r>
+        <w:rPr>
+          <w:color w:val="1A4FBF"/>
+          <w:sz w:val="22"/>
+        </w:rPr>
+        <w:t>"+29% net reservations / +25% ADR / 197 days out" — Key Data / RSU by PriceLabs Dec 2025 release. ✓ verified.</w:t>
+      </w:r>
+    </w:p>
+    <w:p>
+      <w:pPr>
+        <w:pStyle w:val="ListBullet"/>
+      </w:pPr>
+      <w:r>
+        <w:rPr>
+          <w:color w:val="1A4FBF"/>
+          <w:sz w:val="22"/>
+        </w:rPr>
+        <w:t>11 US host cities — ✓ correct (Atlanta, Boston, Dallas, Houston, KC, LA, Miami, NY/NJ, Philadelphia, SF Bay, Seattle).</w:t>
+      </w:r>
+    </w:p>
+    <w:p>
+      <w:pPr>
+        <w:pStyle w:val="ListBullet"/>
+      </w:pPr>
+      <w:r>
+        <w:rPr>
+          <w:b/>
+          <w:color w:val="1A4FBF"/>
+          <w:sz w:val="22"/>
+        </w:rPr>
+        <w:t>Miss #2 (Orphan Nights) — strong, but tighten the example.</w:t>
+      </w:r>
+      <w:r>
+        <w:rPr>
+          <w:color w:val="1A4FBF"/>
+          <w:sz w:val="22"/>
+        </w:rPr>
+        <w:t xml:space="preserve"> "A Sunday-arrival orphan is nearly invisible to guests" is the right kind of specific insight. Bump from prose to a 2-row mini-table:</w:t>
+        <w:br/>
+      </w:r>
+      <w:r>
+        <w:rPr>
+          <w:color w:val="1A4FBF"/>
+          <w:sz w:val="22"/>
+        </w:rPr>
+        <w:br/>
+      </w:r>
+      <w:r>
+        <w:rPr>
+          <w:color w:val="1A4FBF"/>
+          <w:sz w:val="22"/>
+        </w:rPr>
+        <w:t>Orphan type</w:t>
+      </w:r>
+      <w:r>
+        <w:rPr>
+          <w:color w:val="1A4FBF"/>
+          <w:sz w:val="22"/>
+        </w:rPr>
+        <w:t>What software does</w:t>
+      </w:r>
+      <w:r>
+        <w:rPr>
+          <w:color w:val="1A4FBF"/>
+          <w:sz w:val="22"/>
+        </w:rPr>
+        <w:t>What a strategist does</w:t>
+      </w:r>
+      <w:r>
+        <w:rPr>
+          <w:color w:val="1A4FBF"/>
+          <w:sz w:val="22"/>
+        </w:rPr>
+        <w:br/>
+      </w:r>
+      <w:r>
+        <w:rPr>
+          <w:color w:val="1A4FBF"/>
+          <w:sz w:val="22"/>
+        </w:rPr>
+        <w:t>Sunday-arrival 1-nighter</w:t>
+      </w:r>
+      <w:r>
+        <w:rPr>
+          <w:color w:val="1A4FBF"/>
+          <w:sz w:val="22"/>
+        </w:rPr>
+        <w:t>Apply default gap-fill discount</w:t>
+      </w:r>
+      <w:r>
+        <w:rPr>
+          <w:color w:val="1A4FBF"/>
+          <w:sz w:val="22"/>
+        </w:rPr>
+        <w:t>Deeper discount + 1-night minimum + reduce min-stay search filter</w:t>
+      </w:r>
+      <w:r>
+        <w:rPr>
+          <w:color w:val="1A4FBF"/>
+          <w:sz w:val="22"/>
+        </w:rPr>
+        <w:br/>
+      </w:r>
+      <w:r>
+        <w:rPr>
+          <w:color w:val="1A4FBF"/>
+          <w:sz w:val="22"/>
+        </w:rPr>
+        <w:t>Tuesday 1-nighter</w:t>
+      </w:r>
+      <w:r>
+        <w:rPr>
+          <w:color w:val="1A4FBF"/>
+          <w:sz w:val="22"/>
+        </w:rPr>
+        <w:t>Apply default gap-fill discount</w:t>
+      </w:r>
+      <w:r>
+        <w:rPr>
+          <w:color w:val="1A4FBF"/>
+          <w:sz w:val="22"/>
+        </w:rPr>
+        <w:t>Almost nothing — invisible inventory, unprofitable to chase</w:t>
+      </w:r>
+      <w:r>
+        <w:rPr>
+          <w:color w:val="1A4FBF"/>
+          <w:sz w:val="22"/>
+        </w:rPr>
+        <w:br/>
+      </w:r>
+      <w:r>
+        <w:rPr>
+          <w:color w:val="1A4FBF"/>
+          <w:sz w:val="22"/>
+        </w:rPr>
+        <w:br/>
+        <w:t>Tables cite better than prose for this kind of pattern.</w:t>
+      </w:r>
+    </w:p>
+    <w:p>
+      <w:pPr>
+        <w:pStyle w:val="ListBullet"/>
+      </w:pPr>
+      <w:r>
+        <w:rPr>
+          <w:b/>
+          <w:color w:val="1A4FBF"/>
+          <w:sz w:val="22"/>
+        </w:rPr>
+        <w:t>Miss #5 (Ramp-Up / Ramp-Down) — the strongest section.</w:t>
+      </w:r>
+      <w:r>
+        <w:rPr>
+          <w:color w:val="1A4FBF"/>
+          <w:sz w:val="22"/>
+        </w:rPr>
+        <w:t xml:space="preserve"> "7–12% lift on event weeks for clients without touching peak-night rates" is exactly the kind of attributed, specific, mechanism-revealing claim that gets cited. Verify with Federico that the 7–12% number is a documentable range from his client data — if so, keep verbatim; if it's a directional estimate, soften to "single-digit to low-double-digit" so we don't have to defend a specific number.</w:t>
+      </w:r>
+    </w:p>
+    <w:p>
+      <w:pPr>
+        <w:pStyle w:val="ListBullet"/>
+      </w:pPr>
+      <w:r>
+        <w:rPr>
+          <w:b/>
+          <w:color w:val="1A4FBF"/>
+          <w:sz w:val="22"/>
+        </w:rPr>
+        <w:t>Add Miss #6 OR fold one in — comp-set integration with PMS.</w:t>
+      </w:r>
+      <w:r>
+        <w:rPr>
+          <w:color w:val="1A4FBF"/>
+          <w:sz w:val="22"/>
+        </w:rPr>
+        <w:t xml:space="preserve"> Brief currently has 5 misses. Peec prompt #46 (</w:t>
+      </w:r>
+      <w:r>
+        <w:rPr>
+          <w:i/>
+          <w:color w:val="1A4FBF"/>
+          <w:sz w:val="22"/>
+        </w:rPr>
+        <w:t>"who can help me manage pricing across different booking platforms"</w:t>
+      </w:r>
+      <w:r>
+        <w:rPr>
+          <w:color w:val="1A4FBF"/>
+          <w:sz w:val="22"/>
+        </w:rPr>
+        <w:t xml:space="preserve">, medium volume, 0% RevFactor visibility) is a real prompt this article should answer. Either add Miss #6 — </w:t>
+      </w:r>
+      <w:r>
+        <w:rPr>
+          <w:i/>
+          <w:color w:val="1A4FBF"/>
+          <w:sz w:val="22"/>
+        </w:rPr>
+        <w:t>"PMS-pricing-tool sync gaps"</w:t>
+      </w:r>
+      <w:r>
+        <w:rPr>
+          <w:color w:val="1A4FBF"/>
+          <w:sz w:val="22"/>
+        </w:rPr>
+        <w:t xml:space="preserve"> — or fold it into Miss #4 (Comp-Set Errors). Pillar already addresses this; making sure it lands here too keeps the citation surface continuous across the cluster.</w:t>
+      </w:r>
+    </w:p>
+    <w:p/>
+    <w:p>
+      <w:r>
+        <w:rPr>
+          <w:b/>
+          <w:color w:val="222222"/>
+          <w:sz w:val="24"/>
+        </w:rPr>
+        <w:t>Section 5.5: When Software Is Enough vs. When You Need a Strategist (250 words)</w:t>
+      </w:r>
+    </w:p>
+    <w:p>
+      <w:pPr>
+        <w:shd w:val="clear" w:color="auto" w:fill="F0F5FF"/>
+        <w:pBdr>
+          <w:left w:val="single" w:sz="24" w:space="8" w:color="1A4FBF"/>
+        </w:pBdr>
+      </w:pPr>
+      <w:r>
+        <w:rPr>
+          <w:b/>
+          <w:color w:val="0A2E80"/>
+          <w:sz w:val="18"/>
+        </w:rPr>
+        <w:t>FEEDBACK — §5.5 (DECISION FRAMEWORK)</w:t>
+      </w:r>
+    </w:p>
+    <w:p>
+      <w:pPr>
+        <w:pStyle w:val="ListBullet"/>
+      </w:pPr>
+      <w:r>
+        <w:rPr>
+          <w:b/>
+          <w:color w:val="1A4FBF"/>
+          <w:sz w:val="22"/>
+        </w:rPr>
+        <w:t>This is the conversion engine.</w:t>
+      </w:r>
+      <w:r>
+        <w:rPr>
+          <w:color w:val="1A4FBF"/>
+          <w:sz w:val="22"/>
+        </w:rPr>
+        <w:t xml:space="preserve"> Two opposing checklists is a cleaner structural pattern than a single decision tree — easier for the reader to self-qualify, and each list extracts as a separate HowTo block.</w:t>
+      </w:r>
+    </w:p>
+    <w:p>
+      <w:pPr>
+        <w:pStyle w:val="ListBullet"/>
+      </w:pPr>
+      <w:r>
+        <w:rPr>
+          <w:b/>
+          <w:color w:val="1A4FBF"/>
+          <w:sz w:val="22"/>
+        </w:rPr>
+        <w:t>Wrap each checklist as HowTo JSON-LD.</w:t>
+      </w:r>
+      <w:r>
+        <w:rPr>
+          <w:color w:val="1A4FBF"/>
+          <w:sz w:val="22"/>
+        </w:rPr>
+        <w:t xml:space="preserve"> Stay-on-Software = HowTo "How to know if PriceLabs is enough for your portfolio." Hire-a-Strategist = HowTo "How to know when to hire a revenue manager for your STR." Two HowTo entities = two AI Overview citation surfaces.</w:t>
+      </w:r>
+    </w:p>
+    <w:p>
+      <w:pPr>
+        <w:pStyle w:val="ListBullet"/>
+      </w:pPr>
+      <w:r>
+        <w:rPr>
+          <w:b/>
+          <w:color w:val="1A4FBF"/>
+          <w:sz w:val="22"/>
+        </w:rPr>
+        <w:t>Honest Caveat pull-quote — verify before publishing.</w:t>
+      </w:r>
+      <w:r>
+        <w:rPr>
+          <w:color w:val="1A4FBF"/>
+          <w:sz w:val="22"/>
+        </w:rPr>
+        <w:t xml:space="preserve"> The "30 portfolio audits" / "~80% are actually in column 2" line is flagged in the brief as a "written construct approved for use." That's safer than fabrication, but: (a) make sure Federico has actually done at least 30 audits — even rough — so the number is defensible, and (b) phrase as "across the audits I've done" not "after 30 portfolio audits" so the rounding isn't the spotlight. </w:t>
+      </w:r>
+      <w:r>
+        <w:rPr>
+          <w:b/>
+          <w:color w:val="1A4FBF"/>
+          <w:sz w:val="22"/>
+        </w:rPr>
+        <w:t>Recommendation:</w:t>
+      </w:r>
+      <w:r>
+        <w:rPr>
+          <w:color w:val="1A4FBF"/>
+          <w:sz w:val="22"/>
+        </w:rPr>
+        <w:t xml:space="preserve"> rewrite as </w:t>
+      </w:r>
+      <w:r>
+        <w:rPr>
+          <w:i/>
+          <w:color w:val="1A4FBF"/>
+          <w:sz w:val="22"/>
+        </w:rPr>
+        <w:t>"Most hosts read this and put themselves in column 1. In my experience auditing STR portfolios, the split is closer to 80/20 the other way."</w:t>
+      </w:r>
+      <w:r>
+        <w:rPr>
+          <w:color w:val="1A4FBF"/>
+          <w:sz w:val="22"/>
+        </w:rPr>
+        <w:t xml:space="preserve"> Same insight, defensible, slightly less Federico-quotable but materially safer.</w:t>
+      </w:r>
+    </w:p>
+    <w:p>
+      <w:pPr>
+        <w:pStyle w:val="ListBullet"/>
+      </w:pPr>
+      <w:r>
+        <w:rPr>
+          <w:b/>
+          <w:color w:val="1A4FBF"/>
+          <w:sz w:val="22"/>
+        </w:rPr>
+        <w:t>Add one row to the Hire-a-Strategist checklist:</w:t>
+      </w:r>
+      <w:r>
+        <w:rPr>
+          <w:color w:val="1A4FBF"/>
+          <w:sz w:val="22"/>
+        </w:rPr>
+        <w:t xml:space="preserve"> </w:t>
+      </w:r>
+      <w:r>
+        <w:rPr>
+          <w:i/>
+          <w:color w:val="1A4FBF"/>
+          <w:sz w:val="22"/>
+        </w:rPr>
+        <w:t xml:space="preserve">"☐ You're losing on event weeks even though your tool is configured" </w:t>
+      </w:r>
+      <w:r>
+        <w:rPr>
+          <w:color w:val="1A4FBF"/>
+          <w:sz w:val="22"/>
+        </w:rPr>
+        <w:t xml:space="preserve"> — directly maps to Miss #1 + Miss #5 above and to the FIFA prompt cluster. Five items currently; six is fine.</w:t>
+      </w:r>
+    </w:p>
+    <w:p/>
+    <w:p>
+      <w:r>
+        <w:rPr>
+          <w:b/>
+          <w:color w:val="222222"/>
+          <w:sz w:val="24"/>
+        </w:rPr>
+        <w:t>Section 5.6: The Economic Case for a Strategist (200 words)</w:t>
+      </w:r>
+    </w:p>
+    <w:p>
+      <w:pPr>
+        <w:shd w:val="clear" w:color="auto" w:fill="F0F5FF"/>
+        <w:pBdr>
+          <w:left w:val="single" w:sz="24" w:space="8" w:color="1A4FBF"/>
+        </w:pBdr>
+      </w:pPr>
+      <w:r>
+        <w:rPr>
+          <w:b/>
+          <w:color w:val="0A2E80"/>
+          <w:sz w:val="18"/>
+        </w:rPr>
         <w:t>FEEDBACK — §5.6 (ECONOMIC STACK)</w:t>
       </w:r>
     </w:p>
@@ -4382,19 +5626,489 @@
           <w:color w:val="1A4FBF"/>
           <w:sz w:val="22"/>
         </w:rPr>
-        <w:t>Use Nashville, not Fort Worth, as the in-body proof point.</w:t>
+        <w:t>Use a fresh case study from the May-2026 portfolio sheet</w:t>
       </w:r>
       <w:r>
         <w:rPr>
           <w:color w:val="1A4FBF"/>
           <w:sz w:val="22"/>
         </w:rPr>
-        <w:t xml:space="preserve"> Brief says either works. Fort Worth ($20K lift, 7-night → 1-night minimum) is in Blog 1 §6 already. Nashville ($4,200 → $15,900, finished +25%) isn't yet. Differentiating prevents both pages competing for the same case-study citation.</w:t>
+        <w:t xml:space="preserve"> (not Nashville, not Fort Worth, not Michigan lake-house — all already in Blog 1 in some form). See the dedicated Case Study Integration block below for the recommended pick + the supporting data.</w:t>
+      </w:r>
+    </w:p>
+    <w:p/>
+    <w:p>
+      <w:pPr>
+        <w:shd w:val="clear" w:color="auto" w:fill="F0F5FF"/>
+        <w:pBdr>
+          <w:left w:val="single" w:sz="24" w:space="8" w:color="1A4FBF"/>
+        </w:pBdr>
+      </w:pPr>
+      <w:r>
+        <w:rPr>
+          <w:b/>
+          <w:color w:val="0A2E80"/>
+          <w:sz w:val="18"/>
+        </w:rPr>
+        <w:t xml:space="preserve">CASE STUDY INTEGRATION — FRESH DATA FROM </w:t>
+      </w:r>
+      <w:r>
+        <w:rPr>
+          <w:rFonts w:ascii="Menlo" w:hAnsi="Menlo"/>
+          <w:b/>
+          <w:color w:val="0A2E80"/>
+          <w:sz w:val="18"/>
+        </w:rPr>
+        <w:t>AARON-CASE STUDIES.XLSX</w:t>
+      </w:r>
+      <w:r>
+        <w:rPr>
+          <w:b/>
+          <w:color w:val="0A2E80"/>
+          <w:sz w:val="18"/>
+        </w:rPr>
+        <w:t xml:space="preserve"> (SUMMER 2026 OTB + Q1 2026 FINAL)</w:t>
       </w:r>
     </w:p>
     <w:p>
       <w:pPr>
-        <w:pStyle w:val="ListBullet"/>
+        <w:shd w:val="clear" w:color="auto" w:fill="F0F5FF"/>
+        <w:pBdr>
+          <w:left w:val="single" w:sz="24" w:space="8" w:color="1A4FBF"/>
+        </w:pBdr>
+      </w:pPr>
+      <w:r>
+        <w:rPr>
+          <w:color w:val="1A4FBF"/>
+          <w:sz w:val="22"/>
+        </w:rPr>
+        <w:t>The pillar already burns Fort Worth + Michigan as in-body case studies. Blog 2 needs different ammunition. The May-2026 portfolio sheet (Aaron's "Aaron-case studies.xlsx") has 31 properties with documented Q1 lifts and 7 properties with summer-2026 OTB pacing. Here are the strongest matches for Blog 2's "what software-only setups missed" thesis:</w:t>
+      </w:r>
+    </w:p>
+    <w:tbl>
+      <w:tblPr>
+        <w:tblStyle w:val="LightGrid"/>
+        <w:tblW w:type="auto" w:w="0"/>
+        <w:tblLook w:firstColumn="1" w:firstRow="1" w:lastColumn="0" w:lastRow="0" w:noHBand="0" w:noVBand="1" w:val="04A0"/>
+      </w:tblPr>
+      <w:tblGrid>
+        <w:gridCol w:w="2412"/>
+        <w:gridCol w:w="2412"/>
+        <w:gridCol w:w="2412"/>
+        <w:gridCol w:w="2412"/>
+      </w:tblGrid>
+      <w:tr>
+        <w:tc>
+          <w:tcPr>
+            <w:tcW w:type="dxa" w:w="2412"/>
+            <w:shd w:val="clear" w:color="auto" w:fill="E0EAFF"/>
+          </w:tcPr>
+          <w:p>
+            <w:r/>
+            <w:r>
+              <w:rPr>
+                <w:b/>
+                <w:color w:val="1A4FBF"/>
+                <w:sz w:val="22"/>
+              </w:rPr>
+              <w:t>Recommended use</w:t>
+            </w:r>
+          </w:p>
+        </w:tc>
+        <w:tc>
+          <w:tcPr>
+            <w:tcW w:type="dxa" w:w="2412"/>
+            <w:shd w:val="clear" w:color="auto" w:fill="E0EAFF"/>
+          </w:tcPr>
+          <w:p>
+            <w:r/>
+            <w:r>
+              <w:rPr>
+                <w:b/>
+                <w:color w:val="1A4FBF"/>
+                <w:sz w:val="22"/>
+              </w:rPr>
+              <w:t>Property</w:t>
+            </w:r>
+          </w:p>
+        </w:tc>
+        <w:tc>
+          <w:tcPr>
+            <w:tcW w:type="dxa" w:w="2412"/>
+            <w:shd w:val="clear" w:color="auto" w:fill="E0EAFF"/>
+          </w:tcPr>
+          <w:p>
+            <w:r/>
+            <w:r>
+              <w:rPr>
+                <w:b/>
+                <w:color w:val="1A4FBF"/>
+                <w:sz w:val="22"/>
+              </w:rPr>
+              <w:t>The number</w:t>
+            </w:r>
+          </w:p>
+        </w:tc>
+        <w:tc>
+          <w:tcPr>
+            <w:tcW w:type="dxa" w:w="2412"/>
+            <w:shd w:val="clear" w:color="auto" w:fill="E0EAFF"/>
+          </w:tcPr>
+          <w:p>
+            <w:r/>
+            <w:r>
+              <w:rPr>
+                <w:b/>
+                <w:color w:val="1A4FBF"/>
+                <w:sz w:val="22"/>
+              </w:rPr>
+              <w:t>Why it fits Blog 2 specifically</w:t>
+            </w:r>
+          </w:p>
+        </w:tc>
+      </w:tr>
+      <w:tr>
+        <w:tc>
+          <w:tcPr>
+            <w:tcW w:type="dxa" w:w="2412"/>
+            <w:shd w:val="clear" w:color="auto" w:fill="F0F5FF"/>
+          </w:tcPr>
+          <w:p>
+            <w:r/>
+            <w:r>
+              <w:rPr>
+                <w:b/>
+                <w:color w:val="1A4FBF"/>
+                <w:sz w:val="22"/>
+              </w:rPr>
+              <w:t>★ Primary in-body proof point (§5.6 economic case)</w:t>
+            </w:r>
+          </w:p>
+        </w:tc>
+        <w:tc>
+          <w:tcPr>
+            <w:tcW w:type="dxa" w:w="2412"/>
+            <w:shd w:val="clear" w:color="auto" w:fill="F0F5FF"/>
+          </w:tcPr>
+          <w:p>
+            <w:r/>
+            <w:r>
+              <w:rPr>
+                <w:color w:val="1A4FBF"/>
+                <w:sz w:val="22"/>
+              </w:rPr>
+              <w:t>Waterfront + Game Room + Dog Friendly · 2BR Albion, MI · Maryssa Payne (Teresa Liscombe owner)</w:t>
+            </w:r>
+          </w:p>
+        </w:tc>
+        <w:tc>
+          <w:tcPr>
+            <w:tcW w:type="dxa" w:w="2412"/>
+            <w:shd w:val="clear" w:color="auto" w:fill="F0F5FF"/>
+          </w:tcPr>
+          <w:p>
+            <w:r/>
+            <w:r>
+              <w:rPr>
+                <w:b/>
+                <w:color w:val="1A4FBF"/>
+                <w:sz w:val="22"/>
+              </w:rPr>
+              <w:t>Summer 2026 OTB: $22,985 vs $5,851 STLY = +$17,134 / +292.8% lift, MPI 3.60x. AND +18.4% vs final LY revenue.</w:t>
+            </w:r>
+            <w:r>
+              <w:rPr>
+                <w:color w:val="1A4FBF"/>
+                <w:sz w:val="22"/>
+              </w:rPr>
+              <w:t xml:space="preserve"> Q1 2026 also +92.2% vs LY.</w:t>
+            </w:r>
+          </w:p>
+        </w:tc>
+        <w:tc>
+          <w:tcPr>
+            <w:tcW w:type="dxa" w:w="2412"/>
+            <w:shd w:val="clear" w:color="auto" w:fill="F0F5FF"/>
+          </w:tcPr>
+          <w:p>
+            <w:r/>
+            <w:r>
+              <w:rPr>
+                <w:color w:val="1A4FBF"/>
+                <w:sz w:val="22"/>
+              </w:rPr>
+              <w:t xml:space="preserve">The only summer property positive vs </w:t>
+            </w:r>
+            <w:r>
+              <w:rPr>
+                <w:i/>
+                <w:color w:val="1A4FBF"/>
+                <w:sz w:val="22"/>
+              </w:rPr>
+              <w:t>final</w:t>
+            </w:r>
+            <w:r>
+              <w:rPr>
+                <w:color w:val="1A4FBF"/>
+                <w:sz w:val="22"/>
+              </w:rPr>
+              <w:t xml:space="preserve"> last-year revenue (not just bookings-on-the-books). MPI 3.60x is 3.6× the market — the cleanest possible "the strategist beat the market, not just the prior year" signal. 2BR + game room is a quirky property profile that vindicates the §5.4 Miss #4 (comp-set errors) claim — software defaults wouldn't have priced this configuration.</w:t>
+            </w:r>
+          </w:p>
+        </w:tc>
+      </w:tr>
+      <w:tr>
+        <w:tc>
+          <w:tcPr>
+            <w:tcW w:type="dxa" w:w="2412"/>
+            <w:shd w:val="clear" w:color="auto" w:fill="F0F5FF"/>
+          </w:tcPr>
+          <w:p>
+            <w:r/>
+            <w:r>
+              <w:rPr>
+                <w:b/>
+                <w:color w:val="1A4FBF"/>
+                <w:sz w:val="22"/>
+              </w:rPr>
+              <w:t>★ Case-study CTA inline mention (§5.6) — replaces the brief's "Kassidy &amp; Erin Warren" generic link</w:t>
+            </w:r>
+          </w:p>
+        </w:tc>
+        <w:tc>
+          <w:tcPr>
+            <w:tcW w:type="dxa" w:w="2412"/>
+            <w:shd w:val="clear" w:color="auto" w:fill="F0F5FF"/>
+          </w:tcPr>
+          <w:p>
+            <w:r/>
+            <w:r>
+              <w:rPr>
+                <w:color w:val="1A4FBF"/>
+                <w:sz w:val="22"/>
+              </w:rPr>
+              <w:t>Erin Warren portfolio (Tucson + Orcas)</w:t>
+            </w:r>
+          </w:p>
+        </w:tc>
+        <w:tc>
+          <w:tcPr>
+            <w:tcW w:type="dxa" w:w="2412"/>
+            <w:shd w:val="clear" w:color="auto" w:fill="F0F5FF"/>
+          </w:tcPr>
+          <w:p>
+            <w:r/>
+            <w:r>
+              <w:rPr>
+                <w:color w:val="1A4FBF"/>
+                <w:sz w:val="22"/>
+              </w:rPr>
+              <w:t xml:space="preserve">Hues Casita Tucson: $10,222 vs $1,668 = </w:t>
+            </w:r>
+            <w:r>
+              <w:rPr>
+                <w:b/>
+                <w:color w:val="1A4FBF"/>
+                <w:sz w:val="22"/>
+              </w:rPr>
+              <w:t>+512.7% Q1</w:t>
+            </w:r>
+            <w:r>
+              <w:rPr>
+                <w:color w:val="1A4FBF"/>
+                <w:sz w:val="22"/>
+              </w:rPr>
+              <w:t xml:space="preserve">. Desert Hues Tucson: $29,874 vs $7,753 = </w:t>
+            </w:r>
+            <w:r>
+              <w:rPr>
+                <w:b/>
+                <w:color w:val="1A4FBF"/>
+                <w:sz w:val="22"/>
+              </w:rPr>
+              <w:t>+285.3% Q1</w:t>
+            </w:r>
+            <w:r>
+              <w:rPr>
+                <w:color w:val="1A4FBF"/>
+                <w:sz w:val="22"/>
+              </w:rPr>
+              <w:t xml:space="preserve">. Little Stuga Orcas: $19,137 vs $492 = </w:t>
+            </w:r>
+            <w:r>
+              <w:rPr>
+                <w:b/>
+                <w:color w:val="1A4FBF"/>
+                <w:sz w:val="22"/>
+              </w:rPr>
+              <w:t>+3,789% summer OTB</w:t>
+            </w:r>
+            <w:r>
+              <w:rPr>
+                <w:color w:val="1A4FBF"/>
+                <w:sz w:val="22"/>
+              </w:rPr>
+              <w:t>.</w:t>
+            </w:r>
+          </w:p>
+        </w:tc>
+        <w:tc>
+          <w:tcPr>
+            <w:tcW w:type="dxa" w:w="2412"/>
+            <w:shd w:val="clear" w:color="auto" w:fill="F0F5FF"/>
+          </w:tcPr>
+          <w:p>
+            <w:r/>
+            <w:r>
+              <w:rPr>
+                <w:color w:val="1A4FBF"/>
+                <w:sz w:val="22"/>
+              </w:rPr>
+              <w:t>Brief already plans the Erin Warren case-study CTA. Pull a different excerpt from her case-study source than the one Blog 1 uses ("Since starting with RevFactor, I've had this peace of mind…") — instead lead with one of the property-specific numbers above. Specific numbers cite better than testimonial copy.</w:t>
+            </w:r>
+          </w:p>
+        </w:tc>
+      </w:tr>
+      <w:tr>
+        <w:tc>
+          <w:tcPr>
+            <w:tcW w:type="dxa" w:w="2412"/>
+            <w:shd w:val="clear" w:color="auto" w:fill="F0F5FF"/>
+          </w:tcPr>
+          <w:p>
+            <w:r/>
+            <w:r>
+              <w:rPr>
+                <w:color w:val="1A4FBF"/>
+                <w:sz w:val="22"/>
+              </w:rPr>
+              <w:t>Secondary callout — fits §5.4 Miss #5 (Ramp-Up / Ramp-Down)</w:t>
+            </w:r>
+          </w:p>
+        </w:tc>
+        <w:tc>
+          <w:tcPr>
+            <w:tcW w:type="dxa" w:w="2412"/>
+            <w:shd w:val="clear" w:color="auto" w:fill="F0F5FF"/>
+          </w:tcPr>
+          <w:p>
+            <w:r/>
+            <w:r>
+              <w:rPr>
+                <w:color w:val="1A4FBF"/>
+                <w:sz w:val="22"/>
+              </w:rPr>
+              <w:t>Rabbit Run · 6BR Gatlinburg, TN · Grant Currant</w:t>
+            </w:r>
+          </w:p>
+        </w:tc>
+        <w:tc>
+          <w:tcPr>
+            <w:tcW w:type="dxa" w:w="2412"/>
+            <w:shd w:val="clear" w:color="auto" w:fill="F0F5FF"/>
+          </w:tcPr>
+          <w:p>
+            <w:r/>
+            <w:r>
+              <w:rPr>
+                <w:color w:val="1A4FBF"/>
+                <w:sz w:val="22"/>
+              </w:rPr>
+              <w:t>2.8 months tenure. Summer OTB: $68,960 vs $21,501 STLY = +$47,459 / +220.7%. MPI 1.33x.</w:t>
+            </w:r>
+          </w:p>
+        </w:tc>
+        <w:tc>
+          <w:tcPr>
+            <w:tcW w:type="dxa" w:w="2412"/>
+            <w:shd w:val="clear" w:color="auto" w:fill="F0F5FF"/>
+          </w:tcPr>
+          <w:p>
+            <w:r/>
+            <w:r>
+              <w:rPr>
+                <w:color w:val="1A4FBF"/>
+                <w:sz w:val="22"/>
+              </w:rPr>
+              <w:t>Recent onboarding (Feb 2026) showing fast lift in Gatlinburg — a market with strong event-week dynamics (Smoky Mountain peak weeks). Use as the "event-driven market" example rather than FIFA, which is a one-shot calendar bet.</w:t>
+            </w:r>
+          </w:p>
+        </w:tc>
+      </w:tr>
+      <w:tr>
+        <w:tc>
+          <w:tcPr>
+            <w:tcW w:type="dxa" w:w="2412"/>
+            <w:shd w:val="clear" w:color="auto" w:fill="F0F5FF"/>
+          </w:tcPr>
+          <w:p>
+            <w:r/>
+            <w:r>
+              <w:rPr>
+                <w:color w:val="1A4FBF"/>
+                <w:sz w:val="22"/>
+              </w:rPr>
+              <w:t>Optional opener stat (§5.4 Miss #1)</w:t>
+            </w:r>
+          </w:p>
+        </w:tc>
+        <w:tc>
+          <w:tcPr>
+            <w:tcW w:type="dxa" w:w="2412"/>
+            <w:shd w:val="clear" w:color="auto" w:fill="F0F5FF"/>
+          </w:tcPr>
+          <w:p>
+            <w:r/>
+            <w:r>
+              <w:rPr>
+                <w:color w:val="1A4FBF"/>
+                <w:sz w:val="22"/>
+              </w:rPr>
+              <w:t>Norton Nook · 3BR Norton Shores, MI · Thea Cabanilla (Topaz Stays)</w:t>
+            </w:r>
+          </w:p>
+        </w:tc>
+        <w:tc>
+          <w:tcPr>
+            <w:tcW w:type="dxa" w:w="2412"/>
+            <w:shd w:val="clear" w:color="auto" w:fill="F0F5FF"/>
+          </w:tcPr>
+          <w:p>
+            <w:r/>
+            <w:r>
+              <w:rPr>
+                <w:color w:val="1A4FBF"/>
+                <w:sz w:val="22"/>
+              </w:rPr>
+              <w:t>Summer OTB: $35,802 vs $12,383 STLY = +189.1%, MPI 1.29x.</w:t>
+            </w:r>
+          </w:p>
+        </w:tc>
+        <w:tc>
+          <w:tcPr>
+            <w:tcW w:type="dxa" w:w="2412"/>
+            <w:shd w:val="clear" w:color="auto" w:fill="F0F5FF"/>
+          </w:tcPr>
+          <w:p>
+            <w:r/>
+            <w:r>
+              <w:rPr>
+                <w:color w:val="1A4FBF"/>
+                <w:sz w:val="22"/>
+              </w:rPr>
+              <w:t>Multi-property client (Topaz Stays) with multiple lifts in the sheet — credible portfolio operator vouching, not single-property anecdote.</w:t>
+            </w:r>
+          </w:p>
+        </w:tc>
+      </w:tr>
+    </w:tbl>
+    <w:p/>
+    <w:p>
+      <w:pPr>
+        <w:shd w:val="clear" w:color="auto" w:fill="F0F5FF"/>
+        <w:pBdr>
+          <w:left w:val="single" w:sz="24" w:space="8" w:color="1A4FBF"/>
+        </w:pBdr>
       </w:pPr>
       <w:r>
         <w:rPr>
@@ -4402,14 +6116,295 @@
           <w:color w:val="1A4FBF"/>
           <w:sz w:val="22"/>
         </w:rPr>
-        <w:t>Verify the Michigan lake-house figure — flagged in the brief's Section 7 as possible overlap with Fort Worth.</w:t>
-      </w:r>
-      <w:r>
-        <w:rPr>
+        <w:t>Recommended in-body sentence for §5.6, using the Maryssa Payne property:</w:t>
+      </w:r>
+    </w:p>
+    <w:p>
+      <w:pPr>
+        <w:shd w:val="clear" w:color="auto" w:fill="FFFFFF"/>
+        <w:pBdr>
+          <w:left w:val="single" w:sz="24" w:space="8" w:color="1A4FBF"/>
+        </w:pBdr>
+      </w:pPr>
+      <w:r>
+        <w:rPr>
+          <w:i/>
           <w:color w:val="1A4FBF"/>
           <w:sz w:val="22"/>
         </w:rPr>
-        <w:t xml:space="preserve"> Don't publish the Michigan number unless Federico explicitly confirms it's a separate property. If it's the same as Fort Worth re-told, drop one.</w:t>
+        <w:br/>
+        <w:t>A 2-bedroom waterfront in Albion, Michigan booked $22,985 for summer 2026 — vs $5,851 the prior summer at the same point in pacing. Same property. Same PriceLabs subscription. The difference: someone was driving the tool. Market Price Index hit 3.60x — the property earned 3.6× the going rate per available night.</w:t>
+        <w:br/>
+      </w:r>
+    </w:p>
+    <w:p>
+      <w:pPr>
+        <w:shd w:val="clear" w:color="auto" w:fill="F0F5FF"/>
+        <w:pBdr>
+          <w:left w:val="single" w:sz="24" w:space="8" w:color="1A4FBF"/>
+        </w:pBdr>
+      </w:pPr>
+      <w:r>
+        <w:rPr>
+          <w:b/>
+          <w:color w:val="1A4FBF"/>
+          <w:sz w:val="22"/>
+        </w:rPr>
+        <w:t>Pull-quote for the close of §5.6 (Federico voice):</w:t>
+      </w:r>
+    </w:p>
+    <w:p>
+      <w:pPr>
+        <w:shd w:val="clear" w:color="auto" w:fill="FFFFFF"/>
+        <w:pBdr>
+          <w:left w:val="single" w:sz="24" w:space="8" w:color="1A4FBF"/>
+        </w:pBdr>
+      </w:pPr>
+      <w:r>
+        <w:rPr>
+          <w:i/>
+          <w:color w:val="1A4FBF"/>
+          <w:sz w:val="22"/>
+        </w:rPr>
+        <w:br/>
+        <w:t xml:space="preserve">"The tool was fine before we got there. The tool is fine now. What changed is that someone is asking the questions the tool can't ask itself." — Federico Zimerman </w:t>
+      </w:r>
+      <w:r>
+        <w:rPr>
+          <w:i/>
+          <w:color w:val="1A4FBF"/>
+          <w:sz w:val="22"/>
+        </w:rPr>
+        <w:t>(Federico to confirm exact wording — paraphrased from FireFlies brain)</w:t>
+      </w:r>
+      <w:r>
+        <w:rPr>
+          <w:i/>
+          <w:color w:val="1A4FBF"/>
+          <w:sz w:val="22"/>
+        </w:rPr>
+        <w:br/>
+      </w:r>
+    </w:p>
+    <w:p>
+      <w:pPr>
+        <w:shd w:val="clear" w:color="auto" w:fill="F0F5FF"/>
+        <w:pBdr>
+          <w:left w:val="single" w:sz="24" w:space="8" w:color="1A4FBF"/>
+        </w:pBdr>
+      </w:pPr>
+      <w:r>
+        <w:rPr>
+          <w:b/>
+          <w:color w:val="1A4FBF"/>
+          <w:sz w:val="22"/>
+        </w:rPr>
+        <w:t>Note for the Erin Warren case-study page itself:</w:t>
+      </w:r>
+      <w:r>
+        <w:rPr>
+          <w:color w:val="1A4FBF"/>
+          <w:sz w:val="22"/>
+        </w:rPr>
+        <w:t xml:space="preserve"> the case-study URL </w:t>
+      </w:r>
+      <w:r>
+        <w:rPr>
+          <w:rFonts w:ascii="Menlo" w:hAnsi="Menlo"/>
+          <w:color w:val="1A4FBF"/>
+          <w:sz w:val="20"/>
+        </w:rPr>
+        <w:t>/case-studies/kassidy-erin-warren</w:t>
+      </w:r>
+      <w:r>
+        <w:rPr>
+          <w:color w:val="1A4FBF"/>
+          <w:sz w:val="22"/>
+        </w:rPr>
+        <w:t xml:space="preserve"> should add the Q1 2026 + summer 2026 numbers above as a "Latest results" callout. That gives Blog 2's inline link a stronger destination — readers who click see fresh evidence that supports the Blog 2 thesis instead of the original case-study story alone. Side benefit: an updated case-study page is a fresh-content signal to Google + a re-citation opportunity for AI engines that re-crawl monthly.</w:t>
+      </w:r>
+    </w:p>
+    <w:p/>
+    <w:p>
+      <w:pPr>
+        <w:shd w:val="clear" w:color="auto" w:fill="F0F5FF"/>
+        <w:pBdr>
+          <w:left w:val="single" w:sz="24" w:space="8" w:color="1A4FBF"/>
+        </w:pBdr>
+      </w:pPr>
+      <w:r>
+        <w:rPr>
+          <w:b/>
+          <w:color w:val="0A2E80"/>
+          <w:sz w:val="18"/>
+        </w:rPr>
+        <w:t>AIRROI DATA INTEGRATION — VERDICT: SKIP FOR THIS ARTICLE</w:t>
+      </w:r>
+    </w:p>
+    <w:p>
+      <w:pPr>
+        <w:shd w:val="clear" w:color="auto" w:fill="F0F5FF"/>
+        <w:pBdr>
+          <w:left w:val="single" w:sz="24" w:space="8" w:color="1A4FBF"/>
+        </w:pBdr>
+      </w:pPr>
+      <w:r>
+        <w:rPr>
+          <w:color w:val="1A4FBF"/>
+          <w:sz w:val="22"/>
+        </w:rPr>
+        <w:t xml:space="preserve">Aaron asked whether AirROI data should layer in. </w:t>
+      </w:r>
+      <w:r>
+        <w:rPr>
+          <w:b/>
+          <w:color w:val="1A4FBF"/>
+          <w:sz w:val="22"/>
+        </w:rPr>
+        <w:t>My recommendation is no for Blog 2, with one narrow exception.</w:t>
+      </w:r>
+      <w:r>
+        <w:rPr>
+          <w:color w:val="1A4FBF"/>
+          <w:sz w:val="22"/>
+        </w:rPr>
+        <w:t xml:space="preserve"> Reasoning:</w:t>
+      </w:r>
+    </w:p>
+    <w:p>
+      <w:pPr>
+        <w:pStyle w:val="ListBullet"/>
+      </w:pPr>
+      <w:r>
+        <w:rPr>
+          <w:b/>
+          <w:color w:val="1A4FBF"/>
+          <w:sz w:val="22"/>
+        </w:rPr>
+        <w:t>The proof is stronger when it's RevFactor's own data.</w:t>
+      </w:r>
+      <w:r>
+        <w:rPr>
+          <w:color w:val="1A4FBF"/>
+          <w:sz w:val="22"/>
+        </w:rPr>
+        <w:t xml:space="preserve"> Blog 2's argument is "the strategist outperforms software-only." The cleanest evidence is RevFactor's portfolio results vs same-property prior year (the Maryssa Payne / Erin Warren / Rabbit Run numbers above). Layering AirROI market aggregates dilutes that — readers can't tell whether the lift is RevFactor's work or just market-wide growth.</w:t>
+      </w:r>
+    </w:p>
+    <w:p>
+      <w:pPr>
+        <w:pStyle w:val="ListBullet"/>
+      </w:pPr>
+      <w:r>
+        <w:rPr>
+          <w:b/>
+          <w:color w:val="1A4FBF"/>
+          <w:sz w:val="22"/>
+        </w:rPr>
+        <w:t>AirROI's strength is valuation + comp benchmarking</w:t>
+      </w:r>
+      <w:r>
+        <w:rPr>
+          <w:color w:val="1A4FBF"/>
+          <w:sz w:val="22"/>
+        </w:rPr>
+        <w:t xml:space="preserve"> (single listing or radius search), not narrative case-study evidence. It's the right backbone for the planned RevFactor valuation calculator (already scoped per </w:t>
+      </w:r>
+      <w:r>
+        <w:rPr>
+          <w:rFonts w:ascii="Menlo" w:hAnsi="Menlo"/>
+          <w:color w:val="1A4FBF"/>
+          <w:sz w:val="20"/>
+        </w:rPr>
+        <w:t>reference_revfactor_credentials</w:t>
+      </w:r>
+      <w:r>
+        <w:rPr>
+          <w:color w:val="1A4FBF"/>
+          <w:sz w:val="22"/>
+        </w:rPr>
+        <w:t>) and a future "how to estimate STR revenue" / "STR market analysis" article — not for a comparison page.</w:t>
+      </w:r>
+    </w:p>
+    <w:p>
+      <w:pPr>
+        <w:pStyle w:val="ListBullet"/>
+      </w:pPr>
+      <w:r>
+        <w:rPr>
+          <w:b/>
+          <w:color w:val="1A4FBF"/>
+          <w:sz w:val="22"/>
+        </w:rPr>
+        <w:t>One narrow exception:</w:t>
+      </w:r>
+      <w:r>
+        <w:rPr>
+          <w:color w:val="1A4FBF"/>
+          <w:sz w:val="22"/>
+        </w:rPr>
+        <w:t xml:space="preserve"> in §5.4 Miss #4 (Comp-Set Errors), one inline citation could land — </w:t>
+      </w:r>
+      <w:r>
+        <w:rPr>
+          <w:i/>
+          <w:color w:val="1A4FBF"/>
+          <w:sz w:val="22"/>
+        </w:rPr>
+        <w:t>"In Pigeon Forge, AirROI shows ADR variance of 18–34% block-to-block within the same bedroom count — software auto-built comp sets can't see that."</w:t>
+      </w:r>
+      <w:r>
+        <w:rPr>
+          <w:color w:val="1A4FBF"/>
+          <w:sz w:val="22"/>
+        </w:rPr>
+        <w:t xml:space="preserve"> This would require one targeted AirROI </w:t>
+      </w:r>
+      <w:r>
+        <w:rPr>
+          <w:rFonts w:ascii="Menlo" w:hAnsi="Menlo"/>
+          <w:color w:val="1A4FBF"/>
+          <w:sz w:val="20"/>
+        </w:rPr>
+        <w:t>/markets/adr</w:t>
+      </w:r>
+      <w:r>
+        <w:rPr>
+          <w:color w:val="1A4FBF"/>
+          <w:sz w:val="22"/>
+        </w:rPr>
+        <w:t xml:space="preserve"> call to verify the actual variance number. </w:t>
+      </w:r>
+      <w:r>
+        <w:rPr>
+          <w:b/>
+          <w:color w:val="1A4FBF"/>
+          <w:sz w:val="22"/>
+        </w:rPr>
+        <w:t>Worth doing if Federico wants the §5.4 evidence layer to be unimpeachable; skippable if we're shipping fast.</w:t>
+      </w:r>
+    </w:p>
+    <w:p>
+      <w:pPr>
+        <w:shd w:val="clear" w:color="auto" w:fill="F0F5FF"/>
+        <w:pBdr>
+          <w:left w:val="single" w:sz="24" w:space="8" w:color="1A4FBF"/>
+        </w:pBdr>
+      </w:pPr>
+      <w:r>
+        <w:rPr>
+          <w:b/>
+          <w:color w:val="1A4FBF"/>
+          <w:sz w:val="22"/>
+        </w:rPr>
+        <w:t>Holding AirROI for the valuation tool + a dedicated "how to read your STR market" post in the next content sprint.</w:t>
+      </w:r>
+      <w:r>
+        <w:rPr>
+          <w:color w:val="1A4FBF"/>
+          <w:sz w:val="22"/>
+        </w:rPr>
+        <w:t xml:space="preserve"> Both will surface the AirROI data with the right framing instead of squeezing it into Blog 2 where it's adjacent to the argument, not load-bearing on it.</w:t>
       </w:r>
     </w:p>
     <w:p/>
@@ -5942,12 +7937,61 @@
           <w:color w:val="222222"/>
           <w:sz w:val="30"/>
         </w:rPr>
-        <w:t>Things to Add Before GetCito Drafts (consolidated)</w:t>
+        <w:t>6. Full Schema Spec (copy-paste JSON-LD for GetCito + Avinash)</w:t>
       </w:r>
     </w:p>
     <w:p>
       <w:pPr>
-        <w:pStyle w:val="ListNumber"/>
+        <w:shd w:val="clear" w:color="auto" w:fill="F0F5FF"/>
+        <w:pBdr>
+          <w:left w:val="single" w:sz="24" w:space="8" w:color="1A4FBF"/>
+        </w:pBdr>
+      </w:pPr>
+      <w:r>
+        <w:rPr>
+          <w:b/>
+          <w:color w:val="0A2E80"/>
+          <w:sz w:val="18"/>
+        </w:rPr>
+        <w:t>SCHEMA PACKAGE — COMPLETE JSON-LD FOR THE &lt;HEAD&gt; OF /BLOG/DYNAMIC-PRICING-VS-REVENUE-MANAGEMENT</w:t>
+      </w:r>
+    </w:p>
+    <w:p>
+      <w:pPr>
+        <w:shd w:val="clear" w:color="auto" w:fill="F0F5FF"/>
+        <w:pBdr>
+          <w:left w:val="single" w:sz="24" w:space="8" w:color="1A4FBF"/>
+        </w:pBdr>
+      </w:pPr>
+      <w:r>
+        <w:rPr>
+          <w:color w:val="1A4FBF"/>
+          <w:sz w:val="22"/>
+        </w:rPr>
+        <w:t xml:space="preserve">This is the full structured-data block Blog 2 needs at publish time. Six entities total (Article + BreadcrumbList + FAQPage + Person + DefinedTerm × 4 + HowTo × 2). Pattern matches Blog 1's published implementation in </w:t>
+      </w:r>
+      <w:r>
+        <w:rPr>
+          <w:color w:val="1A4FBF"/>
+          <w:sz w:val="22"/>
+          <w:u w:val="single"/>
+        </w:rPr>
+        <w:t>/blog/revenue-management-for-short-term-rentals</w:t>
+      </w:r>
+      <w:r>
+        <w:rPr>
+          <w:color w:val="1A4FBF"/>
+          <w:sz w:val="22"/>
+        </w:rPr>
+        <w:t xml:space="preserve"> — same Person + DefinedTerm payloads can be reused verbatim.</w:t>
+      </w:r>
+    </w:p>
+    <w:p>
+      <w:pPr>
+        <w:shd w:val="clear" w:color="auto" w:fill="F0F5FF"/>
+        <w:pBdr>
+          <w:left w:val="single" w:sz="24" w:space="8" w:color="1A4FBF"/>
+        </w:pBdr>
       </w:pPr>
       <w:r>
         <w:rPr>
@@ -5955,19 +7999,22 @@
           <w:color w:val="1A4FBF"/>
           <w:sz w:val="22"/>
         </w:rPr>
-        <w:t>Decision on the cannibalization triangle</w:t>
+        <w:t>Why all six matter for Blog 2 specifically:</w:t>
       </w:r>
       <w:r>
         <w:rPr>
           <w:color w:val="1A4FBF"/>
           <w:sz w:val="22"/>
         </w:rPr>
-        <w:t xml:space="preserve"> (banner above). Without this, Blog 2 + the existing post + the pillar all compete for the same head intent.</w:t>
+        <w:t xml:space="preserve"> the comparison-intent prompt cluster (is-pricelabs-enough / dynamic-vs-rm) is dominated in AI search by Reddit threads and PriceLabs' own marketing. The schema package is the single highest-leverage way to flip RevFactor into the citation set: Article gives the page a citable identity, FAQPage feeds AI Overviews, DefinedTerm lets engines lift the dynamic-pricing-vs-RM definition pair verbatim, HowTo wraps the two checklists as numbered answers, Person establishes Federico as the cited expert. Without this package, the page ranks but doesn't get cited.</w:t>
       </w:r>
     </w:p>
     <w:p>
       <w:pPr>
-        <w:pStyle w:val="ListNumber"/>
+        <w:shd w:val="clear" w:color="auto" w:fill="F0F5FF"/>
+        <w:pBdr>
+          <w:left w:val="single" w:sz="24" w:space="8" w:color="1A4FBF"/>
+        </w:pBdr>
       </w:pPr>
       <w:r>
         <w:rPr>
@@ -5975,19 +8022,340 @@
           <w:color w:val="1A4FBF"/>
           <w:sz w:val="22"/>
         </w:rPr>
-        <w:t>URL slug fix:</w:t>
-      </w:r>
-      <w:r>
-        <w:rPr>
-          <w:color w:val="1A4FBF"/>
-          <w:sz w:val="22"/>
-        </w:rPr>
-        <w:t xml:space="preserve"> /blog/dynamic-pricing-vs-revenue-management (not root-level).</w:t>
+        <w:t>Entity 1: Article (BlogPosting subtype)</w:t>
       </w:r>
     </w:p>
     <w:p>
       <w:pPr>
-        <w:pStyle w:val="ListNumber"/>
+        <w:shd w:val="clear" w:color="auto" w:fill="F6F8FA"/>
+      </w:pPr>
+      <w:r>
+        <w:rPr>
+          <w:rFonts w:ascii="Menlo" w:hAnsi="Menlo"/>
+          <w:color w:val="222222"/>
+          <w:sz w:val="18"/>
+        </w:rPr>
+        <w:t>{</w:t>
+      </w:r>
+    </w:p>
+    <w:p>
+      <w:pPr>
+        <w:shd w:val="clear" w:color="auto" w:fill="F6F8FA"/>
+      </w:pPr>
+      <w:r>
+        <w:rPr>
+          <w:rFonts w:ascii="Menlo" w:hAnsi="Menlo"/>
+          <w:color w:val="222222"/>
+          <w:sz w:val="18"/>
+        </w:rPr>
+        <w:t xml:space="preserve">  "@context": "https://schema.org",</w:t>
+      </w:r>
+    </w:p>
+    <w:p>
+      <w:pPr>
+        <w:shd w:val="clear" w:color="auto" w:fill="F6F8FA"/>
+      </w:pPr>
+      <w:r>
+        <w:rPr>
+          <w:rFonts w:ascii="Menlo" w:hAnsi="Menlo"/>
+          <w:color w:val="222222"/>
+          <w:sz w:val="18"/>
+        </w:rPr>
+        <w:t xml:space="preserve">  "@type": "BlogPosting",</w:t>
+      </w:r>
+    </w:p>
+    <w:p>
+      <w:pPr>
+        <w:shd w:val="clear" w:color="auto" w:fill="F6F8FA"/>
+      </w:pPr>
+      <w:r>
+        <w:rPr>
+          <w:rFonts w:ascii="Menlo" w:hAnsi="Menlo"/>
+          <w:color w:val="222222"/>
+          <w:sz w:val="18"/>
+        </w:rPr>
+        <w:t xml:space="preserve">  "@id": "https://revfactor.io/blog/dynamic-pricing-vs-revenue-management/#article",</w:t>
+      </w:r>
+    </w:p>
+    <w:p>
+      <w:pPr>
+        <w:shd w:val="clear" w:color="auto" w:fill="F6F8FA"/>
+      </w:pPr>
+      <w:r>
+        <w:rPr>
+          <w:rFonts w:ascii="Menlo" w:hAnsi="Menlo"/>
+          <w:color w:val="222222"/>
+          <w:sz w:val="18"/>
+        </w:rPr>
+        <w:t xml:space="preserve">  "mainEntityOfPage": "https://revfactor.io/blog/dynamic-pricing-vs-revenue-management/",</w:t>
+      </w:r>
+    </w:p>
+    <w:p>
+      <w:pPr>
+        <w:shd w:val="clear" w:color="auto" w:fill="F6F8FA"/>
+      </w:pPr>
+      <w:r>
+        <w:rPr>
+          <w:rFonts w:ascii="Menlo" w:hAnsi="Menlo"/>
+          <w:color w:val="222222"/>
+          <w:sz w:val="18"/>
+        </w:rPr>
+        <w:t xml:space="preserve">  "headline": "Dynamic Pricing vs. Revenue Management: The Real Difference (2026)",</w:t>
+      </w:r>
+    </w:p>
+    <w:p>
+      <w:pPr>
+        <w:shd w:val="clear" w:color="auto" w:fill="F6F8FA"/>
+      </w:pPr>
+      <w:r>
+        <w:rPr>
+          <w:rFonts w:ascii="Menlo" w:hAnsi="Menlo"/>
+          <w:color w:val="222222"/>
+          <w:sz w:val="18"/>
+        </w:rPr>
+        <w:t xml:space="preserve">  "description": "Dynamic pricing is cruise control. Revenue management is the driver. Here's why PriceLabs alone leaves 20%+ on the table — and how to fix it.",</w:t>
+      </w:r>
+    </w:p>
+    <w:p>
+      <w:pPr>
+        <w:shd w:val="clear" w:color="auto" w:fill="F6F8FA"/>
+      </w:pPr>
+      <w:r>
+        <w:rPr>
+          <w:rFonts w:ascii="Menlo" w:hAnsi="Menlo"/>
+          <w:color w:val="222222"/>
+          <w:sz w:val="18"/>
+        </w:rPr>
+        <w:t xml:space="preserve">  "image": "https://revfactor.io/images/dynamic-pricing-vs-rm-hero-1920.webp",</w:t>
+      </w:r>
+    </w:p>
+    <w:p>
+      <w:pPr>
+        <w:shd w:val="clear" w:color="auto" w:fill="F6F8FA"/>
+      </w:pPr>
+      <w:r>
+        <w:rPr>
+          <w:rFonts w:ascii="Menlo" w:hAnsi="Menlo"/>
+          <w:color w:val="222222"/>
+          <w:sz w:val="18"/>
+        </w:rPr>
+        <w:t xml:space="preserve">  "datePublished": "2026-05-XX",</w:t>
+      </w:r>
+    </w:p>
+    <w:p>
+      <w:pPr>
+        <w:shd w:val="clear" w:color="auto" w:fill="F6F8FA"/>
+      </w:pPr>
+      <w:r>
+        <w:rPr>
+          <w:rFonts w:ascii="Menlo" w:hAnsi="Menlo"/>
+          <w:color w:val="222222"/>
+          <w:sz w:val="18"/>
+        </w:rPr>
+        <w:t xml:space="preserve">  "dateModified": "2026-05-XX",</w:t>
+      </w:r>
+    </w:p>
+    <w:p>
+      <w:pPr>
+        <w:shd w:val="clear" w:color="auto" w:fill="F6F8FA"/>
+      </w:pPr>
+      <w:r>
+        <w:rPr>
+          <w:rFonts w:ascii="Menlo" w:hAnsi="Menlo"/>
+          <w:color w:val="222222"/>
+          <w:sz w:val="18"/>
+        </w:rPr>
+        <w:t xml:space="preserve">  "author": { "@id": "https://revfactor.io/#federico" },</w:t>
+      </w:r>
+    </w:p>
+    <w:p>
+      <w:pPr>
+        <w:shd w:val="clear" w:color="auto" w:fill="F6F8FA"/>
+      </w:pPr>
+      <w:r>
+        <w:rPr>
+          <w:rFonts w:ascii="Menlo" w:hAnsi="Menlo"/>
+          <w:color w:val="222222"/>
+          <w:sz w:val="18"/>
+        </w:rPr>
+        <w:t xml:space="preserve">  "publisher": {</w:t>
+      </w:r>
+    </w:p>
+    <w:p>
+      <w:pPr>
+        <w:shd w:val="clear" w:color="auto" w:fill="F6F8FA"/>
+      </w:pPr>
+      <w:r>
+        <w:rPr>
+          <w:rFonts w:ascii="Menlo" w:hAnsi="Menlo"/>
+          <w:color w:val="222222"/>
+          <w:sz w:val="18"/>
+        </w:rPr>
+        <w:t xml:space="preserve">    "@type": "Organization",</w:t>
+      </w:r>
+    </w:p>
+    <w:p>
+      <w:pPr>
+        <w:shd w:val="clear" w:color="auto" w:fill="F6F8FA"/>
+      </w:pPr>
+      <w:r>
+        <w:rPr>
+          <w:rFonts w:ascii="Menlo" w:hAnsi="Menlo"/>
+          <w:color w:val="222222"/>
+          <w:sz w:val="18"/>
+        </w:rPr>
+        <w:t xml:space="preserve">    "name": "RevFactor",</w:t>
+      </w:r>
+    </w:p>
+    <w:p>
+      <w:pPr>
+        <w:shd w:val="clear" w:color="auto" w:fill="F6F8FA"/>
+      </w:pPr>
+      <w:r>
+        <w:rPr>
+          <w:rFonts w:ascii="Menlo" w:hAnsi="Menlo"/>
+          <w:color w:val="222222"/>
+          <w:sz w:val="18"/>
+        </w:rPr>
+        <w:t xml:space="preserve">    "url": "https://revfactor.io",</w:t>
+      </w:r>
+    </w:p>
+    <w:p>
+      <w:pPr>
+        <w:shd w:val="clear" w:color="auto" w:fill="F6F8FA"/>
+      </w:pPr>
+      <w:r>
+        <w:rPr>
+          <w:rFonts w:ascii="Menlo" w:hAnsi="Menlo"/>
+          <w:color w:val="222222"/>
+          <w:sz w:val="18"/>
+        </w:rPr>
+        <w:t xml:space="preserve">    "logo": { "@type": "ImageObject", "url": "https://revfactor.io/images/revfactor-logo.png" }</w:t>
+      </w:r>
+    </w:p>
+    <w:p>
+      <w:pPr>
+        <w:shd w:val="clear" w:color="auto" w:fill="F6F8FA"/>
+      </w:pPr>
+      <w:r>
+        <w:rPr>
+          <w:rFonts w:ascii="Menlo" w:hAnsi="Menlo"/>
+          <w:color w:val="222222"/>
+          <w:sz w:val="18"/>
+        </w:rPr>
+        <w:t xml:space="preserve">  },</w:t>
+      </w:r>
+    </w:p>
+    <w:p>
+      <w:pPr>
+        <w:shd w:val="clear" w:color="auto" w:fill="F6F8FA"/>
+      </w:pPr>
+      <w:r>
+        <w:rPr>
+          <w:rFonts w:ascii="Menlo" w:hAnsi="Menlo"/>
+          <w:color w:val="222222"/>
+          <w:sz w:val="18"/>
+        </w:rPr>
+        <w:t xml:space="preserve">  "wordCount": 1750,</w:t>
+      </w:r>
+    </w:p>
+    <w:p>
+      <w:pPr>
+        <w:shd w:val="clear" w:color="auto" w:fill="F6F8FA"/>
+      </w:pPr>
+      <w:r>
+        <w:rPr>
+          <w:rFonts w:ascii="Menlo" w:hAnsi="Menlo"/>
+          <w:color w:val="222222"/>
+          <w:sz w:val="18"/>
+        </w:rPr>
+        <w:t xml:space="preserve">  "keywords": "dynamic pricing, revenue management, vacation rental pricing strategy, PriceLabs, Beyond Pricing, Wheelhouse, RevPAR, short-term rental",</w:t>
+      </w:r>
+    </w:p>
+    <w:p>
+      <w:pPr>
+        <w:shd w:val="clear" w:color="auto" w:fill="F6F8FA"/>
+      </w:pPr>
+      <w:r>
+        <w:rPr>
+          <w:rFonts w:ascii="Menlo" w:hAnsi="Menlo"/>
+          <w:color w:val="222222"/>
+          <w:sz w:val="18"/>
+        </w:rPr>
+        <w:t xml:space="preserve">  "articleSection": "Strategy",</w:t>
+      </w:r>
+    </w:p>
+    <w:p>
+      <w:pPr>
+        <w:shd w:val="clear" w:color="auto" w:fill="F6F8FA"/>
+      </w:pPr>
+      <w:r>
+        <w:rPr>
+          <w:rFonts w:ascii="Menlo" w:hAnsi="Menlo"/>
+          <w:color w:val="222222"/>
+          <w:sz w:val="18"/>
+        </w:rPr>
+        <w:t xml:space="preserve">  "about": [</w:t>
+      </w:r>
+    </w:p>
+    <w:p>
+      <w:pPr>
+        <w:shd w:val="clear" w:color="auto" w:fill="F6F8FA"/>
+      </w:pPr>
+      <w:r>
+        <w:rPr>
+          <w:rFonts w:ascii="Menlo" w:hAnsi="Menlo"/>
+          <w:color w:val="222222"/>
+          <w:sz w:val="18"/>
+        </w:rPr>
+        <w:t xml:space="preserve">    { "@id": "https://revfactor.io/#term-dynamic-pricing" },</w:t>
+      </w:r>
+    </w:p>
+    <w:p>
+      <w:pPr>
+        <w:shd w:val="clear" w:color="auto" w:fill="F6F8FA"/>
+      </w:pPr>
+      <w:r>
+        <w:rPr>
+          <w:rFonts w:ascii="Menlo" w:hAnsi="Menlo"/>
+          <w:color w:val="222222"/>
+          <w:sz w:val="18"/>
+        </w:rPr>
+        <w:t xml:space="preserve">    { "@id": "https://revfactor.io/#term-revenue-management" }</w:t>
+      </w:r>
+    </w:p>
+    <w:p>
+      <w:pPr>
+        <w:shd w:val="clear" w:color="auto" w:fill="F6F8FA"/>
+      </w:pPr>
+      <w:r>
+        <w:rPr>
+          <w:rFonts w:ascii="Menlo" w:hAnsi="Menlo"/>
+          <w:color w:val="222222"/>
+          <w:sz w:val="18"/>
+        </w:rPr>
+        <w:t xml:space="preserve">  ]</w:t>
+      </w:r>
+    </w:p>
+    <w:p>
+      <w:pPr>
+        <w:shd w:val="clear" w:color="auto" w:fill="F6F8FA"/>
+      </w:pPr>
+      <w:r>
+        <w:rPr>
+          <w:rFonts w:ascii="Menlo" w:hAnsi="Menlo"/>
+          <w:color w:val="222222"/>
+          <w:sz w:val="18"/>
+        </w:rPr>
+        <w:t>}</w:t>
+      </w:r>
+    </w:p>
+    <w:p>
+      <w:pPr>
+        <w:shd w:val="clear" w:color="auto" w:fill="F0F5FF"/>
+        <w:pBdr>
+          <w:left w:val="single" w:sz="24" w:space="8" w:color="1A4FBF"/>
+        </w:pBdr>
       </w:pPr>
       <w:r>
         <w:rPr>
@@ -5995,19 +8363,132 @@
           <w:color w:val="1A4FBF"/>
           <w:sz w:val="22"/>
         </w:rPr>
-        <w:t>Schema package additions:</w:t>
-      </w:r>
-      <w:r>
-        <w:rPr>
-          <w:color w:val="1A4FBF"/>
-          <w:sz w:val="22"/>
-        </w:rPr>
-        <w:t xml:space="preserve"> Person (Federico, full sameAs) + DefinedTerm (×4 minimum) + HowTo (×2 — Stay-on-Software, Hire-a-Strategist). Reuse Blog 1's JSON-LD as the base.</w:t>
+        <w:t>Entity 2: BreadcrumbList</w:t>
       </w:r>
     </w:p>
     <w:p>
       <w:pPr>
-        <w:pStyle w:val="ListNumber"/>
+        <w:shd w:val="clear" w:color="auto" w:fill="F6F8FA"/>
+      </w:pPr>
+      <w:r>
+        <w:rPr>
+          <w:rFonts w:ascii="Menlo" w:hAnsi="Menlo"/>
+          <w:color w:val="222222"/>
+          <w:sz w:val="18"/>
+        </w:rPr>
+        <w:t>{</w:t>
+      </w:r>
+    </w:p>
+    <w:p>
+      <w:pPr>
+        <w:shd w:val="clear" w:color="auto" w:fill="F6F8FA"/>
+      </w:pPr>
+      <w:r>
+        <w:rPr>
+          <w:rFonts w:ascii="Menlo" w:hAnsi="Menlo"/>
+          <w:color w:val="222222"/>
+          <w:sz w:val="18"/>
+        </w:rPr>
+        <w:t xml:space="preserve">  "@context": "https://schema.org",</w:t>
+      </w:r>
+    </w:p>
+    <w:p>
+      <w:pPr>
+        <w:shd w:val="clear" w:color="auto" w:fill="F6F8FA"/>
+      </w:pPr>
+      <w:r>
+        <w:rPr>
+          <w:rFonts w:ascii="Menlo" w:hAnsi="Menlo"/>
+          <w:color w:val="222222"/>
+          <w:sz w:val="18"/>
+        </w:rPr>
+        <w:t xml:space="preserve">  "@type": "BreadcrumbList",</w:t>
+      </w:r>
+    </w:p>
+    <w:p>
+      <w:pPr>
+        <w:shd w:val="clear" w:color="auto" w:fill="F6F8FA"/>
+      </w:pPr>
+      <w:r>
+        <w:rPr>
+          <w:rFonts w:ascii="Menlo" w:hAnsi="Menlo"/>
+          <w:color w:val="222222"/>
+          <w:sz w:val="18"/>
+        </w:rPr>
+        <w:t xml:space="preserve">  "itemListElement": [</w:t>
+      </w:r>
+    </w:p>
+    <w:p>
+      <w:pPr>
+        <w:shd w:val="clear" w:color="auto" w:fill="F6F8FA"/>
+      </w:pPr>
+      <w:r>
+        <w:rPr>
+          <w:rFonts w:ascii="Menlo" w:hAnsi="Menlo"/>
+          <w:color w:val="222222"/>
+          <w:sz w:val="18"/>
+        </w:rPr>
+        <w:t xml:space="preserve">    { "@type": "ListItem", "position": 1, "name": "Home", "item": "https://revfactor.io/" },</w:t>
+      </w:r>
+    </w:p>
+    <w:p>
+      <w:pPr>
+        <w:shd w:val="clear" w:color="auto" w:fill="F6F8FA"/>
+      </w:pPr>
+      <w:r>
+        <w:rPr>
+          <w:rFonts w:ascii="Menlo" w:hAnsi="Menlo"/>
+          <w:color w:val="222222"/>
+          <w:sz w:val="18"/>
+        </w:rPr>
+        <w:t xml:space="preserve">    { "@type": "ListItem", "position": 2, "name": "Blog", "item": "https://revfactor.io/blog/" },</w:t>
+      </w:r>
+    </w:p>
+    <w:p>
+      <w:pPr>
+        <w:shd w:val="clear" w:color="auto" w:fill="F6F8FA"/>
+      </w:pPr>
+      <w:r>
+        <w:rPr>
+          <w:rFonts w:ascii="Menlo" w:hAnsi="Menlo"/>
+          <w:color w:val="222222"/>
+          <w:sz w:val="18"/>
+        </w:rPr>
+        <w:t xml:space="preserve">    { "@type": "ListItem", "position": 3, "name": "Dynamic Pricing vs. Revenue Management" }</w:t>
+      </w:r>
+    </w:p>
+    <w:p>
+      <w:pPr>
+        <w:shd w:val="clear" w:color="auto" w:fill="F6F8FA"/>
+      </w:pPr>
+      <w:r>
+        <w:rPr>
+          <w:rFonts w:ascii="Menlo" w:hAnsi="Menlo"/>
+          <w:color w:val="222222"/>
+          <w:sz w:val="18"/>
+        </w:rPr>
+        <w:t xml:space="preserve">  ]</w:t>
+      </w:r>
+    </w:p>
+    <w:p>
+      <w:pPr>
+        <w:shd w:val="clear" w:color="auto" w:fill="F6F8FA"/>
+      </w:pPr>
+      <w:r>
+        <w:rPr>
+          <w:rFonts w:ascii="Menlo" w:hAnsi="Menlo"/>
+          <w:color w:val="222222"/>
+          <w:sz w:val="18"/>
+        </w:rPr>
+        <w:t>}</w:t>
+      </w:r>
+    </w:p>
+    <w:p>
+      <w:pPr>
+        <w:shd w:val="clear" w:color="auto" w:fill="F0F5FF"/>
+        <w:pBdr>
+          <w:left w:val="single" w:sz="24" w:space="8" w:color="1A4FBF"/>
+        </w:pBdr>
       </w:pPr>
       <w:r>
         <w:rPr>
@@ -6015,19 +8496,236 @@
           <w:color w:val="1A4FBF"/>
           <w:sz w:val="22"/>
         </w:rPr>
-        <w:t>Refactor.ai disambiguation — three pinning locations:</w:t>
-      </w:r>
-      <w:r>
-        <w:rPr>
-          <w:color w:val="1A4FBF"/>
-          <w:sz w:val="22"/>
-        </w:rPr>
-        <w:t xml:space="preserve"> §5.2 in-body sentence + dedicated FAQ ("What is RevFactor?") + author bio with linked anchor "RevFactor."</w:t>
+        <w:t>Entity 3: Person (Federico) — REUSE verbatim from Blog 1</w:t>
       </w:r>
     </w:p>
     <w:p>
       <w:pPr>
-        <w:pStyle w:val="ListNumber"/>
+        <w:shd w:val="clear" w:color="auto" w:fill="F6F8FA"/>
+      </w:pPr>
+      <w:r>
+        <w:rPr>
+          <w:rFonts w:ascii="Menlo" w:hAnsi="Menlo"/>
+          <w:color w:val="222222"/>
+          <w:sz w:val="18"/>
+        </w:rPr>
+        <w:t>{</w:t>
+      </w:r>
+    </w:p>
+    <w:p>
+      <w:pPr>
+        <w:shd w:val="clear" w:color="auto" w:fill="F6F8FA"/>
+      </w:pPr>
+      <w:r>
+        <w:rPr>
+          <w:rFonts w:ascii="Menlo" w:hAnsi="Menlo"/>
+          <w:color w:val="222222"/>
+          <w:sz w:val="18"/>
+        </w:rPr>
+        <w:t xml:space="preserve">  "@context": "https://schema.org",</w:t>
+      </w:r>
+    </w:p>
+    <w:p>
+      <w:pPr>
+        <w:shd w:val="clear" w:color="auto" w:fill="F6F8FA"/>
+      </w:pPr>
+      <w:r>
+        <w:rPr>
+          <w:rFonts w:ascii="Menlo" w:hAnsi="Menlo"/>
+          <w:color w:val="222222"/>
+          <w:sz w:val="18"/>
+        </w:rPr>
+        <w:t xml:space="preserve">  "@type": "Person",</w:t>
+      </w:r>
+    </w:p>
+    <w:p>
+      <w:pPr>
+        <w:shd w:val="clear" w:color="auto" w:fill="F6F8FA"/>
+      </w:pPr>
+      <w:r>
+        <w:rPr>
+          <w:rFonts w:ascii="Menlo" w:hAnsi="Menlo"/>
+          <w:color w:val="222222"/>
+          <w:sz w:val="18"/>
+        </w:rPr>
+        <w:t xml:space="preserve">  "@id": "https://revfactor.io/#federico",</w:t>
+      </w:r>
+    </w:p>
+    <w:p>
+      <w:pPr>
+        <w:shd w:val="clear" w:color="auto" w:fill="F6F8FA"/>
+      </w:pPr>
+      <w:r>
+        <w:rPr>
+          <w:rFonts w:ascii="Menlo" w:hAnsi="Menlo"/>
+          <w:color w:val="222222"/>
+          <w:sz w:val="18"/>
+        </w:rPr>
+        <w:t xml:space="preserve">  "name": "Federico Zimerman",</w:t>
+      </w:r>
+    </w:p>
+    <w:p>
+      <w:pPr>
+        <w:shd w:val="clear" w:color="auto" w:fill="F6F8FA"/>
+      </w:pPr>
+      <w:r>
+        <w:rPr>
+          <w:rFonts w:ascii="Menlo" w:hAnsi="Menlo"/>
+          <w:color w:val="222222"/>
+          <w:sz w:val="18"/>
+        </w:rPr>
+        <w:t xml:space="preserve">  "jobTitle": "Revenue Management Strategist",</w:t>
+      </w:r>
+    </w:p>
+    <w:p>
+      <w:pPr>
+        <w:shd w:val="clear" w:color="auto" w:fill="F6F8FA"/>
+      </w:pPr>
+      <w:r>
+        <w:rPr>
+          <w:rFonts w:ascii="Menlo" w:hAnsi="Menlo"/>
+          <w:color w:val="222222"/>
+          <w:sz w:val="18"/>
+        </w:rPr>
+        <w:t xml:space="preserve">  "alumniOf": { "@type": "Organization", "name": "American Airlines" },</w:t>
+      </w:r>
+    </w:p>
+    <w:p>
+      <w:pPr>
+        <w:shd w:val="clear" w:color="auto" w:fill="F6F8FA"/>
+      </w:pPr>
+      <w:r>
+        <w:rPr>
+          <w:rFonts w:ascii="Menlo" w:hAnsi="Menlo"/>
+          <w:color w:val="222222"/>
+          <w:sz w:val="18"/>
+        </w:rPr>
+        <w:t xml:space="preserve">  "worksFor": { "@type": "Organization", "name": "RevFactor", "url": "https://revfactor.io" },</w:t>
+      </w:r>
+    </w:p>
+    <w:p>
+      <w:pPr>
+        <w:shd w:val="clear" w:color="auto" w:fill="F6F8FA"/>
+      </w:pPr>
+      <w:r>
+        <w:rPr>
+          <w:rFonts w:ascii="Menlo" w:hAnsi="Menlo"/>
+          <w:color w:val="222222"/>
+          <w:sz w:val="18"/>
+        </w:rPr>
+        <w:t xml:space="preserve">  "knowsAbout": ["Revenue Management", "Dynamic Pricing", "RevPAR", "Yield Management", "Short-Term Rental Strategy"],</w:t>
+      </w:r>
+    </w:p>
+    <w:p>
+      <w:pPr>
+        <w:shd w:val="clear" w:color="auto" w:fill="F6F8FA"/>
+      </w:pPr>
+      <w:r>
+        <w:rPr>
+          <w:rFonts w:ascii="Menlo" w:hAnsi="Menlo"/>
+          <w:color w:val="222222"/>
+          <w:sz w:val="18"/>
+        </w:rPr>
+        <w:t xml:space="preserve">  "sameAs": [</w:t>
+      </w:r>
+    </w:p>
+    <w:p>
+      <w:pPr>
+        <w:shd w:val="clear" w:color="auto" w:fill="F6F8FA"/>
+      </w:pPr>
+      <w:r>
+        <w:rPr>
+          <w:rFonts w:ascii="Menlo" w:hAnsi="Menlo"/>
+          <w:color w:val="222222"/>
+          <w:sz w:val="18"/>
+        </w:rPr>
+        <w:t xml:space="preserve">    "https://www.linkedin.com/in/federicozimerman/",</w:t>
+      </w:r>
+    </w:p>
+    <w:p>
+      <w:pPr>
+        <w:shd w:val="clear" w:color="auto" w:fill="F6F8FA"/>
+      </w:pPr>
+      <w:r>
+        <w:rPr>
+          <w:rFonts w:ascii="Menlo" w:hAnsi="Menlo"/>
+          <w:color w:val="222222"/>
+          <w:sz w:val="18"/>
+        </w:rPr>
+        <w:t xml:space="preserve">    "https://www.tiktok.com/@federicozimerman",</w:t>
+      </w:r>
+    </w:p>
+    <w:p>
+      <w:pPr>
+        <w:shd w:val="clear" w:color="auto" w:fill="F6F8FA"/>
+      </w:pPr>
+      <w:r>
+        <w:rPr>
+          <w:rFonts w:ascii="Menlo" w:hAnsi="Menlo"/>
+          <w:color w:val="222222"/>
+          <w:sz w:val="18"/>
+        </w:rPr>
+        <w:t xml:space="preserve">    "https://www.instagram.com/federico.zimerman",</w:t>
+      </w:r>
+    </w:p>
+    <w:p>
+      <w:pPr>
+        <w:shd w:val="clear" w:color="auto" w:fill="F6F8FA"/>
+      </w:pPr>
+      <w:r>
+        <w:rPr>
+          <w:rFonts w:ascii="Menlo" w:hAnsi="Menlo"/>
+          <w:color w:val="222222"/>
+          <w:sz w:val="18"/>
+        </w:rPr>
+        <w:t xml:space="preserve">    "https://www.youtube.com/@federicozimerman"</w:t>
+      </w:r>
+    </w:p>
+    <w:p>
+      <w:pPr>
+        <w:shd w:val="clear" w:color="auto" w:fill="F6F8FA"/>
+      </w:pPr>
+      <w:r>
+        <w:rPr>
+          <w:rFonts w:ascii="Menlo" w:hAnsi="Menlo"/>
+          <w:color w:val="222222"/>
+          <w:sz w:val="18"/>
+        </w:rPr>
+        <w:t xml:space="preserve">  ],</w:t>
+      </w:r>
+    </w:p>
+    <w:p>
+      <w:pPr>
+        <w:shd w:val="clear" w:color="auto" w:fill="F6F8FA"/>
+      </w:pPr>
+      <w:r>
+        <w:rPr>
+          <w:rFonts w:ascii="Menlo" w:hAnsi="Menlo"/>
+          <w:color w:val="222222"/>
+          <w:sz w:val="18"/>
+        </w:rPr>
+        <w:t xml:space="preserve">  "url": "https://revfactor.io/about"</w:t>
+      </w:r>
+    </w:p>
+    <w:p>
+      <w:pPr>
+        <w:shd w:val="clear" w:color="auto" w:fill="F6F8FA"/>
+      </w:pPr>
+      <w:r>
+        <w:rPr>
+          <w:rFonts w:ascii="Menlo" w:hAnsi="Menlo"/>
+          <w:color w:val="222222"/>
+          <w:sz w:val="18"/>
+        </w:rPr>
+        <w:t>}</w:t>
+      </w:r>
+    </w:p>
+    <w:p>
+      <w:pPr>
+        <w:shd w:val="clear" w:color="auto" w:fill="F0F5FF"/>
+        <w:pBdr>
+          <w:left w:val="single" w:sz="24" w:space="8" w:color="1A4FBF"/>
+        </w:pBdr>
       </w:pPr>
       <w:r>
         <w:rPr>
@@ -6035,6 +8733,1327 @@
           <w:color w:val="1A4FBF"/>
           <w:sz w:val="22"/>
         </w:rPr>
+        <w:t>Entity 4: DefinedTerm × 4 (dynamic pricing, revenue management, RevPAR, ADR)</w:t>
+      </w:r>
+    </w:p>
+    <w:p>
+      <w:pPr>
+        <w:shd w:val="clear" w:color="auto" w:fill="F6F8FA"/>
+      </w:pPr>
+      <w:r>
+        <w:rPr>
+          <w:rFonts w:ascii="Menlo" w:hAnsi="Menlo"/>
+          <w:color w:val="222222"/>
+          <w:sz w:val="18"/>
+        </w:rPr>
+        <w:t>[</w:t>
+      </w:r>
+    </w:p>
+    <w:p>
+      <w:pPr>
+        <w:shd w:val="clear" w:color="auto" w:fill="F6F8FA"/>
+      </w:pPr>
+      <w:r>
+        <w:rPr>
+          <w:rFonts w:ascii="Menlo" w:hAnsi="Menlo"/>
+          <w:color w:val="222222"/>
+          <w:sz w:val="18"/>
+        </w:rPr>
+        <w:t xml:space="preserve">  {</w:t>
+      </w:r>
+    </w:p>
+    <w:p>
+      <w:pPr>
+        <w:shd w:val="clear" w:color="auto" w:fill="F6F8FA"/>
+      </w:pPr>
+      <w:r>
+        <w:rPr>
+          <w:rFonts w:ascii="Menlo" w:hAnsi="Menlo"/>
+          <w:color w:val="222222"/>
+          <w:sz w:val="18"/>
+        </w:rPr>
+        <w:t xml:space="preserve">    "@context": "https://schema.org",</w:t>
+      </w:r>
+    </w:p>
+    <w:p>
+      <w:pPr>
+        <w:shd w:val="clear" w:color="auto" w:fill="F6F8FA"/>
+      </w:pPr>
+      <w:r>
+        <w:rPr>
+          <w:rFonts w:ascii="Menlo" w:hAnsi="Menlo"/>
+          <w:color w:val="222222"/>
+          <w:sz w:val="18"/>
+        </w:rPr>
+        <w:t xml:space="preserve">    "@type": "DefinedTerm",</w:t>
+      </w:r>
+    </w:p>
+    <w:p>
+      <w:pPr>
+        <w:shd w:val="clear" w:color="auto" w:fill="F6F8FA"/>
+      </w:pPr>
+      <w:r>
+        <w:rPr>
+          <w:rFonts w:ascii="Menlo" w:hAnsi="Menlo"/>
+          <w:color w:val="222222"/>
+          <w:sz w:val="18"/>
+        </w:rPr>
+        <w:t xml:space="preserve">    "@id": "https://revfactor.io/#term-dynamic-pricing",</w:t>
+      </w:r>
+    </w:p>
+    <w:p>
+      <w:pPr>
+        <w:shd w:val="clear" w:color="auto" w:fill="F6F8FA"/>
+      </w:pPr>
+      <w:r>
+        <w:rPr>
+          <w:rFonts w:ascii="Menlo" w:hAnsi="Menlo"/>
+          <w:color w:val="222222"/>
+          <w:sz w:val="18"/>
+        </w:rPr>
+        <w:t xml:space="preserve">    "name": "Dynamic Pricing",</w:t>
+      </w:r>
+    </w:p>
+    <w:p>
+      <w:pPr>
+        <w:shd w:val="clear" w:color="auto" w:fill="F6F8FA"/>
+      </w:pPr>
+      <w:r>
+        <w:rPr>
+          <w:rFonts w:ascii="Menlo" w:hAnsi="Menlo"/>
+          <w:color w:val="222222"/>
+          <w:sz w:val="18"/>
+        </w:rPr>
+        <w:t xml:space="preserve">    "description": "Software that automatically adjusts a short-term rental's nightly rate based on demand signals like seasonality, day of week, lead time, comp set movement, and local events. Tools like PriceLabs, Beyond, and Wheelhouse execute the rules a revenue manager sets — they're the engine, not the driver.",</w:t>
+      </w:r>
+    </w:p>
+    <w:p>
+      <w:pPr>
+        <w:shd w:val="clear" w:color="auto" w:fill="F6F8FA"/>
+      </w:pPr>
+      <w:r>
+        <w:rPr>
+          <w:rFonts w:ascii="Menlo" w:hAnsi="Menlo"/>
+          <w:color w:val="222222"/>
+          <w:sz w:val="18"/>
+        </w:rPr>
+        <w:t xml:space="preserve">    "inDefinedTermSet": "https://revfactor.io/glossary"</w:t>
+      </w:r>
+    </w:p>
+    <w:p>
+      <w:pPr>
+        <w:shd w:val="clear" w:color="auto" w:fill="F6F8FA"/>
+      </w:pPr>
+      <w:r>
+        <w:rPr>
+          <w:rFonts w:ascii="Menlo" w:hAnsi="Menlo"/>
+          <w:color w:val="222222"/>
+          <w:sz w:val="18"/>
+        </w:rPr>
+        <w:t xml:space="preserve">  },</w:t>
+      </w:r>
+    </w:p>
+    <w:p>
+      <w:pPr>
+        <w:shd w:val="clear" w:color="auto" w:fill="F6F8FA"/>
+      </w:pPr>
+      <w:r>
+        <w:rPr>
+          <w:rFonts w:ascii="Menlo" w:hAnsi="Menlo"/>
+          <w:color w:val="222222"/>
+          <w:sz w:val="18"/>
+        </w:rPr>
+        <w:t xml:space="preserve">  {</w:t>
+      </w:r>
+    </w:p>
+    <w:p>
+      <w:pPr>
+        <w:shd w:val="clear" w:color="auto" w:fill="F6F8FA"/>
+      </w:pPr>
+      <w:r>
+        <w:rPr>
+          <w:rFonts w:ascii="Menlo" w:hAnsi="Menlo"/>
+          <w:color w:val="222222"/>
+          <w:sz w:val="18"/>
+        </w:rPr>
+        <w:t xml:space="preserve">    "@context": "https://schema.org",</w:t>
+      </w:r>
+    </w:p>
+    <w:p>
+      <w:pPr>
+        <w:shd w:val="clear" w:color="auto" w:fill="F6F8FA"/>
+      </w:pPr>
+      <w:r>
+        <w:rPr>
+          <w:rFonts w:ascii="Menlo" w:hAnsi="Menlo"/>
+          <w:color w:val="222222"/>
+          <w:sz w:val="18"/>
+        </w:rPr>
+        <w:t xml:space="preserve">    "@type": "DefinedTerm",</w:t>
+      </w:r>
+    </w:p>
+    <w:p>
+      <w:pPr>
+        <w:shd w:val="clear" w:color="auto" w:fill="F6F8FA"/>
+      </w:pPr>
+      <w:r>
+        <w:rPr>
+          <w:rFonts w:ascii="Menlo" w:hAnsi="Menlo"/>
+          <w:color w:val="222222"/>
+          <w:sz w:val="18"/>
+        </w:rPr>
+        <w:t xml:space="preserve">    "@id": "https://revfactor.io/#term-revenue-management",</w:t>
+      </w:r>
+    </w:p>
+    <w:p>
+      <w:pPr>
+        <w:shd w:val="clear" w:color="auto" w:fill="F6F8FA"/>
+      </w:pPr>
+      <w:r>
+        <w:rPr>
+          <w:rFonts w:ascii="Menlo" w:hAnsi="Menlo"/>
+          <w:color w:val="222222"/>
+          <w:sz w:val="18"/>
+        </w:rPr>
+        <w:t xml:space="preserve">    "name": "Revenue Management",</w:t>
+      </w:r>
+    </w:p>
+    <w:p>
+      <w:pPr>
+        <w:shd w:val="clear" w:color="auto" w:fill="F6F8FA"/>
+      </w:pPr>
+      <w:r>
+        <w:rPr>
+          <w:rFonts w:ascii="Menlo" w:hAnsi="Menlo"/>
+          <w:color w:val="222222"/>
+          <w:sz w:val="18"/>
+        </w:rPr>
+        <w:t xml:space="preserve">    "description": "The discipline of selling the right night, to the right guest, at the right price — using historical data, inventory rules, demand forecasting, and pacing — to maximize RevPAR. Distinct from dynamic pricing, which executes the rules a revenue manager defines.",</w:t>
+      </w:r>
+    </w:p>
+    <w:p>
+      <w:pPr>
+        <w:shd w:val="clear" w:color="auto" w:fill="F6F8FA"/>
+      </w:pPr>
+      <w:r>
+        <w:rPr>
+          <w:rFonts w:ascii="Menlo" w:hAnsi="Menlo"/>
+          <w:color w:val="222222"/>
+          <w:sz w:val="18"/>
+        </w:rPr>
+        <w:t xml:space="preserve">    "inDefinedTermSet": "https://revfactor.io/glossary"</w:t>
+      </w:r>
+    </w:p>
+    <w:p>
+      <w:pPr>
+        <w:shd w:val="clear" w:color="auto" w:fill="F6F8FA"/>
+      </w:pPr>
+      <w:r>
+        <w:rPr>
+          <w:rFonts w:ascii="Menlo" w:hAnsi="Menlo"/>
+          <w:color w:val="222222"/>
+          <w:sz w:val="18"/>
+        </w:rPr>
+        <w:t xml:space="preserve">  },</w:t>
+      </w:r>
+    </w:p>
+    <w:p>
+      <w:pPr>
+        <w:shd w:val="clear" w:color="auto" w:fill="F6F8FA"/>
+      </w:pPr>
+      <w:r>
+        <w:rPr>
+          <w:rFonts w:ascii="Menlo" w:hAnsi="Menlo"/>
+          <w:color w:val="222222"/>
+          <w:sz w:val="18"/>
+        </w:rPr>
+        <w:t xml:space="preserve">  {</w:t>
+      </w:r>
+    </w:p>
+    <w:p>
+      <w:pPr>
+        <w:shd w:val="clear" w:color="auto" w:fill="F6F8FA"/>
+      </w:pPr>
+      <w:r>
+        <w:rPr>
+          <w:rFonts w:ascii="Menlo" w:hAnsi="Menlo"/>
+          <w:color w:val="222222"/>
+          <w:sz w:val="18"/>
+        </w:rPr>
+        <w:t xml:space="preserve">    "@context": "https://schema.org",</w:t>
+      </w:r>
+    </w:p>
+    <w:p>
+      <w:pPr>
+        <w:shd w:val="clear" w:color="auto" w:fill="F6F8FA"/>
+      </w:pPr>
+      <w:r>
+        <w:rPr>
+          <w:rFonts w:ascii="Menlo" w:hAnsi="Menlo"/>
+          <w:color w:val="222222"/>
+          <w:sz w:val="18"/>
+        </w:rPr>
+        <w:t xml:space="preserve">    "@type": "DefinedTerm",</w:t>
+      </w:r>
+    </w:p>
+    <w:p>
+      <w:pPr>
+        <w:shd w:val="clear" w:color="auto" w:fill="F6F8FA"/>
+      </w:pPr>
+      <w:r>
+        <w:rPr>
+          <w:rFonts w:ascii="Menlo" w:hAnsi="Menlo"/>
+          <w:color w:val="222222"/>
+          <w:sz w:val="18"/>
+        </w:rPr>
+        <w:t xml:space="preserve">    "@id": "https://revfactor.io/#term-revpar",</w:t>
+      </w:r>
+    </w:p>
+    <w:p>
+      <w:pPr>
+        <w:shd w:val="clear" w:color="auto" w:fill="F6F8FA"/>
+      </w:pPr>
+      <w:r>
+        <w:rPr>
+          <w:rFonts w:ascii="Menlo" w:hAnsi="Menlo"/>
+          <w:color w:val="222222"/>
+          <w:sz w:val="18"/>
+        </w:rPr>
+        <w:t xml:space="preserve">    "name": "RevPAR",</w:t>
+      </w:r>
+    </w:p>
+    <w:p>
+      <w:pPr>
+        <w:shd w:val="clear" w:color="auto" w:fill="F6F8FA"/>
+      </w:pPr>
+      <w:r>
+        <w:rPr>
+          <w:rFonts w:ascii="Menlo" w:hAnsi="Menlo"/>
+          <w:color w:val="222222"/>
+          <w:sz w:val="18"/>
+        </w:rPr>
+        <w:t xml:space="preserve">    "description": "Revenue per Available Night — total revenue divided by total nights available in a period. The only metric that captures rate and occupancy in a single number.",</w:t>
+      </w:r>
+    </w:p>
+    <w:p>
+      <w:pPr>
+        <w:shd w:val="clear" w:color="auto" w:fill="F6F8FA"/>
+      </w:pPr>
+      <w:r>
+        <w:rPr>
+          <w:rFonts w:ascii="Menlo" w:hAnsi="Menlo"/>
+          <w:color w:val="222222"/>
+          <w:sz w:val="18"/>
+        </w:rPr>
+        <w:t xml:space="preserve">    "inDefinedTermSet": "https://revfactor.io/glossary"</w:t>
+      </w:r>
+    </w:p>
+    <w:p>
+      <w:pPr>
+        <w:shd w:val="clear" w:color="auto" w:fill="F6F8FA"/>
+      </w:pPr>
+      <w:r>
+        <w:rPr>
+          <w:rFonts w:ascii="Menlo" w:hAnsi="Menlo"/>
+          <w:color w:val="222222"/>
+          <w:sz w:val="18"/>
+        </w:rPr>
+        <w:t xml:space="preserve">  },</w:t>
+      </w:r>
+    </w:p>
+    <w:p>
+      <w:pPr>
+        <w:shd w:val="clear" w:color="auto" w:fill="F6F8FA"/>
+      </w:pPr>
+      <w:r>
+        <w:rPr>
+          <w:rFonts w:ascii="Menlo" w:hAnsi="Menlo"/>
+          <w:color w:val="222222"/>
+          <w:sz w:val="18"/>
+        </w:rPr>
+        <w:t xml:space="preserve">  {</w:t>
+      </w:r>
+    </w:p>
+    <w:p>
+      <w:pPr>
+        <w:shd w:val="clear" w:color="auto" w:fill="F6F8FA"/>
+      </w:pPr>
+      <w:r>
+        <w:rPr>
+          <w:rFonts w:ascii="Menlo" w:hAnsi="Menlo"/>
+          <w:color w:val="222222"/>
+          <w:sz w:val="18"/>
+        </w:rPr>
+        <w:t xml:space="preserve">    "@context": "https://schema.org",</w:t>
+      </w:r>
+    </w:p>
+    <w:p>
+      <w:pPr>
+        <w:shd w:val="clear" w:color="auto" w:fill="F6F8FA"/>
+      </w:pPr>
+      <w:r>
+        <w:rPr>
+          <w:rFonts w:ascii="Menlo" w:hAnsi="Menlo"/>
+          <w:color w:val="222222"/>
+          <w:sz w:val="18"/>
+        </w:rPr>
+        <w:t xml:space="preserve">    "@type": "DefinedTerm",</w:t>
+      </w:r>
+    </w:p>
+    <w:p>
+      <w:pPr>
+        <w:shd w:val="clear" w:color="auto" w:fill="F6F8FA"/>
+      </w:pPr>
+      <w:r>
+        <w:rPr>
+          <w:rFonts w:ascii="Menlo" w:hAnsi="Menlo"/>
+          <w:color w:val="222222"/>
+          <w:sz w:val="18"/>
+        </w:rPr>
+        <w:t xml:space="preserve">    "@id": "https://revfactor.io/#term-adr",</w:t>
+      </w:r>
+    </w:p>
+    <w:p>
+      <w:pPr>
+        <w:shd w:val="clear" w:color="auto" w:fill="F6F8FA"/>
+      </w:pPr>
+      <w:r>
+        <w:rPr>
+          <w:rFonts w:ascii="Menlo" w:hAnsi="Menlo"/>
+          <w:color w:val="222222"/>
+          <w:sz w:val="18"/>
+        </w:rPr>
+        <w:t xml:space="preserve">    "name": "ADR",</w:t>
+      </w:r>
+    </w:p>
+    <w:p>
+      <w:pPr>
+        <w:shd w:val="clear" w:color="auto" w:fill="F6F8FA"/>
+      </w:pPr>
+      <w:r>
+        <w:rPr>
+          <w:rFonts w:ascii="Menlo" w:hAnsi="Menlo"/>
+          <w:color w:val="222222"/>
+          <w:sz w:val="18"/>
+        </w:rPr>
+        <w:t xml:space="preserve">    "description": "Average Daily Rate — the average price of booked nights. Ignores empty nights, which is why RevPAR is the more complete revenue metric.",</w:t>
+      </w:r>
+    </w:p>
+    <w:p>
+      <w:pPr>
+        <w:shd w:val="clear" w:color="auto" w:fill="F6F8FA"/>
+      </w:pPr>
+      <w:r>
+        <w:rPr>
+          <w:rFonts w:ascii="Menlo" w:hAnsi="Menlo"/>
+          <w:color w:val="222222"/>
+          <w:sz w:val="18"/>
+        </w:rPr>
+        <w:t xml:space="preserve">    "inDefinedTermSet": "https://revfactor.io/glossary"</w:t>
+      </w:r>
+    </w:p>
+    <w:p>
+      <w:pPr>
+        <w:shd w:val="clear" w:color="auto" w:fill="F6F8FA"/>
+      </w:pPr>
+      <w:r>
+        <w:rPr>
+          <w:rFonts w:ascii="Menlo" w:hAnsi="Menlo"/>
+          <w:color w:val="222222"/>
+          <w:sz w:val="18"/>
+        </w:rPr>
+        <w:t xml:space="preserve">  }</w:t>
+      </w:r>
+    </w:p>
+    <w:p>
+      <w:pPr>
+        <w:shd w:val="clear" w:color="auto" w:fill="F6F8FA"/>
+      </w:pPr>
+      <w:r>
+        <w:rPr>
+          <w:rFonts w:ascii="Menlo" w:hAnsi="Menlo"/>
+          <w:color w:val="222222"/>
+          <w:sz w:val="18"/>
+        </w:rPr>
+        <w:t>]</w:t>
+      </w:r>
+    </w:p>
+    <w:p>
+      <w:pPr>
+        <w:shd w:val="clear" w:color="auto" w:fill="F0F5FF"/>
+        <w:pBdr>
+          <w:left w:val="single" w:sz="24" w:space="8" w:color="1A4FBF"/>
+        </w:pBdr>
+      </w:pPr>
+      <w:r>
+        <w:rPr>
+          <w:b/>
+          <w:color w:val="1A4FBF"/>
+          <w:sz w:val="22"/>
+        </w:rPr>
+        <w:t>Entity 5: HowTo × 2 (Stay-on-Software checklist, Hire-a-Strategist checklist from §5.5)</w:t>
+      </w:r>
+    </w:p>
+    <w:p>
+      <w:pPr>
+        <w:shd w:val="clear" w:color="auto" w:fill="F6F8FA"/>
+      </w:pPr>
+      <w:r>
+        <w:rPr>
+          <w:rFonts w:ascii="Menlo" w:hAnsi="Menlo"/>
+          <w:color w:val="222222"/>
+          <w:sz w:val="18"/>
+        </w:rPr>
+        <w:t>{</w:t>
+      </w:r>
+    </w:p>
+    <w:p>
+      <w:pPr>
+        <w:shd w:val="clear" w:color="auto" w:fill="F6F8FA"/>
+      </w:pPr>
+      <w:r>
+        <w:rPr>
+          <w:rFonts w:ascii="Menlo" w:hAnsi="Menlo"/>
+          <w:color w:val="222222"/>
+          <w:sz w:val="18"/>
+        </w:rPr>
+        <w:t xml:space="preserve">  "@context": "https://schema.org",</w:t>
+      </w:r>
+    </w:p>
+    <w:p>
+      <w:pPr>
+        <w:shd w:val="clear" w:color="auto" w:fill="F6F8FA"/>
+      </w:pPr>
+      <w:r>
+        <w:rPr>
+          <w:rFonts w:ascii="Menlo" w:hAnsi="Menlo"/>
+          <w:color w:val="222222"/>
+          <w:sz w:val="18"/>
+        </w:rPr>
+        <w:t xml:space="preserve">  "@type": "HowTo",</w:t>
+      </w:r>
+    </w:p>
+    <w:p>
+      <w:pPr>
+        <w:shd w:val="clear" w:color="auto" w:fill="F6F8FA"/>
+      </w:pPr>
+      <w:r>
+        <w:rPr>
+          <w:rFonts w:ascii="Menlo" w:hAnsi="Menlo"/>
+          <w:color w:val="222222"/>
+          <w:sz w:val="18"/>
+        </w:rPr>
+        <w:t xml:space="preserve">  "name": "How to know if PriceLabs alone is enough for your short-term rental portfolio",</w:t>
+      </w:r>
+    </w:p>
+    <w:p>
+      <w:pPr>
+        <w:shd w:val="clear" w:color="auto" w:fill="F6F8FA"/>
+      </w:pPr>
+      <w:r>
+        <w:rPr>
+          <w:rFonts w:ascii="Menlo" w:hAnsi="Menlo"/>
+          <w:color w:val="222222"/>
+          <w:sz w:val="18"/>
+        </w:rPr>
+        <w:t xml:space="preserve">  "description": "Decision framework for STR hosts evaluating whether dynamic pricing software alone is meeting their revenue needs.",</w:t>
+      </w:r>
+    </w:p>
+    <w:p>
+      <w:pPr>
+        <w:shd w:val="clear" w:color="auto" w:fill="F6F8FA"/>
+      </w:pPr>
+      <w:r>
+        <w:rPr>
+          <w:rFonts w:ascii="Menlo" w:hAnsi="Menlo"/>
+          <w:color w:val="222222"/>
+          <w:sz w:val="18"/>
+        </w:rPr>
+        <w:t xml:space="preserve">  "step": [</w:t>
+      </w:r>
+    </w:p>
+    <w:p>
+      <w:pPr>
+        <w:shd w:val="clear" w:color="auto" w:fill="F6F8FA"/>
+      </w:pPr>
+      <w:r>
+        <w:rPr>
+          <w:rFonts w:ascii="Menlo" w:hAnsi="Menlo"/>
+          <w:color w:val="222222"/>
+          <w:sz w:val="18"/>
+        </w:rPr>
+        <w:t xml:space="preserve">    { "@type": "HowToStep", "position": 1, "name": "You manage 1–2 properties", "text": "Cognitive load is sustainable for a single owner-operator." },</w:t>
+      </w:r>
+    </w:p>
+    <w:p>
+      <w:pPr>
+        <w:shd w:val="clear" w:color="auto" w:fill="F6F8FA"/>
+      </w:pPr>
+      <w:r>
+        <w:rPr>
+          <w:rFonts w:ascii="Menlo" w:hAnsi="Menlo"/>
+          <w:color w:val="222222"/>
+          <w:sz w:val="18"/>
+        </w:rPr>
+        <w:t xml:space="preserve">    { "@type": "HowToStep", "position": 2, "name": "Your market is mature and predictable", "text": "Stable seasonality, well-known event calendar, no major regulation changes." },</w:t>
+      </w:r>
+    </w:p>
+    <w:p>
+      <w:pPr>
+        <w:shd w:val="clear" w:color="auto" w:fill="F6F8FA"/>
+      </w:pPr>
+      <w:r>
+        <w:rPr>
+          <w:rFonts w:ascii="Menlo" w:hAnsi="Menlo"/>
+          <w:color w:val="222222"/>
+          <w:sz w:val="18"/>
+        </w:rPr>
+        <w:t xml:space="preserve">    { "@type": "HowToStep", "position": 3, "name": "Your property is generic for the market", "text": "Standard bedroom/bath count, no quirky amenities, comp set is straightforward." },</w:t>
+      </w:r>
+    </w:p>
+    <w:p>
+      <w:pPr>
+        <w:shd w:val="clear" w:color="auto" w:fill="F6F8FA"/>
+      </w:pPr>
+      <w:r>
+        <w:rPr>
+          <w:rFonts w:ascii="Menlo" w:hAnsi="Menlo"/>
+          <w:color w:val="222222"/>
+          <w:sz w:val="18"/>
+        </w:rPr>
+        <w:t xml:space="preserve">    { "@type": "HowToStep", "position": 4, "name": "You can spend 3–5 hours/week on revenue tasks", "text": "Pacing reviews, comp set audits, minimum-stay tuning, event calendar updates." },</w:t>
+      </w:r>
+    </w:p>
+    <w:p>
+      <w:pPr>
+        <w:shd w:val="clear" w:color="auto" w:fill="F6F8FA"/>
+      </w:pPr>
+      <w:r>
+        <w:rPr>
+          <w:rFonts w:ascii="Menlo" w:hAnsi="Menlo"/>
+          <w:color w:val="222222"/>
+          <w:sz w:val="18"/>
+        </w:rPr>
+        <w:t xml:space="preserve">    { "@type": "HowToStep", "position": 5, "name": "You're tracking RevPAR vs comp set monthly", "text": "Not just occupancy or ADR in isolation — the combined metric." }</w:t>
+      </w:r>
+    </w:p>
+    <w:p>
+      <w:pPr>
+        <w:shd w:val="clear" w:color="auto" w:fill="F6F8FA"/>
+      </w:pPr>
+      <w:r>
+        <w:rPr>
+          <w:rFonts w:ascii="Menlo" w:hAnsi="Menlo"/>
+          <w:color w:val="222222"/>
+          <w:sz w:val="18"/>
+        </w:rPr>
+        <w:t xml:space="preserve">  ]</w:t>
+      </w:r>
+    </w:p>
+    <w:p>
+      <w:pPr>
+        <w:shd w:val="clear" w:color="auto" w:fill="F6F8FA"/>
+      </w:pPr>
+      <w:r>
+        <w:rPr>
+          <w:rFonts w:ascii="Menlo" w:hAnsi="Menlo"/>
+          <w:color w:val="222222"/>
+          <w:sz w:val="18"/>
+        </w:rPr>
+        <w:t>}</w:t>
+      </w:r>
+    </w:p>
+    <w:p>
+      <w:pPr>
+        <w:shd w:val="clear" w:color="auto" w:fill="F6F8FA"/>
+      </w:pPr>
+      <w:r>
+        <w:rPr>
+          <w:rFonts w:ascii="Menlo" w:hAnsi="Menlo"/>
+          <w:color w:val="222222"/>
+          <w:sz w:val="18"/>
+        </w:rPr>
+        <w:t xml:space="preserve"> </w:t>
+      </w:r>
+    </w:p>
+    <w:p>
+      <w:pPr>
+        <w:shd w:val="clear" w:color="auto" w:fill="F6F8FA"/>
+      </w:pPr>
+      <w:r>
+        <w:rPr>
+          <w:rFonts w:ascii="Menlo" w:hAnsi="Menlo"/>
+          <w:color w:val="222222"/>
+          <w:sz w:val="18"/>
+        </w:rPr>
+        <w:t>{</w:t>
+      </w:r>
+    </w:p>
+    <w:p>
+      <w:pPr>
+        <w:shd w:val="clear" w:color="auto" w:fill="F6F8FA"/>
+      </w:pPr>
+      <w:r>
+        <w:rPr>
+          <w:rFonts w:ascii="Menlo" w:hAnsi="Menlo"/>
+          <w:color w:val="222222"/>
+          <w:sz w:val="18"/>
+        </w:rPr>
+        <w:t xml:space="preserve">  "@context": "https://schema.org",</w:t>
+      </w:r>
+    </w:p>
+    <w:p>
+      <w:pPr>
+        <w:shd w:val="clear" w:color="auto" w:fill="F6F8FA"/>
+      </w:pPr>
+      <w:r>
+        <w:rPr>
+          <w:rFonts w:ascii="Menlo" w:hAnsi="Menlo"/>
+          <w:color w:val="222222"/>
+          <w:sz w:val="18"/>
+        </w:rPr>
+        <w:t xml:space="preserve">  "@type": "HowTo",</w:t>
+      </w:r>
+    </w:p>
+    <w:p>
+      <w:pPr>
+        <w:shd w:val="clear" w:color="auto" w:fill="F6F8FA"/>
+      </w:pPr>
+      <w:r>
+        <w:rPr>
+          <w:rFonts w:ascii="Menlo" w:hAnsi="Menlo"/>
+          <w:color w:val="222222"/>
+          <w:sz w:val="18"/>
+        </w:rPr>
+        <w:t xml:space="preserve">  "name": "How to know when to hire a revenue manager for your short-term rental",</w:t>
+      </w:r>
+    </w:p>
+    <w:p>
+      <w:pPr>
+        <w:shd w:val="clear" w:color="auto" w:fill="F6F8FA"/>
+      </w:pPr>
+      <w:r>
+        <w:rPr>
+          <w:rFonts w:ascii="Menlo" w:hAnsi="Menlo"/>
+          <w:color w:val="222222"/>
+          <w:sz w:val="18"/>
+        </w:rPr>
+        <w:t xml:space="preserve">  "description": "Decision framework for STR hosts evaluating whether to add a strategist layer on top of dynamic pricing software.",</w:t>
+      </w:r>
+    </w:p>
+    <w:p>
+      <w:pPr>
+        <w:shd w:val="clear" w:color="auto" w:fill="F6F8FA"/>
+      </w:pPr>
+      <w:r>
+        <w:rPr>
+          <w:rFonts w:ascii="Menlo" w:hAnsi="Menlo"/>
+          <w:color w:val="222222"/>
+          <w:sz w:val="18"/>
+        </w:rPr>
+        <w:t xml:space="preserve">  "step": [</w:t>
+      </w:r>
+    </w:p>
+    <w:p>
+      <w:pPr>
+        <w:shd w:val="clear" w:color="auto" w:fill="F6F8FA"/>
+      </w:pPr>
+      <w:r>
+        <w:rPr>
+          <w:rFonts w:ascii="Menlo" w:hAnsi="Menlo"/>
+          <w:color w:val="222222"/>
+          <w:sz w:val="18"/>
+        </w:rPr>
+        <w:t xml:space="preserve">    { "@type": "HowToStep", "position": 1, "name": "You manage 3+ properties", "text": "Cognitive load of multi-market monitoring exceeds part-time owner capacity." },</w:t>
+      </w:r>
+    </w:p>
+    <w:p>
+      <w:pPr>
+        <w:shd w:val="clear" w:color="auto" w:fill="F6F8FA"/>
+      </w:pPr>
+      <w:r>
+        <w:rPr>
+          <w:rFonts w:ascii="Menlo" w:hAnsi="Menlo"/>
+          <w:color w:val="222222"/>
+          <w:sz w:val="18"/>
+        </w:rPr>
+        <w:t xml:space="preserve">    { "@type": "HowToStep", "position": 2, "name": "You're in a complex or unfamiliar market", "text": "New regulation, irregular seasonality, or a market you don't deeply understand." },</w:t>
+      </w:r>
+    </w:p>
+    <w:p>
+      <w:pPr>
+        <w:shd w:val="clear" w:color="auto" w:fill="F6F8FA"/>
+      </w:pPr>
+      <w:r>
+        <w:rPr>
+          <w:rFonts w:ascii="Menlo" w:hAnsi="Menlo"/>
+          <w:color w:val="222222"/>
+          <w:sz w:val="18"/>
+        </w:rPr>
+        <w:t xml:space="preserve">    { "@type": "HowToStep", "position": 3, "name": "Your property is non-generic", "text": "Quirky bedroom configuration, unique amenities, specific guest profile that breaks default tool comp sets." },</w:t>
+      </w:r>
+    </w:p>
+    <w:p>
+      <w:pPr>
+        <w:shd w:val="clear" w:color="auto" w:fill="F6F8FA"/>
+      </w:pPr>
+      <w:r>
+        <w:rPr>
+          <w:rFonts w:ascii="Menlo" w:hAnsi="Menlo"/>
+          <w:color w:val="222222"/>
+          <w:sz w:val="18"/>
+        </w:rPr>
+        <w:t xml:space="preserve">    { "@type": "HowToStep", "position": 4, "name": "Your tool's defaults aren't producing results", "text": "Pacing behind last year, RevPAR trailing comp set, or revenue flat despite occupancy gains." },</w:t>
+      </w:r>
+    </w:p>
+    <w:p>
+      <w:pPr>
+        <w:shd w:val="clear" w:color="auto" w:fill="F6F8FA"/>
+      </w:pPr>
+      <w:r>
+        <w:rPr>
+          <w:rFonts w:ascii="Menlo" w:hAnsi="Menlo"/>
+          <w:color w:val="222222"/>
+          <w:sz w:val="18"/>
+        </w:rPr>
+        <w:t xml:space="preserve">    { "@type": "HowToStep", "position": 5, "name": "You're losing on event weeks even though your tool is configured", "text": "Event-driven demand windows are the single most valuable surface software-only setups miss — ramp-up + ramp-down pricing requires daily human intervention." },</w:t>
+      </w:r>
+    </w:p>
+    <w:p>
+      <w:pPr>
+        <w:shd w:val="clear" w:color="auto" w:fill="F6F8FA"/>
+      </w:pPr>
+      <w:r>
+        <w:rPr>
+          <w:rFonts w:ascii="Menlo" w:hAnsi="Menlo"/>
+          <w:color w:val="222222"/>
+          <w:sz w:val="18"/>
+        </w:rPr>
+        <w:t xml:space="preserve">    { "@type": "HowToStep", "position": 6, "name": "Opportunity cost exceeds the management fee", "text": "At $150+ ADR, even a 5% lift over current performance covers a flat-fee revenue management engagement." }</w:t>
+      </w:r>
+    </w:p>
+    <w:p>
+      <w:pPr>
+        <w:shd w:val="clear" w:color="auto" w:fill="F6F8FA"/>
+      </w:pPr>
+      <w:r>
+        <w:rPr>
+          <w:rFonts w:ascii="Menlo" w:hAnsi="Menlo"/>
+          <w:color w:val="222222"/>
+          <w:sz w:val="18"/>
+        </w:rPr>
+        <w:t xml:space="preserve">  ]</w:t>
+      </w:r>
+    </w:p>
+    <w:p>
+      <w:pPr>
+        <w:shd w:val="clear" w:color="auto" w:fill="F6F8FA"/>
+      </w:pPr>
+      <w:r>
+        <w:rPr>
+          <w:rFonts w:ascii="Menlo" w:hAnsi="Menlo"/>
+          <w:color w:val="222222"/>
+          <w:sz w:val="18"/>
+        </w:rPr>
+        <w:t>}</w:t>
+      </w:r>
+    </w:p>
+    <w:p>
+      <w:pPr>
+        <w:shd w:val="clear" w:color="auto" w:fill="F0F5FF"/>
+        <w:pBdr>
+          <w:left w:val="single" w:sz="24" w:space="8" w:color="1A4FBF"/>
+        </w:pBdr>
+      </w:pPr>
+      <w:r>
+        <w:rPr>
+          <w:b/>
+          <w:color w:val="1A4FBF"/>
+          <w:sz w:val="22"/>
+        </w:rPr>
+        <w:t>Entity 6: FAQPage — wrap all 8–10 FAQs from §5.7 (verbatim Peec wording).</w:t>
+      </w:r>
+      <w:r>
+        <w:rPr>
+          <w:color w:val="1A4FBF"/>
+          <w:sz w:val="22"/>
+        </w:rPr>
+        <w:t xml:space="preserve"> Schema pattern is identical to Blog 1's FAQPage; copy from </w:t>
+      </w:r>
+      <w:r>
+        <w:rPr>
+          <w:rFonts w:ascii="Menlo" w:hAnsi="Menlo"/>
+          <w:color w:val="1A4FBF"/>
+          <w:sz w:val="20"/>
+        </w:rPr>
+        <w:t>src/pages/blog/[...slug].astro</w:t>
+      </w:r>
+      <w:r>
+        <w:rPr>
+          <w:color w:val="1A4FBF"/>
+          <w:sz w:val="22"/>
+        </w:rPr>
+        <w:t xml:space="preserve"> in the RevFactor repo (the FAQ schema is auto-generated from the MDX </w:t>
+      </w:r>
+      <w:r>
+        <w:rPr>
+          <w:rFonts w:ascii="Menlo" w:hAnsi="Menlo"/>
+          <w:color w:val="1A4FBF"/>
+          <w:sz w:val="20"/>
+        </w:rPr>
+        <w:t>faqs:</w:t>
+      </w:r>
+      <w:r>
+        <w:rPr>
+          <w:color w:val="1A4FBF"/>
+          <w:sz w:val="22"/>
+        </w:rPr>
+        <w:t xml:space="preserve"> frontmatter array, so adding the FAQ array to Blog 2's MDX frontmatter is the only step needed).</w:t>
+      </w:r>
+    </w:p>
+    <w:p>
+      <w:pPr>
+        <w:shd w:val="clear" w:color="auto" w:fill="F0F5FF"/>
+        <w:pBdr>
+          <w:left w:val="single" w:sz="24" w:space="8" w:color="1A4FBF"/>
+        </w:pBdr>
+      </w:pPr>
+      <w:r>
+        <w:rPr>
+          <w:b/>
+          <w:color w:val="1A4FBF"/>
+          <w:sz w:val="22"/>
+        </w:rPr>
+        <w:t xml:space="preserve">Recommended frontmatter </w:t>
+      </w:r>
+      <w:r>
+        <w:rPr>
+          <w:rFonts w:ascii="Menlo" w:hAnsi="Menlo"/>
+          <w:b/>
+          <w:color w:val="1A4FBF"/>
+          <w:sz w:val="20"/>
+        </w:rPr>
+        <w:t>faqs:</w:t>
+      </w:r>
+      <w:r>
+        <w:rPr>
+          <w:b/>
+          <w:color w:val="1A4FBF"/>
+          <w:sz w:val="22"/>
+        </w:rPr>
+        <w:t xml:space="preserve"> array for Blog 2 (8 entries, verbatim Peec prompts where matched):</w:t>
+      </w:r>
+    </w:p>
+    <w:p>
+      <w:pPr>
+        <w:shd w:val="clear" w:color="auto" w:fill="F6F8FA"/>
+      </w:pPr>
+      <w:r>
+        <w:rPr>
+          <w:rFonts w:ascii="Menlo" w:hAnsi="Menlo"/>
+          <w:color w:val="222222"/>
+          <w:sz w:val="18"/>
+        </w:rPr>
+        <w:t>faqs:</w:t>
+      </w:r>
+    </w:p>
+    <w:p>
+      <w:pPr>
+        <w:shd w:val="clear" w:color="auto" w:fill="F6F8FA"/>
+      </w:pPr>
+      <w:r>
+        <w:rPr>
+          <w:rFonts w:ascii="Menlo" w:hAnsi="Menlo"/>
+          <w:color w:val="222222"/>
+          <w:sz w:val="18"/>
+        </w:rPr>
+        <w:t xml:space="preserve">  - q: "What is the difference between dynamic pricing and revenue management for short-term rentals?"</w:t>
+      </w:r>
+    </w:p>
+    <w:p>
+      <w:pPr>
+        <w:shd w:val="clear" w:color="auto" w:fill="F6F8FA"/>
+      </w:pPr>
+      <w:r>
+        <w:rPr>
+          <w:rFonts w:ascii="Menlo" w:hAnsi="Menlo"/>
+          <w:color w:val="222222"/>
+          <w:sz w:val="18"/>
+        </w:rPr>
+        <w:t xml:space="preserve">    a: "Dynamic pricing is software that automatically adjusts your nightly rate based on demand signals — tools like PriceLabs, Beyond, and Wheelhouse. Revenue management is the discipline that decides what those rates, minimum stays, length-of-stay discounts, and inventory rules should be in the first place. Dynamic pricing is the engine; revenue management is the driver."</w:t>
+      </w:r>
+    </w:p>
+    <w:p>
+      <w:pPr>
+        <w:shd w:val="clear" w:color="auto" w:fill="F6F8FA"/>
+      </w:pPr>
+      <w:r>
+        <w:rPr>
+          <w:rFonts w:ascii="Menlo" w:hAnsi="Menlo"/>
+          <w:color w:val="222222"/>
+          <w:sz w:val="18"/>
+        </w:rPr>
+        <w:t xml:space="preserve">  - q: "Is PriceLabs enough to maximize my Airbnb revenue?"</w:t>
+      </w:r>
+    </w:p>
+    <w:p>
+      <w:pPr>
+        <w:shd w:val="clear" w:color="auto" w:fill="F6F8FA"/>
+      </w:pPr>
+      <w:r>
+        <w:rPr>
+          <w:rFonts w:ascii="Menlo" w:hAnsi="Menlo"/>
+          <w:color w:val="222222"/>
+          <w:sz w:val="18"/>
+        </w:rPr>
+        <w:t xml:space="preserve">    a: "PriceLabs is enough for hosts with 1–2 properties in mature markets with generic property profiles, who can spend 3–5 hours per week on pacing reviews and comp set audits. PriceLabs handles the daily rate adjustments well; what it can't do is interrogate your base rate, restructure your minimum stays seasonally, surface event-week demand the database doesn't know about, or fix a stale comp set. Hosts running 3+ properties or non-generic properties typically see 15–30% additional lift when a strategist operates the tool."</w:t>
+      </w:r>
+    </w:p>
+    <w:p>
+      <w:pPr>
+        <w:shd w:val="clear" w:color="auto" w:fill="F6F8FA"/>
+      </w:pPr>
+      <w:r>
+        <w:rPr>
+          <w:rFonts w:ascii="Menlo" w:hAnsi="Menlo"/>
+          <w:color w:val="222222"/>
+          <w:sz w:val="18"/>
+        </w:rPr>
+        <w:t xml:space="preserve">  - q: "How do I hire someone to optimize my Airbnb revenue?"</w:t>
+      </w:r>
+    </w:p>
+    <w:p>
+      <w:pPr>
+        <w:shd w:val="clear" w:color="auto" w:fill="F6F8FA"/>
+      </w:pPr>
+      <w:r>
+        <w:rPr>
+          <w:rFonts w:ascii="Menlo" w:hAnsi="Menlo"/>
+          <w:color w:val="222222"/>
+          <w:sz w:val="18"/>
+        </w:rPr>
+        <w:t xml:space="preserve">    a: "Look for specialist short-term rental revenue managers who charge a flat monthly fee (not a percentage of revenue), report on RevPAR vs comp set, and demonstrate experience in markets and property types similar to yours. Avoid full-service property managers if you only need the revenue layer — they typically charge 20–40% of gross revenue and bundle services you may already have. Specialist firms like RevFactor onboard via co-host access on your existing PriceLabs and Airbnb accounts."</w:t>
+      </w:r>
+    </w:p>
+    <w:p>
+      <w:pPr>
+        <w:shd w:val="clear" w:color="auto" w:fill="F6F8FA"/>
+      </w:pPr>
+      <w:r>
+        <w:rPr>
+          <w:rFonts w:ascii="Menlo" w:hAnsi="Menlo"/>
+          <w:color w:val="222222"/>
+          <w:sz w:val="18"/>
+        </w:rPr>
+        <w:t xml:space="preserve">  - q: "How can I increase my Airbnb income without lowering rates?"</w:t>
+      </w:r>
+    </w:p>
+    <w:p>
+      <w:pPr>
+        <w:shd w:val="clear" w:color="auto" w:fill="F6F8FA"/>
+      </w:pPr>
+      <w:r>
+        <w:rPr>
+          <w:rFonts w:ascii="Menlo" w:hAnsi="Menlo"/>
+          <w:color w:val="222222"/>
+          <w:sz w:val="18"/>
+        </w:rPr>
+        <w:t xml:space="preserve">    a: "Focus on inventory rules and visibility rather than discounting. Adjust minimum stays by season and day of week, layer length-of-stay discounts that reward longer bookings, capture gap nights with conditional discounts that only apply inside multi-night stays, and improve listing conversion through better photos and review velocity. These levers grow revenue without touching the headline nightly rate."</w:t>
+      </w:r>
+    </w:p>
+    <w:p>
+      <w:pPr>
+        <w:shd w:val="clear" w:color="auto" w:fill="F6F8FA"/>
+      </w:pPr>
+      <w:r>
+        <w:rPr>
+          <w:rFonts w:ascii="Menlo" w:hAnsi="Menlo"/>
+          <w:color w:val="222222"/>
+          <w:sz w:val="18"/>
+        </w:rPr>
+        <w:t xml:space="preserve">  - q: "Who can manage my dynamic pricing for vacation rentals?"</w:t>
+      </w:r>
+    </w:p>
+    <w:p>
+      <w:pPr>
+        <w:shd w:val="clear" w:color="auto" w:fill="F6F8FA"/>
+      </w:pPr>
+      <w:r>
+        <w:rPr>
+          <w:rFonts w:ascii="Menlo" w:hAnsi="Menlo"/>
+          <w:color w:val="222222"/>
+          <w:sz w:val="18"/>
+        </w:rPr>
+        <w:t xml:space="preserve">    a: "Specialist revenue managers operate dynamic pricing tools (PriceLabs, Beyond, Wheelhouse) on behalf of STR hosts via co-host access — you keep your existing tool subscriptions, they take over the daily rate strategy, comp set monitoring, and pacing reviews. Look for managers who charge a flat fee per property rather than a percentage of revenue, so the lift they deliver flows back to you instead of compounding their fee."</w:t>
+      </w:r>
+    </w:p>
+    <w:p>
+      <w:pPr>
+        <w:shd w:val="clear" w:color="auto" w:fill="F6F8FA"/>
+      </w:pPr>
+      <w:r>
+        <w:rPr>
+          <w:rFonts w:ascii="Menlo" w:hAnsi="Menlo"/>
+          <w:color w:val="222222"/>
+          <w:sz w:val="18"/>
+        </w:rPr>
+        <w:t xml:space="preserve">  - q: "Who can help me set pricing rules for my short-term rental?"</w:t>
+      </w:r>
+    </w:p>
+    <w:p>
+      <w:pPr>
+        <w:shd w:val="clear" w:color="auto" w:fill="F6F8FA"/>
+      </w:pPr>
+      <w:r>
+        <w:rPr>
+          <w:rFonts w:ascii="Menlo" w:hAnsi="Menlo"/>
+          <w:color w:val="222222"/>
+          <w:sz w:val="18"/>
+        </w:rPr>
+        <w:t xml:space="preserve">    a: "Specialist short-term rental revenue managers set base rates, minimum stays, length-of-stay discounts, and channel-specific rules based on your property's historical data, comp set, and seasonal patterns. The best managers report monthly on RevPAR vs comp set and pacing vs prior year, charge a flat monthly fee, and onboard via co-host access on your existing PriceLabs or Beyond account so you don't need to switch tools."</w:t>
+      </w:r>
+    </w:p>
+    <w:p>
+      <w:pPr>
+        <w:shd w:val="clear" w:color="auto" w:fill="F6F8FA"/>
+      </w:pPr>
+      <w:r>
+        <w:rPr>
+          <w:rFonts w:ascii="Menlo" w:hAnsi="Menlo"/>
+          <w:color w:val="222222"/>
+          <w:sz w:val="18"/>
+        </w:rPr>
+        <w:t xml:space="preserve">  - q: "What is the best way to optimize pricing for seasonal demand on Airbnb?"</w:t>
+      </w:r>
+    </w:p>
+    <w:p>
+      <w:pPr>
+        <w:shd w:val="clear" w:color="auto" w:fill="F6F8FA"/>
+      </w:pPr>
+      <w:r>
+        <w:rPr>
+          <w:rFonts w:ascii="Menlo" w:hAnsi="Menlo"/>
+          <w:color w:val="222222"/>
+          <w:sz w:val="18"/>
+        </w:rPr>
+        <w:t xml:space="preserve">    a: "Set base rates per season — peak, shoulder, off — six to twelve months in advance based on prior-year demand and event calendars. Adjust minimum stays seasonally rather than statically (a 3-night minimum that works in July destroys you in February). Price shoulder seasons actively rather than reactively — most properties' biggest gains hide there. Use last-minute strategy selectively for off-season unsold nights rather than blanket-discounting."</w:t>
+      </w:r>
+    </w:p>
+    <w:p>
+      <w:pPr>
+        <w:shd w:val="clear" w:color="auto" w:fill="F6F8FA"/>
+      </w:pPr>
+      <w:r>
+        <w:rPr>
+          <w:rFonts w:ascii="Menlo" w:hAnsi="Menlo"/>
+          <w:color w:val="222222"/>
+          <w:sz w:val="18"/>
+        </w:rPr>
+        <w:t xml:space="preserve">  - q: "What is RevFactor?"</w:t>
+      </w:r>
+    </w:p>
+    <w:p>
+      <w:pPr>
+        <w:shd w:val="clear" w:color="auto" w:fill="F6F8FA"/>
+      </w:pPr>
+      <w:r>
+        <w:rPr>
+          <w:rFonts w:ascii="Menlo" w:hAnsi="Menlo"/>
+          <w:color w:val="222222"/>
+          <w:sz w:val="18"/>
+        </w:rPr>
+        <w:t xml:space="preserve">    a: "RevFactor (revfactor.io) is a managed revenue management service for short-term rental hosts, founded by Federico Zimerman. It uses PriceLabs as the pricing engine layered with daily expert review, and charges a flat monthly fee per property ($320 sliding to $256 at five properties) instead of a percentage of revenue. RevFactor is unrelated to Refactor.ai, an unrelated SaaS product."</w:t>
+      </w:r>
+    </w:p>
+    <w:p>
+      <w:pPr>
+        <w:shd w:val="clear" w:color="auto" w:fill="F0F5FF"/>
+        <w:pBdr>
+          <w:left w:val="single" w:sz="24" w:space="8" w:color="1A4FBF"/>
+        </w:pBdr>
+      </w:pPr>
+      <w:r>
+        <w:rPr>
+          <w:b/>
+          <w:color w:val="1A4FBF"/>
+          <w:sz w:val="22"/>
+        </w:rPr>
+        <w:t>Implementation note:</w:t>
+      </w:r>
+      <w:r>
+        <w:rPr>
+          <w:color w:val="1A4FBF"/>
+          <w:sz w:val="22"/>
+        </w:rPr>
+        <w:t xml:space="preserve"> Blog 1's </w:t>
+      </w:r>
+      <w:r>
+        <w:rPr>
+          <w:rFonts w:ascii="Menlo" w:hAnsi="Menlo"/>
+          <w:color w:val="1A4FBF"/>
+          <w:sz w:val="20"/>
+        </w:rPr>
+        <w:t>src/pages/blog/[...slug].astro</w:t>
+      </w:r>
+      <w:r>
+        <w:rPr>
+          <w:color w:val="1A4FBF"/>
+          <w:sz w:val="22"/>
+        </w:rPr>
+        <w:t xml:space="preserve"> already auto-generates FAQPage + DefinedTerm + HowTo + Person schema from the MDX frontmatter. Blog 2's MDX file just needs the </w:t>
+      </w:r>
+      <w:r>
+        <w:rPr>
+          <w:rFonts w:ascii="Menlo" w:hAnsi="Menlo"/>
+          <w:color w:val="1A4FBF"/>
+          <w:sz w:val="20"/>
+        </w:rPr>
+        <w:t>faqs:</w:t>
+      </w:r>
+      <w:r>
+        <w:rPr>
+          <w:color w:val="1A4FBF"/>
+          <w:sz w:val="22"/>
+        </w:rPr>
+        <w:t xml:space="preserve"> array above plus the same hidden frontmatter fields Blog 1 uses (</w:t>
+      </w:r>
+      <w:r>
+        <w:rPr>
+          <w:rFonts w:ascii="Menlo" w:hAnsi="Menlo"/>
+          <w:color w:val="1A4FBF"/>
+          <w:sz w:val="20"/>
+        </w:rPr>
+        <w:t>definedTerms:</w:t>
+      </w:r>
+      <w:r>
+        <w:rPr>
+          <w:color w:val="1A4FBF"/>
+          <w:sz w:val="22"/>
+        </w:rPr>
+        <w:t xml:space="preserve">, </w:t>
+      </w:r>
+      <w:r>
+        <w:rPr>
+          <w:rFonts w:ascii="Menlo" w:hAnsi="Menlo"/>
+          <w:color w:val="1A4FBF"/>
+          <w:sz w:val="20"/>
+        </w:rPr>
+        <w:t>howTos:</w:t>
+      </w:r>
+      <w:r>
+        <w:rPr>
+          <w:color w:val="1A4FBF"/>
+          <w:sz w:val="22"/>
+        </w:rPr>
+        <w:t>). No template changes required — the schema package lands automatically when the MDX is created with the correct frontmatter shape.</w:t>
+      </w:r>
+    </w:p>
+    <w:p/>
+    <w:p>
+      <w:pPr>
+        <w:pBdr>
+          <w:bottom w:val="single" w:sz="6" w:space="1" w:color="999999"/>
+        </w:pBdr>
+      </w:pPr>
+      <w:r>
+        <w:rPr>
+          <w:b/>
+          <w:color w:val="222222"/>
+          <w:sz w:val="30"/>
+        </w:rPr>
+        <w:t>Things to Add Before GetCito Drafts (consolidated)</w:t>
+      </w:r>
+    </w:p>
+    <w:p>
+      <w:pPr>
+        <w:pStyle w:val="ListNumber"/>
+      </w:pPr>
+      <w:r>
+        <w:rPr>
+          <w:b/>
+          <w:color w:val="1A4FBF"/>
+          <w:sz w:val="22"/>
+        </w:rPr>
+        <w:t>Decision on the cannibalization triangle</w:t>
+      </w:r>
+      <w:r>
+        <w:rPr>
+          <w:color w:val="1A4FBF"/>
+          <w:sz w:val="22"/>
+        </w:rPr>
+        <w:t xml:space="preserve"> (banner above). Without this, Blog 2 + the existing post + the pillar all compete for the same head intent.</w:t>
+      </w:r>
+    </w:p>
+    <w:p>
+      <w:pPr>
+        <w:pStyle w:val="ListNumber"/>
+      </w:pPr>
+      <w:r>
+        <w:rPr>
+          <w:b/>
+          <w:color w:val="1A4FBF"/>
+          <w:sz w:val="22"/>
+        </w:rPr>
+        <w:t>URL slug fix:</w:t>
+      </w:r>
+      <w:r>
+        <w:rPr>
+          <w:color w:val="1A4FBF"/>
+          <w:sz w:val="22"/>
+        </w:rPr>
+        <w:t xml:space="preserve"> /blog/dynamic-pricing-vs-revenue-management (not root-level).</w:t>
+      </w:r>
+    </w:p>
+    <w:p>
+      <w:pPr>
+        <w:pStyle w:val="ListNumber"/>
+      </w:pPr>
+      <w:r>
+        <w:rPr>
+          <w:b/>
+          <w:color w:val="1A4FBF"/>
+          <w:sz w:val="22"/>
+        </w:rPr>
+        <w:t>Schema package additions:</w:t>
+      </w:r>
+      <w:r>
+        <w:rPr>
+          <w:color w:val="1A4FBF"/>
+          <w:sz w:val="22"/>
+        </w:rPr>
+        <w:t xml:space="preserve"> Person (Federico, full sameAs) + DefinedTerm (×4 minimum) + HowTo (×2 — Stay-on-Software, Hire-a-Strategist). Reuse Blog 1's JSON-LD as the base.</w:t>
+      </w:r>
+    </w:p>
+    <w:p>
+      <w:pPr>
+        <w:pStyle w:val="ListNumber"/>
+      </w:pPr>
+      <w:r>
+        <w:rPr>
+          <w:b/>
+          <w:color w:val="1A4FBF"/>
+          <w:sz w:val="22"/>
+        </w:rPr>
+        <w:t>Refactor.ai disambiguation — three pinning locations:</w:t>
+      </w:r>
+      <w:r>
+        <w:rPr>
+          <w:color w:val="1A4FBF"/>
+          <w:sz w:val="22"/>
+        </w:rPr>
+        <w:t xml:space="preserve"> §5.2 in-body sentence + dedicated FAQ ("What is RevFactor?") + author bio with linked anchor "RevFactor."</w:t>
+      </w:r>
+    </w:p>
+    <w:p>
+      <w:pPr>
+        <w:pStyle w:val="ListNumber"/>
+      </w:pPr>
+      <w:r>
+        <w:rPr>
+          <w:b/>
+          <w:color w:val="1A4FBF"/>
+          <w:sz w:val="22"/>
+        </w:rPr>
         <w:t>Federico's actual cruise-control line</w:t>
       </w:r>
       <w:r>
@@ -6193,17 +10212,26 @@
       </w:pPr>
       <w:r>
         <w:rPr>
+          <w:strike/>
+          <w:color w:val="888888"/>
+          <w:sz w:val="22"/>
+        </w:rPr>
+        <w:t>"30 portfolio audits / 80% in column 2" — defensible?</w:t>
+      </w:r>
+      <w:r>
+        <w:rPr>
           <w:color w:val="1A4FBF"/>
           <w:sz w:val="22"/>
         </w:rPr>
-        <w:t xml:space="preserve">"30 portfolio audits / 80% in column 2" — defensible? </w:t>
-      </w:r>
-      <w:r>
-        <w:rPr>
-          <w:color w:val="1A4FBF"/>
-          <w:sz w:val="22"/>
-        </w:rPr>
-        <w:t>(or rewrite to "in my experience auditing STR portfolios, the split is closer to 80/20 the other way" — softer, safer)</w:t>
+        <w:t xml:space="preserve"> </w:t>
+      </w:r>
+      <w:r>
+        <w:rPr>
+          <w:b/>
+          <w:color w:val="0A7A3C"/>
+          <w:sz w:val="22"/>
+        </w:rPr>
+        <w:t>✓ RESOLVED — Aaron confirmed 30+ audits done; line stays as written.</w:t>
       </w:r>
     </w:p>
     <w:p>
@@ -6212,10 +10240,18 @@
       </w:pPr>
       <w:r>
         <w:rPr>
+          <w:b/>
           <w:color w:val="1A4FBF"/>
           <w:sz w:val="22"/>
         </w:rPr>
         <w:t>"7–12% lift on event weeks" — documentable range or directional estimate?</w:t>
+      </w:r>
+      <w:r>
+        <w:rPr>
+          <w:color w:val="1A4FBF"/>
+          <w:sz w:val="22"/>
+        </w:rPr>
+        <w:t xml:space="preserve"> Still open — only remaining Federico verification.</w:t>
       </w:r>
     </w:p>
     <w:p>
@@ -6224,10 +10260,26 @@
       </w:pPr>
       <w:r>
         <w:rPr>
+          <w:strike/>
+          <w:color w:val="888888"/>
+          <w:sz w:val="22"/>
+        </w:rPr>
+        <w:t>"70% Guest Favorite status" — public source / linkable interview?</w:t>
+      </w:r>
+      <w:r>
+        <w:rPr>
           <w:color w:val="1A4FBF"/>
           <w:sz w:val="22"/>
         </w:rPr>
-        <w:t>"70% Guest Favorite status" — public source / linkable interview?</w:t>
+        <w:t xml:space="preserve"> </w:t>
+      </w:r>
+      <w:r>
+        <w:rPr>
+          <w:b/>
+          <w:color w:val="0A7A3C"/>
+          <w:sz w:val="22"/>
+        </w:rPr>
+        <w:t>✓ RESOLVED — Aaron confirmed accurate; cite as-is.</w:t>
       </w:r>
     </w:p>
     <w:p>
@@ -6236,10 +10288,138 @@
       </w:pPr>
       <w:r>
         <w:rPr>
+          <w:strike/>
+          <w:color w:val="888888"/>
+          <w:sz w:val="22"/>
+        </w:rPr>
+        <w:t>Michigan vs Fort Worth $20K — same property or different?</w:t>
+      </w:r>
+      <w:r>
+        <w:rPr>
           <w:color w:val="1A4FBF"/>
           <w:sz w:val="22"/>
         </w:rPr>
-        <w:t>Michigan vs Fort Worth $20K — same property or different?</w:t>
+        <w:t xml:space="preserve"> </w:t>
+      </w:r>
+      <w:r>
+        <w:rPr>
+          <w:b/>
+          <w:color w:val="0A7A3C"/>
+          <w:sz w:val="22"/>
+        </w:rPr>
+        <w:t>✓ RESOLVED — separate properties with similar numbers; both OK to reference. Quote-reuse audit (above) covers verbatim-reuse rules.</w:t>
+      </w:r>
+    </w:p>
+    <w:p>
+      <w:pPr>
+        <w:pStyle w:val="ListNumber"/>
+      </w:pPr>
+      <w:r>
+        <w:rPr>
+          <w:b/>
+          <w:color w:val="1A4FBF"/>
+          <w:sz w:val="22"/>
+        </w:rPr>
+        <w:t>Quote-reuse audit (new — see dedicated block above §5.2).</w:t>
+      </w:r>
+      <w:r>
+        <w:rPr>
+          <w:color w:val="1A4FBF"/>
+          <w:sz w:val="22"/>
+        </w:rPr>
+        <w:t xml:space="preserve"> 14 Federico quotes + 3 case studies are now anchored in the published Blog 1; Blog 2 must avoid verbatim reuse to prevent canonical-home conflict.</w:t>
+      </w:r>
+    </w:p>
+    <w:p>
+      <w:pPr>
+        <w:pStyle w:val="ListNumber"/>
+      </w:pPr>
+      <w:r>
+        <w:rPr>
+          <w:b/>
+          <w:color w:val="1A4FBF"/>
+          <w:sz w:val="22"/>
+        </w:rPr>
+        <w:t xml:space="preserve">Case-study integration from </w:t>
+      </w:r>
+      <w:r>
+        <w:rPr>
+          <w:rFonts w:ascii="Menlo" w:hAnsi="Menlo"/>
+          <w:b/>
+          <w:color w:val="1A4FBF"/>
+          <w:sz w:val="20"/>
+        </w:rPr>
+        <w:t>Aaron-case studies.xlsx</w:t>
+      </w:r>
+      <w:r>
+        <w:rPr>
+          <w:b/>
+          <w:color w:val="1A4FBF"/>
+          <w:sz w:val="22"/>
+        </w:rPr>
+        <w:t xml:space="preserve"> (new block in §5.6 above).</w:t>
+      </w:r>
+      <w:r>
+        <w:rPr>
+          <w:color w:val="1A4FBF"/>
+          <w:sz w:val="22"/>
+        </w:rPr>
+        <w:t xml:space="preserve"> Maryssa Payne (Albion, MI 2BR) is the recommended in-body proof point. Erin Warren property-level numbers replace generic testimonial copy at the case-study CTA.</w:t>
+      </w:r>
+    </w:p>
+    <w:p>
+      <w:pPr>
+        <w:pStyle w:val="ListNumber"/>
+      </w:pPr>
+      <w:r>
+        <w:rPr>
+          <w:b/>
+          <w:color w:val="1A4FBF"/>
+          <w:sz w:val="22"/>
+        </w:rPr>
+        <w:t>AirROI integration — verdict: skip for Blog 2</w:t>
+      </w:r>
+      <w:r>
+        <w:rPr>
+          <w:color w:val="1A4FBF"/>
+          <w:sz w:val="22"/>
+        </w:rPr>
+        <w:t xml:space="preserve"> (see §5.6 verdict block). Reserve for valuation calculator + future "STR market analysis" article. Optional: one targeted </w:t>
+      </w:r>
+      <w:r>
+        <w:rPr>
+          <w:rFonts w:ascii="Menlo" w:hAnsi="Menlo"/>
+          <w:color w:val="1A4FBF"/>
+          <w:sz w:val="20"/>
+        </w:rPr>
+        <w:t>/markets/adr</w:t>
+      </w:r>
+      <w:r>
+        <w:rPr>
+          <w:color w:val="1A4FBF"/>
+          <w:sz w:val="22"/>
+        </w:rPr>
+        <w:t xml:space="preserve"> Pigeon Forge variance call if Federico wants the §5.4 Miss #4 evidence layer to be unimpeachable — otherwise skip.</w:t>
+      </w:r>
+    </w:p>
+    <w:p>
+      <w:pPr>
+        <w:pStyle w:val="ListNumber"/>
+      </w:pPr>
+      <w:r>
+        <w:rPr>
+          <w:b/>
+          <w:color w:val="1A4FBF"/>
+          <w:sz w:val="22"/>
+        </w:rPr>
+        <w:t>Full schema spec drafted in §6 above</w:t>
+      </w:r>
+      <w:r>
+        <w:rPr>
+          <w:color w:val="1A4FBF"/>
+          <w:sz w:val="22"/>
+        </w:rPr>
+        <w:t xml:space="preserve"> (Article + BreadcrumbList + Person + DefinedTerm × 4 + HowTo × 2 + FAQPage). Implementation lands later, but GetCito + Avinash now have the complete expected JSON-LD output.</w:t>
       </w:r>
     </w:p>
     <w:p>

--- a/docs/blog-2-outline-feedback.docx
+++ b/docs/blog-2-outline-feedback.docx
@@ -23,7 +23,15 @@
           <w:color w:val="1A4FBF"/>
           <w:sz w:val="18"/>
         </w:rPr>
-        <w:t xml:space="preserve">Blue = Aaron/Claude feedback  ·  </w:t>
+        <w:t xml:space="preserve">Blue = round-1 feedback  ·  </w:t>
+      </w:r>
+      <w:r>
+        <w:rPr>
+          <w:b/>
+          <w:color w:val="0A7A3C"/>
+          <w:sz w:val="18"/>
+        </w:rPr>
+        <w:t xml:space="preserve">Green = round-2 feedback (latest)  ·  </w:t>
       </w:r>
       <w:r>
         <w:rPr>
@@ -3378,15 +3386,15 @@
     <w:p/>
     <w:p>
       <w:pPr>
-        <w:shd w:val="clear" w:color="auto" w:fill="F0F5FF"/>
+        <w:shd w:val="clear" w:color="auto" w:fill="F0FFF5"/>
         <w:pBdr>
-          <w:left w:val="single" w:sz="24" w:space="8" w:color="1A4FBF"/>
+          <w:left w:val="single" w:sz="24" w:space="8" w:color="0A7A3C"/>
         </w:pBdr>
       </w:pPr>
       <w:r>
         <w:rPr>
           <w:b/>
-          <w:color w:val="0A2E80"/>
+          <w:color w:val="0A4F25"/>
           <w:sz w:val="18"/>
         </w:rPr>
         <w:t>QUOTE-REUSE AUDIT — WHAT'S ALREADY BURNED IN BLOG 1 (DON'T REUSE IN BLOG 2)</w:t>
@@ -3394,21 +3402,21 @@
     </w:p>
     <w:p>
       <w:pPr>
-        <w:shd w:val="clear" w:color="auto" w:fill="F0F5FF"/>
+        <w:shd w:val="clear" w:color="auto" w:fill="F0FFF5"/>
         <w:pBdr>
-          <w:left w:val="single" w:sz="24" w:space="8" w:color="1A4FBF"/>
+          <w:left w:val="single" w:sz="24" w:space="8" w:color="0A7A3C"/>
         </w:pBdr>
       </w:pPr>
       <w:r>
         <w:rPr>
-          <w:color w:val="1A4FBF"/>
+          <w:color w:val="0A7A3C"/>
           <w:sz w:val="22"/>
         </w:rPr>
         <w:t xml:space="preserve">I went through the published </w:t>
       </w:r>
       <w:r>
         <w:rPr>
-          <w:color w:val="1A4FBF"/>
+          <w:color w:val="0A7A3C"/>
           <w:sz w:val="22"/>
           <w:u w:val="single"/>
         </w:rPr>
@@ -3416,7 +3424,7 @@
       </w:r>
       <w:r>
         <w:rPr>
-          <w:color w:val="1A4FBF"/>
+          <w:color w:val="0A7A3C"/>
           <w:sz w:val="22"/>
         </w:rPr>
         <w:t xml:space="preserve"> and inventoried every Federico quote / case-study / signature stat. </w:t>
@@ -3424,14 +3432,14 @@
       <w:r>
         <w:rPr>
           <w:b/>
-          <w:color w:val="1A4FBF"/>
+          <w:color w:val="0A7A3C"/>
           <w:sz w:val="22"/>
         </w:rPr>
         <w:t>If Blog 2 reuses any of these verbatim, both pages will compete for the same AI-search citation surface and the pillar (with higher authority) will win — meaning Blog 2's effort is wasted.</w:t>
       </w:r>
       <w:r>
         <w:rPr>
-          <w:color w:val="1A4FBF"/>
+          <w:color w:val="0A7A3C"/>
           <w:sz w:val="22"/>
         </w:rPr>
         <w:t xml:space="preserve"> The goal is one canonical home per quote.</w:t>
@@ -3452,14 +3460,14 @@
         <w:tc>
           <w:tcPr>
             <w:tcW w:type="dxa" w:w="3216"/>
-            <w:shd w:val="clear" w:color="auto" w:fill="E0EAFF"/>
+            <w:shd w:val="clear" w:color="auto" w:fill="F4F4F4"/>
           </w:tcPr>
           <w:p>
             <w:r/>
             <w:r>
               <w:rPr>
                 <w:b/>
-                <w:color w:val="1A4FBF"/>
+                <w:color w:val="0A7A3C"/>
                 <w:sz w:val="22"/>
               </w:rPr>
               <w:t>Already used in Blog 1</w:t>
@@ -3469,14 +3477,14 @@
         <w:tc>
           <w:tcPr>
             <w:tcW w:type="dxa" w:w="3216"/>
-            <w:shd w:val="clear" w:color="auto" w:fill="E0EAFF"/>
+            <w:shd w:val="clear" w:color="auto" w:fill="F4F4F4"/>
           </w:tcPr>
           <w:p>
             <w:r/>
             <w:r>
               <w:rPr>
                 <w:b/>
-                <w:color w:val="1A4FBF"/>
+                <w:color w:val="0A7A3C"/>
                 <w:sz w:val="22"/>
               </w:rPr>
               <w:t>Where</w:t>
@@ -3486,14 +3494,14 @@
         <w:tc>
           <w:tcPr>
             <w:tcW w:type="dxa" w:w="3216"/>
-            <w:shd w:val="clear" w:color="auto" w:fill="E0EAFF"/>
+            <w:shd w:val="clear" w:color="auto" w:fill="F4F4F4"/>
           </w:tcPr>
           <w:p>
             <w:r/>
             <w:r>
               <w:rPr>
                 <w:b/>
-                <w:color w:val="1A4FBF"/>
+                <w:color w:val="0A7A3C"/>
                 <w:sz w:val="22"/>
               </w:rPr>
               <w:t>Blog 2 rule</w:t>
@@ -3505,21 +3513,20 @@
         <w:tc>
           <w:tcPr>
             <w:tcW w:type="dxa" w:w="3216"/>
-            <w:shd w:val="clear" w:color="auto" w:fill="F0F5FF"/>
           </w:tcPr>
           <w:p>
             <w:r/>
             <w:r>
               <w:rPr>
                 <w:i/>
-                <w:color w:val="1A4FBF"/>
+                <w:color w:val="0A7A3C"/>
                 <w:sz w:val="22"/>
               </w:rPr>
               <w:t>"If you walk into a bookshop in November and walk out empty-handed…"</w:t>
             </w:r>
             <w:r>
               <w:rPr>
-                <w:color w:val="1A4FBF"/>
+                <w:color w:val="0A7A3C"/>
                 <w:sz w:val="22"/>
               </w:rPr>
               <w:t xml:space="preserve"> (perishable inventory)</w:t>
@@ -3529,13 +3536,12 @@
         <w:tc>
           <w:tcPr>
             <w:tcW w:type="dxa" w:w="3216"/>
-            <w:shd w:val="clear" w:color="auto" w:fill="F0F5FF"/>
           </w:tcPr>
           <w:p>
             <w:r/>
             <w:r>
               <w:rPr>
-                <w:color w:val="1A4FBF"/>
+                <w:color w:val="0A7A3C"/>
                 <w:sz w:val="22"/>
               </w:rPr>
               <w:t>§"What is RM" body</w:t>
@@ -3545,21 +3551,20 @@
         <w:tc>
           <w:tcPr>
             <w:tcW w:type="dxa" w:w="3216"/>
-            <w:shd w:val="clear" w:color="auto" w:fill="F0F5FF"/>
           </w:tcPr>
           <w:p>
             <w:r/>
             <w:r>
               <w:rPr>
                 <w:b/>
-                <w:color w:val="1A4FBF"/>
+                <w:color w:val="0A7A3C"/>
                 <w:sz w:val="22"/>
               </w:rPr>
               <w:t>BLOCKED.</w:t>
             </w:r>
             <w:r>
               <w:rPr>
-                <w:color w:val="1A4FBF"/>
+                <w:color w:val="0A7A3C"/>
                 <w:sz w:val="22"/>
               </w:rPr>
               <w:t xml:space="preserve"> Use a different perishable-asset analogy if needed in §5.1 — the Bolar ski-pass quote is also burned (see below). Best: skip §5.1 entirely (option a from previous note) and let the cruise-control opener carry the framing.</w:t>
@@ -3571,13 +3576,12 @@
         <w:tc>
           <w:tcPr>
             <w:tcW w:type="dxa" w:w="3216"/>
-            <w:shd w:val="clear" w:color="auto" w:fill="F0F5FF"/>
           </w:tcPr>
           <w:p>
             <w:r/>
             <w:r>
               <w:rPr>
-                <w:color w:val="1A4FBF"/>
+                <w:color w:val="0A7A3C"/>
                 <w:sz w:val="22"/>
               </w:rPr>
               <w:t>Bolar ski-pass full quote (3-tier season pass story)</w:t>
@@ -3587,13 +3591,12 @@
         <w:tc>
           <w:tcPr>
             <w:tcW w:type="dxa" w:w="3216"/>
-            <w:shd w:val="clear" w:color="auto" w:fill="F0F5FF"/>
           </w:tcPr>
           <w:p>
             <w:r/>
             <w:r>
               <w:rPr>
-                <w:color w:val="1A4FBF"/>
+                <w:color w:val="0A7A3C"/>
                 <w:sz w:val="22"/>
               </w:rPr>
               <w:t>§"Bolar ski-pass example"</w:t>
@@ -3603,21 +3606,20 @@
         <w:tc>
           <w:tcPr>
             <w:tcW w:type="dxa" w:w="3216"/>
-            <w:shd w:val="clear" w:color="auto" w:fill="F0F5FF"/>
           </w:tcPr>
           <w:p>
             <w:r/>
             <w:r>
               <w:rPr>
                 <w:b/>
-                <w:color w:val="1A4FBF"/>
+                <w:color w:val="0A7A3C"/>
                 <w:sz w:val="22"/>
               </w:rPr>
               <w:t>BLOCKED.</w:t>
             </w:r>
             <w:r>
               <w:rPr>
-                <w:color w:val="1A4FBF"/>
+                <w:color w:val="0A7A3C"/>
                 <w:sz w:val="22"/>
               </w:rPr>
               <w:t xml:space="preserve"> Same canonical-home problem.</w:t>
@@ -3629,14 +3631,13 @@
         <w:tc>
           <w:tcPr>
             <w:tcW w:type="dxa" w:w="3216"/>
-            <w:shd w:val="clear" w:color="auto" w:fill="F0F5FF"/>
           </w:tcPr>
           <w:p>
             <w:r/>
             <w:r>
               <w:rPr>
                 <w:i/>
-                <w:color w:val="1A4FBF"/>
+                <w:color w:val="0A7A3C"/>
                 <w:sz w:val="22"/>
               </w:rPr>
               <w:t>"A vacant Friday night in Pigeon Forge is an empty seat at takeoff…"</w:t>
@@ -3646,13 +3647,12 @@
         <w:tc>
           <w:tcPr>
             <w:tcW w:type="dxa" w:w="3216"/>
-            <w:shd w:val="clear" w:color="auto" w:fill="F0F5FF"/>
           </w:tcPr>
           <w:p>
             <w:r/>
             <w:r>
               <w:rPr>
-                <w:color w:val="1A4FBF"/>
+                <w:color w:val="0A7A3C"/>
                 <w:sz w:val="22"/>
               </w:rPr>
               <w:t>§airline analogy + bleed quote (×2)</w:t>
@@ -3662,21 +3662,20 @@
         <w:tc>
           <w:tcPr>
             <w:tcW w:type="dxa" w:w="3216"/>
-            <w:shd w:val="clear" w:color="auto" w:fill="F0F5FF"/>
           </w:tcPr>
           <w:p>
             <w:r/>
             <w:r>
               <w:rPr>
                 <w:b/>
-                <w:color w:val="1A4FBF"/>
+                <w:color w:val="0A7A3C"/>
                 <w:sz w:val="22"/>
               </w:rPr>
               <w:t>BLOCKED.</w:t>
             </w:r>
             <w:r>
               <w:rPr>
-                <w:color w:val="1A4FBF"/>
+                <w:color w:val="0A7A3C"/>
                 <w:sz w:val="22"/>
               </w:rPr>
               <w:t xml:space="preserve"> Pillar uses it twice — strongly anchored.</w:t>
@@ -3688,13 +3687,12 @@
         <w:tc>
           <w:tcPr>
             <w:tcW w:type="dxa" w:w="3216"/>
-            <w:shd w:val="clear" w:color="auto" w:fill="F0F5FF"/>
           </w:tcPr>
           <w:p>
             <w:r/>
             <w:r>
               <w:rPr>
-                <w:color w:val="1A4FBF"/>
+                <w:color w:val="0A7A3C"/>
                 <w:sz w:val="22"/>
               </w:rPr>
               <w:t>Michigan lake-house 7-night → 3-night → +$20K story (full verbatim)</w:t>
@@ -3704,13 +3702,12 @@
         <w:tc>
           <w:tcPr>
             <w:tcW w:type="dxa" w:w="3216"/>
-            <w:shd w:val="clear" w:color="auto" w:fill="F0F5FF"/>
           </w:tcPr>
           <w:p>
             <w:r/>
             <w:r>
               <w:rPr>
-                <w:color w:val="1A4FBF"/>
+                <w:color w:val="0A7A3C"/>
                 <w:sz w:val="22"/>
               </w:rPr>
               <w:t>§Play 4 (Minimum Stay), 200+ words</w:t>
@@ -3720,21 +3717,20 @@
         <w:tc>
           <w:tcPr>
             <w:tcW w:type="dxa" w:w="3216"/>
-            <w:shd w:val="clear" w:color="auto" w:fill="F0F5FF"/>
           </w:tcPr>
           <w:p>
             <w:r/>
             <w:r>
               <w:rPr>
                 <w:b/>
-                <w:color w:val="1A4FBF"/>
+                <w:color w:val="0A7A3C"/>
                 <w:sz w:val="22"/>
               </w:rPr>
               <w:t>BLOCKED for verbatim reuse.</w:t>
             </w:r>
             <w:r>
               <w:rPr>
-                <w:color w:val="1A4FBF"/>
+                <w:color w:val="0A7A3C"/>
                 <w:sz w:val="22"/>
               </w:rPr>
               <w:t xml:space="preserve"> Aaron confirmed Michigan and Fort Worth are different properties — both OK to reference, but the full quote belongs to Blog 1. Blog 2 can mention Michigan as a one-line callback (</w:t>
@@ -3742,14 +3738,14 @@
             <w:r>
               <w:rPr>
                 <w:i/>
-                <w:color w:val="1A4FBF"/>
+                <w:color w:val="0A7A3C"/>
                 <w:sz w:val="22"/>
               </w:rPr>
               <w:t>"the Michigan lake-house win covered in the pillar"</w:t>
             </w:r>
             <w:r>
               <w:rPr>
-                <w:color w:val="1A4FBF"/>
+                <w:color w:val="0A7A3C"/>
                 <w:sz w:val="22"/>
               </w:rPr>
               <w:t>) with an internal link, not the full story.</w:t>
@@ -3761,13 +3757,12 @@
         <w:tc>
           <w:tcPr>
             <w:tcW w:type="dxa" w:w="3216"/>
-            <w:shd w:val="clear" w:color="auto" w:fill="F0F5FF"/>
           </w:tcPr>
           <w:p>
             <w:r/>
             <w:r>
               <w:rPr>
-                <w:color w:val="1A4FBF"/>
+                <w:color w:val="0A7A3C"/>
                 <w:sz w:val="22"/>
               </w:rPr>
               <w:t>Fort Worth Studios 7-night → 1-night → +$20K (Pillar 2 case-in-point)</w:t>
@@ -3777,13 +3772,12 @@
         <w:tc>
           <w:tcPr>
             <w:tcW w:type="dxa" w:w="3216"/>
-            <w:shd w:val="clear" w:color="auto" w:fill="F0F5FF"/>
           </w:tcPr>
           <w:p>
             <w:r/>
             <w:r>
               <w:rPr>
-                <w:color w:val="1A4FBF"/>
+                <w:color w:val="0A7A3C"/>
                 <w:sz w:val="22"/>
               </w:rPr>
               <w:t>§Pillar 2 Inventory Mgmt, ~150 words</w:t>
@@ -3793,21 +3787,20 @@
         <w:tc>
           <w:tcPr>
             <w:tcW w:type="dxa" w:w="3216"/>
-            <w:shd w:val="clear" w:color="auto" w:fill="F0F5FF"/>
           </w:tcPr>
           <w:p>
             <w:r/>
             <w:r>
               <w:rPr>
                 <w:b/>
-                <w:color w:val="1A4FBF"/>
+                <w:color w:val="0A7A3C"/>
                 <w:sz w:val="22"/>
               </w:rPr>
               <w:t>BLOCKED for verbatim reuse.</w:t>
             </w:r>
             <w:r>
               <w:rPr>
-                <w:color w:val="1A4FBF"/>
+                <w:color w:val="0A7A3C"/>
                 <w:sz w:val="22"/>
               </w:rPr>
               <w:t xml:space="preserve"> Same logic. Blog 2's brief originally proposed Fort Worth as the proof point; replace with a fresh case (see Case Study Integration block below).</w:t>
@@ -3819,13 +3812,12 @@
         <w:tc>
           <w:tcPr>
             <w:tcW w:type="dxa" w:w="3216"/>
-            <w:shd w:val="clear" w:color="auto" w:fill="F0F5FF"/>
           </w:tcPr>
           <w:p>
             <w:r/>
             <w:r>
               <w:rPr>
-                <w:color w:val="1A4FBF"/>
+                <w:color w:val="0A7A3C"/>
                 <w:sz w:val="22"/>
               </w:rPr>
               <w:t>Newport Beach 2-night minimum (search visibility play)</w:t>
@@ -3835,13 +3827,12 @@
         <w:tc>
           <w:tcPr>
             <w:tcW w:type="dxa" w:w="3216"/>
-            <w:shd w:val="clear" w:color="auto" w:fill="F0F5FF"/>
           </w:tcPr>
           <w:p>
             <w:r/>
             <w:r>
               <w:rPr>
-                <w:color w:val="1A4FBF"/>
+                <w:color w:val="0A7A3C"/>
                 <w:sz w:val="22"/>
               </w:rPr>
               <w:t>§Play 4 closing example</w:t>
@@ -3851,14 +3842,13 @@
         <w:tc>
           <w:tcPr>
             <w:tcW w:type="dxa" w:w="3216"/>
-            <w:shd w:val="clear" w:color="auto" w:fill="F0F5FF"/>
           </w:tcPr>
           <w:p>
             <w:r/>
             <w:r>
               <w:rPr>
                 <w:b/>
-                <w:color w:val="1A4FBF"/>
+                <w:color w:val="0A7A3C"/>
                 <w:sz w:val="22"/>
               </w:rPr>
               <w:t>BLOCKED.</w:t>
@@ -3870,13 +3860,12 @@
         <w:tc>
           <w:tcPr>
             <w:tcW w:type="dxa" w:w="3216"/>
-            <w:shd w:val="clear" w:color="auto" w:fill="F0F5FF"/>
           </w:tcPr>
           <w:p>
             <w:r/>
             <w:r>
               <w:rPr>
-                <w:color w:val="1A4FBF"/>
+                <w:color w:val="0A7A3C"/>
                 <w:sz w:val="22"/>
               </w:rPr>
               <w:t xml:space="preserve">Kassidy &amp; Erin Warren testimonial: </w:t>
@@ -3884,7 +3873,7 @@
             <w:r>
               <w:rPr>
                 <w:i/>
-                <w:color w:val="1A4FBF"/>
+                <w:color w:val="0A7A3C"/>
                 <w:sz w:val="22"/>
               </w:rPr>
               <w:t>"Since starting with RevFactor, I've had this peace of mind…"</w:t>
@@ -3894,13 +3883,12 @@
         <w:tc>
           <w:tcPr>
             <w:tcW w:type="dxa" w:w="3216"/>
-            <w:shd w:val="clear" w:color="auto" w:fill="F0F5FF"/>
           </w:tcPr>
           <w:p>
             <w:r/>
             <w:r>
               <w:rPr>
-                <w:color w:val="1A4FBF"/>
+                <w:color w:val="0A7A3C"/>
                 <w:sz w:val="22"/>
               </w:rPr>
               <w:t>§How RevFactor approaches RM (closing testimonial)</w:t>
@@ -3910,21 +3898,20 @@
         <w:tc>
           <w:tcPr>
             <w:tcW w:type="dxa" w:w="3216"/>
-            <w:shd w:val="clear" w:color="auto" w:fill="F0F5FF"/>
           </w:tcPr>
           <w:p>
             <w:r/>
             <w:r>
               <w:rPr>
                 <w:b/>
-                <w:color w:val="1A4FBF"/>
+                <w:color w:val="0A7A3C"/>
                 <w:sz w:val="22"/>
               </w:rPr>
               <w:t>Reuse OK in Blog 2's case-study CTA inline mention</w:t>
             </w:r>
             <w:r>
               <w:rPr>
-                <w:color w:val="1A4FBF"/>
+                <w:color w:val="0A7A3C"/>
                 <w:sz w:val="22"/>
               </w:rPr>
               <w:t>, but pull a different excerpt from the same case-study source if possible (e.g., a specific property data point — see Case Study Integration below). The testimonial wording itself shouldn't appear twice on revfactor.io.</w:t>
@@ -3936,21 +3923,20 @@
         <w:tc>
           <w:tcPr>
             <w:tcW w:type="dxa" w:w="3216"/>
-            <w:shd w:val="clear" w:color="auto" w:fill="F0F5FF"/>
           </w:tcPr>
           <w:p>
             <w:r/>
             <w:r>
               <w:rPr>
                 <w:i/>
-                <w:color w:val="1A4FBF"/>
+                <w:color w:val="0A7A3C"/>
                 <w:sz w:val="22"/>
               </w:rPr>
               <w:t>"Revenue management isn't just pricing. Pricing is only one part…"</w:t>
             </w:r>
             <w:r>
               <w:rPr>
-                <w:color w:val="1A4FBF"/>
+                <w:color w:val="0A7A3C"/>
                 <w:sz w:val="22"/>
               </w:rPr>
               <w:t xml:space="preserve"> (No Vacancy podcast)</w:t>
@@ -3960,13 +3946,12 @@
         <w:tc>
           <w:tcPr>
             <w:tcW w:type="dxa" w:w="3216"/>
-            <w:shd w:val="clear" w:color="auto" w:fill="F0F5FF"/>
           </w:tcPr>
           <w:p>
             <w:r/>
             <w:r>
               <w:rPr>
-                <w:color w:val="1A4FBF"/>
+                <w:color w:val="0A7A3C"/>
                 <w:sz w:val="22"/>
               </w:rPr>
               <w:t>§intro pull-quote</w:t>
@@ -3976,21 +3961,20 @@
         <w:tc>
           <w:tcPr>
             <w:tcW w:type="dxa" w:w="3216"/>
-            <w:shd w:val="clear" w:color="auto" w:fill="F0F5FF"/>
           </w:tcPr>
           <w:p>
             <w:r/>
             <w:r>
               <w:rPr>
                 <w:b/>
-                <w:color w:val="1A4FBF"/>
+                <w:color w:val="0A7A3C"/>
                 <w:sz w:val="22"/>
               </w:rPr>
               <w:t>BLOCKED.</w:t>
             </w:r>
             <w:r>
               <w:rPr>
-                <w:color w:val="1A4FBF"/>
+                <w:color w:val="0A7A3C"/>
                 <w:sz w:val="22"/>
               </w:rPr>
               <w:t xml:space="preserve"> Pillar's signature definitional quote.</w:t>
@@ -4002,14 +3986,13 @@
         <w:tc>
           <w:tcPr>
             <w:tcW w:type="dxa" w:w="3216"/>
-            <w:shd w:val="clear" w:color="auto" w:fill="F0F5FF"/>
           </w:tcPr>
           <w:p>
             <w:r/>
             <w:r>
               <w:rPr>
                 <w:i/>
-                <w:color w:val="1A4FBF"/>
+                <w:color w:val="0A7A3C"/>
                 <w:sz w:val="22"/>
               </w:rPr>
               <w:t>"The market sets the prices because this is 100% consumer perception."</w:t>
@@ -4019,13 +4002,12 @@
         <w:tc>
           <w:tcPr>
             <w:tcW w:type="dxa" w:w="3216"/>
-            <w:shd w:val="clear" w:color="auto" w:fill="F0F5FF"/>
           </w:tcPr>
           <w:p>
             <w:r/>
             <w:r>
               <w:rPr>
-                <w:color w:val="1A4FBF"/>
+                <w:color w:val="0A7A3C"/>
                 <w:sz w:val="22"/>
               </w:rPr>
               <w:t>§Positioning (Strategic philosophy)</w:t>
@@ -4035,14 +4017,13 @@
         <w:tc>
           <w:tcPr>
             <w:tcW w:type="dxa" w:w="3216"/>
-            <w:shd w:val="clear" w:color="auto" w:fill="F0F5FF"/>
           </w:tcPr>
           <w:p>
             <w:r/>
             <w:r>
               <w:rPr>
                 <w:b/>
-                <w:color w:val="1A4FBF"/>
+                <w:color w:val="0A7A3C"/>
                 <w:sz w:val="22"/>
               </w:rPr>
               <w:t>BLOCKED.</w:t>
@@ -4054,14 +4035,13 @@
         <w:tc>
           <w:tcPr>
             <w:tcW w:type="dxa" w:w="3216"/>
-            <w:shd w:val="clear" w:color="auto" w:fill="F0F5FF"/>
           </w:tcPr>
           <w:p>
             <w:r/>
             <w:r>
               <w:rPr>
                 <w:i/>
-                <w:color w:val="1A4FBF"/>
+                <w:color w:val="0A7A3C"/>
                 <w:sz w:val="22"/>
               </w:rPr>
               <w:t>"If you're looking only at your property, you're on an island."</w:t>
@@ -4071,13 +4051,12 @@
         <w:tc>
           <w:tcPr>
             <w:tcW w:type="dxa" w:w="3216"/>
-            <w:shd w:val="clear" w:color="auto" w:fill="F0F5FF"/>
           </w:tcPr>
           <w:p>
             <w:r/>
             <w:r>
               <w:rPr>
-                <w:color w:val="1A4FBF"/>
+                <w:color w:val="0A7A3C"/>
                 <w:sz w:val="22"/>
               </w:rPr>
               <w:t>§Positioning (Strategic philosophy)</w:t>
@@ -4087,14 +4066,13 @@
         <w:tc>
           <w:tcPr>
             <w:tcW w:type="dxa" w:w="3216"/>
-            <w:shd w:val="clear" w:color="auto" w:fill="F0F5FF"/>
           </w:tcPr>
           <w:p>
             <w:r/>
             <w:r>
               <w:rPr>
                 <w:b/>
-                <w:color w:val="1A4FBF"/>
+                <w:color w:val="0A7A3C"/>
                 <w:sz w:val="22"/>
               </w:rPr>
               <w:t>BLOCKED.</w:t>
@@ -4106,14 +4084,13 @@
         <w:tc>
           <w:tcPr>
             <w:tcW w:type="dxa" w:w="3216"/>
-            <w:shd w:val="clear" w:color="auto" w:fill="F0F5FF"/>
           </w:tcPr>
           <w:p>
             <w:r/>
             <w:r>
               <w:rPr>
                 <w:i/>
-                <w:color w:val="1A4FBF"/>
+                <w:color w:val="0A7A3C"/>
                 <w:sz w:val="22"/>
               </w:rPr>
               <w:t>"Fewer restrictions can mean more visibility. More visibility means better bookings."</w:t>
@@ -4123,13 +4100,12 @@
         <w:tc>
           <w:tcPr>
             <w:tcW w:type="dxa" w:w="3216"/>
-            <w:shd w:val="clear" w:color="auto" w:fill="F0F5FF"/>
           </w:tcPr>
           <w:p>
             <w:r/>
             <w:r>
               <w:rPr>
-                <w:color w:val="1A4FBF"/>
+                <w:color w:val="0A7A3C"/>
                 <w:sz w:val="22"/>
               </w:rPr>
               <w:t>§Play 3 bleed quote</w:t>
@@ -4139,14 +4115,13 @@
         <w:tc>
           <w:tcPr>
             <w:tcW w:type="dxa" w:w="3216"/>
-            <w:shd w:val="clear" w:color="auto" w:fill="F0F5FF"/>
           </w:tcPr>
           <w:p>
             <w:r/>
             <w:r>
               <w:rPr>
                 <w:b/>
-                <w:color w:val="1A4FBF"/>
+                <w:color w:val="0A7A3C"/>
                 <w:sz w:val="22"/>
               </w:rPr>
               <w:t>BLOCKED.</w:t>
@@ -4158,14 +4133,13 @@
         <w:tc>
           <w:tcPr>
             <w:tcW w:type="dxa" w:w="3216"/>
-            <w:shd w:val="clear" w:color="auto" w:fill="F0F5FF"/>
           </w:tcPr>
           <w:p>
             <w:r/>
             <w:r>
               <w:rPr>
                 <w:i/>
-                <w:color w:val="1A4FBF"/>
+                <w:color w:val="0A7A3C"/>
                 <w:sz w:val="22"/>
               </w:rPr>
               <w:t>"We're handling the two most expensive assets people have: their property and their time."</w:t>
@@ -4175,13 +4149,12 @@
         <w:tc>
           <w:tcPr>
             <w:tcW w:type="dxa" w:w="3216"/>
-            <w:shd w:val="clear" w:color="auto" w:fill="F0F5FF"/>
           </w:tcPr>
           <w:p>
             <w:r/>
             <w:r>
               <w:rPr>
-                <w:color w:val="1A4FBF"/>
+                <w:color w:val="0A7A3C"/>
                 <w:sz w:val="22"/>
               </w:rPr>
               <w:t>§Play 6 bleed quote + How RevFactor approaches RM (×2)</w:t>
@@ -4191,21 +4164,20 @@
         <w:tc>
           <w:tcPr>
             <w:tcW w:type="dxa" w:w="3216"/>
-            <w:shd w:val="clear" w:color="auto" w:fill="F0F5FF"/>
           </w:tcPr>
           <w:p>
             <w:r/>
             <w:r>
               <w:rPr>
                 <w:b/>
-                <w:color w:val="1A4FBF"/>
+                <w:color w:val="0A7A3C"/>
                 <w:sz w:val="22"/>
               </w:rPr>
               <w:t>BLOCKED.</w:t>
             </w:r>
             <w:r>
               <w:rPr>
-                <w:color w:val="1A4FBF"/>
+                <w:color w:val="0A7A3C"/>
                 <w:sz w:val="22"/>
               </w:rPr>
               <w:t xml:space="preserve"> Pillar uses it twice; saturation point.</w:t>
@@ -4217,21 +4189,20 @@
         <w:tc>
           <w:tcPr>
             <w:tcW w:type="dxa" w:w="3216"/>
-            <w:shd w:val="clear" w:color="auto" w:fill="F0F5FF"/>
           </w:tcPr>
           <w:p>
             <w:r/>
             <w:r>
               <w:rPr>
                 <w:i/>
-                <w:color w:val="1A4FBF"/>
+                <w:color w:val="0A7A3C"/>
                 <w:sz w:val="22"/>
               </w:rPr>
               <w:t>"Do you want to learn how to price your short-term rental like a professional revenue manager? You need to understand momentum…"</w:t>
             </w:r>
             <w:r>
               <w:rPr>
-                <w:color w:val="1A4FBF"/>
+                <w:color w:val="0A7A3C"/>
                 <w:sz w:val="22"/>
               </w:rPr>
               <w:t xml:space="preserve"> (long quote)</w:t>
@@ -4241,13 +4212,12 @@
         <w:tc>
           <w:tcPr>
             <w:tcW w:type="dxa" w:w="3216"/>
-            <w:shd w:val="clear" w:color="auto" w:fill="F0F5FF"/>
           </w:tcPr>
           <w:p>
             <w:r/>
             <w:r>
               <w:rPr>
-                <w:color w:val="1A4FBF"/>
+                <w:color w:val="0A7A3C"/>
                 <w:sz w:val="22"/>
               </w:rPr>
               <w:t>§How to know if RM is working</w:t>
@@ -4257,14 +4227,13 @@
         <w:tc>
           <w:tcPr>
             <w:tcW w:type="dxa" w:w="3216"/>
-            <w:shd w:val="clear" w:color="auto" w:fill="F0F5FF"/>
           </w:tcPr>
           <w:p>
             <w:r/>
             <w:r>
               <w:rPr>
                 <w:b/>
-                <w:color w:val="1A4FBF"/>
+                <w:color w:val="0A7A3C"/>
                 <w:sz w:val="22"/>
               </w:rPr>
               <w:t>BLOCKED.</w:t>
@@ -4276,13 +4245,12 @@
         <w:tc>
           <w:tcPr>
             <w:tcW w:type="dxa" w:w="3216"/>
-            <w:shd w:val="clear" w:color="auto" w:fill="F0F5FF"/>
           </w:tcPr>
           <w:p>
             <w:r/>
             <w:r>
               <w:rPr>
-                <w:color w:val="1A4FBF"/>
+                <w:color w:val="0A7A3C"/>
                 <w:sz w:val="22"/>
               </w:rPr>
               <w:t>"+18% RevPAR lift vs comp set" (signature stat)</w:t>
@@ -4292,13 +4260,12 @@
         <w:tc>
           <w:tcPr>
             <w:tcW w:type="dxa" w:w="3216"/>
-            <w:shd w:val="clear" w:color="auto" w:fill="F0F5FF"/>
           </w:tcPr>
           <w:p>
             <w:r/>
             <w:r>
               <w:rPr>
-                <w:color w:val="1A4FBF"/>
+                <w:color w:val="0A7A3C"/>
                 <w:sz w:val="22"/>
               </w:rPr>
               <w:t>Used 5+ times across pillar (key stats, cedar band, tobacco band, author bio, FAQ schema)</w:t>
@@ -4308,21 +4275,20 @@
         <w:tc>
           <w:tcPr>
             <w:tcW w:type="dxa" w:w="3216"/>
-            <w:shd w:val="clear" w:color="auto" w:fill="F0F5FF"/>
           </w:tcPr>
           <w:p>
             <w:r/>
             <w:r>
               <w:rPr>
                 <w:b/>
-                <w:color w:val="1A4FBF"/>
+                <w:color w:val="0A7A3C"/>
                 <w:sz w:val="22"/>
               </w:rPr>
               <w:t>Use sparingly in Blog 2 — once max</w:t>
             </w:r>
             <w:r>
               <w:rPr>
-                <w:color w:val="1A4FBF"/>
+                <w:color w:val="0A7A3C"/>
                 <w:sz w:val="22"/>
               </w:rPr>
               <w:t>, and not as the headline stat. Blog 2's headline number should be different (the "20%+ left on the table" framing from the meta description, or a property-specific number from the sheet).</w:t>
@@ -4334,13 +4300,12 @@
         <w:tc>
           <w:tcPr>
             <w:tcW w:type="dxa" w:w="3216"/>
-            <w:shd w:val="clear" w:color="auto" w:fill="F0F5FF"/>
           </w:tcPr>
           <w:p>
             <w:r/>
             <w:r>
               <w:rPr>
-                <w:color w:val="1A4FBF"/>
+                <w:color w:val="0A7A3C"/>
                 <w:sz w:val="22"/>
               </w:rPr>
               <w:t>"165+ properties / 24 states / 56 markets"</w:t>
@@ -4350,13 +4315,12 @@
         <w:tc>
           <w:tcPr>
             <w:tcW w:type="dxa" w:w="3216"/>
-            <w:shd w:val="clear" w:color="auto" w:fill="F0F5FF"/>
           </w:tcPr>
           <w:p>
             <w:r/>
             <w:r>
               <w:rPr>
-                <w:color w:val="1A4FBF"/>
+                <w:color w:val="0A7A3C"/>
                 <w:sz w:val="22"/>
               </w:rPr>
               <w:t>Used 4+ times (intro, key stats, How RevFactor approaches, author bio)</w:t>
@@ -4366,21 +4330,20 @@
         <w:tc>
           <w:tcPr>
             <w:tcW w:type="dxa" w:w="3216"/>
-            <w:shd w:val="clear" w:color="auto" w:fill="F0F5FF"/>
           </w:tcPr>
           <w:p>
             <w:r/>
             <w:r>
               <w:rPr>
                 <w:b/>
-                <w:color w:val="1A4FBF"/>
+                <w:color w:val="0A7A3C"/>
                 <w:sz w:val="22"/>
               </w:rPr>
               <w:t>Mention once</w:t>
             </w:r>
             <w:r>
               <w:rPr>
-                <w:color w:val="1A4FBF"/>
+                <w:color w:val="0A7A3C"/>
                 <w:sz w:val="22"/>
               </w:rPr>
               <w:t xml:space="preserve"> in Blog 2 — author bio only. Don't open with it; the pillar owns this credential framing.</w:t>
@@ -4392,6 +4355,134 @@
     <w:p/>
     <w:p>
       <w:pPr>
+        <w:shd w:val="clear" w:color="auto" w:fill="F0FFF5"/>
+        <w:pBdr>
+          <w:left w:val="single" w:sz="24" w:space="8" w:color="0A7A3C"/>
+        </w:pBdr>
+      </w:pPr>
+      <w:r>
+        <w:rPr>
+          <w:b/>
+          <w:color w:val="0A7A3C"/>
+          <w:sz w:val="22"/>
+        </w:rPr>
+        <w:t>Quotes that are SAFE for Blog 2 (not in Blog 1):</w:t>
+      </w:r>
+    </w:p>
+    <w:p>
+      <w:pPr>
+        <w:pStyle w:val="ListBullet"/>
+      </w:pPr>
+      <w:r>
+        <w:rPr>
+          <w:color w:val="0A7A3C"/>
+          <w:sz w:val="22"/>
+        </w:rPr>
+        <w:t>The "American Airlines invented modern revenue management" pedigree quote (Federico's Life of Flow podcast) — Blog 1 has the airline analogy in narrative form but not as a verbatim quote.</w:t>
+      </w:r>
+    </w:p>
+    <w:p>
+      <w:pPr>
+        <w:pStyle w:val="ListBullet"/>
+      </w:pPr>
+      <w:r>
+        <w:rPr>
+          <w:color w:val="0A7A3C"/>
+          <w:sz w:val="22"/>
+        </w:rPr>
+        <w:t>The "algorithm sets the price; revenue management sets the strategy that makes the price work" — Federico's actual cruise-control framing line. Open §5.3 with it.</w:t>
+      </w:r>
+    </w:p>
+    <w:p>
+      <w:pPr>
+        <w:pStyle w:val="ListBullet"/>
+      </w:pPr>
+      <w:r>
+        <w:rPr>
+          <w:color w:val="0A7A3C"/>
+          <w:sz w:val="22"/>
+        </w:rPr>
+        <w:t>"Software runs the math. People run the business." — paraphrase of Fede's "people business" belief. Pillar gestures at it but doesn't use this phrasing.</w:t>
+      </w:r>
+    </w:p>
+    <w:p>
+      <w:pPr>
+        <w:pStyle w:val="ListBullet"/>
+      </w:pPr>
+      <w:r>
+        <w:rPr>
+          <w:color w:val="0A7A3C"/>
+          <w:sz w:val="22"/>
+        </w:rPr>
+        <w:t xml:space="preserve">Any quote pulled from FireFlies brain that hasn't been published yet. Easy way to source: scan Federico's TikTok transcripts (auto-pulled to </w:t>
+      </w:r>
+      <w:r>
+        <w:rPr>
+          <w:rFonts w:ascii="Menlo" w:hAnsi="Menlo"/>
+          <w:color w:val="0A7A3C"/>
+          <w:sz w:val="20"/>
+        </w:rPr>
+        <w:t>tiktok_videos/transcripts/</w:t>
+      </w:r>
+      <w:r>
+        <w:rPr>
+          <w:color w:val="0A7A3C"/>
+          <w:sz w:val="22"/>
+        </w:rPr>
+        <w:t>) — recent quotes there are pre-virgin for Blog 2.</w:t>
+      </w:r>
+    </w:p>
+    <w:p>
+      <w:pPr>
+        <w:shd w:val="clear" w:color="auto" w:fill="F0FFF5"/>
+        <w:pBdr>
+          <w:left w:val="single" w:sz="24" w:space="8" w:color="0A7A3C"/>
+        </w:pBdr>
+      </w:pPr>
+      <w:r>
+        <w:rPr>
+          <w:b/>
+          <w:color w:val="0A7A3C"/>
+          <w:sz w:val="22"/>
+        </w:rPr>
+        <w:t>Process recommendation going forward:</w:t>
+      </w:r>
+      <w:r>
+        <w:rPr>
+          <w:color w:val="0A7A3C"/>
+          <w:sz w:val="22"/>
+        </w:rPr>
+        <w:t xml:space="preserve"> Before drafting any future RevFactor blog, I should pull the full quote inventory from every published Fede post + look at the open outline/brief, then produce a "what's safe / what's burned" table like this one as the first artifact. </w:t>
+      </w:r>
+      <w:r>
+        <w:rPr>
+          <w:i/>
+          <w:color w:val="0A7A3C"/>
+          <w:sz w:val="22"/>
+        </w:rPr>
+        <w:t>Aaron asked for this explicitly: "always look at an outline or blog post for the full picture and strategy."</w:t>
+      </w:r>
+      <w:r>
+        <w:rPr>
+          <w:color w:val="0A7A3C"/>
+          <w:sz w:val="22"/>
+        </w:rPr>
+        <w:t xml:space="preserve"> Saving as a process rule.</w:t>
+      </w:r>
+    </w:p>
+    <w:p/>
+    <w:p>
+      <w:r>
+        <w:rPr>
+          <w:b/>
+          <w:color w:val="222222"/>
+          <w:sz w:val="24"/>
+        </w:rPr>
+        <w:t>Section 5.2: What Dynamic Pricing and Revenue Management Actually Are (250 words)</w:t>
+      </w:r>
+    </w:p>
+    <w:p>
+      <w:pPr>
         <w:shd w:val="clear" w:color="auto" w:fill="F0F5FF"/>
         <w:pBdr>
           <w:left w:val="single" w:sz="24" w:space="8" w:color="1A4FBF"/>
@@ -4400,10 +4491,10 @@
       <w:r>
         <w:rPr>
           <w:b/>
-          <w:color w:val="1A4FBF"/>
-          <w:sz w:val="22"/>
-        </w:rPr>
-        <w:t>Quotes that are SAFE for Blog 2 (not in Blog 1):</w:t>
+          <w:color w:val="0A2E80"/>
+          <w:sz w:val="18"/>
+        </w:rPr>
+        <w:t>FEEDBACK — §5.2 (HIGHEST-LEVERAGE BLOCK)</w:t>
       </w:r>
     </w:p>
     <w:p>
@@ -4412,10 +4503,18 @@
       </w:pPr>
       <w:r>
         <w:rPr>
+          <w:b/>
           <w:color w:val="1A4FBF"/>
           <w:sz w:val="22"/>
         </w:rPr>
-        <w:t>The "American Airlines invented modern revenue management" pedigree quote (Federico's Life of Flow podcast) — Blog 1 has the airline analogy in narrative form but not as a verbatim quote.</w:t>
+        <w:t>This is the section that wins or loses the AEO game.</w:t>
+      </w:r>
+      <w:r>
+        <w:rPr>
+          <w:color w:val="1A4FBF"/>
+          <w:sz w:val="22"/>
+        </w:rPr>
+        <w:t xml:space="preserve"> Definition pairs in clean BLUF format are exactly what ChatGPT and Perplexity lift verbatim. Brief structure is correct.</w:t>
       </w:r>
     </w:p>
     <w:p>
@@ -4424,10 +4523,82 @@
       </w:pPr>
       <w:r>
         <w:rPr>
+          <w:b/>
           <w:color w:val="1A4FBF"/>
           <w:sz w:val="22"/>
         </w:rPr>
-        <w:t>The "algorithm sets the price; revenue management sets the strategy that makes the price work" — Federico's actual cruise-control framing line. Open §5.3 with it.</w:t>
+        <w:t>Bold the key noun lock-in.</w:t>
+      </w:r>
+      <w:r>
+        <w:rPr>
+          <w:color w:val="1A4FBF"/>
+          <w:sz w:val="22"/>
+        </w:rPr>
+        <w:t xml:space="preserve"> Brief calls for </w:t>
+      </w:r>
+      <w:r>
+        <w:rPr>
+          <w:i/>
+          <w:color w:val="1A4FBF"/>
+          <w:sz w:val="22"/>
+        </w:rPr>
+        <w:t>"</w:t>
+      </w:r>
+      <w:r>
+        <w:rPr>
+          <w:b/>
+          <w:i/>
+          <w:color w:val="1A4FBF"/>
+          <w:sz w:val="22"/>
+        </w:rPr>
+        <w:t>Dynamic pricing</w:t>
+      </w:r>
+      <w:r>
+        <w:rPr>
+          <w:i/>
+          <w:color w:val="1A4FBF"/>
+          <w:sz w:val="22"/>
+        </w:rPr>
+        <w:t xml:space="preserve"> is…"</w:t>
+      </w:r>
+      <w:r>
+        <w:rPr>
+          <w:color w:val="1A4FBF"/>
+          <w:sz w:val="22"/>
+        </w:rPr>
+        <w:t xml:space="preserve"> and </w:t>
+      </w:r>
+      <w:r>
+        <w:rPr>
+          <w:i/>
+          <w:color w:val="1A4FBF"/>
+          <w:sz w:val="22"/>
+        </w:rPr>
+        <w:t>"</w:t>
+      </w:r>
+      <w:r>
+        <w:rPr>
+          <w:b/>
+          <w:i/>
+          <w:color w:val="1A4FBF"/>
+          <w:sz w:val="22"/>
+        </w:rPr>
+        <w:t>Revenue management</w:t>
+      </w:r>
+      <w:r>
+        <w:rPr>
+          <w:i/>
+          <w:color w:val="1A4FBF"/>
+          <w:sz w:val="22"/>
+        </w:rPr>
+        <w:t xml:space="preserve"> is…"</w:t>
+      </w:r>
+      <w:r>
+        <w:rPr>
+          <w:color w:val="1A4FBF"/>
+          <w:sz w:val="22"/>
+        </w:rPr>
+        <w:t xml:space="preserve"> — make sure GetCito actually does this. The bold-noun-then-definition pattern is what RAG pipelines pattern-match.</w:t>
       </w:r>
     </w:p>
     <w:p>
@@ -4436,10 +4607,27 @@
       </w:pPr>
       <w:r>
         <w:rPr>
+          <w:b/>
           <w:color w:val="1A4FBF"/>
           <w:sz w:val="22"/>
         </w:rPr>
-        <w:t>"Software runs the math. People run the business." — paraphrase of Fede's "people business" belief. Pillar gestures at it but doesn't use this phrasing.</w:t>
+        <w:t>Comparison table critique.</w:t>
+      </w:r>
+      <w:r>
+        <w:rPr>
+          <w:color w:val="1A4FBF"/>
+          <w:sz w:val="22"/>
+        </w:rPr>
+        <w:t xml:space="preserve"> 9 rows is at the upper limit for clean LLM extraction (8–10 is the sweet spot). Two row-level fixes:</w:t>
+        <w:br/>
+        <w:t xml:space="preserve">  </w:t>
+      </w:r>
+      <w:r>
+        <w:rPr>
+          <w:color w:val="1A4FBF"/>
+          <w:sz w:val="22"/>
+        </w:rPr>
+        <w:br/>
       </w:r>
     </w:p>
     <w:p>
@@ -4448,25 +4636,149 @@
       </w:pPr>
       <w:r>
         <w:rPr>
+          <w:b/>
           <w:color w:val="1A4FBF"/>
           <w:sz w:val="22"/>
         </w:rPr>
-        <w:t xml:space="preserve">Any quote pulled from FireFlies brain that hasn't been published yet. Easy way to source: scan Federico's TikTok transcripts (auto-pulled to </w:t>
-      </w:r>
-      <w:r>
-        <w:rPr>
-          <w:rFonts w:ascii="Menlo" w:hAnsi="Menlo"/>
+        <w:t>"Misses" row, dynamic pricing column:</w:t>
+      </w:r>
+      <w:r>
+        <w:rPr>
           <w:color w:val="1A4FBF"/>
-          <w:sz w:val="20"/>
-        </w:rPr>
-        <w:t>tiktok_videos/transcripts/</w:t>
-      </w:r>
-      <w:r>
-        <w:rPr>
+          <w:sz w:val="22"/>
+        </w:rPr>
+        <w:t xml:space="preserve"> Brief says "Hyper-local context, owner goals, soft signals." Add one specific: </w:t>
+      </w:r>
+      <w:r>
+        <w:rPr>
+          <w:i/>
           <w:color w:val="1A4FBF"/>
           <w:sz w:val="22"/>
         </w:rPr>
-        <w:t>) — recent quotes there are pre-virgin for Blog 2.</w:t>
+        <w:t>"Hyper-local context (FIFA draw timing, regulation shifts), owner goals, soft signals."</w:t>
+      </w:r>
+      <w:r>
+        <w:rPr>
+          <w:color w:val="1A4FBF"/>
+          <w:sz w:val="22"/>
+        </w:rPr>
+        <w:t xml:space="preserve"> Specific examples cite better than abstract categories.</w:t>
+      </w:r>
+    </w:p>
+    <w:p>
+      <w:pPr>
+        <w:pStyle w:val="ListBullet"/>
+      </w:pPr>
+      <w:r>
+        <w:rPr>
+          <w:b/>
+          <w:color w:val="1A4FBF"/>
+          <w:sz w:val="22"/>
+        </w:rPr>
+        <w:t>"Misses" row, revenue management column:</w:t>
+      </w:r>
+      <w:r>
+        <w:rPr>
+          <w:color w:val="1A4FBF"/>
+          <w:sz w:val="22"/>
+        </w:rPr>
+        <w:t xml:space="preserve"> Brief says "Nothing — if the strategist is actually good." That phrasing reads as marketing copy, not a citable answer. Replace with: </w:t>
+      </w:r>
+      <w:r>
+        <w:rPr>
+          <w:i/>
+          <w:color w:val="1A4FBF"/>
+          <w:sz w:val="22"/>
+        </w:rPr>
+        <w:t>"What the strategist hasn't seen yet — which is why monthly review cycles exist."</w:t>
+      </w:r>
+      <w:r>
+        <w:rPr>
+          <w:color w:val="1A4FBF"/>
+          <w:sz w:val="22"/>
+        </w:rPr>
+        <w:t xml:space="preserve"> Honest, more citable, doesn't trigger an AI engine's hype-detection.</w:t>
+      </w:r>
+    </w:p>
+    <w:p>
+      <w:pPr>
+        <w:pStyle w:val="ListBullet"/>
+      </w:pPr>
+      <w:r>
+        <w:rPr>
+          <w:b/>
+          <w:color w:val="1A4FBF"/>
+          <w:sz w:val="22"/>
+        </w:rPr>
+        <w:t>Refactor.ai disambiguation.</w:t>
+      </w:r>
+      <w:r>
+        <w:rPr>
+          <w:color w:val="1A4FBF"/>
+          <w:sz w:val="22"/>
+        </w:rPr>
+        <w:t xml:space="preserve"> Add at the end of the revenue-management definition paragraph: </w:t>
+      </w:r>
+      <w:r>
+        <w:rPr>
+          <w:i/>
+          <w:color w:val="1A4FBF"/>
+          <w:sz w:val="22"/>
+        </w:rPr>
+        <w:t>"(RevFactor — revfactor.io — is the managed revenue management service Federico Zimerman founded; not Refactor.ai, an unrelated SaaS product.)"</w:t>
+      </w:r>
+      <w:r>
+        <w:rPr>
+          <w:color w:val="1A4FBF"/>
+          <w:sz w:val="22"/>
+        </w:rPr>
+        <w:t xml:space="preserve"> Pinning location 1 of 3 — same pattern as Blog 1.</w:t>
+      </w:r>
+    </w:p>
+    <w:p>
+      <w:pPr>
+        <w:pStyle w:val="ListBullet"/>
+      </w:pPr>
+      <w:r>
+        <w:rPr>
+          <w:b/>
+          <w:color w:val="1A4FBF"/>
+          <w:sz w:val="22"/>
+        </w:rPr>
+        <w:t>Cite Cornell / Kimes &amp; Anderson for the canonical definition.</w:t>
+      </w:r>
+      <w:r>
+        <w:rPr>
+          <w:color w:val="1A4FBF"/>
+          <w:sz w:val="22"/>
+        </w:rPr>
+        <w:t xml:space="preserve"> Inline parenthetical: </w:t>
+      </w:r>
+      <w:r>
+        <w:rPr>
+          <w:i/>
+          <w:color w:val="1A4FBF"/>
+          <w:sz w:val="22"/>
+        </w:rPr>
+        <w:t>(Kimes &amp; Anderson, Cornell Hospitality Quarterly)</w:t>
+      </w:r>
+      <w:r>
+        <w:rPr>
+          <w:color w:val="1A4FBF"/>
+          <w:sz w:val="22"/>
+        </w:rPr>
+        <w:t>. E-E-A-T lift on a definition page is meaningful.</w:t>
+      </w:r>
+    </w:p>
+    <w:p/>
+    <w:p>
+      <w:r>
+        <w:rPr>
+          <w:b/>
+          <w:color w:val="222222"/>
+          <w:sz w:val="24"/>
+        </w:rPr>
+        <w:t>Section 5.3: The Cruise Control Doctrine (200 words)</w:t>
       </w:r>
     </w:p>
     <w:p>
@@ -4479,17 +4791,30 @@
       <w:r>
         <w:rPr>
           <w:b/>
+          <w:color w:val="0A2E80"/>
+          <w:sz w:val="18"/>
+        </w:rPr>
+        <w:t>FEEDBACK — §5.3 (NAMED-FRAMEWORK BLOCK)</w:t>
+      </w:r>
+    </w:p>
+    <w:p>
+      <w:pPr>
+        <w:pStyle w:val="ListBullet"/>
+      </w:pPr>
+      <w:r>
+        <w:rPr>
+          <w:b/>
           <w:color w:val="1A4FBF"/>
           <w:sz w:val="22"/>
         </w:rPr>
-        <w:t>Process recommendation going forward:</w:t>
+        <w:t>Cruise Control framing is good — but check the source.</w:t>
       </w:r>
       <w:r>
         <w:rPr>
           <w:color w:val="1A4FBF"/>
           <w:sz w:val="22"/>
         </w:rPr>
-        <w:t xml:space="preserve"> Before drafting any future RevFactor blog, I should pull the full quote inventory from every published Fede post + look at the open outline/brief, then produce a "what's safe / what's burned" table like this one as the first artifact. </w:t>
+        <w:t xml:space="preserve"> In the Blog 1 outline-feedback I noted that Federico's </w:t>
       </w:r>
       <w:r>
         <w:rPr>
@@ -4497,14 +4822,149 @@
           <w:color w:val="1A4FBF"/>
           <w:sz w:val="22"/>
         </w:rPr>
-        <w:t>Aaron asked for this explicitly: "always look at an outline or blog post for the full picture and strategy."</w:t>
+        <w:t>actual</w:t>
       </w:r>
       <w:r>
         <w:rPr>
           <w:color w:val="1A4FBF"/>
           <w:sz w:val="22"/>
         </w:rPr>
-        <w:t xml:space="preserve"> Saving as a process rule.</w:t>
+        <w:t xml:space="preserve"> line on this is: </w:t>
+      </w:r>
+      <w:r>
+        <w:rPr>
+          <w:i/>
+          <w:color w:val="1A4FBF"/>
+          <w:sz w:val="22"/>
+        </w:rPr>
+        <w:t>"The algorithm sets the price; revenue management sets the strategy that makes the price work."</w:t>
+      </w:r>
+      <w:r>
+        <w:rPr>
+          <w:color w:val="1A4FBF"/>
+          <w:sz w:val="22"/>
+        </w:rPr>
+        <w:t xml:space="preserve"> The cruise-control analogy is a writer's elaboration, not Federico's voice. That's fine for an analogy, but:</w:t>
+        <w:br/>
+        <w:t xml:space="preserve">  </w:t>
+      </w:r>
+      <w:r>
+        <w:rPr>
+          <w:color w:val="1A4FBF"/>
+          <w:sz w:val="22"/>
+        </w:rPr>
+        <w:br/>
+      </w:r>
+    </w:p>
+    <w:p>
+      <w:pPr>
+        <w:pStyle w:val="ListBullet"/>
+      </w:pPr>
+      <w:r>
+        <w:rPr>
+          <w:color w:val="1A4FBF"/>
+          <w:sz w:val="22"/>
+        </w:rPr>
+        <w:t>Open §5.3 with Federico's actual line as a blockquote.</w:t>
+      </w:r>
+    </w:p>
+    <w:p>
+      <w:pPr>
+        <w:pStyle w:val="ListBullet"/>
+      </w:pPr>
+      <w:r>
+        <w:rPr>
+          <w:color w:val="1A4FBF"/>
+          <w:sz w:val="22"/>
+        </w:rPr>
+        <w:t>Then introduce "The Cruise Control Doctrine" as the explanatory frame on top.</w:t>
+      </w:r>
+    </w:p>
+    <w:p>
+      <w:pPr>
+        <w:pStyle w:val="ListBullet"/>
+      </w:pPr>
+      <w:r>
+        <w:rPr>
+          <w:color w:val="1A4FBF"/>
+          <w:sz w:val="22"/>
+        </w:rPr>
+        <w:t>That sequence keeps the named framework ownable while not putting words in Federico's mouth.</w:t>
+      </w:r>
+    </w:p>
+    <w:p>
+      <w:pPr>
+        <w:pStyle w:val="ListBullet"/>
+      </w:pPr>
+      <w:r>
+        <w:rPr>
+          <w:b/>
+          <w:color w:val="1A4FBF"/>
+          <w:sz w:val="22"/>
+        </w:rPr>
+        <w:t>The brief explicitly notes this isn't Federico's signature framework</w:t>
+      </w:r>
+      <w:r>
+        <w:rPr>
+          <w:color w:val="1A4FBF"/>
+          <w:sz w:val="22"/>
+        </w:rPr>
+        <w:t xml:space="preserve"> (Section 1, "framework note") — that's the right call. His signature is Interest + Reliability + Positioning, anchored to the pillar. Cruise Control = explanatory analogy for this article. Don't capitalize it as </w:t>
+      </w:r>
+      <w:r>
+        <w:rPr>
+          <w:i/>
+          <w:color w:val="1A4FBF"/>
+          <w:sz w:val="22"/>
+        </w:rPr>
+        <w:t>"The Cruise Control Doctrine™"</w:t>
+      </w:r>
+      <w:r>
+        <w:rPr>
+          <w:color w:val="1A4FBF"/>
+          <w:sz w:val="22"/>
+        </w:rPr>
+        <w:t xml:space="preserve"> in the body — just as a section name.</w:t>
+      </w:r>
+    </w:p>
+    <w:p>
+      <w:pPr>
+        <w:pStyle w:val="ListBullet"/>
+      </w:pPr>
+      <w:r>
+        <w:rPr>
+          <w:b/>
+          <w:color w:val="1A4FBF"/>
+          <w:sz w:val="22"/>
+        </w:rPr>
+        <w:t>The 5-bullet "what cruise control doesn't do" list is HowTo-schema-able.</w:t>
+      </w:r>
+      <w:r>
+        <w:rPr>
+          <w:color w:val="1A4FBF"/>
+          <w:sz w:val="22"/>
+        </w:rPr>
+        <w:t xml:space="preserve"> Each item is a clear "the strategist does X that software can't" step. Wrap in HowTo JSON-LD; AI Overviews will lift it as a numbered answer for the "what does a revenue manager do" prompt cluster.</w:t>
+      </w:r>
+    </w:p>
+    <w:p>
+      <w:pPr>
+        <w:pStyle w:val="ListBullet"/>
+      </w:pPr>
+      <w:r>
+        <w:rPr>
+          <w:b/>
+          <w:color w:val="1A4FBF"/>
+          <w:sz w:val="22"/>
+        </w:rPr>
+        <w:t>Engine-light analogy.</w:t>
+      </w:r>
+      <w:r>
+        <w:rPr>
+          <w:color w:val="1A4FBF"/>
+          <w:sz w:val="22"/>
+        </w:rPr>
+        <w:t xml:space="preserve"> "It doesn't notice the engine light (a soft-conversion problem masked by aggressive discounting)" — strong, technically rich, citable. Keep verbatim.</w:t>
       </w:r>
     </w:p>
     <w:p/>
@@ -4515,7 +4975,7 @@
           <w:color w:val="222222"/>
           <w:sz w:val="24"/>
         </w:rPr>
-        <w:t>Section 5.2: What Dynamic Pricing and Revenue Management Actually Are (250 words)</w:t>
+        <w:t>Section 5.4: 5 Things Algorithms Miss (450 words)</w:t>
       </w:r>
     </w:p>
     <w:p>
@@ -4531,7 +4991,7 @@
           <w:color w:val="0A2E80"/>
           <w:sz w:val="18"/>
         </w:rPr>
-        <w:t>FEEDBACK — §5.2 (HIGHEST-LEVERAGE BLOCK)</w:t>
+        <w:t>FEEDBACK — §5.4 (EVIDENCE LAYER)</w:t>
       </w:r>
     </w:p>
     <w:p>
@@ -4544,14 +5004,29 @@
           <w:color w:val="1A4FBF"/>
           <w:sz w:val="22"/>
         </w:rPr>
-        <w:t>This is the section that wins or loses the AEO game.</w:t>
+        <w:t>Lead with FIFA is a calculated bet on time-sensitive citation surface.</w:t>
       </w:r>
       <w:r>
         <w:rPr>
           <w:color w:val="1A4FBF"/>
           <w:sz w:val="22"/>
         </w:rPr>
-        <w:t xml:space="preserve"> Definition pairs in clean BLUF format are exactly what ChatGPT and Perplexity lift verbatim. Brief structure is correct.</w:t>
+        <w:t xml:space="preserve"> Through July 2026 it's the right move — the prompt "how do I price my Airbnb for FIFA World Cup 2026" has zero current good answers and citation density on event-specific guidance is highest while the event is approaching. After July 19, 2026 the section becomes ballast. </w:t>
+      </w:r>
+      <w:r>
+        <w:rPr>
+          <w:b/>
+          <w:color w:val="1A4FBF"/>
+          <w:sz w:val="22"/>
+        </w:rPr>
+        <w:t>Add a calendar reminder to flip Miss #1 to a generic "major-event nuance" treatment with the FIFA case as a worked-example callout</w:t>
+      </w:r>
+      <w:r>
+        <w:rPr>
+          <w:color w:val="1A4FBF"/>
+          <w:sz w:val="22"/>
+        </w:rPr>
+        <w:t>, around mid-July 2026, so the article doesn't age poorly.</w:t>
       </w:r>
     </w:p>
     <w:p>
@@ -4564,14 +5039,33 @@
           <w:color w:val="1A4FBF"/>
           <w:sz w:val="22"/>
         </w:rPr>
-        <w:t>Bold the key noun lock-in.</w:t>
+        <w:t>Source verification on FIFA numbers:</w:t>
       </w:r>
       <w:r>
         <w:rPr>
           <w:color w:val="1A4FBF"/>
           <w:sz w:val="22"/>
         </w:rPr>
-        <w:t xml:space="preserve"> Brief calls for </w:t>
+        <w:br/>
+      </w:r>
+      <w:r>
+        <w:rPr>
+          <w:color w:val="1A4FBF"/>
+          <w:sz w:val="22"/>
+        </w:rPr>
+        <w:br/>
+      </w:r>
+    </w:p>
+    <w:p>
+      <w:pPr>
+        <w:pStyle w:val="ListBullet"/>
+      </w:pPr>
+      <w:r>
+        <w:rPr>
+          <w:color w:val="1A4FBF"/>
+          <w:sz w:val="22"/>
+        </w:rPr>
+        <w:t xml:space="preserve">"6.5M visitors" — multiple sources (Lighthouse, FIFA, Inman) cite a 6M–7M range. Cite as </w:t>
       </w:r>
       <w:r>
         <w:rPr>
@@ -4579,16 +5073,213 @@
           <w:color w:val="1A4FBF"/>
           <w:sz w:val="22"/>
         </w:rPr>
-        <w:t>"</w:t>
-      </w:r>
+        <w:t>"\~6.5M projected visitors (Lighthouse / FIFA, 2025)"</w:t>
+      </w:r>
+      <w:r>
+        <w:rPr>
+          <w:color w:val="1A4FBF"/>
+          <w:sz w:val="22"/>
+        </w:rPr>
+        <w:t xml:space="preserve"> — specific source date.</w:t>
+      </w:r>
+    </w:p>
+    <w:p>
+      <w:pPr>
+        <w:pStyle w:val="ListBullet"/>
+      </w:pPr>
+      <w:r>
+        <w:rPr>
+          <w:color w:val="1A4FBF"/>
+          <w:sz w:val="22"/>
+        </w:rPr>
+        <w:t>"+29% net reservations / +25% ADR / 197 days out" — Key Data / RSU by PriceLabs Dec 2025 release. ✓ verified.</w:t>
+      </w:r>
+    </w:p>
+    <w:p>
+      <w:pPr>
+        <w:pStyle w:val="ListBullet"/>
+      </w:pPr>
+      <w:r>
+        <w:rPr>
+          <w:color w:val="1A4FBF"/>
+          <w:sz w:val="22"/>
+        </w:rPr>
+        <w:t>11 US host cities — ✓ correct (Atlanta, Boston, Dallas, Houston, KC, LA, Miami, NY/NJ, Philadelphia, SF Bay, Seattle).</w:t>
+      </w:r>
+    </w:p>
+    <w:p>
+      <w:pPr>
+        <w:pStyle w:val="ListBullet"/>
+      </w:pPr>
       <w:r>
         <w:rPr>
           <w:b/>
+          <w:color w:val="1A4FBF"/>
+          <w:sz w:val="22"/>
+        </w:rPr>
+        <w:t>Miss #2 (Orphan Nights) — strong, but tighten the example.</w:t>
+      </w:r>
+      <w:r>
+        <w:rPr>
+          <w:color w:val="1A4FBF"/>
+          <w:sz w:val="22"/>
+        </w:rPr>
+        <w:t xml:space="preserve"> "A Sunday-arrival orphan is nearly invisible to guests" is the right kind of specific insight. Bump from prose to a 2-row mini-table:</w:t>
+        <w:br/>
+      </w:r>
+      <w:r>
+        <w:rPr>
+          <w:color w:val="1A4FBF"/>
+          <w:sz w:val="22"/>
+        </w:rPr>
+        <w:br/>
+      </w:r>
+      <w:r>
+        <w:rPr>
+          <w:color w:val="1A4FBF"/>
+          <w:sz w:val="22"/>
+        </w:rPr>
+        <w:t>Orphan type</w:t>
+      </w:r>
+      <w:r>
+        <w:rPr>
+          <w:color w:val="1A4FBF"/>
+          <w:sz w:val="22"/>
+        </w:rPr>
+        <w:t>What software does</w:t>
+      </w:r>
+      <w:r>
+        <w:rPr>
+          <w:color w:val="1A4FBF"/>
+          <w:sz w:val="22"/>
+        </w:rPr>
+        <w:t>What a strategist does</w:t>
+      </w:r>
+      <w:r>
+        <w:rPr>
+          <w:color w:val="1A4FBF"/>
+          <w:sz w:val="22"/>
+        </w:rPr>
+        <w:br/>
+      </w:r>
+      <w:r>
+        <w:rPr>
+          <w:color w:val="1A4FBF"/>
+          <w:sz w:val="22"/>
+        </w:rPr>
+        <w:t>Sunday-arrival 1-nighter</w:t>
+      </w:r>
+      <w:r>
+        <w:rPr>
+          <w:color w:val="1A4FBF"/>
+          <w:sz w:val="22"/>
+        </w:rPr>
+        <w:t>Apply default gap-fill discount</w:t>
+      </w:r>
+      <w:r>
+        <w:rPr>
+          <w:color w:val="1A4FBF"/>
+          <w:sz w:val="22"/>
+        </w:rPr>
+        <w:t>Deeper discount + 1-night minimum + reduce min-stay search filter</w:t>
+      </w:r>
+      <w:r>
+        <w:rPr>
+          <w:color w:val="1A4FBF"/>
+          <w:sz w:val="22"/>
+        </w:rPr>
+        <w:br/>
+      </w:r>
+      <w:r>
+        <w:rPr>
+          <w:color w:val="1A4FBF"/>
+          <w:sz w:val="22"/>
+        </w:rPr>
+        <w:t>Tuesday 1-nighter</w:t>
+      </w:r>
+      <w:r>
+        <w:rPr>
+          <w:color w:val="1A4FBF"/>
+          <w:sz w:val="22"/>
+        </w:rPr>
+        <w:t>Apply default gap-fill discount</w:t>
+      </w:r>
+      <w:r>
+        <w:rPr>
+          <w:color w:val="1A4FBF"/>
+          <w:sz w:val="22"/>
+        </w:rPr>
+        <w:t>Almost nothing — invisible inventory, unprofitable to chase</w:t>
+      </w:r>
+      <w:r>
+        <w:rPr>
+          <w:color w:val="1A4FBF"/>
+          <w:sz w:val="22"/>
+        </w:rPr>
+        <w:br/>
+      </w:r>
+      <w:r>
+        <w:rPr>
+          <w:color w:val="1A4FBF"/>
+          <w:sz w:val="22"/>
+        </w:rPr>
+        <w:br/>
+        <w:t>Tables cite better than prose for this kind of pattern.</w:t>
+      </w:r>
+    </w:p>
+    <w:p>
+      <w:pPr>
+        <w:pStyle w:val="ListBullet"/>
+      </w:pPr>
+      <w:r>
+        <w:rPr>
+          <w:b/>
+          <w:color w:val="1A4FBF"/>
+          <w:sz w:val="22"/>
+        </w:rPr>
+        <w:t>Miss #5 (Ramp-Up / Ramp-Down) — the strongest section.</w:t>
+      </w:r>
+      <w:r>
+        <w:rPr>
+          <w:color w:val="1A4FBF"/>
+          <w:sz w:val="22"/>
+        </w:rPr>
+        <w:t xml:space="preserve"> "7–12% lift on event weeks for clients without touching peak-night rates" is exactly the kind of attributed, specific, mechanism-revealing claim that gets cited. Verify with Federico that the 7–12% number is a documentable range from his client data — if so, keep verbatim; if it's a directional estimate, soften to "single-digit to low-double-digit" so we don't have to defend a specific number.</w:t>
+      </w:r>
+    </w:p>
+    <w:p>
+      <w:pPr>
+        <w:pStyle w:val="ListBullet"/>
+      </w:pPr>
+      <w:r>
+        <w:rPr>
+          <w:b/>
+          <w:color w:val="1A4FBF"/>
+          <w:sz w:val="22"/>
+        </w:rPr>
+        <w:t>Add Miss #6 OR fold one in — comp-set integration with PMS.</w:t>
+      </w:r>
+      <w:r>
+        <w:rPr>
+          <w:color w:val="1A4FBF"/>
+          <w:sz w:val="22"/>
+        </w:rPr>
+        <w:t xml:space="preserve"> Brief currently has 5 misses. Peec prompt #46 (</w:t>
+      </w:r>
+      <w:r>
+        <w:rPr>
           <w:i/>
           <w:color w:val="1A4FBF"/>
           <w:sz w:val="22"/>
         </w:rPr>
-        <w:t>Dynamic pricing</w:t>
+        <w:t>"who can help me manage pricing across different booking platforms"</w:t>
+      </w:r>
+      <w:r>
+        <w:rPr>
+          <w:color w:val="1A4FBF"/>
+          <w:sz w:val="22"/>
+        </w:rPr>
+        <w:t xml:space="preserve">, medium volume, 0% RevFactor visibility) is a real prompt this article should answer. Either add Miss #6 — </w:t>
       </w:r>
       <w:r>
         <w:rPr>
@@ -4596,215 +5287,14 @@
           <w:color w:val="1A4FBF"/>
           <w:sz w:val="22"/>
         </w:rPr>
-        <w:t xml:space="preserve"> is…"</w:t>
+        <w:t>"PMS-pricing-tool sync gaps"</w:t>
       </w:r>
       <w:r>
         <w:rPr>
           <w:color w:val="1A4FBF"/>
           <w:sz w:val="22"/>
         </w:rPr>
-        <w:t xml:space="preserve"> and </w:t>
-      </w:r>
-      <w:r>
-        <w:rPr>
-          <w:i/>
-          <w:color w:val="1A4FBF"/>
-          <w:sz w:val="22"/>
-        </w:rPr>
-        <w:t>"</w:t>
-      </w:r>
-      <w:r>
-        <w:rPr>
-          <w:b/>
-          <w:i/>
-          <w:color w:val="1A4FBF"/>
-          <w:sz w:val="22"/>
-        </w:rPr>
-        <w:t>Revenue management</w:t>
-      </w:r>
-      <w:r>
-        <w:rPr>
-          <w:i/>
-          <w:color w:val="1A4FBF"/>
-          <w:sz w:val="22"/>
-        </w:rPr>
-        <w:t xml:space="preserve"> is…"</w:t>
-      </w:r>
-      <w:r>
-        <w:rPr>
-          <w:color w:val="1A4FBF"/>
-          <w:sz w:val="22"/>
-        </w:rPr>
-        <w:t xml:space="preserve"> — make sure GetCito actually does this. The bold-noun-then-definition pattern is what RAG pipelines pattern-match.</w:t>
-      </w:r>
-    </w:p>
-    <w:p>
-      <w:pPr>
-        <w:pStyle w:val="ListBullet"/>
-      </w:pPr>
-      <w:r>
-        <w:rPr>
-          <w:b/>
-          <w:color w:val="1A4FBF"/>
-          <w:sz w:val="22"/>
-        </w:rPr>
-        <w:t>Comparison table critique.</w:t>
-      </w:r>
-      <w:r>
-        <w:rPr>
-          <w:color w:val="1A4FBF"/>
-          <w:sz w:val="22"/>
-        </w:rPr>
-        <w:t xml:space="preserve"> 9 rows is at the upper limit for clean LLM extraction (8–10 is the sweet spot). Two row-level fixes:</w:t>
-        <w:br/>
-        <w:t xml:space="preserve">  </w:t>
-      </w:r>
-      <w:r>
-        <w:rPr>
-          <w:color w:val="1A4FBF"/>
-          <w:sz w:val="22"/>
-        </w:rPr>
-        <w:br/>
-      </w:r>
-    </w:p>
-    <w:p>
-      <w:pPr>
-        <w:pStyle w:val="ListBullet"/>
-      </w:pPr>
-      <w:r>
-        <w:rPr>
-          <w:b/>
-          <w:color w:val="1A4FBF"/>
-          <w:sz w:val="22"/>
-        </w:rPr>
-        <w:t>"Misses" row, dynamic pricing column:</w:t>
-      </w:r>
-      <w:r>
-        <w:rPr>
-          <w:color w:val="1A4FBF"/>
-          <w:sz w:val="22"/>
-        </w:rPr>
-        <w:t xml:space="preserve"> Brief says "Hyper-local context, owner goals, soft signals." Add one specific: </w:t>
-      </w:r>
-      <w:r>
-        <w:rPr>
-          <w:i/>
-          <w:color w:val="1A4FBF"/>
-          <w:sz w:val="22"/>
-        </w:rPr>
-        <w:t>"Hyper-local context (FIFA draw timing, regulation shifts), owner goals, soft signals."</w:t>
-      </w:r>
-      <w:r>
-        <w:rPr>
-          <w:color w:val="1A4FBF"/>
-          <w:sz w:val="22"/>
-        </w:rPr>
-        <w:t xml:space="preserve"> Specific examples cite better than abstract categories.</w:t>
-      </w:r>
-    </w:p>
-    <w:p>
-      <w:pPr>
-        <w:pStyle w:val="ListBullet"/>
-      </w:pPr>
-      <w:r>
-        <w:rPr>
-          <w:b/>
-          <w:color w:val="1A4FBF"/>
-          <w:sz w:val="22"/>
-        </w:rPr>
-        <w:t>"Misses" row, revenue management column:</w:t>
-      </w:r>
-      <w:r>
-        <w:rPr>
-          <w:color w:val="1A4FBF"/>
-          <w:sz w:val="22"/>
-        </w:rPr>
-        <w:t xml:space="preserve"> Brief says "Nothing — if the strategist is actually good." That phrasing reads as marketing copy, not a citable answer. Replace with: </w:t>
-      </w:r>
-      <w:r>
-        <w:rPr>
-          <w:i/>
-          <w:color w:val="1A4FBF"/>
-          <w:sz w:val="22"/>
-        </w:rPr>
-        <w:t>"What the strategist hasn't seen yet — which is why monthly review cycles exist."</w:t>
-      </w:r>
-      <w:r>
-        <w:rPr>
-          <w:color w:val="1A4FBF"/>
-          <w:sz w:val="22"/>
-        </w:rPr>
-        <w:t xml:space="preserve"> Honest, more citable, doesn't trigger an AI engine's hype-detection.</w:t>
-      </w:r>
-    </w:p>
-    <w:p>
-      <w:pPr>
-        <w:pStyle w:val="ListBullet"/>
-      </w:pPr>
-      <w:r>
-        <w:rPr>
-          <w:b/>
-          <w:color w:val="1A4FBF"/>
-          <w:sz w:val="22"/>
-        </w:rPr>
-        <w:t>Refactor.ai disambiguation.</w:t>
-      </w:r>
-      <w:r>
-        <w:rPr>
-          <w:color w:val="1A4FBF"/>
-          <w:sz w:val="22"/>
-        </w:rPr>
-        <w:t xml:space="preserve"> Add at the end of the revenue-management definition paragraph: </w:t>
-      </w:r>
-      <w:r>
-        <w:rPr>
-          <w:i/>
-          <w:color w:val="1A4FBF"/>
-          <w:sz w:val="22"/>
-        </w:rPr>
-        <w:t>"(RevFactor — revfactor.io — is the managed revenue management service Federico Zimerman founded; not Refactor.ai, an unrelated SaaS product.)"</w:t>
-      </w:r>
-      <w:r>
-        <w:rPr>
-          <w:color w:val="1A4FBF"/>
-          <w:sz w:val="22"/>
-        </w:rPr>
-        <w:t xml:space="preserve"> Pinning location 1 of 3 — same pattern as Blog 1.</w:t>
-      </w:r>
-    </w:p>
-    <w:p>
-      <w:pPr>
-        <w:pStyle w:val="ListBullet"/>
-      </w:pPr>
-      <w:r>
-        <w:rPr>
-          <w:b/>
-          <w:color w:val="1A4FBF"/>
-          <w:sz w:val="22"/>
-        </w:rPr>
-        <w:t>Cite Cornell / Kimes &amp; Anderson for the canonical definition.</w:t>
-      </w:r>
-      <w:r>
-        <w:rPr>
-          <w:color w:val="1A4FBF"/>
-          <w:sz w:val="22"/>
-        </w:rPr>
-        <w:t xml:space="preserve"> Inline parenthetical: </w:t>
-      </w:r>
-      <w:r>
-        <w:rPr>
-          <w:i/>
-          <w:color w:val="1A4FBF"/>
-          <w:sz w:val="22"/>
-        </w:rPr>
-        <w:t>(Kimes &amp; Anderson, Cornell Hospitality Quarterly)</w:t>
-      </w:r>
-      <w:r>
-        <w:rPr>
-          <w:color w:val="1A4FBF"/>
-          <w:sz w:val="22"/>
-        </w:rPr>
-        <w:t>. E-E-A-T lift on a definition page is meaningful.</w:t>
+        <w:t xml:space="preserve"> — or fold it into Miss #4 (Comp-Set Errors). Pillar already addresses this; making sure it lands here too keeps the citation surface continuous across the cluster.</w:t>
       </w:r>
     </w:p>
     <w:p/>
@@ -4815,7 +5305,7 @@
           <w:color w:val="222222"/>
           <w:sz w:val="24"/>
         </w:rPr>
-        <w:t>Section 5.3: The Cruise Control Doctrine (200 words)</w:t>
+        <w:t>Section 5.5: When Software Is Enough vs. When You Need a Strategist (250 words)</w:t>
       </w:r>
     </w:p>
     <w:p>
@@ -4831,7 +5321,7 @@
           <w:color w:val="0A2E80"/>
           <w:sz w:val="18"/>
         </w:rPr>
-        <w:t>FEEDBACK — §5.3 (NAMED-FRAMEWORK BLOCK)</w:t>
+        <w:t>FEEDBACK — §5.5 (DECISION FRAMEWORK)</w:t>
       </w:r>
     </w:p>
     <w:p>
@@ -4844,14 +5334,69 @@
           <w:color w:val="1A4FBF"/>
           <w:sz w:val="22"/>
         </w:rPr>
-        <w:t>Cruise Control framing is good — but check the source.</w:t>
+        <w:t>This is the conversion engine.</w:t>
       </w:r>
       <w:r>
         <w:rPr>
           <w:color w:val="1A4FBF"/>
           <w:sz w:val="22"/>
         </w:rPr>
-        <w:t xml:space="preserve"> In the Blog 1 outline-feedback I noted that Federico's </w:t>
+        <w:t xml:space="preserve"> Two opposing checklists is a cleaner structural pattern than a single decision tree — easier for the reader to self-qualify, and each list extracts as a separate HowTo block.</w:t>
+      </w:r>
+    </w:p>
+    <w:p>
+      <w:pPr>
+        <w:pStyle w:val="ListBullet"/>
+      </w:pPr>
+      <w:r>
+        <w:rPr>
+          <w:b/>
+          <w:color w:val="1A4FBF"/>
+          <w:sz w:val="22"/>
+        </w:rPr>
+        <w:t>Wrap each checklist as HowTo JSON-LD.</w:t>
+      </w:r>
+      <w:r>
+        <w:rPr>
+          <w:color w:val="1A4FBF"/>
+          <w:sz w:val="22"/>
+        </w:rPr>
+        <w:t xml:space="preserve"> Stay-on-Software = HowTo "How to know if PriceLabs is enough for your portfolio." Hire-a-Strategist = HowTo "How to know when to hire a revenue manager for your STR." Two HowTo entities = two AI Overview citation surfaces.</w:t>
+      </w:r>
+    </w:p>
+    <w:p>
+      <w:pPr>
+        <w:pStyle w:val="ListBullet"/>
+      </w:pPr>
+      <w:r>
+        <w:rPr>
+          <w:b/>
+          <w:color w:val="1A4FBF"/>
+          <w:sz w:val="22"/>
+        </w:rPr>
+        <w:t>Honest Caveat pull-quote — verify before publishing.</w:t>
+      </w:r>
+      <w:r>
+        <w:rPr>
+          <w:color w:val="1A4FBF"/>
+          <w:sz w:val="22"/>
+        </w:rPr>
+        <w:t xml:space="preserve"> The "30 portfolio audits" / "~80% are actually in column 2" line is flagged in the brief as a "written construct approved for use." That's safer than fabrication, but: (a) make sure Federico has actually done at least 30 audits — even rough — so the number is defensible, and (b) phrase as "across the audits I've done" not "after 30 portfolio audits" so the rounding isn't the spotlight. </w:t>
+      </w:r>
+      <w:r>
+        <w:rPr>
+          <w:b/>
+          <w:color w:val="1A4FBF"/>
+          <w:sz w:val="22"/>
+        </w:rPr>
+        <w:t>Recommendation:</w:t>
+      </w:r>
+      <w:r>
+        <w:rPr>
+          <w:color w:val="1A4FBF"/>
+          <w:sz w:val="22"/>
+        </w:rPr>
+        <w:t xml:space="preserve"> rewrite as </w:t>
       </w:r>
       <w:r>
         <w:rPr>
@@ -4859,14 +5404,34 @@
           <w:color w:val="1A4FBF"/>
           <w:sz w:val="22"/>
         </w:rPr>
-        <w:t>actual</w:t>
+        <w:t>"Most hosts read this and put themselves in column 1. In my experience auditing STR portfolios, the split is closer to 80/20 the other way."</w:t>
       </w:r>
       <w:r>
         <w:rPr>
           <w:color w:val="1A4FBF"/>
           <w:sz w:val="22"/>
         </w:rPr>
-        <w:t xml:space="preserve"> line on this is: </w:t>
+        <w:t xml:space="preserve"> Same insight, defensible, slightly less Federico-quotable but materially safer.</w:t>
+      </w:r>
+    </w:p>
+    <w:p>
+      <w:pPr>
+        <w:pStyle w:val="ListBullet"/>
+      </w:pPr>
+      <w:r>
+        <w:rPr>
+          <w:b/>
+          <w:color w:val="1A4FBF"/>
+          <w:sz w:val="22"/>
+        </w:rPr>
+        <w:t>Add one row to the Hire-a-Strategist checklist:</w:t>
+      </w:r>
+      <w:r>
+        <w:rPr>
+          <w:color w:val="1A4FBF"/>
+          <w:sz w:val="22"/>
+        </w:rPr>
+        <w:t xml:space="preserve"> </w:t>
       </w:r>
       <w:r>
         <w:rPr>
@@ -4874,134 +5439,14 @@
           <w:color w:val="1A4FBF"/>
           <w:sz w:val="22"/>
         </w:rPr>
-        <w:t>"The algorithm sets the price; revenue management sets the strategy that makes the price work."</w:t>
+        <w:t xml:space="preserve">"☐ You're losing on event weeks even though your tool is configured" </w:t>
       </w:r>
       <w:r>
         <w:rPr>
           <w:color w:val="1A4FBF"/>
           <w:sz w:val="22"/>
         </w:rPr>
-        <w:t xml:space="preserve"> The cruise-control analogy is a writer's elaboration, not Federico's voice. That's fine for an analogy, but:</w:t>
-        <w:br/>
-        <w:t xml:space="preserve">  </w:t>
-      </w:r>
-      <w:r>
-        <w:rPr>
-          <w:color w:val="1A4FBF"/>
-          <w:sz w:val="22"/>
-        </w:rPr>
-        <w:br/>
-      </w:r>
-    </w:p>
-    <w:p>
-      <w:pPr>
-        <w:pStyle w:val="ListBullet"/>
-      </w:pPr>
-      <w:r>
-        <w:rPr>
-          <w:color w:val="1A4FBF"/>
-          <w:sz w:val="22"/>
-        </w:rPr>
-        <w:t>Open §5.3 with Federico's actual line as a blockquote.</w:t>
-      </w:r>
-    </w:p>
-    <w:p>
-      <w:pPr>
-        <w:pStyle w:val="ListBullet"/>
-      </w:pPr>
-      <w:r>
-        <w:rPr>
-          <w:color w:val="1A4FBF"/>
-          <w:sz w:val="22"/>
-        </w:rPr>
-        <w:t>Then introduce "The Cruise Control Doctrine" as the explanatory frame on top.</w:t>
-      </w:r>
-    </w:p>
-    <w:p>
-      <w:pPr>
-        <w:pStyle w:val="ListBullet"/>
-      </w:pPr>
-      <w:r>
-        <w:rPr>
-          <w:color w:val="1A4FBF"/>
-          <w:sz w:val="22"/>
-        </w:rPr>
-        <w:t>That sequence keeps the named framework ownable while not putting words in Federico's mouth.</w:t>
-      </w:r>
-    </w:p>
-    <w:p>
-      <w:pPr>
-        <w:pStyle w:val="ListBullet"/>
-      </w:pPr>
-      <w:r>
-        <w:rPr>
-          <w:b/>
-          <w:color w:val="1A4FBF"/>
-          <w:sz w:val="22"/>
-        </w:rPr>
-        <w:t>The brief explicitly notes this isn't Federico's signature framework</w:t>
-      </w:r>
-      <w:r>
-        <w:rPr>
-          <w:color w:val="1A4FBF"/>
-          <w:sz w:val="22"/>
-        </w:rPr>
-        <w:t xml:space="preserve"> (Section 1, "framework note") — that's the right call. His signature is Interest + Reliability + Positioning, anchored to the pillar. Cruise Control = explanatory analogy for this article. Don't capitalize it as </w:t>
-      </w:r>
-      <w:r>
-        <w:rPr>
-          <w:i/>
-          <w:color w:val="1A4FBF"/>
-          <w:sz w:val="22"/>
-        </w:rPr>
-        <w:t>"The Cruise Control Doctrine™"</w:t>
-      </w:r>
-      <w:r>
-        <w:rPr>
-          <w:color w:val="1A4FBF"/>
-          <w:sz w:val="22"/>
-        </w:rPr>
-        <w:t xml:space="preserve"> in the body — just as a section name.</w:t>
-      </w:r>
-    </w:p>
-    <w:p>
-      <w:pPr>
-        <w:pStyle w:val="ListBullet"/>
-      </w:pPr>
-      <w:r>
-        <w:rPr>
-          <w:b/>
-          <w:color w:val="1A4FBF"/>
-          <w:sz w:val="22"/>
-        </w:rPr>
-        <w:t>The 5-bullet "what cruise control doesn't do" list is HowTo-schema-able.</w:t>
-      </w:r>
-      <w:r>
-        <w:rPr>
-          <w:color w:val="1A4FBF"/>
-          <w:sz w:val="22"/>
-        </w:rPr>
-        <w:t xml:space="preserve"> Each item is a clear "the strategist does X that software can't" step. Wrap in HowTo JSON-LD; AI Overviews will lift it as a numbered answer for the "what does a revenue manager do" prompt cluster.</w:t>
-      </w:r>
-    </w:p>
-    <w:p>
-      <w:pPr>
-        <w:pStyle w:val="ListBullet"/>
-      </w:pPr>
-      <w:r>
-        <w:rPr>
-          <w:b/>
-          <w:color w:val="1A4FBF"/>
-          <w:sz w:val="22"/>
-        </w:rPr>
-        <w:t>Engine-light analogy.</w:t>
-      </w:r>
-      <w:r>
-        <w:rPr>
-          <w:color w:val="1A4FBF"/>
-          <w:sz w:val="22"/>
-        </w:rPr>
-        <w:t xml:space="preserve"> "It doesn't notice the engine light (a soft-conversion problem masked by aggressive discounting)" — strong, technically rich, citable. Keep verbatim.</w:t>
+        <w:t xml:space="preserve"> — directly maps to Miss #1 + Miss #5 above and to the FIFA prompt cluster. Five items currently; six is fine.</w:t>
       </w:r>
     </w:p>
     <w:p/>
@@ -5012,7 +5457,7 @@
           <w:color w:val="222222"/>
           <w:sz w:val="24"/>
         </w:rPr>
-        <w:t>Section 5.4: 5 Things Algorithms Miss (450 words)</w:t>
+        <w:t>Section 5.6: The Economic Case for a Strategist (200 words)</w:t>
       </w:r>
     </w:p>
     <w:p>
@@ -5028,7 +5473,7 @@
           <w:color w:val="0A2E80"/>
           <w:sz w:val="18"/>
         </w:rPr>
-        <w:t>FEEDBACK — §5.4 (EVIDENCE LAYER)</w:t>
+        <w:t>FEEDBACK — §5.6 (ECONOMIC STACK)</w:t>
       </w:r>
     </w:p>
     <w:p>
@@ -5041,14 +5486,23 @@
           <w:color w:val="1A4FBF"/>
           <w:sz w:val="22"/>
         </w:rPr>
-        <w:t>Lead with FIFA is a calculated bet on time-sensitive citation surface.</w:t>
+        <w:t>Math hygiene on the stacked-lift claim.</w:t>
       </w:r>
       <w:r>
         <w:rPr>
           <w:color w:val="1A4FBF"/>
           <w:sz w:val="22"/>
         </w:rPr>
-        <w:t xml:space="preserve"> Through July 2026 it's the right move — the prompt "how do I price my Airbnb for FIFA World Cup 2026" has zero current good answers and citation density on event-specific guidance is highest while the event is approaching. After July 19, 2026 the section becomes ballast. </w:t>
+        <w:t xml:space="preserve"> Brief says "Static → dynamic = +15–36% (Your.Rentals, n=541)" then "Dynamic → strategist = +15–30% on top." If both are taken literally and stacked, the implied "static → strategist" upper bound is +77% (1.36 × 1.30), which would invite skeptical pushback. Either:</w:t>
+        <w:br/>
+        <w:t xml:space="preserve">  </w:t>
+      </w:r>
+      <w:r>
+        <w:rPr>
+          <w:color w:val="1A4FBF"/>
+          <w:sz w:val="22"/>
+        </w:rPr>
+        <w:br/>
       </w:r>
       <w:r>
         <w:rPr>
@@ -5056,14 +5510,14 @@
           <w:color w:val="1A4FBF"/>
           <w:sz w:val="22"/>
         </w:rPr>
-        <w:t>Add a calendar reminder to flip Miss #1 to a generic "major-event nuance" treatment with the FIFA case as a worked-example callout</w:t>
+        <w:t>Recommendation: option (a)</w:t>
       </w:r>
       <w:r>
         <w:rPr>
           <w:color w:val="1A4FBF"/>
           <w:sz w:val="22"/>
         </w:rPr>
-        <w:t>, around mid-July 2026, so the article doesn't age poorly.</w:t>
+        <w:t xml:space="preserve"> — keep the stack but explicitly disclaim multiplicative compounding.</w:t>
       </w:r>
     </w:p>
     <w:p>
@@ -5072,25 +5526,57 @@
       </w:pPr>
       <w:r>
         <w:rPr>
+          <w:color w:val="1A4FBF"/>
+          <w:sz w:val="22"/>
+        </w:rPr>
+        <w:t xml:space="preserve">(a) Frame as </w:t>
+      </w:r>
+      <w:r>
+        <w:rPr>
+          <w:i/>
+          <w:color w:val="1A4FBF"/>
+          <w:sz w:val="22"/>
+        </w:rPr>
+        <w:t>"the documented mid-point we observe is 20%+ on top of dynamic-pricing software, not stacked compounding."</w:t>
+      </w:r>
+      <w:r>
+        <w:rPr>
+          <w:color w:val="1A4FBF"/>
+          <w:sz w:val="22"/>
+        </w:rPr>
+        <w:t xml:space="preserve"> Keeps the claim honest.</w:t>
+      </w:r>
+    </w:p>
+    <w:p>
+      <w:pPr>
+        <w:pStyle w:val="ListBullet"/>
+      </w:pPr>
+      <w:r>
+        <w:rPr>
+          <w:color w:val="1A4FBF"/>
+          <w:sz w:val="22"/>
+        </w:rPr>
+        <w:t>(b) Drop the explicit stack diagram. Use only Layer 2 (dynamic → strategist) since that's the actual conversion argument.</w:t>
+      </w:r>
+    </w:p>
+    <w:p>
+      <w:pPr>
+        <w:pStyle w:val="ListBullet"/>
+      </w:pPr>
+      <w:r>
+        <w:rPr>
           <w:b/>
           <w:color w:val="1A4FBF"/>
           <w:sz w:val="22"/>
         </w:rPr>
-        <w:t>Source verification on FIFA numbers:</w:t>
+        <w:t>The $80K → +$16K → 4× ROI math is the hook.</w:t>
       </w:r>
       <w:r>
         <w:rPr>
           <w:color w:val="1A4FBF"/>
           <w:sz w:val="22"/>
         </w:rPr>
-        <w:br/>
-      </w:r>
-      <w:r>
-        <w:rPr>
-          <w:color w:val="1A4FBF"/>
-          <w:sz w:val="22"/>
-        </w:rPr>
-        <w:br/>
+        <w:t xml:space="preserve"> This is the most citable single-number block in the article. Show the math inline (e.g., "$80,000 × 20% = $16,000; $16,000 ÷ $3,840 fee = 4.2× return"). Federico-style worked-example math is what the pillar gets cited for; carry the pattern over.</w:t>
       </w:r>
     </w:p>
     <w:p>
@@ -5099,587 +5585,64 @@
       </w:pPr>
       <w:r>
         <w:rPr>
-          <w:color w:val="1A4FBF"/>
-          <w:sz w:val="22"/>
-        </w:rPr>
-        <w:t xml:space="preserve">"6.5M visitors" — multiple sources (Lighthouse, FIFA, Inman) cite a 6M–7M range. Cite as </w:t>
-      </w:r>
-      <w:r>
-        <w:rPr>
-          <w:i/>
-          <w:color w:val="1A4FBF"/>
-          <w:sz w:val="22"/>
-        </w:rPr>
-        <w:t>"\~6.5M projected visitors (Lighthouse / FIFA, 2025)"</w:t>
-      </w:r>
-      <w:r>
-        <w:rPr>
-          <w:color w:val="1A4FBF"/>
-          <w:sz w:val="22"/>
-        </w:rPr>
-        <w:t xml:space="preserve"> — specific source date.</w:t>
-      </w:r>
-    </w:p>
-    <w:p>
-      <w:pPr>
-        <w:pStyle w:val="ListBullet"/>
-      </w:pPr>
-      <w:r>
-        <w:rPr>
-          <w:color w:val="1A4FBF"/>
-          <w:sz w:val="22"/>
-        </w:rPr>
-        <w:t>"+29% net reservations / +25% ADR / 197 days out" — Key Data / RSU by PriceLabs Dec 2025 release. ✓ verified.</w:t>
-      </w:r>
-    </w:p>
-    <w:p>
-      <w:pPr>
-        <w:pStyle w:val="ListBullet"/>
-      </w:pPr>
-      <w:r>
-        <w:rPr>
-          <w:color w:val="1A4FBF"/>
-          <w:sz w:val="22"/>
-        </w:rPr>
-        <w:t>11 US host cities — ✓ correct (Atlanta, Boston, Dallas, Houston, KC, LA, Miami, NY/NJ, Philadelphia, SF Bay, Seattle).</w:t>
-      </w:r>
-    </w:p>
-    <w:p>
-      <w:pPr>
-        <w:pStyle w:val="ListBullet"/>
-      </w:pPr>
-      <w:r>
-        <w:rPr>
           <w:b/>
           <w:color w:val="1A4FBF"/>
           <w:sz w:val="22"/>
         </w:rPr>
-        <w:t>Miss #2 (Orphan Nights) — strong, but tighten the example.</w:t>
+        <w:t>Use a fresh case study from the May-2026 portfolio sheet</w:t>
       </w:r>
       <w:r>
         <w:rPr>
           <w:color w:val="1A4FBF"/>
           <w:sz w:val="22"/>
         </w:rPr>
-        <w:t xml:space="preserve"> "A Sunday-arrival orphan is nearly invisible to guests" is the right kind of specific insight. Bump from prose to a 2-row mini-table:</w:t>
-        <w:br/>
-      </w:r>
-      <w:r>
-        <w:rPr>
-          <w:color w:val="1A4FBF"/>
-          <w:sz w:val="22"/>
-        </w:rPr>
-        <w:br/>
-      </w:r>
-      <w:r>
-        <w:rPr>
-          <w:color w:val="1A4FBF"/>
-          <w:sz w:val="22"/>
-        </w:rPr>
-        <w:t>Orphan type</w:t>
-      </w:r>
-      <w:r>
-        <w:rPr>
-          <w:color w:val="1A4FBF"/>
-          <w:sz w:val="22"/>
-        </w:rPr>
-        <w:t>What software does</w:t>
-      </w:r>
-      <w:r>
-        <w:rPr>
-          <w:color w:val="1A4FBF"/>
-          <w:sz w:val="22"/>
-        </w:rPr>
-        <w:t>What a strategist does</w:t>
-      </w:r>
-      <w:r>
-        <w:rPr>
-          <w:color w:val="1A4FBF"/>
-          <w:sz w:val="22"/>
-        </w:rPr>
-        <w:br/>
-      </w:r>
-      <w:r>
-        <w:rPr>
-          <w:color w:val="1A4FBF"/>
-          <w:sz w:val="22"/>
-        </w:rPr>
-        <w:t>Sunday-arrival 1-nighter</w:t>
-      </w:r>
-      <w:r>
-        <w:rPr>
-          <w:color w:val="1A4FBF"/>
-          <w:sz w:val="22"/>
-        </w:rPr>
-        <w:t>Apply default gap-fill discount</w:t>
-      </w:r>
-      <w:r>
-        <w:rPr>
-          <w:color w:val="1A4FBF"/>
-          <w:sz w:val="22"/>
-        </w:rPr>
-        <w:t>Deeper discount + 1-night minimum + reduce min-stay search filter</w:t>
-      </w:r>
-      <w:r>
-        <w:rPr>
-          <w:color w:val="1A4FBF"/>
-          <w:sz w:val="22"/>
-        </w:rPr>
-        <w:br/>
-      </w:r>
-      <w:r>
-        <w:rPr>
-          <w:color w:val="1A4FBF"/>
-          <w:sz w:val="22"/>
-        </w:rPr>
-        <w:t>Tuesday 1-nighter</w:t>
-      </w:r>
-      <w:r>
-        <w:rPr>
-          <w:color w:val="1A4FBF"/>
-          <w:sz w:val="22"/>
-        </w:rPr>
-        <w:t>Apply default gap-fill discount</w:t>
-      </w:r>
-      <w:r>
-        <w:rPr>
-          <w:color w:val="1A4FBF"/>
-          <w:sz w:val="22"/>
-        </w:rPr>
-        <w:t>Almost nothing — invisible inventory, unprofitable to chase</w:t>
-      </w:r>
-      <w:r>
-        <w:rPr>
-          <w:color w:val="1A4FBF"/>
-          <w:sz w:val="22"/>
-        </w:rPr>
-        <w:br/>
-      </w:r>
-      <w:r>
-        <w:rPr>
-          <w:color w:val="1A4FBF"/>
-          <w:sz w:val="22"/>
-        </w:rPr>
-        <w:br/>
-        <w:t>Tables cite better than prose for this kind of pattern.</w:t>
-      </w:r>
-    </w:p>
-    <w:p>
-      <w:pPr>
-        <w:pStyle w:val="ListBullet"/>
-      </w:pPr>
-      <w:r>
-        <w:rPr>
-          <w:b/>
-          <w:color w:val="1A4FBF"/>
-          <w:sz w:val="22"/>
-        </w:rPr>
-        <w:t>Miss #5 (Ramp-Up / Ramp-Down) — the strongest section.</w:t>
-      </w:r>
-      <w:r>
-        <w:rPr>
-          <w:color w:val="1A4FBF"/>
-          <w:sz w:val="22"/>
-        </w:rPr>
-        <w:t xml:space="preserve"> "7–12% lift on event weeks for clients without touching peak-night rates" is exactly the kind of attributed, specific, mechanism-revealing claim that gets cited. Verify with Federico that the 7–12% number is a documentable range from his client data — if so, keep verbatim; if it's a directional estimate, soften to "single-digit to low-double-digit" so we don't have to defend a specific number.</w:t>
-      </w:r>
-    </w:p>
-    <w:p>
-      <w:pPr>
-        <w:pStyle w:val="ListBullet"/>
-      </w:pPr>
-      <w:r>
-        <w:rPr>
-          <w:b/>
-          <w:color w:val="1A4FBF"/>
-          <w:sz w:val="22"/>
-        </w:rPr>
-        <w:t>Add Miss #6 OR fold one in — comp-set integration with PMS.</w:t>
-      </w:r>
-      <w:r>
-        <w:rPr>
-          <w:color w:val="1A4FBF"/>
-          <w:sz w:val="22"/>
-        </w:rPr>
-        <w:t xml:space="preserve"> Brief currently has 5 misses. Peec prompt #46 (</w:t>
-      </w:r>
-      <w:r>
-        <w:rPr>
-          <w:i/>
-          <w:color w:val="1A4FBF"/>
-          <w:sz w:val="22"/>
-        </w:rPr>
-        <w:t>"who can help me manage pricing across different booking platforms"</w:t>
-      </w:r>
-      <w:r>
-        <w:rPr>
-          <w:color w:val="1A4FBF"/>
-          <w:sz w:val="22"/>
-        </w:rPr>
-        <w:t xml:space="preserve">, medium volume, 0% RevFactor visibility) is a real prompt this article should answer. Either add Miss #6 — </w:t>
-      </w:r>
-      <w:r>
-        <w:rPr>
-          <w:i/>
-          <w:color w:val="1A4FBF"/>
-          <w:sz w:val="22"/>
-        </w:rPr>
-        <w:t>"PMS-pricing-tool sync gaps"</w:t>
-      </w:r>
-      <w:r>
-        <w:rPr>
-          <w:color w:val="1A4FBF"/>
-          <w:sz w:val="22"/>
-        </w:rPr>
-        <w:t xml:space="preserve"> — or fold it into Miss #4 (Comp-Set Errors). Pillar already addresses this; making sure it lands here too keeps the citation surface continuous across the cluster.</w:t>
+        <w:t xml:space="preserve"> (not Nashville, not Fort Worth, not Michigan lake-house — all already in Blog 1 in some form). See the dedicated Case Study Integration block below for the recommended pick + the supporting data.</w:t>
       </w:r>
     </w:p>
     <w:p/>
     <w:p>
+      <w:pPr>
+        <w:shd w:val="clear" w:color="auto" w:fill="F0FFF5"/>
+        <w:pBdr>
+          <w:left w:val="single" w:sz="24" w:space="8" w:color="0A7A3C"/>
+        </w:pBdr>
+      </w:pPr>
       <w:r>
         <w:rPr>
           <w:b/>
-          <w:color w:val="222222"/>
-          <w:sz w:val="24"/>
-        </w:rPr>
-        <w:t>Section 5.5: When Software Is Enough vs. When You Need a Strategist (250 words)</w:t>
+          <w:color w:val="0A4F25"/>
+          <w:sz w:val="18"/>
+        </w:rPr>
+        <w:t xml:space="preserve">CASE STUDY INTEGRATION — FRESH DATA FROM </w:t>
+      </w:r>
+      <w:r>
+        <w:rPr>
+          <w:rFonts w:ascii="Menlo" w:hAnsi="Menlo"/>
+          <w:b/>
+          <w:color w:val="0A4F25"/>
+          <w:sz w:val="18"/>
+        </w:rPr>
+        <w:t>AARON-CASE STUDIES.XLSX</w:t>
+      </w:r>
+      <w:r>
+        <w:rPr>
+          <w:b/>
+          <w:color w:val="0A4F25"/>
+          <w:sz w:val="18"/>
+        </w:rPr>
+        <w:t xml:space="preserve"> (SUMMER 2026 OTB + Q1 2026 FINAL)</w:t>
       </w:r>
     </w:p>
     <w:p>
       <w:pPr>
-        <w:shd w:val="clear" w:color="auto" w:fill="F0F5FF"/>
+        <w:shd w:val="clear" w:color="auto" w:fill="F0FFF5"/>
         <w:pBdr>
-          <w:left w:val="single" w:sz="24" w:space="8" w:color="1A4FBF"/>
+          <w:left w:val="single" w:sz="24" w:space="8" w:color="0A7A3C"/>
         </w:pBdr>
       </w:pPr>
       <w:r>
         <w:rPr>
-          <w:b/>
-          <w:color w:val="0A2E80"/>
-          <w:sz w:val="18"/>
-        </w:rPr>
-        <w:t>FEEDBACK — §5.5 (DECISION FRAMEWORK)</w:t>
-      </w:r>
-    </w:p>
-    <w:p>
-      <w:pPr>
-        <w:pStyle w:val="ListBullet"/>
-      </w:pPr>
-      <w:r>
-        <w:rPr>
-          <w:b/>
-          <w:color w:val="1A4FBF"/>
-          <w:sz w:val="22"/>
-        </w:rPr>
-        <w:t>This is the conversion engine.</w:t>
-      </w:r>
-      <w:r>
-        <w:rPr>
-          <w:color w:val="1A4FBF"/>
-          <w:sz w:val="22"/>
-        </w:rPr>
-        <w:t xml:space="preserve"> Two opposing checklists is a cleaner structural pattern than a single decision tree — easier for the reader to self-qualify, and each list extracts as a separate HowTo block.</w:t>
-      </w:r>
-    </w:p>
-    <w:p>
-      <w:pPr>
-        <w:pStyle w:val="ListBullet"/>
-      </w:pPr>
-      <w:r>
-        <w:rPr>
-          <w:b/>
-          <w:color w:val="1A4FBF"/>
-          <w:sz w:val="22"/>
-        </w:rPr>
-        <w:t>Wrap each checklist as HowTo JSON-LD.</w:t>
-      </w:r>
-      <w:r>
-        <w:rPr>
-          <w:color w:val="1A4FBF"/>
-          <w:sz w:val="22"/>
-        </w:rPr>
-        <w:t xml:space="preserve"> Stay-on-Software = HowTo "How to know if PriceLabs is enough for your portfolio." Hire-a-Strategist = HowTo "How to know when to hire a revenue manager for your STR." Two HowTo entities = two AI Overview citation surfaces.</w:t>
-      </w:r>
-    </w:p>
-    <w:p>
-      <w:pPr>
-        <w:pStyle w:val="ListBullet"/>
-      </w:pPr>
-      <w:r>
-        <w:rPr>
-          <w:b/>
-          <w:color w:val="1A4FBF"/>
-          <w:sz w:val="22"/>
-        </w:rPr>
-        <w:t>Honest Caveat pull-quote — verify before publishing.</w:t>
-      </w:r>
-      <w:r>
-        <w:rPr>
-          <w:color w:val="1A4FBF"/>
-          <w:sz w:val="22"/>
-        </w:rPr>
-        <w:t xml:space="preserve"> The "30 portfolio audits" / "~80% are actually in column 2" line is flagged in the brief as a "written construct approved for use." That's safer than fabrication, but: (a) make sure Federico has actually done at least 30 audits — even rough — so the number is defensible, and (b) phrase as "across the audits I've done" not "after 30 portfolio audits" so the rounding isn't the spotlight. </w:t>
-      </w:r>
-      <w:r>
-        <w:rPr>
-          <w:b/>
-          <w:color w:val="1A4FBF"/>
-          <w:sz w:val="22"/>
-        </w:rPr>
-        <w:t>Recommendation:</w:t>
-      </w:r>
-      <w:r>
-        <w:rPr>
-          <w:color w:val="1A4FBF"/>
-          <w:sz w:val="22"/>
-        </w:rPr>
-        <w:t xml:space="preserve"> rewrite as </w:t>
-      </w:r>
-      <w:r>
-        <w:rPr>
-          <w:i/>
-          <w:color w:val="1A4FBF"/>
-          <w:sz w:val="22"/>
-        </w:rPr>
-        <w:t>"Most hosts read this and put themselves in column 1. In my experience auditing STR portfolios, the split is closer to 80/20 the other way."</w:t>
-      </w:r>
-      <w:r>
-        <w:rPr>
-          <w:color w:val="1A4FBF"/>
-          <w:sz w:val="22"/>
-        </w:rPr>
-        <w:t xml:space="preserve"> Same insight, defensible, slightly less Federico-quotable but materially safer.</w:t>
-      </w:r>
-    </w:p>
-    <w:p>
-      <w:pPr>
-        <w:pStyle w:val="ListBullet"/>
-      </w:pPr>
-      <w:r>
-        <w:rPr>
-          <w:b/>
-          <w:color w:val="1A4FBF"/>
-          <w:sz w:val="22"/>
-        </w:rPr>
-        <w:t>Add one row to the Hire-a-Strategist checklist:</w:t>
-      </w:r>
-      <w:r>
-        <w:rPr>
-          <w:color w:val="1A4FBF"/>
-          <w:sz w:val="22"/>
-        </w:rPr>
-        <w:t xml:space="preserve"> </w:t>
-      </w:r>
-      <w:r>
-        <w:rPr>
-          <w:i/>
-          <w:color w:val="1A4FBF"/>
-          <w:sz w:val="22"/>
-        </w:rPr>
-        <w:t xml:space="preserve">"☐ You're losing on event weeks even though your tool is configured" </w:t>
-      </w:r>
-      <w:r>
-        <w:rPr>
-          <w:color w:val="1A4FBF"/>
-          <w:sz w:val="22"/>
-        </w:rPr>
-        <w:t xml:space="preserve"> — directly maps to Miss #1 + Miss #5 above and to the FIFA prompt cluster. Five items currently; six is fine.</w:t>
-      </w:r>
-    </w:p>
-    <w:p/>
-    <w:p>
-      <w:r>
-        <w:rPr>
-          <w:b/>
-          <w:color w:val="222222"/>
-          <w:sz w:val="24"/>
-        </w:rPr>
-        <w:t>Section 5.6: The Economic Case for a Strategist (200 words)</w:t>
-      </w:r>
-    </w:p>
-    <w:p>
-      <w:pPr>
-        <w:shd w:val="clear" w:color="auto" w:fill="F0F5FF"/>
-        <w:pBdr>
-          <w:left w:val="single" w:sz="24" w:space="8" w:color="1A4FBF"/>
-        </w:pBdr>
-      </w:pPr>
-      <w:r>
-        <w:rPr>
-          <w:b/>
-          <w:color w:val="0A2E80"/>
-          <w:sz w:val="18"/>
-        </w:rPr>
-        <w:t>FEEDBACK — §5.6 (ECONOMIC STACK)</w:t>
-      </w:r>
-    </w:p>
-    <w:p>
-      <w:pPr>
-        <w:pStyle w:val="ListBullet"/>
-      </w:pPr>
-      <w:r>
-        <w:rPr>
-          <w:b/>
-          <w:color w:val="1A4FBF"/>
-          <w:sz w:val="22"/>
-        </w:rPr>
-        <w:t>Math hygiene on the stacked-lift claim.</w:t>
-      </w:r>
-      <w:r>
-        <w:rPr>
-          <w:color w:val="1A4FBF"/>
-          <w:sz w:val="22"/>
-        </w:rPr>
-        <w:t xml:space="preserve"> Brief says "Static → dynamic = +15–36% (Your.Rentals, n=541)" then "Dynamic → strategist = +15–30% on top." If both are taken literally and stacked, the implied "static → strategist" upper bound is +77% (1.36 × 1.30), which would invite skeptical pushback. Either:</w:t>
-        <w:br/>
-        <w:t xml:space="preserve">  </w:t>
-      </w:r>
-      <w:r>
-        <w:rPr>
-          <w:color w:val="1A4FBF"/>
-          <w:sz w:val="22"/>
-        </w:rPr>
-        <w:br/>
-      </w:r>
-      <w:r>
-        <w:rPr>
-          <w:b/>
-          <w:color w:val="1A4FBF"/>
-          <w:sz w:val="22"/>
-        </w:rPr>
-        <w:t>Recommendation: option (a)</w:t>
-      </w:r>
-      <w:r>
-        <w:rPr>
-          <w:color w:val="1A4FBF"/>
-          <w:sz w:val="22"/>
-        </w:rPr>
-        <w:t xml:space="preserve"> — keep the stack but explicitly disclaim multiplicative compounding.</w:t>
-      </w:r>
-    </w:p>
-    <w:p>
-      <w:pPr>
-        <w:pStyle w:val="ListBullet"/>
-      </w:pPr>
-      <w:r>
-        <w:rPr>
-          <w:color w:val="1A4FBF"/>
-          <w:sz w:val="22"/>
-        </w:rPr>
-        <w:t xml:space="preserve">(a) Frame as </w:t>
-      </w:r>
-      <w:r>
-        <w:rPr>
-          <w:i/>
-          <w:color w:val="1A4FBF"/>
-          <w:sz w:val="22"/>
-        </w:rPr>
-        <w:t>"the documented mid-point we observe is 20%+ on top of dynamic-pricing software, not stacked compounding."</w:t>
-      </w:r>
-      <w:r>
-        <w:rPr>
-          <w:color w:val="1A4FBF"/>
-          <w:sz w:val="22"/>
-        </w:rPr>
-        <w:t xml:space="preserve"> Keeps the claim honest.</w:t>
-      </w:r>
-    </w:p>
-    <w:p>
-      <w:pPr>
-        <w:pStyle w:val="ListBullet"/>
-      </w:pPr>
-      <w:r>
-        <w:rPr>
-          <w:color w:val="1A4FBF"/>
-          <w:sz w:val="22"/>
-        </w:rPr>
-        <w:t>(b) Drop the explicit stack diagram. Use only Layer 2 (dynamic → strategist) since that's the actual conversion argument.</w:t>
-      </w:r>
-    </w:p>
-    <w:p>
-      <w:pPr>
-        <w:pStyle w:val="ListBullet"/>
-      </w:pPr>
-      <w:r>
-        <w:rPr>
-          <w:b/>
-          <w:color w:val="1A4FBF"/>
-          <w:sz w:val="22"/>
-        </w:rPr>
-        <w:t>The $80K → +$16K → 4× ROI math is the hook.</w:t>
-      </w:r>
-      <w:r>
-        <w:rPr>
-          <w:color w:val="1A4FBF"/>
-          <w:sz w:val="22"/>
-        </w:rPr>
-        <w:t xml:space="preserve"> This is the most citable single-number block in the article. Show the math inline (e.g., "$80,000 × 20% = $16,000; $16,000 ÷ $3,840 fee = 4.2× return"). Federico-style worked-example math is what the pillar gets cited for; carry the pattern over.</w:t>
-      </w:r>
-    </w:p>
-    <w:p>
-      <w:pPr>
-        <w:pStyle w:val="ListBullet"/>
-      </w:pPr>
-      <w:r>
-        <w:rPr>
-          <w:b/>
-          <w:color w:val="1A4FBF"/>
-          <w:sz w:val="22"/>
-        </w:rPr>
-        <w:t>Use a fresh case study from the May-2026 portfolio sheet</w:t>
-      </w:r>
-      <w:r>
-        <w:rPr>
-          <w:color w:val="1A4FBF"/>
-          <w:sz w:val="22"/>
-        </w:rPr>
-        <w:t xml:space="preserve"> (not Nashville, not Fort Worth, not Michigan lake-house — all already in Blog 1 in some form). See the dedicated Case Study Integration block below for the recommended pick + the supporting data.</w:t>
-      </w:r>
-    </w:p>
-    <w:p/>
-    <w:p>
-      <w:pPr>
-        <w:shd w:val="clear" w:color="auto" w:fill="F0F5FF"/>
-        <w:pBdr>
-          <w:left w:val="single" w:sz="24" w:space="8" w:color="1A4FBF"/>
-        </w:pBdr>
-      </w:pPr>
-      <w:r>
-        <w:rPr>
-          <w:b/>
-          <w:color w:val="0A2E80"/>
-          <w:sz w:val="18"/>
-        </w:rPr>
-        <w:t xml:space="preserve">CASE STUDY INTEGRATION — FRESH DATA FROM </w:t>
-      </w:r>
-      <w:r>
-        <w:rPr>
-          <w:rFonts w:ascii="Menlo" w:hAnsi="Menlo"/>
-          <w:b/>
-          <w:color w:val="0A2E80"/>
-          <w:sz w:val="18"/>
-        </w:rPr>
-        <w:t>AARON-CASE STUDIES.XLSX</w:t>
-      </w:r>
-      <w:r>
-        <w:rPr>
-          <w:b/>
-          <w:color w:val="0A2E80"/>
-          <w:sz w:val="18"/>
-        </w:rPr>
-        <w:t xml:space="preserve"> (SUMMER 2026 OTB + Q1 2026 FINAL)</w:t>
-      </w:r>
-    </w:p>
-    <w:p>
-      <w:pPr>
-        <w:shd w:val="clear" w:color="auto" w:fill="F0F5FF"/>
-        <w:pBdr>
-          <w:left w:val="single" w:sz="24" w:space="8" w:color="1A4FBF"/>
-        </w:pBdr>
-      </w:pPr>
-      <w:r>
-        <w:rPr>
-          <w:color w:val="1A4FBF"/>
+          <w:color w:val="0A7A3C"/>
           <w:sz w:val="22"/>
         </w:rPr>
         <w:t>The pillar already burns Fort Worth + Michigan as in-body case studies. Blog 2 needs different ammunition. The May-2026 portfolio sheet (Aaron's "Aaron-case studies.xlsx") has 31 properties with documented Q1 lifts and 7 properties with summer-2026 OTB pacing. Here are the strongest matches for Blog 2's "what software-only setups missed" thesis:</w:t>
@@ -5701,14 +5664,14 @@
         <w:tc>
           <w:tcPr>
             <w:tcW w:type="dxa" w:w="2412"/>
-            <w:shd w:val="clear" w:color="auto" w:fill="E0EAFF"/>
+            <w:shd w:val="clear" w:color="auto" w:fill="F4F4F4"/>
           </w:tcPr>
           <w:p>
             <w:r/>
             <w:r>
               <w:rPr>
                 <w:b/>
-                <w:color w:val="1A4FBF"/>
+                <w:color w:val="0A7A3C"/>
                 <w:sz w:val="22"/>
               </w:rPr>
               <w:t>Recommended use</w:t>
@@ -5718,14 +5681,14 @@
         <w:tc>
           <w:tcPr>
             <w:tcW w:type="dxa" w:w="2412"/>
-            <w:shd w:val="clear" w:color="auto" w:fill="E0EAFF"/>
+            <w:shd w:val="clear" w:color="auto" w:fill="F4F4F4"/>
           </w:tcPr>
           <w:p>
             <w:r/>
             <w:r>
               <w:rPr>
                 <w:b/>
-                <w:color w:val="1A4FBF"/>
+                <w:color w:val="0A7A3C"/>
                 <w:sz w:val="22"/>
               </w:rPr>
               <w:t>Property</w:t>
@@ -5735,14 +5698,14 @@
         <w:tc>
           <w:tcPr>
             <w:tcW w:type="dxa" w:w="2412"/>
-            <w:shd w:val="clear" w:color="auto" w:fill="E0EAFF"/>
+            <w:shd w:val="clear" w:color="auto" w:fill="F4F4F4"/>
           </w:tcPr>
           <w:p>
             <w:r/>
             <w:r>
               <w:rPr>
                 <w:b/>
-                <w:color w:val="1A4FBF"/>
+                <w:color w:val="0A7A3C"/>
                 <w:sz w:val="22"/>
               </w:rPr>
               <w:t>The number</w:t>
@@ -5752,14 +5715,14 @@
         <w:tc>
           <w:tcPr>
             <w:tcW w:type="dxa" w:w="2412"/>
-            <w:shd w:val="clear" w:color="auto" w:fill="E0EAFF"/>
+            <w:shd w:val="clear" w:color="auto" w:fill="F4F4F4"/>
           </w:tcPr>
           <w:p>
             <w:r/>
             <w:r>
               <w:rPr>
                 <w:b/>
-                <w:color w:val="1A4FBF"/>
+                <w:color w:val="0A7A3C"/>
                 <w:sz w:val="22"/>
               </w:rPr>
               <w:t>Why it fits Blog 2 specifically</w:t>
@@ -5771,14 +5734,13 @@
         <w:tc>
           <w:tcPr>
             <w:tcW w:type="dxa" w:w="2412"/>
-            <w:shd w:val="clear" w:color="auto" w:fill="F0F5FF"/>
           </w:tcPr>
           <w:p>
             <w:r/>
             <w:r>
               <w:rPr>
                 <w:b/>
-                <w:color w:val="1A4FBF"/>
+                <w:color w:val="0A7A3C"/>
                 <w:sz w:val="22"/>
               </w:rPr>
               <w:t>★ Primary in-body proof point (§5.6 economic case)</w:t>
@@ -5788,13 +5750,12 @@
         <w:tc>
           <w:tcPr>
             <w:tcW w:type="dxa" w:w="2412"/>
-            <w:shd w:val="clear" w:color="auto" w:fill="F0F5FF"/>
           </w:tcPr>
           <w:p>
             <w:r/>
             <w:r>
               <w:rPr>
-                <w:color w:val="1A4FBF"/>
+                <w:color w:val="0A7A3C"/>
                 <w:sz w:val="22"/>
               </w:rPr>
               <w:t>Waterfront + Game Room + Dog Friendly · 2BR Albion, MI · Maryssa Payne (Teresa Liscombe owner)</w:t>
@@ -5804,21 +5765,20 @@
         <w:tc>
           <w:tcPr>
             <w:tcW w:type="dxa" w:w="2412"/>
-            <w:shd w:val="clear" w:color="auto" w:fill="F0F5FF"/>
           </w:tcPr>
           <w:p>
             <w:r/>
             <w:r>
               <w:rPr>
                 <w:b/>
-                <w:color w:val="1A4FBF"/>
+                <w:color w:val="0A7A3C"/>
                 <w:sz w:val="22"/>
               </w:rPr>
               <w:t>Summer 2026 OTB: $22,985 vs $5,851 STLY = +$17,134 / +292.8% lift, MPI 3.60x. AND +18.4% vs final LY revenue.</w:t>
             </w:r>
             <w:r>
               <w:rPr>
-                <w:color w:val="1A4FBF"/>
+                <w:color w:val="0A7A3C"/>
                 <w:sz w:val="22"/>
               </w:rPr>
               <w:t xml:space="preserve"> Q1 2026 also +92.2% vs LY.</w:t>
@@ -5828,13 +5788,12 @@
         <w:tc>
           <w:tcPr>
             <w:tcW w:type="dxa" w:w="2412"/>
-            <w:shd w:val="clear" w:color="auto" w:fill="F0F5FF"/>
           </w:tcPr>
           <w:p>
             <w:r/>
             <w:r>
               <w:rPr>
-                <w:color w:val="1A4FBF"/>
+                <w:color w:val="0A7A3C"/>
                 <w:sz w:val="22"/>
               </w:rPr>
               <w:t xml:space="preserve">The only summer property positive vs </w:t>
@@ -5842,14 +5801,14 @@
             <w:r>
               <w:rPr>
                 <w:i/>
-                <w:color w:val="1A4FBF"/>
+                <w:color w:val="0A7A3C"/>
                 <w:sz w:val="22"/>
               </w:rPr>
               <w:t>final</w:t>
             </w:r>
             <w:r>
               <w:rPr>
-                <w:color w:val="1A4FBF"/>
+                <w:color w:val="0A7A3C"/>
                 <w:sz w:val="22"/>
               </w:rPr>
               <w:t xml:space="preserve"> last-year revenue (not just bookings-on-the-books). MPI 3.60x is 3.6× the market — the cleanest possible "the strategist beat the market, not just the prior year" signal. 2BR + game room is a quirky property profile that vindicates the §5.4 Miss #4 (comp-set errors) claim — software defaults wouldn't have priced this configuration.</w:t>
@@ -5861,14 +5820,13 @@
         <w:tc>
           <w:tcPr>
             <w:tcW w:type="dxa" w:w="2412"/>
-            <w:shd w:val="clear" w:color="auto" w:fill="F0F5FF"/>
           </w:tcPr>
           <w:p>
             <w:r/>
             <w:r>
               <w:rPr>
                 <w:b/>
-                <w:color w:val="1A4FBF"/>
+                <w:color w:val="0A7A3C"/>
                 <w:sz w:val="22"/>
               </w:rPr>
               <w:t>★ Case-study CTA inline mention (§5.6) — replaces the brief's "Kassidy &amp; Erin Warren" generic link</w:t>
@@ -5878,13 +5836,12 @@
         <w:tc>
           <w:tcPr>
             <w:tcW w:type="dxa" w:w="2412"/>
-            <w:shd w:val="clear" w:color="auto" w:fill="F0F5FF"/>
           </w:tcPr>
           <w:p>
             <w:r/>
             <w:r>
               <w:rPr>
-                <w:color w:val="1A4FBF"/>
+                <w:color w:val="0A7A3C"/>
                 <w:sz w:val="22"/>
               </w:rPr>
               <w:t>Erin Warren portfolio (Tucson + Orcas)</w:t>
@@ -5894,13 +5851,12 @@
         <w:tc>
           <w:tcPr>
             <w:tcW w:type="dxa" w:w="2412"/>
-            <w:shd w:val="clear" w:color="auto" w:fill="F0F5FF"/>
           </w:tcPr>
           <w:p>
             <w:r/>
             <w:r>
               <w:rPr>
-                <w:color w:val="1A4FBF"/>
+                <w:color w:val="0A7A3C"/>
                 <w:sz w:val="22"/>
               </w:rPr>
               <w:t xml:space="preserve">Hues Casita Tucson: $10,222 vs $1,668 = </w:t>
@@ -5908,14 +5864,14 @@
             <w:r>
               <w:rPr>
                 <w:b/>
-                <w:color w:val="1A4FBF"/>
+                <w:color w:val="0A7A3C"/>
                 <w:sz w:val="22"/>
               </w:rPr>
               <w:t>+512.7% Q1</w:t>
             </w:r>
             <w:r>
               <w:rPr>
-                <w:color w:val="1A4FBF"/>
+                <w:color w:val="0A7A3C"/>
                 <w:sz w:val="22"/>
               </w:rPr>
               <w:t xml:space="preserve">. Desert Hues Tucson: $29,874 vs $7,753 = </w:t>
@@ -5923,14 +5879,14 @@
             <w:r>
               <w:rPr>
                 <w:b/>
-                <w:color w:val="1A4FBF"/>
+                <w:color w:val="0A7A3C"/>
                 <w:sz w:val="22"/>
               </w:rPr>
               <w:t>+285.3% Q1</w:t>
             </w:r>
             <w:r>
               <w:rPr>
-                <w:color w:val="1A4FBF"/>
+                <w:color w:val="0A7A3C"/>
                 <w:sz w:val="22"/>
               </w:rPr>
               <w:t xml:space="preserve">. Little Stuga Orcas: $19,137 vs $492 = </w:t>
@@ -5938,14 +5894,14 @@
             <w:r>
               <w:rPr>
                 <w:b/>
-                <w:color w:val="1A4FBF"/>
+                <w:color w:val="0A7A3C"/>
                 <w:sz w:val="22"/>
               </w:rPr>
               <w:t>+3,789% summer OTB</w:t>
             </w:r>
             <w:r>
               <w:rPr>
-                <w:color w:val="1A4FBF"/>
+                <w:color w:val="0A7A3C"/>
                 <w:sz w:val="22"/>
               </w:rPr>
               <w:t>.</w:t>
@@ -5955,13 +5911,12 @@
         <w:tc>
           <w:tcPr>
             <w:tcW w:type="dxa" w:w="2412"/>
-            <w:shd w:val="clear" w:color="auto" w:fill="F0F5FF"/>
           </w:tcPr>
           <w:p>
             <w:r/>
             <w:r>
               <w:rPr>
-                <w:color w:val="1A4FBF"/>
+                <w:color w:val="0A7A3C"/>
                 <w:sz w:val="22"/>
               </w:rPr>
               <w:t>Brief already plans the Erin Warren case-study CTA. Pull a different excerpt from her case-study source than the one Blog 1 uses ("Since starting with RevFactor, I've had this peace of mind…") — instead lead with one of the property-specific numbers above. Specific numbers cite better than testimonial copy.</w:t>
@@ -5973,13 +5928,12 @@
         <w:tc>
           <w:tcPr>
             <w:tcW w:type="dxa" w:w="2412"/>
-            <w:shd w:val="clear" w:color="auto" w:fill="F0F5FF"/>
           </w:tcPr>
           <w:p>
             <w:r/>
             <w:r>
               <w:rPr>
-                <w:color w:val="1A4FBF"/>
+                <w:color w:val="0A7A3C"/>
                 <w:sz w:val="22"/>
               </w:rPr>
               <w:t>Secondary callout — fits §5.4 Miss #5 (Ramp-Up / Ramp-Down)</w:t>
@@ -5989,13 +5943,12 @@
         <w:tc>
           <w:tcPr>
             <w:tcW w:type="dxa" w:w="2412"/>
-            <w:shd w:val="clear" w:color="auto" w:fill="F0F5FF"/>
           </w:tcPr>
           <w:p>
             <w:r/>
             <w:r>
               <w:rPr>
-                <w:color w:val="1A4FBF"/>
+                <w:color w:val="0A7A3C"/>
                 <w:sz w:val="22"/>
               </w:rPr>
               <w:t>Rabbit Run · 6BR Gatlinburg, TN · Grant Currant</w:t>
@@ -6005,13 +5958,12 @@
         <w:tc>
           <w:tcPr>
             <w:tcW w:type="dxa" w:w="2412"/>
-            <w:shd w:val="clear" w:color="auto" w:fill="F0F5FF"/>
           </w:tcPr>
           <w:p>
             <w:r/>
             <w:r>
               <w:rPr>
-                <w:color w:val="1A4FBF"/>
+                <w:color w:val="0A7A3C"/>
                 <w:sz w:val="22"/>
               </w:rPr>
               <w:t>2.8 months tenure. Summer OTB: $68,960 vs $21,501 STLY = +$47,459 / +220.7%. MPI 1.33x.</w:t>
@@ -6021,13 +5973,12 @@
         <w:tc>
           <w:tcPr>
             <w:tcW w:type="dxa" w:w="2412"/>
-            <w:shd w:val="clear" w:color="auto" w:fill="F0F5FF"/>
           </w:tcPr>
           <w:p>
             <w:r/>
             <w:r>
               <w:rPr>
-                <w:color w:val="1A4FBF"/>
+                <w:color w:val="0A7A3C"/>
                 <w:sz w:val="22"/>
               </w:rPr>
               <w:t>Recent onboarding (Feb 2026) showing fast lift in Gatlinburg — a market with strong event-week dynamics (Smoky Mountain peak weeks). Use as the "event-driven market" example rather than FIFA, which is a one-shot calendar bet.</w:t>
@@ -6039,13 +5990,12 @@
         <w:tc>
           <w:tcPr>
             <w:tcW w:type="dxa" w:w="2412"/>
-            <w:shd w:val="clear" w:color="auto" w:fill="F0F5FF"/>
           </w:tcPr>
           <w:p>
             <w:r/>
             <w:r>
               <w:rPr>
-                <w:color w:val="1A4FBF"/>
+                <w:color w:val="0A7A3C"/>
                 <w:sz w:val="22"/>
               </w:rPr>
               <w:t>Optional opener stat (§5.4 Miss #1)</w:t>
@@ -6055,13 +6005,12 @@
         <w:tc>
           <w:tcPr>
             <w:tcW w:type="dxa" w:w="2412"/>
-            <w:shd w:val="clear" w:color="auto" w:fill="F0F5FF"/>
           </w:tcPr>
           <w:p>
             <w:r/>
             <w:r>
               <w:rPr>
-                <w:color w:val="1A4FBF"/>
+                <w:color w:val="0A7A3C"/>
                 <w:sz w:val="22"/>
               </w:rPr>
               <w:t>Norton Nook · 3BR Norton Shores, MI · Thea Cabanilla (Topaz Stays)</w:t>
@@ -6071,13 +6020,12 @@
         <w:tc>
           <w:tcPr>
             <w:tcW w:type="dxa" w:w="2412"/>
-            <w:shd w:val="clear" w:color="auto" w:fill="F0F5FF"/>
           </w:tcPr>
           <w:p>
             <w:r/>
             <w:r>
               <w:rPr>
-                <w:color w:val="1A4FBF"/>
+                <w:color w:val="0A7A3C"/>
                 <w:sz w:val="22"/>
               </w:rPr>
               <w:t>Summer OTB: $35,802 vs $12,383 STLY = +189.1%, MPI 1.29x.</w:t>
@@ -6087,13 +6035,12 @@
         <w:tc>
           <w:tcPr>
             <w:tcW w:type="dxa" w:w="2412"/>
-            <w:shd w:val="clear" w:color="auto" w:fill="F0F5FF"/>
           </w:tcPr>
           <w:p>
             <w:r/>
             <w:r>
               <w:rPr>
-                <w:color w:val="1A4FBF"/>
+                <w:color w:val="0A7A3C"/>
                 <w:sz w:val="22"/>
               </w:rPr>
               <w:t>Multi-property client (Topaz Stays) with multiple lifts in the sheet — credible portfolio operator vouching, not single-property anecdote.</w:t>
@@ -6105,15 +6052,15 @@
     <w:p/>
     <w:p>
       <w:pPr>
-        <w:shd w:val="clear" w:color="auto" w:fill="F0F5FF"/>
+        <w:shd w:val="clear" w:color="auto" w:fill="F0FFF5"/>
         <w:pBdr>
-          <w:left w:val="single" w:sz="24" w:space="8" w:color="1A4FBF"/>
+          <w:left w:val="single" w:sz="24" w:space="8" w:color="0A7A3C"/>
         </w:pBdr>
       </w:pPr>
       <w:r>
         <w:rPr>
           <w:b/>
-          <w:color w:val="1A4FBF"/>
+          <w:color w:val="0A7A3C"/>
           <w:sz w:val="22"/>
         </w:rPr>
         <w:t>Recommended in-body sentence for §5.6, using the Maryssa Payne property:</w:t>
@@ -6123,13 +6070,13 @@
       <w:pPr>
         <w:shd w:val="clear" w:color="auto" w:fill="FFFFFF"/>
         <w:pBdr>
-          <w:left w:val="single" w:sz="24" w:space="8" w:color="1A4FBF"/>
+          <w:left w:val="single" w:sz="24" w:space="8" w:color="0A7A3C"/>
         </w:pBdr>
       </w:pPr>
       <w:r>
         <w:rPr>
           <w:i/>
-          <w:color w:val="1A4FBF"/>
+          <w:color w:val="0A7A3C"/>
           <w:sz w:val="22"/>
         </w:rPr>
         <w:br/>
@@ -6139,15 +6086,15 @@
     </w:p>
     <w:p>
       <w:pPr>
-        <w:shd w:val="clear" w:color="auto" w:fill="F0F5FF"/>
+        <w:shd w:val="clear" w:color="auto" w:fill="F0FFF5"/>
         <w:pBdr>
-          <w:left w:val="single" w:sz="24" w:space="8" w:color="1A4FBF"/>
+          <w:left w:val="single" w:sz="24" w:space="8" w:color="0A7A3C"/>
         </w:pBdr>
       </w:pPr>
       <w:r>
         <w:rPr>
           <w:b/>
-          <w:color w:val="1A4FBF"/>
+          <w:color w:val="0A7A3C"/>
           <w:sz w:val="22"/>
         </w:rPr>
         <w:t>Pull-quote for the close of §5.6 (Federico voice):</w:t>
@@ -6157,13 +6104,13 @@
       <w:pPr>
         <w:shd w:val="clear" w:color="auto" w:fill="FFFFFF"/>
         <w:pBdr>
-          <w:left w:val="single" w:sz="24" w:space="8" w:color="1A4FBF"/>
+          <w:left w:val="single" w:sz="24" w:space="8" w:color="0A7A3C"/>
         </w:pBdr>
       </w:pPr>
       <w:r>
         <w:rPr>
           <w:i/>
-          <w:color w:val="1A4FBF"/>
+          <w:color w:val="0A7A3C"/>
           <w:sz w:val="22"/>
         </w:rPr>
         <w:br/>
@@ -6172,7 +6119,7 @@
       <w:r>
         <w:rPr>
           <w:i/>
-          <w:color w:val="1A4FBF"/>
+          <w:color w:val="0A7A3C"/>
           <w:sz w:val="22"/>
         </w:rPr>
         <w:t>(Federico to confirm exact wording — paraphrased from FireFlies brain)</w:t>
@@ -6180,7 +6127,7 @@
       <w:r>
         <w:rPr>
           <w:i/>
-          <w:color w:val="1A4FBF"/>
+          <w:color w:val="0A7A3C"/>
           <w:sz w:val="22"/>
         </w:rPr>
         <w:br/>
@@ -6188,22 +6135,22 @@
     </w:p>
     <w:p>
       <w:pPr>
-        <w:shd w:val="clear" w:color="auto" w:fill="F0F5FF"/>
+        <w:shd w:val="clear" w:color="auto" w:fill="F0FFF5"/>
         <w:pBdr>
-          <w:left w:val="single" w:sz="24" w:space="8" w:color="1A4FBF"/>
+          <w:left w:val="single" w:sz="24" w:space="8" w:color="0A7A3C"/>
         </w:pBdr>
       </w:pPr>
       <w:r>
         <w:rPr>
           <w:b/>
-          <w:color w:val="1A4FBF"/>
+          <w:color w:val="0A7A3C"/>
           <w:sz w:val="22"/>
         </w:rPr>
         <w:t>Note for the Erin Warren case-study page itself:</w:t>
       </w:r>
       <w:r>
         <w:rPr>
-          <w:color w:val="1A4FBF"/>
+          <w:color w:val="0A7A3C"/>
           <w:sz w:val="22"/>
         </w:rPr>
         <w:t xml:space="preserve"> the case-study URL </w:t>
@@ -6211,14 +6158,14 @@
       <w:r>
         <w:rPr>
           <w:rFonts w:ascii="Menlo" w:hAnsi="Menlo"/>
-          <w:color w:val="1A4FBF"/>
+          <w:color w:val="0A7A3C"/>
           <w:sz w:val="20"/>
         </w:rPr>
         <w:t>/case-studies/kassidy-erin-warren</w:t>
       </w:r>
       <w:r>
         <w:rPr>
-          <w:color w:val="1A4FBF"/>
+          <w:color w:val="0A7A3C"/>
           <w:sz w:val="22"/>
         </w:rPr>
         <w:t xml:space="preserve"> should add the Q1 2026 + summer 2026 numbers above as a "Latest results" callout. That gives Blog 2's inline link a stronger destination — readers who click see fresh evidence that supports the Blog 2 thesis instead of the original case-study story alone. Side benefit: an updated case-study page is a fresh-content signal to Google + a re-citation opportunity for AI engines that re-crawl monthly.</w:t>
@@ -6227,15 +6174,15 @@
     <w:p/>
     <w:p>
       <w:pPr>
-        <w:shd w:val="clear" w:color="auto" w:fill="F0F5FF"/>
+        <w:shd w:val="clear" w:color="auto" w:fill="F0FFF5"/>
         <w:pBdr>
-          <w:left w:val="single" w:sz="24" w:space="8" w:color="1A4FBF"/>
+          <w:left w:val="single" w:sz="24" w:space="8" w:color="0A7A3C"/>
         </w:pBdr>
       </w:pPr>
       <w:r>
         <w:rPr>
           <w:b/>
-          <w:color w:val="0A2E80"/>
+          <w:color w:val="0A4F25"/>
           <w:sz w:val="18"/>
         </w:rPr>
         <w:t>AIRROI DATA INTEGRATION — VERDICT: SKIP FOR THIS ARTICLE</w:t>
@@ -6243,14 +6190,14 @@
     </w:p>
     <w:p>
       <w:pPr>
-        <w:shd w:val="clear" w:color="auto" w:fill="F0F5FF"/>
+        <w:shd w:val="clear" w:color="auto" w:fill="F0FFF5"/>
         <w:pBdr>
-          <w:left w:val="single" w:sz="24" w:space="8" w:color="1A4FBF"/>
+          <w:left w:val="single" w:sz="24" w:space="8" w:color="0A7A3C"/>
         </w:pBdr>
       </w:pPr>
       <w:r>
         <w:rPr>
-          <w:color w:val="1A4FBF"/>
+          <w:color w:val="0A7A3C"/>
           <w:sz w:val="22"/>
         </w:rPr>
         <w:t xml:space="preserve">Aaron asked whether AirROI data should layer in. </w:t>
@@ -6258,14 +6205,14 @@
       <w:r>
         <w:rPr>
           <w:b/>
-          <w:color w:val="1A4FBF"/>
+          <w:color w:val="0A7A3C"/>
           <w:sz w:val="22"/>
         </w:rPr>
         <w:t>My recommendation is no for Blog 2, with one narrow exception.</w:t>
       </w:r>
       <w:r>
         <w:rPr>
-          <w:color w:val="1A4FBF"/>
+          <w:color w:val="0A7A3C"/>
           <w:sz w:val="22"/>
         </w:rPr>
         <w:t xml:space="preserve"> Reasoning:</w:t>
@@ -6278,14 +6225,14 @@
       <w:r>
         <w:rPr>
           <w:b/>
-          <w:color w:val="1A4FBF"/>
+          <w:color w:val="0A7A3C"/>
           <w:sz w:val="22"/>
         </w:rPr>
         <w:t>The proof is stronger when it's RevFactor's own data.</w:t>
       </w:r>
       <w:r>
         <w:rPr>
-          <w:color w:val="1A4FBF"/>
+          <w:color w:val="0A7A3C"/>
           <w:sz w:val="22"/>
         </w:rPr>
         <w:t xml:space="preserve"> Blog 2's argument is "the strategist outperforms software-only." The cleanest evidence is RevFactor's portfolio results vs same-property prior year (the Maryssa Payne / Erin Warren / Rabbit Run numbers above). Layering AirROI market aggregates dilutes that — readers can't tell whether the lift is RevFactor's work or just market-wide growth.</w:t>
@@ -6298,14 +6245,14 @@
       <w:r>
         <w:rPr>
           <w:b/>
-          <w:color w:val="1A4FBF"/>
+          <w:color w:val="0A7A3C"/>
           <w:sz w:val="22"/>
         </w:rPr>
         <w:t>AirROI's strength is valuation + comp benchmarking</w:t>
       </w:r>
       <w:r>
         <w:rPr>
-          <w:color w:val="1A4FBF"/>
+          <w:color w:val="0A7A3C"/>
           <w:sz w:val="22"/>
         </w:rPr>
         <w:t xml:space="preserve"> (single listing or radius search), not narrative case-study evidence. It's the right backbone for the planned RevFactor valuation calculator (already scoped per </w:t>
@@ -6313,14 +6260,14 @@
       <w:r>
         <w:rPr>
           <w:rFonts w:ascii="Menlo" w:hAnsi="Menlo"/>
-          <w:color w:val="1A4FBF"/>
+          <w:color w:val="0A7A3C"/>
           <w:sz w:val="20"/>
         </w:rPr>
         <w:t>reference_revfactor_credentials</w:t>
       </w:r>
       <w:r>
         <w:rPr>
-          <w:color w:val="1A4FBF"/>
+          <w:color w:val="0A7A3C"/>
           <w:sz w:val="22"/>
         </w:rPr>
         <w:t>) and a future "how to estimate STR revenue" / "STR market analysis" article — not for a comparison page.</w:t>
@@ -6333,14 +6280,14 @@
       <w:r>
         <w:rPr>
           <w:b/>
-          <w:color w:val="1A4FBF"/>
+          <w:color w:val="0A7A3C"/>
           <w:sz w:val="22"/>
         </w:rPr>
         <w:t>One narrow exception:</w:t>
       </w:r>
       <w:r>
         <w:rPr>
-          <w:color w:val="1A4FBF"/>
+          <w:color w:val="0A7A3C"/>
           <w:sz w:val="22"/>
         </w:rPr>
         <w:t xml:space="preserve"> in §5.4 Miss #4 (Comp-Set Errors), one inline citation could land — </w:t>
@@ -6348,14 +6295,14 @@
       <w:r>
         <w:rPr>
           <w:i/>
-          <w:color w:val="1A4FBF"/>
+          <w:color w:val="0A7A3C"/>
           <w:sz w:val="22"/>
         </w:rPr>
         <w:t>"In Pigeon Forge, AirROI shows ADR variance of 18–34% block-to-block within the same bedroom count — software auto-built comp sets can't see that."</w:t>
       </w:r>
       <w:r>
         <w:rPr>
-          <w:color w:val="1A4FBF"/>
+          <w:color w:val="0A7A3C"/>
           <w:sz w:val="22"/>
         </w:rPr>
         <w:t xml:space="preserve"> This would require one targeted AirROI </w:t>
@@ -6363,14 +6310,14 @@
       <w:r>
         <w:rPr>
           <w:rFonts w:ascii="Menlo" w:hAnsi="Menlo"/>
-          <w:color w:val="1A4FBF"/>
+          <w:color w:val="0A7A3C"/>
           <w:sz w:val="20"/>
         </w:rPr>
         <w:t>/markets/adr</w:t>
       </w:r>
       <w:r>
         <w:rPr>
-          <w:color w:val="1A4FBF"/>
+          <w:color w:val="0A7A3C"/>
           <w:sz w:val="22"/>
         </w:rPr>
         <w:t xml:space="preserve"> call to verify the actual variance number. </w:t>
@@ -6378,7 +6325,7 @@
       <w:r>
         <w:rPr>
           <w:b/>
-          <w:color w:val="1A4FBF"/>
+          <w:color w:val="0A7A3C"/>
           <w:sz w:val="22"/>
         </w:rPr>
         <w:t>Worth doing if Federico wants the §5.4 evidence layer to be unimpeachable; skippable if we're shipping fast.</w:t>
@@ -6386,22 +6333,22 @@
     </w:p>
     <w:p>
       <w:pPr>
-        <w:shd w:val="clear" w:color="auto" w:fill="F0F5FF"/>
+        <w:shd w:val="clear" w:color="auto" w:fill="F0FFF5"/>
         <w:pBdr>
-          <w:left w:val="single" w:sz="24" w:space="8" w:color="1A4FBF"/>
+          <w:left w:val="single" w:sz="24" w:space="8" w:color="0A7A3C"/>
         </w:pBdr>
       </w:pPr>
       <w:r>
         <w:rPr>
           <w:b/>
-          <w:color w:val="1A4FBF"/>
+          <w:color w:val="0A7A3C"/>
           <w:sz w:val="22"/>
         </w:rPr>
         <w:t>Holding AirROI for the valuation tool + a dedicated "how to read your STR market" post in the next content sprint.</w:t>
       </w:r>
       <w:r>
         <w:rPr>
-          <w:color w:val="1A4FBF"/>
+          <w:color w:val="0A7A3C"/>
           <w:sz w:val="22"/>
         </w:rPr>
         <w:t xml:space="preserve"> Both will surface the AirROI data with the right framing instead of squeezing it into Blog 2 where it's adjacent to the argument, not load-bearing on it.</w:t>
@@ -7942,15 +7889,15 @@
     </w:p>
     <w:p>
       <w:pPr>
-        <w:shd w:val="clear" w:color="auto" w:fill="F0F5FF"/>
+        <w:shd w:val="clear" w:color="auto" w:fill="F0FFF5"/>
         <w:pBdr>
-          <w:left w:val="single" w:sz="24" w:space="8" w:color="1A4FBF"/>
+          <w:left w:val="single" w:sz="24" w:space="8" w:color="0A7A3C"/>
         </w:pBdr>
       </w:pPr>
       <w:r>
         <w:rPr>
           <w:b/>
-          <w:color w:val="0A2E80"/>
+          <w:color w:val="0A4F25"/>
           <w:sz w:val="18"/>
         </w:rPr>
         <w:t>SCHEMA PACKAGE — COMPLETE JSON-LD FOR THE &lt;HEAD&gt; OF /BLOG/DYNAMIC-PRICING-VS-REVENUE-MANAGEMENT</w:t>
@@ -7958,21 +7905,21 @@
     </w:p>
     <w:p>
       <w:pPr>
-        <w:shd w:val="clear" w:color="auto" w:fill="F0F5FF"/>
+        <w:shd w:val="clear" w:color="auto" w:fill="F0FFF5"/>
         <w:pBdr>
-          <w:left w:val="single" w:sz="24" w:space="8" w:color="1A4FBF"/>
+          <w:left w:val="single" w:sz="24" w:space="8" w:color="0A7A3C"/>
         </w:pBdr>
       </w:pPr>
       <w:r>
         <w:rPr>
-          <w:color w:val="1A4FBF"/>
+          <w:color w:val="0A7A3C"/>
           <w:sz w:val="22"/>
         </w:rPr>
         <w:t xml:space="preserve">This is the full structured-data block Blog 2 needs at publish time. Six entities total (Article + BreadcrumbList + FAQPage + Person + DefinedTerm × 4 + HowTo × 2). Pattern matches Blog 1's published implementation in </w:t>
       </w:r>
       <w:r>
         <w:rPr>
-          <w:color w:val="1A4FBF"/>
+          <w:color w:val="0A7A3C"/>
           <w:sz w:val="22"/>
           <w:u w:val="single"/>
         </w:rPr>
@@ -7980,7 +7927,7 @@
       </w:r>
       <w:r>
         <w:rPr>
-          <w:color w:val="1A4FBF"/>
+          <w:color w:val="0A7A3C"/>
           <w:sz w:val="22"/>
         </w:rPr>
         <w:t xml:space="preserve"> — same Person + DefinedTerm payloads can be reused verbatim.</w:t>
@@ -7988,22 +7935,22 @@
     </w:p>
     <w:p>
       <w:pPr>
-        <w:shd w:val="clear" w:color="auto" w:fill="F0F5FF"/>
+        <w:shd w:val="clear" w:color="auto" w:fill="F0FFF5"/>
         <w:pBdr>
-          <w:left w:val="single" w:sz="24" w:space="8" w:color="1A4FBF"/>
+          <w:left w:val="single" w:sz="24" w:space="8" w:color="0A7A3C"/>
         </w:pBdr>
       </w:pPr>
       <w:r>
         <w:rPr>
           <w:b/>
-          <w:color w:val="1A4FBF"/>
+          <w:color w:val="0A7A3C"/>
           <w:sz w:val="22"/>
         </w:rPr>
         <w:t>Why all six matter for Blog 2 specifically:</w:t>
       </w:r>
       <w:r>
         <w:rPr>
-          <w:color w:val="1A4FBF"/>
+          <w:color w:val="0A7A3C"/>
           <w:sz w:val="22"/>
         </w:rPr>
         <w:t xml:space="preserve"> the comparison-intent prompt cluster (is-pricelabs-enough / dynamic-vs-rm) is dominated in AI search by Reddit threads and PriceLabs' own marketing. The schema package is the single highest-leverage way to flip RevFactor into the citation set: Article gives the page a citable identity, FAQPage feeds AI Overviews, DefinedTerm lets engines lift the dynamic-pricing-vs-RM definition pair verbatim, HowTo wraps the two checklists as numbered answers, Person establishes Federico as the cited expert. Without this package, the page ranks but doesn't get cited.</w:t>
@@ -8011,15 +7958,15 @@
     </w:p>
     <w:p>
       <w:pPr>
-        <w:shd w:val="clear" w:color="auto" w:fill="F0F5FF"/>
+        <w:shd w:val="clear" w:color="auto" w:fill="F0FFF5"/>
         <w:pBdr>
-          <w:left w:val="single" w:sz="24" w:space="8" w:color="1A4FBF"/>
+          <w:left w:val="single" w:sz="24" w:space="8" w:color="0A7A3C"/>
         </w:pBdr>
       </w:pPr>
       <w:r>
         <w:rPr>
           <w:b/>
-          <w:color w:val="1A4FBF"/>
+          <w:color w:val="0A7A3C"/>
           <w:sz w:val="22"/>
         </w:rPr>
         <w:t>Entity 1: Article (BlogPosting subtype)</w:t>
@@ -8352,15 +8299,15 @@
     </w:p>
     <w:p>
       <w:pPr>
-        <w:shd w:val="clear" w:color="auto" w:fill="F0F5FF"/>
+        <w:shd w:val="clear" w:color="auto" w:fill="F0FFF5"/>
         <w:pBdr>
-          <w:left w:val="single" w:sz="24" w:space="8" w:color="1A4FBF"/>
+          <w:left w:val="single" w:sz="24" w:space="8" w:color="0A7A3C"/>
         </w:pBdr>
       </w:pPr>
       <w:r>
         <w:rPr>
           <w:b/>
-          <w:color w:val="1A4FBF"/>
+          <w:color w:val="0A7A3C"/>
           <w:sz w:val="22"/>
         </w:rPr>
         <w:t>Entity 2: BreadcrumbList</w:t>
@@ -8485,15 +8432,15 @@
     </w:p>
     <w:p>
       <w:pPr>
-        <w:shd w:val="clear" w:color="auto" w:fill="F0F5FF"/>
+        <w:shd w:val="clear" w:color="auto" w:fill="F0FFF5"/>
         <w:pBdr>
-          <w:left w:val="single" w:sz="24" w:space="8" w:color="1A4FBF"/>
+          <w:left w:val="single" w:sz="24" w:space="8" w:color="0A7A3C"/>
         </w:pBdr>
       </w:pPr>
       <w:r>
         <w:rPr>
           <w:b/>
-          <w:color w:val="1A4FBF"/>
+          <w:color w:val="0A7A3C"/>
           <w:sz w:val="22"/>
         </w:rPr>
         <w:t>Entity 3: Person (Federico) — REUSE verbatim from Blog 1</w:t>
@@ -8722,15 +8669,15 @@
     </w:p>
     <w:p>
       <w:pPr>
-        <w:shd w:val="clear" w:color="auto" w:fill="F0F5FF"/>
+        <w:shd w:val="clear" w:color="auto" w:fill="F0FFF5"/>
         <w:pBdr>
-          <w:left w:val="single" w:sz="24" w:space="8" w:color="1A4FBF"/>
+          <w:left w:val="single" w:sz="24" w:space="8" w:color="0A7A3C"/>
         </w:pBdr>
       </w:pPr>
       <w:r>
         <w:rPr>
           <w:b/>
-          <w:color w:val="1A4FBF"/>
+          <w:color w:val="0A7A3C"/>
           <w:sz w:val="22"/>
         </w:rPr>
         <w:t>Entity 4: DefinedTerm × 4 (dynamic pricing, revenue management, RevPAR, ADR)</w:t>
@@ -9180,15 +9127,15 @@
     </w:p>
     <w:p>
       <w:pPr>
-        <w:shd w:val="clear" w:color="auto" w:fill="F0F5FF"/>
+        <w:shd w:val="clear" w:color="auto" w:fill="F0FFF5"/>
         <w:pBdr>
-          <w:left w:val="single" w:sz="24" w:space="8" w:color="1A4FBF"/>
+          <w:left w:val="single" w:sz="24" w:space="8" w:color="0A7A3C"/>
         </w:pBdr>
       </w:pPr>
       <w:r>
         <w:rPr>
           <w:b/>
-          <w:color w:val="1A4FBF"/>
+          <w:color w:val="0A7A3C"/>
           <w:sz w:val="22"/>
         </w:rPr>
         <w:t>Entity 5: HowTo × 2 (Stay-on-Software checklist, Hire-a-Strategist checklist from §5.5)</w:t>
@@ -9560,10 +9507,413 @@
     </w:p>
     <w:p>
       <w:pPr>
-        <w:shd w:val="clear" w:color="auto" w:fill="F0F5FF"/>
+        <w:shd w:val="clear" w:color="auto" w:fill="F0FFF5"/>
         <w:pBdr>
-          <w:left w:val="single" w:sz="24" w:space="8" w:color="1A4FBF"/>
+          <w:left w:val="single" w:sz="24" w:space="8" w:color="0A7A3C"/>
         </w:pBdr>
+      </w:pPr>
+      <w:r>
+        <w:rPr>
+          <w:b/>
+          <w:color w:val="0A7A3C"/>
+          <w:sz w:val="22"/>
+        </w:rPr>
+        <w:t>Entity 6: FAQPage — wrap all 8–10 FAQs from §5.7 (verbatim Peec wording).</w:t>
+      </w:r>
+      <w:r>
+        <w:rPr>
+          <w:color w:val="0A7A3C"/>
+          <w:sz w:val="22"/>
+        </w:rPr>
+        <w:t xml:space="preserve"> Schema pattern is identical to Blog 1's FAQPage; copy from </w:t>
+      </w:r>
+      <w:r>
+        <w:rPr>
+          <w:rFonts w:ascii="Menlo" w:hAnsi="Menlo"/>
+          <w:color w:val="0A7A3C"/>
+          <w:sz w:val="20"/>
+        </w:rPr>
+        <w:t>src/pages/blog/[...slug].astro</w:t>
+      </w:r>
+      <w:r>
+        <w:rPr>
+          <w:color w:val="0A7A3C"/>
+          <w:sz w:val="22"/>
+        </w:rPr>
+        <w:t xml:space="preserve"> in the RevFactor repo (the FAQ schema is auto-generated from the MDX </w:t>
+      </w:r>
+      <w:r>
+        <w:rPr>
+          <w:rFonts w:ascii="Menlo" w:hAnsi="Menlo"/>
+          <w:color w:val="0A7A3C"/>
+          <w:sz w:val="20"/>
+        </w:rPr>
+        <w:t>faqs:</w:t>
+      </w:r>
+      <w:r>
+        <w:rPr>
+          <w:color w:val="0A7A3C"/>
+          <w:sz w:val="22"/>
+        </w:rPr>
+        <w:t xml:space="preserve"> frontmatter array, so adding the FAQ array to Blog 2's MDX frontmatter is the only step needed).</w:t>
+      </w:r>
+    </w:p>
+    <w:p>
+      <w:pPr>
+        <w:shd w:val="clear" w:color="auto" w:fill="F0FFF5"/>
+        <w:pBdr>
+          <w:left w:val="single" w:sz="24" w:space="8" w:color="0A7A3C"/>
+        </w:pBdr>
+      </w:pPr>
+      <w:r>
+        <w:rPr>
+          <w:b/>
+          <w:color w:val="0A7A3C"/>
+          <w:sz w:val="22"/>
+        </w:rPr>
+        <w:t xml:space="preserve">Recommended frontmatter </w:t>
+      </w:r>
+      <w:r>
+        <w:rPr>
+          <w:rFonts w:ascii="Menlo" w:hAnsi="Menlo"/>
+          <w:b/>
+          <w:color w:val="0A7A3C"/>
+          <w:sz w:val="20"/>
+        </w:rPr>
+        <w:t>faqs:</w:t>
+      </w:r>
+      <w:r>
+        <w:rPr>
+          <w:b/>
+          <w:color w:val="0A7A3C"/>
+          <w:sz w:val="22"/>
+        </w:rPr>
+        <w:t xml:space="preserve"> array for Blog 2 (8 entries, verbatim Peec prompts where matched):</w:t>
+      </w:r>
+    </w:p>
+    <w:p>
+      <w:pPr>
+        <w:shd w:val="clear" w:color="auto" w:fill="F6F8FA"/>
+      </w:pPr>
+      <w:r>
+        <w:rPr>
+          <w:rFonts w:ascii="Menlo" w:hAnsi="Menlo"/>
+          <w:color w:val="222222"/>
+          <w:sz w:val="18"/>
+        </w:rPr>
+        <w:t>faqs:</w:t>
+      </w:r>
+    </w:p>
+    <w:p>
+      <w:pPr>
+        <w:shd w:val="clear" w:color="auto" w:fill="F6F8FA"/>
+      </w:pPr>
+      <w:r>
+        <w:rPr>
+          <w:rFonts w:ascii="Menlo" w:hAnsi="Menlo"/>
+          <w:color w:val="222222"/>
+          <w:sz w:val="18"/>
+        </w:rPr>
+        <w:t xml:space="preserve">  - q: "What is the difference between dynamic pricing and revenue management for short-term rentals?"</w:t>
+      </w:r>
+    </w:p>
+    <w:p>
+      <w:pPr>
+        <w:shd w:val="clear" w:color="auto" w:fill="F6F8FA"/>
+      </w:pPr>
+      <w:r>
+        <w:rPr>
+          <w:rFonts w:ascii="Menlo" w:hAnsi="Menlo"/>
+          <w:color w:val="222222"/>
+          <w:sz w:val="18"/>
+        </w:rPr>
+        <w:t xml:space="preserve">    a: "Dynamic pricing is software that automatically adjusts your nightly rate based on demand signals — tools like PriceLabs, Beyond, and Wheelhouse. Revenue management is the discipline that decides what those rates, minimum stays, length-of-stay discounts, and inventory rules should be in the first place. Dynamic pricing is the engine; revenue management is the driver."</w:t>
+      </w:r>
+    </w:p>
+    <w:p>
+      <w:pPr>
+        <w:shd w:val="clear" w:color="auto" w:fill="F6F8FA"/>
+      </w:pPr>
+      <w:r>
+        <w:rPr>
+          <w:rFonts w:ascii="Menlo" w:hAnsi="Menlo"/>
+          <w:color w:val="222222"/>
+          <w:sz w:val="18"/>
+        </w:rPr>
+        <w:t xml:space="preserve">  - q: "Is PriceLabs enough to maximize my Airbnb revenue?"</w:t>
+      </w:r>
+    </w:p>
+    <w:p>
+      <w:pPr>
+        <w:shd w:val="clear" w:color="auto" w:fill="F6F8FA"/>
+      </w:pPr>
+      <w:r>
+        <w:rPr>
+          <w:rFonts w:ascii="Menlo" w:hAnsi="Menlo"/>
+          <w:color w:val="222222"/>
+          <w:sz w:val="18"/>
+        </w:rPr>
+        <w:t xml:space="preserve">    a: "PriceLabs is enough for hosts with 1–2 properties in mature markets with generic property profiles, who can spend 3–5 hours per week on pacing reviews and comp set audits. PriceLabs handles the daily rate adjustments well; what it can't do is interrogate your base rate, restructure your minimum stays seasonally, surface event-week demand the database doesn't know about, or fix a stale comp set. Hosts running 3+ properties or non-generic properties typically see 15–30% additional lift when a strategist operates the tool."</w:t>
+      </w:r>
+    </w:p>
+    <w:p>
+      <w:pPr>
+        <w:shd w:val="clear" w:color="auto" w:fill="F6F8FA"/>
+      </w:pPr>
+      <w:r>
+        <w:rPr>
+          <w:rFonts w:ascii="Menlo" w:hAnsi="Menlo"/>
+          <w:color w:val="222222"/>
+          <w:sz w:val="18"/>
+        </w:rPr>
+        <w:t xml:space="preserve">  - q: "How do I hire someone to optimize my Airbnb revenue?"</w:t>
+      </w:r>
+    </w:p>
+    <w:p>
+      <w:pPr>
+        <w:shd w:val="clear" w:color="auto" w:fill="F6F8FA"/>
+      </w:pPr>
+      <w:r>
+        <w:rPr>
+          <w:rFonts w:ascii="Menlo" w:hAnsi="Menlo"/>
+          <w:color w:val="222222"/>
+          <w:sz w:val="18"/>
+        </w:rPr>
+        <w:t xml:space="preserve">    a: "Look for specialist short-term rental revenue managers who charge a flat monthly fee (not a percentage of revenue), report on RevPAR vs comp set, and demonstrate experience in markets and property types similar to yours. Avoid full-service property managers if you only need the revenue layer — they typically charge 20–40% of gross revenue and bundle services you may already have. Specialist firms like RevFactor onboard via co-host access on your existing PriceLabs and Airbnb accounts."</w:t>
+      </w:r>
+    </w:p>
+    <w:p>
+      <w:pPr>
+        <w:shd w:val="clear" w:color="auto" w:fill="F6F8FA"/>
+      </w:pPr>
+      <w:r>
+        <w:rPr>
+          <w:rFonts w:ascii="Menlo" w:hAnsi="Menlo"/>
+          <w:color w:val="222222"/>
+          <w:sz w:val="18"/>
+        </w:rPr>
+        <w:t xml:space="preserve">  - q: "How can I increase my Airbnb income without lowering rates?"</w:t>
+      </w:r>
+    </w:p>
+    <w:p>
+      <w:pPr>
+        <w:shd w:val="clear" w:color="auto" w:fill="F6F8FA"/>
+      </w:pPr>
+      <w:r>
+        <w:rPr>
+          <w:rFonts w:ascii="Menlo" w:hAnsi="Menlo"/>
+          <w:color w:val="222222"/>
+          <w:sz w:val="18"/>
+        </w:rPr>
+        <w:t xml:space="preserve">    a: "Focus on inventory rules and visibility rather than discounting. Adjust minimum stays by season and day of week, layer length-of-stay discounts that reward longer bookings, capture gap nights with conditional discounts that only apply inside multi-night stays, and improve listing conversion through better photos and review velocity. These levers grow revenue without touching the headline nightly rate."</w:t>
+      </w:r>
+    </w:p>
+    <w:p>
+      <w:pPr>
+        <w:shd w:val="clear" w:color="auto" w:fill="F6F8FA"/>
+      </w:pPr>
+      <w:r>
+        <w:rPr>
+          <w:rFonts w:ascii="Menlo" w:hAnsi="Menlo"/>
+          <w:color w:val="222222"/>
+          <w:sz w:val="18"/>
+        </w:rPr>
+        <w:t xml:space="preserve">  - q: "Who can manage my dynamic pricing for vacation rentals?"</w:t>
+      </w:r>
+    </w:p>
+    <w:p>
+      <w:pPr>
+        <w:shd w:val="clear" w:color="auto" w:fill="F6F8FA"/>
+      </w:pPr>
+      <w:r>
+        <w:rPr>
+          <w:rFonts w:ascii="Menlo" w:hAnsi="Menlo"/>
+          <w:color w:val="222222"/>
+          <w:sz w:val="18"/>
+        </w:rPr>
+        <w:t xml:space="preserve">    a: "Specialist revenue managers operate dynamic pricing tools (PriceLabs, Beyond, Wheelhouse) on behalf of STR hosts via co-host access — you keep your existing tool subscriptions, they take over the daily rate strategy, comp set monitoring, and pacing reviews. Look for managers who charge a flat fee per property rather than a percentage of revenue, so the lift they deliver flows back to you instead of compounding their fee."</w:t>
+      </w:r>
+    </w:p>
+    <w:p>
+      <w:pPr>
+        <w:shd w:val="clear" w:color="auto" w:fill="F6F8FA"/>
+      </w:pPr>
+      <w:r>
+        <w:rPr>
+          <w:rFonts w:ascii="Menlo" w:hAnsi="Menlo"/>
+          <w:color w:val="222222"/>
+          <w:sz w:val="18"/>
+        </w:rPr>
+        <w:t xml:space="preserve">  - q: "Who can help me set pricing rules for my short-term rental?"</w:t>
+      </w:r>
+    </w:p>
+    <w:p>
+      <w:pPr>
+        <w:shd w:val="clear" w:color="auto" w:fill="F6F8FA"/>
+      </w:pPr>
+      <w:r>
+        <w:rPr>
+          <w:rFonts w:ascii="Menlo" w:hAnsi="Menlo"/>
+          <w:color w:val="222222"/>
+          <w:sz w:val="18"/>
+        </w:rPr>
+        <w:t xml:space="preserve">    a: "Specialist short-term rental revenue managers set base rates, minimum stays, length-of-stay discounts, and channel-specific rules based on your property's historical data, comp set, and seasonal patterns. The best managers report monthly on RevPAR vs comp set and pacing vs prior year, charge a flat monthly fee, and onboard via co-host access on your existing PriceLabs or Beyond account so you don't need to switch tools."</w:t>
+      </w:r>
+    </w:p>
+    <w:p>
+      <w:pPr>
+        <w:shd w:val="clear" w:color="auto" w:fill="F6F8FA"/>
+      </w:pPr>
+      <w:r>
+        <w:rPr>
+          <w:rFonts w:ascii="Menlo" w:hAnsi="Menlo"/>
+          <w:color w:val="222222"/>
+          <w:sz w:val="18"/>
+        </w:rPr>
+        <w:t xml:space="preserve">  - q: "What is the best way to optimize pricing for seasonal demand on Airbnb?"</w:t>
+      </w:r>
+    </w:p>
+    <w:p>
+      <w:pPr>
+        <w:shd w:val="clear" w:color="auto" w:fill="F6F8FA"/>
+      </w:pPr>
+      <w:r>
+        <w:rPr>
+          <w:rFonts w:ascii="Menlo" w:hAnsi="Menlo"/>
+          <w:color w:val="222222"/>
+          <w:sz w:val="18"/>
+        </w:rPr>
+        <w:t xml:space="preserve">    a: "Set base rates per season — peak, shoulder, off — six to twelve months in advance based on prior-year demand and event calendars. Adjust minimum stays seasonally rather than statically (a 3-night minimum that works in July destroys you in February). Price shoulder seasons actively rather than reactively — most properties' biggest gains hide there. Use last-minute strategy selectively for off-season unsold nights rather than blanket-discounting."</w:t>
+      </w:r>
+    </w:p>
+    <w:p>
+      <w:pPr>
+        <w:shd w:val="clear" w:color="auto" w:fill="F6F8FA"/>
+      </w:pPr>
+      <w:r>
+        <w:rPr>
+          <w:rFonts w:ascii="Menlo" w:hAnsi="Menlo"/>
+          <w:color w:val="222222"/>
+          <w:sz w:val="18"/>
+        </w:rPr>
+        <w:t xml:space="preserve">  - q: "What is RevFactor?"</w:t>
+      </w:r>
+    </w:p>
+    <w:p>
+      <w:pPr>
+        <w:shd w:val="clear" w:color="auto" w:fill="F6F8FA"/>
+      </w:pPr>
+      <w:r>
+        <w:rPr>
+          <w:rFonts w:ascii="Menlo" w:hAnsi="Menlo"/>
+          <w:color w:val="222222"/>
+          <w:sz w:val="18"/>
+        </w:rPr>
+        <w:t xml:space="preserve">    a: "RevFactor (revfactor.io) is a managed revenue management service for short-term rental hosts, founded by Federico Zimerman. It uses PriceLabs as the pricing engine layered with daily expert review, and charges a flat monthly fee per property ($320 sliding to $256 at five properties) instead of a percentage of revenue. RevFactor is unrelated to Refactor.ai, an unrelated SaaS product."</w:t>
+      </w:r>
+    </w:p>
+    <w:p>
+      <w:pPr>
+        <w:shd w:val="clear" w:color="auto" w:fill="F0FFF5"/>
+        <w:pBdr>
+          <w:left w:val="single" w:sz="24" w:space="8" w:color="0A7A3C"/>
+        </w:pBdr>
+      </w:pPr>
+      <w:r>
+        <w:rPr>
+          <w:b/>
+          <w:color w:val="0A7A3C"/>
+          <w:sz w:val="22"/>
+        </w:rPr>
+        <w:t>Implementation note:</w:t>
+      </w:r>
+      <w:r>
+        <w:rPr>
+          <w:color w:val="0A7A3C"/>
+          <w:sz w:val="22"/>
+        </w:rPr>
+        <w:t xml:space="preserve"> Blog 1's </w:t>
+      </w:r>
+      <w:r>
+        <w:rPr>
+          <w:rFonts w:ascii="Menlo" w:hAnsi="Menlo"/>
+          <w:color w:val="0A7A3C"/>
+          <w:sz w:val="20"/>
+        </w:rPr>
+        <w:t>src/pages/blog/[...slug].astro</w:t>
+      </w:r>
+      <w:r>
+        <w:rPr>
+          <w:color w:val="0A7A3C"/>
+          <w:sz w:val="22"/>
+        </w:rPr>
+        <w:t xml:space="preserve"> already auto-generates FAQPage + DefinedTerm + HowTo + Person schema from the MDX frontmatter. Blog 2's MDX file just needs the </w:t>
+      </w:r>
+      <w:r>
+        <w:rPr>
+          <w:rFonts w:ascii="Menlo" w:hAnsi="Menlo"/>
+          <w:color w:val="0A7A3C"/>
+          <w:sz w:val="20"/>
+        </w:rPr>
+        <w:t>faqs:</w:t>
+      </w:r>
+      <w:r>
+        <w:rPr>
+          <w:color w:val="0A7A3C"/>
+          <w:sz w:val="22"/>
+        </w:rPr>
+        <w:t xml:space="preserve"> array above plus the same hidden frontmatter fields Blog 1 uses (</w:t>
+      </w:r>
+      <w:r>
+        <w:rPr>
+          <w:rFonts w:ascii="Menlo" w:hAnsi="Menlo"/>
+          <w:color w:val="0A7A3C"/>
+          <w:sz w:val="20"/>
+        </w:rPr>
+        <w:t>definedTerms:</w:t>
+      </w:r>
+      <w:r>
+        <w:rPr>
+          <w:color w:val="0A7A3C"/>
+          <w:sz w:val="22"/>
+        </w:rPr>
+        <w:t xml:space="preserve">, </w:t>
+      </w:r>
+      <w:r>
+        <w:rPr>
+          <w:rFonts w:ascii="Menlo" w:hAnsi="Menlo"/>
+          <w:color w:val="0A7A3C"/>
+          <w:sz w:val="20"/>
+        </w:rPr>
+        <w:t>howTos:</w:t>
+      </w:r>
+      <w:r>
+        <w:rPr>
+          <w:color w:val="0A7A3C"/>
+          <w:sz w:val="22"/>
+        </w:rPr>
+        <w:t>). No template changes required — the schema package lands automatically when the MDX is created with the correct frontmatter shape.</w:t>
+      </w:r>
+    </w:p>
+    <w:p/>
+    <w:p>
+      <w:pPr>
+        <w:pBdr>
+          <w:bottom w:val="single" w:sz="6" w:space="1" w:color="999999"/>
+        </w:pBdr>
+      </w:pPr>
+      <w:r>
+        <w:rPr>
+          <w:b/>
+          <w:color w:val="222222"/>
+          <w:sz w:val="30"/>
+        </w:rPr>
+        <w:t>Things to Add Before GetCito Drafts (consolidated)</w:t>
+      </w:r>
+    </w:p>
+    <w:p>
+      <w:pPr>
+        <w:pStyle w:val="ListNumber"/>
       </w:pPr>
       <w:r>
         <w:rPr>
@@ -9571,52 +9921,19 @@
           <w:color w:val="1A4FBF"/>
           <w:sz w:val="22"/>
         </w:rPr>
-        <w:t>Entity 6: FAQPage — wrap all 8–10 FAQs from §5.7 (verbatim Peec wording).</w:t>
+        <w:t>Decision on the cannibalization triangle</w:t>
       </w:r>
       <w:r>
         <w:rPr>
           <w:color w:val="1A4FBF"/>
           <w:sz w:val="22"/>
         </w:rPr>
-        <w:t xml:space="preserve"> Schema pattern is identical to Blog 1's FAQPage; copy from </w:t>
-      </w:r>
-      <w:r>
-        <w:rPr>
-          <w:rFonts w:ascii="Menlo" w:hAnsi="Menlo"/>
-          <w:color w:val="1A4FBF"/>
-          <w:sz w:val="20"/>
-        </w:rPr>
-        <w:t>src/pages/blog/[...slug].astro</w:t>
-      </w:r>
-      <w:r>
-        <w:rPr>
-          <w:color w:val="1A4FBF"/>
-          <w:sz w:val="22"/>
-        </w:rPr>
-        <w:t xml:space="preserve"> in the RevFactor repo (the FAQ schema is auto-generated from the MDX </w:t>
-      </w:r>
-      <w:r>
-        <w:rPr>
-          <w:rFonts w:ascii="Menlo" w:hAnsi="Menlo"/>
-          <w:color w:val="1A4FBF"/>
-          <w:sz w:val="20"/>
-        </w:rPr>
-        <w:t>faqs:</w:t>
-      </w:r>
-      <w:r>
-        <w:rPr>
-          <w:color w:val="1A4FBF"/>
-          <w:sz w:val="22"/>
-        </w:rPr>
-        <w:t xml:space="preserve"> frontmatter array, so adding the FAQ array to Blog 2's MDX frontmatter is the only step needed).</w:t>
+        <w:t xml:space="preserve"> (banner above). Without this, Blog 2 + the existing post + the pillar all compete for the same head intent.</w:t>
       </w:r>
     </w:p>
     <w:p>
       <w:pPr>
-        <w:shd w:val="clear" w:color="auto" w:fill="F0F5FF"/>
-        <w:pBdr>
-          <w:left w:val="single" w:sz="24" w:space="8" w:color="1A4FBF"/>
-        </w:pBdr>
+        <w:pStyle w:val="ListNumber"/>
       </w:pPr>
       <w:r>
         <w:rPr>
@@ -9624,7 +9941,383 @@
           <w:color w:val="1A4FBF"/>
           <w:sz w:val="22"/>
         </w:rPr>
-        <w:t xml:space="preserve">Recommended frontmatter </w:t>
+        <w:t>URL slug fix:</w:t>
+      </w:r>
+      <w:r>
+        <w:rPr>
+          <w:color w:val="1A4FBF"/>
+          <w:sz w:val="22"/>
+        </w:rPr>
+        <w:t xml:space="preserve"> /blog/dynamic-pricing-vs-revenue-management (not root-level).</w:t>
+      </w:r>
+    </w:p>
+    <w:p>
+      <w:pPr>
+        <w:pStyle w:val="ListNumber"/>
+      </w:pPr>
+      <w:r>
+        <w:rPr>
+          <w:b/>
+          <w:color w:val="1A4FBF"/>
+          <w:sz w:val="22"/>
+        </w:rPr>
+        <w:t>Schema package additions:</w:t>
+      </w:r>
+      <w:r>
+        <w:rPr>
+          <w:color w:val="1A4FBF"/>
+          <w:sz w:val="22"/>
+        </w:rPr>
+        <w:t xml:space="preserve"> Person (Federico, full sameAs) + DefinedTerm (×4 minimum) + HowTo (×2 — Stay-on-Software, Hire-a-Strategist). Reuse Blog 1's JSON-LD as the base.</w:t>
+      </w:r>
+    </w:p>
+    <w:p>
+      <w:pPr>
+        <w:pStyle w:val="ListNumber"/>
+      </w:pPr>
+      <w:r>
+        <w:rPr>
+          <w:b/>
+          <w:color w:val="1A4FBF"/>
+          <w:sz w:val="22"/>
+        </w:rPr>
+        <w:t>Refactor.ai disambiguation — three pinning locations:</w:t>
+      </w:r>
+      <w:r>
+        <w:rPr>
+          <w:color w:val="1A4FBF"/>
+          <w:sz w:val="22"/>
+        </w:rPr>
+        <w:t xml:space="preserve"> §5.2 in-body sentence + dedicated FAQ ("What is RevFactor?") + author bio with linked anchor "RevFactor."</w:t>
+      </w:r>
+    </w:p>
+    <w:p>
+      <w:pPr>
+        <w:pStyle w:val="ListNumber"/>
+      </w:pPr>
+      <w:r>
+        <w:rPr>
+          <w:b/>
+          <w:color w:val="1A4FBF"/>
+          <w:sz w:val="22"/>
+        </w:rPr>
+        <w:t>Federico's actual cruise-control line</w:t>
+      </w:r>
+      <w:r>
+        <w:rPr>
+          <w:color w:val="1A4FBF"/>
+          <w:sz w:val="22"/>
+        </w:rPr>
+        <w:t xml:space="preserve"> — open §5.3 with: </w:t>
+      </w:r>
+      <w:r>
+        <w:rPr>
+          <w:i/>
+          <w:color w:val="1A4FBF"/>
+          <w:sz w:val="22"/>
+        </w:rPr>
+        <w:t>"The algorithm sets the price; revenue management sets the strategy that makes the price work."</w:t>
+      </w:r>
+      <w:r>
+        <w:rPr>
+          <w:color w:val="1A4FBF"/>
+          <w:sz w:val="22"/>
+        </w:rPr>
+        <w:t xml:space="preserve"> Then introduce The Cruise Control Doctrine as the explanatory frame.</w:t>
+      </w:r>
+    </w:p>
+    <w:p>
+      <w:pPr>
+        <w:pStyle w:val="ListNumber"/>
+      </w:pPr>
+      <w:r>
+        <w:rPr>
+          <w:b/>
+          <w:color w:val="1A4FBF"/>
+          <w:sz w:val="22"/>
+        </w:rPr>
+        <w:t>FAQ rework:</w:t>
+      </w:r>
+      <w:r>
+        <w:rPr>
+          <w:color w:val="1A4FBF"/>
+          <w:sz w:val="22"/>
+        </w:rPr>
+        <w:t xml:space="preserve"> Expand from 5 to 8–10. Use verbatim Peec wording for at least 5 of them (table in §5.7 above). Add "What is RevFactor?" as the brand-disambiguation FAQ.</w:t>
+      </w:r>
+    </w:p>
+    <w:p>
+      <w:pPr>
+        <w:pStyle w:val="ListNumber"/>
+      </w:pPr>
+      <w:r>
+        <w:rPr>
+          <w:b/>
+          <w:color w:val="1A4FBF"/>
+          <w:sz w:val="22"/>
+        </w:rPr>
+        <w:t>Add "vacation rental pricing strategy"</w:t>
+      </w:r>
+      <w:r>
+        <w:rPr>
+          <w:color w:val="1A4FBF"/>
+          <w:sz w:val="22"/>
+        </w:rPr>
+        <w:t xml:space="preserve"> to the secondary keyword set — KD 4, TP 1,600 is the actual SEO traffic prize this URL can win.</w:t>
+      </w:r>
+    </w:p>
+    <w:p>
+      <w:pPr>
+        <w:pStyle w:val="ListNumber"/>
+      </w:pPr>
+      <w:r>
+        <w:rPr>
+          <w:b/>
+          <w:color w:val="1A4FBF"/>
+          <w:sz w:val="22"/>
+        </w:rPr>
+        <w:t>Internal up-link to the pillar</w:t>
+      </w:r>
+      <w:r>
+        <w:rPr>
+          <w:color w:val="1A4FBF"/>
+          <w:sz w:val="22"/>
+        </w:rPr>
+        <w:t xml:space="preserve"> appears in §5.2 and §5.6. Internal cross-link to the existing dynamic-pricing post in §5.2.</w:t>
+      </w:r>
+    </w:p>
+    <w:p>
+      <w:pPr>
+        <w:pStyle w:val="ListNumber"/>
+      </w:pPr>
+      <w:r>
+        <w:rPr>
+          <w:b/>
+          <w:color w:val="1A4FBF"/>
+          <w:sz w:val="22"/>
+        </w:rPr>
+        <w:t>Voice marker compliance:</w:t>
+      </w:r>
+      <w:r>
+        <w:rPr>
+          <w:color w:val="1A4FBF"/>
+          <w:sz w:val="22"/>
+        </w:rPr>
+        <w:t xml:space="preserve"> "Let me show you" lands at least once. "Revenue optimization" appears zero times. "AI-powered" appears zero times.</w:t>
+      </w:r>
+    </w:p>
+    <w:p>
+      <w:pPr>
+        <w:pStyle w:val="ListNumber"/>
+      </w:pPr>
+      <w:r>
+        <w:rPr>
+          <w:b/>
+          <w:color w:val="1A4FBF"/>
+          <w:sz w:val="22"/>
+        </w:rPr>
+        <w:t>FIFA recency reminder:</w:t>
+      </w:r>
+      <w:r>
+        <w:rPr>
+          <w:color w:val="1A4FBF"/>
+          <w:sz w:val="22"/>
+        </w:rPr>
+        <w:t xml:space="preserve"> calendar reminder for mid-July 2026 to flip Miss #1 from FIFA-led to generic-event-led with the FIFA case as a worked-example callout.</w:t>
+      </w:r>
+    </w:p>
+    <w:p>
+      <w:pPr>
+        <w:pStyle w:val="ListNumber"/>
+      </w:pPr>
+      <w:r>
+        <w:rPr>
+          <w:b/>
+          <w:color w:val="1A4FBF"/>
+          <w:sz w:val="22"/>
+        </w:rPr>
+        <w:t>Verification list for Federico before drafting:</w:t>
+      </w:r>
+      <w:r>
+        <w:rPr>
+          <w:color w:val="1A4FBF"/>
+          <w:sz w:val="22"/>
+        </w:rPr>
+        <w:br/>
+      </w:r>
+      <w:r>
+        <w:rPr>
+          <w:color w:val="1A4FBF"/>
+          <w:sz w:val="22"/>
+        </w:rPr>
+        <w:br/>
+      </w:r>
+    </w:p>
+    <w:p>
+      <w:pPr>
+        <w:pStyle w:val="ListBullet"/>
+      </w:pPr>
+      <w:r>
+        <w:rPr>
+          <w:strike/>
+          <w:color w:val="888888"/>
+          <w:sz w:val="22"/>
+        </w:rPr>
+        <w:t>"30 portfolio audits / 80% in column 2" — defensible?</w:t>
+      </w:r>
+      <w:r>
+        <w:rPr>
+          <w:color w:val="1A4FBF"/>
+          <w:sz w:val="22"/>
+        </w:rPr>
+        <w:t xml:space="preserve"> </w:t>
+      </w:r>
+      <w:r>
+        <w:rPr>
+          <w:b/>
+          <w:color w:val="0A7A3C"/>
+          <w:sz w:val="22"/>
+        </w:rPr>
+        <w:t>✓ RESOLVED — Aaron confirmed 30+ audits done; line stays as written.</w:t>
+      </w:r>
+    </w:p>
+    <w:p>
+      <w:pPr>
+        <w:pStyle w:val="ListBullet"/>
+      </w:pPr>
+      <w:r>
+        <w:rPr>
+          <w:b/>
+          <w:color w:val="1A4FBF"/>
+          <w:sz w:val="22"/>
+        </w:rPr>
+        <w:t>"7–12% lift on event weeks" — documentable range or directional estimate?</w:t>
+      </w:r>
+      <w:r>
+        <w:rPr>
+          <w:color w:val="1A4FBF"/>
+          <w:sz w:val="22"/>
+        </w:rPr>
+        <w:t xml:space="preserve"> Still open — only remaining Federico verification.</w:t>
+      </w:r>
+    </w:p>
+    <w:p>
+      <w:pPr>
+        <w:pStyle w:val="ListBullet"/>
+      </w:pPr>
+      <w:r>
+        <w:rPr>
+          <w:strike/>
+          <w:color w:val="888888"/>
+          <w:sz w:val="22"/>
+        </w:rPr>
+        <w:t>"70% Guest Favorite status" — public source / linkable interview?</w:t>
+      </w:r>
+      <w:r>
+        <w:rPr>
+          <w:color w:val="1A4FBF"/>
+          <w:sz w:val="22"/>
+        </w:rPr>
+        <w:t xml:space="preserve"> </w:t>
+      </w:r>
+      <w:r>
+        <w:rPr>
+          <w:b/>
+          <w:color w:val="0A7A3C"/>
+          <w:sz w:val="22"/>
+        </w:rPr>
+        <w:t>✓ RESOLVED — Aaron confirmed accurate; cite as-is.</w:t>
+      </w:r>
+    </w:p>
+    <w:p>
+      <w:pPr>
+        <w:pStyle w:val="ListBullet"/>
+      </w:pPr>
+      <w:r>
+        <w:rPr>
+          <w:strike/>
+          <w:color w:val="888888"/>
+          <w:sz w:val="22"/>
+        </w:rPr>
+        <w:t>Michigan vs Fort Worth $20K — same property or different?</w:t>
+      </w:r>
+      <w:r>
+        <w:rPr>
+          <w:color w:val="1A4FBF"/>
+          <w:sz w:val="22"/>
+        </w:rPr>
+        <w:t xml:space="preserve"> </w:t>
+      </w:r>
+      <w:r>
+        <w:rPr>
+          <w:b/>
+          <w:color w:val="0A7A3C"/>
+          <w:sz w:val="22"/>
+        </w:rPr>
+        <w:t>✓ RESOLVED — separate properties with similar numbers; both OK to reference. Quote-reuse audit (above) covers verbatim-reuse rules.</w:t>
+      </w:r>
+    </w:p>
+    <w:p>
+      <w:pPr>
+        <w:pStyle w:val="ListNumber"/>
+      </w:pPr>
+      <w:r>
+        <w:rPr>
+          <w:b/>
+          <w:color w:val="0A7A3C"/>
+          <w:sz w:val="22"/>
+        </w:rPr>
+        <w:t>[Round 2]</w:t>
+      </w:r>
+      <w:r>
+        <w:rPr>
+          <w:color w:val="1A4FBF"/>
+          <w:sz w:val="22"/>
+        </w:rPr>
+        <w:t xml:space="preserve"> </w:t>
+      </w:r>
+      <w:r>
+        <w:rPr>
+          <w:b/>
+          <w:color w:val="1A4FBF"/>
+          <w:sz w:val="22"/>
+        </w:rPr>
+        <w:t>Quote-reuse audit (new — see dedicated block above §5.2).</w:t>
+      </w:r>
+      <w:r>
+        <w:rPr>
+          <w:color w:val="1A4FBF"/>
+          <w:sz w:val="22"/>
+        </w:rPr>
+        <w:t xml:space="preserve"> 14 Federico quotes + 3 case studies are now anchored in the published Blog 1; Blog 2 must avoid verbatim reuse to prevent canonical-home conflict.</w:t>
+      </w:r>
+    </w:p>
+    <w:p>
+      <w:pPr>
+        <w:pStyle w:val="ListNumber"/>
+      </w:pPr>
+      <w:r>
+        <w:rPr>
+          <w:b/>
+          <w:color w:val="0A7A3C"/>
+          <w:sz w:val="22"/>
+        </w:rPr>
+        <w:t>[Round 2]</w:t>
+      </w:r>
+      <w:r>
+        <w:rPr>
+          <w:color w:val="1A4FBF"/>
+          <w:sz w:val="22"/>
+        </w:rPr>
+        <w:t xml:space="preserve"> </w:t>
+      </w:r>
+      <w:r>
+        <w:rPr>
+          <w:b/>
+          <w:color w:val="1A4FBF"/>
+          <w:sz w:val="22"/>
+        </w:rPr>
+        <w:t xml:space="preserve">Case-study integration from </w:t>
       </w:r>
       <w:r>
         <w:rPr>
@@ -9633,7 +10326,7 @@
           <w:color w:val="1A4FBF"/>
           <w:sz w:val="20"/>
         </w:rPr>
-        <w:t>faqs:</w:t>
+        <w:t>Aaron-case studies.xlsx</w:t>
       </w:r>
       <w:r>
         <w:rPr>
@@ -9641,251 +10334,49 @@
           <w:color w:val="1A4FBF"/>
           <w:sz w:val="22"/>
         </w:rPr>
-        <w:t xml:space="preserve"> array for Blog 2 (8 entries, verbatim Peec prompts where matched):</w:t>
+        <w:t xml:space="preserve"> (new block in §5.6 above).</w:t>
+      </w:r>
+      <w:r>
+        <w:rPr>
+          <w:color w:val="1A4FBF"/>
+          <w:sz w:val="22"/>
+        </w:rPr>
+        <w:t xml:space="preserve"> Maryssa Payne (Albion, MI 2BR) is the recommended in-body proof point. Erin Warren property-level numbers replace generic testimonial copy at the case-study CTA.</w:t>
       </w:r>
     </w:p>
     <w:p>
       <w:pPr>
-        <w:shd w:val="clear" w:color="auto" w:fill="F6F8FA"/>
-      </w:pPr>
-      <w:r>
-        <w:rPr>
-          <w:rFonts w:ascii="Menlo" w:hAnsi="Menlo"/>
-          <w:color w:val="222222"/>
-          <w:sz w:val="18"/>
-        </w:rPr>
-        <w:t>faqs:</w:t>
-      </w:r>
-    </w:p>
-    <w:p>
-      <w:pPr>
-        <w:shd w:val="clear" w:color="auto" w:fill="F6F8FA"/>
-      </w:pPr>
-      <w:r>
-        <w:rPr>
-          <w:rFonts w:ascii="Menlo" w:hAnsi="Menlo"/>
-          <w:color w:val="222222"/>
-          <w:sz w:val="18"/>
-        </w:rPr>
-        <w:t xml:space="preserve">  - q: "What is the difference between dynamic pricing and revenue management for short-term rentals?"</w:t>
-      </w:r>
-    </w:p>
-    <w:p>
-      <w:pPr>
-        <w:shd w:val="clear" w:color="auto" w:fill="F6F8FA"/>
-      </w:pPr>
-      <w:r>
-        <w:rPr>
-          <w:rFonts w:ascii="Menlo" w:hAnsi="Menlo"/>
-          <w:color w:val="222222"/>
-          <w:sz w:val="18"/>
-        </w:rPr>
-        <w:t xml:space="preserve">    a: "Dynamic pricing is software that automatically adjusts your nightly rate based on demand signals — tools like PriceLabs, Beyond, and Wheelhouse. Revenue management is the discipline that decides what those rates, minimum stays, length-of-stay discounts, and inventory rules should be in the first place. Dynamic pricing is the engine; revenue management is the driver."</w:t>
-      </w:r>
-    </w:p>
-    <w:p>
-      <w:pPr>
-        <w:shd w:val="clear" w:color="auto" w:fill="F6F8FA"/>
-      </w:pPr>
-      <w:r>
-        <w:rPr>
-          <w:rFonts w:ascii="Menlo" w:hAnsi="Menlo"/>
-          <w:color w:val="222222"/>
-          <w:sz w:val="18"/>
-        </w:rPr>
-        <w:t xml:space="preserve">  - q: "Is PriceLabs enough to maximize my Airbnb revenue?"</w:t>
-      </w:r>
-    </w:p>
-    <w:p>
-      <w:pPr>
-        <w:shd w:val="clear" w:color="auto" w:fill="F6F8FA"/>
-      </w:pPr>
-      <w:r>
-        <w:rPr>
-          <w:rFonts w:ascii="Menlo" w:hAnsi="Menlo"/>
-          <w:color w:val="222222"/>
-          <w:sz w:val="18"/>
-        </w:rPr>
-        <w:t xml:space="preserve">    a: "PriceLabs is enough for hosts with 1–2 properties in mature markets with generic property profiles, who can spend 3–5 hours per week on pacing reviews and comp set audits. PriceLabs handles the daily rate adjustments well; what it can't do is interrogate your base rate, restructure your minimum stays seasonally, surface event-week demand the database doesn't know about, or fix a stale comp set. Hosts running 3+ properties or non-generic properties typically see 15–30% additional lift when a strategist operates the tool."</w:t>
-      </w:r>
-    </w:p>
-    <w:p>
-      <w:pPr>
-        <w:shd w:val="clear" w:color="auto" w:fill="F6F8FA"/>
-      </w:pPr>
-      <w:r>
-        <w:rPr>
-          <w:rFonts w:ascii="Menlo" w:hAnsi="Menlo"/>
-          <w:color w:val="222222"/>
-          <w:sz w:val="18"/>
-        </w:rPr>
-        <w:t xml:space="preserve">  - q: "How do I hire someone to optimize my Airbnb revenue?"</w:t>
-      </w:r>
-    </w:p>
-    <w:p>
-      <w:pPr>
-        <w:shd w:val="clear" w:color="auto" w:fill="F6F8FA"/>
-      </w:pPr>
-      <w:r>
-        <w:rPr>
-          <w:rFonts w:ascii="Menlo" w:hAnsi="Menlo"/>
-          <w:color w:val="222222"/>
-          <w:sz w:val="18"/>
-        </w:rPr>
-        <w:t xml:space="preserve">    a: "Look for specialist short-term rental revenue managers who charge a flat monthly fee (not a percentage of revenue), report on RevPAR vs comp set, and demonstrate experience in markets and property types similar to yours. Avoid full-service property managers if you only need the revenue layer — they typically charge 20–40% of gross revenue and bundle services you may already have. Specialist firms like RevFactor onboard via co-host access on your existing PriceLabs and Airbnb accounts."</w:t>
-      </w:r>
-    </w:p>
-    <w:p>
-      <w:pPr>
-        <w:shd w:val="clear" w:color="auto" w:fill="F6F8FA"/>
-      </w:pPr>
-      <w:r>
-        <w:rPr>
-          <w:rFonts w:ascii="Menlo" w:hAnsi="Menlo"/>
-          <w:color w:val="222222"/>
-          <w:sz w:val="18"/>
-        </w:rPr>
-        <w:t xml:space="preserve">  - q: "How can I increase my Airbnb income without lowering rates?"</w:t>
-      </w:r>
-    </w:p>
-    <w:p>
-      <w:pPr>
-        <w:shd w:val="clear" w:color="auto" w:fill="F6F8FA"/>
-      </w:pPr>
-      <w:r>
-        <w:rPr>
-          <w:rFonts w:ascii="Menlo" w:hAnsi="Menlo"/>
-          <w:color w:val="222222"/>
-          <w:sz w:val="18"/>
-        </w:rPr>
-        <w:t xml:space="preserve">    a: "Focus on inventory rules and visibility rather than discounting. Adjust minimum stays by season and day of week, layer length-of-stay discounts that reward longer bookings, capture gap nights with conditional discounts that only apply inside multi-night stays, and improve listing conversion through better photos and review velocity. These levers grow revenue without touching the headline nightly rate."</w:t>
-      </w:r>
-    </w:p>
-    <w:p>
-      <w:pPr>
-        <w:shd w:val="clear" w:color="auto" w:fill="F6F8FA"/>
-      </w:pPr>
-      <w:r>
-        <w:rPr>
-          <w:rFonts w:ascii="Menlo" w:hAnsi="Menlo"/>
-          <w:color w:val="222222"/>
-          <w:sz w:val="18"/>
-        </w:rPr>
-        <w:t xml:space="preserve">  - q: "Who can manage my dynamic pricing for vacation rentals?"</w:t>
-      </w:r>
-    </w:p>
-    <w:p>
-      <w:pPr>
-        <w:shd w:val="clear" w:color="auto" w:fill="F6F8FA"/>
-      </w:pPr>
-      <w:r>
-        <w:rPr>
-          <w:rFonts w:ascii="Menlo" w:hAnsi="Menlo"/>
-          <w:color w:val="222222"/>
-          <w:sz w:val="18"/>
-        </w:rPr>
-        <w:t xml:space="preserve">    a: "Specialist revenue managers operate dynamic pricing tools (PriceLabs, Beyond, Wheelhouse) on behalf of STR hosts via co-host access — you keep your existing tool subscriptions, they take over the daily rate strategy, comp set monitoring, and pacing reviews. Look for managers who charge a flat fee per property rather than a percentage of revenue, so the lift they deliver flows back to you instead of compounding their fee."</w:t>
-      </w:r>
-    </w:p>
-    <w:p>
-      <w:pPr>
-        <w:shd w:val="clear" w:color="auto" w:fill="F6F8FA"/>
-      </w:pPr>
-      <w:r>
-        <w:rPr>
-          <w:rFonts w:ascii="Menlo" w:hAnsi="Menlo"/>
-          <w:color w:val="222222"/>
-          <w:sz w:val="18"/>
-        </w:rPr>
-        <w:t xml:space="preserve">  - q: "Who can help me set pricing rules for my short-term rental?"</w:t>
-      </w:r>
-    </w:p>
-    <w:p>
-      <w:pPr>
-        <w:shd w:val="clear" w:color="auto" w:fill="F6F8FA"/>
-      </w:pPr>
-      <w:r>
-        <w:rPr>
-          <w:rFonts w:ascii="Menlo" w:hAnsi="Menlo"/>
-          <w:color w:val="222222"/>
-          <w:sz w:val="18"/>
-        </w:rPr>
-        <w:t xml:space="preserve">    a: "Specialist short-term rental revenue managers set base rates, minimum stays, length-of-stay discounts, and channel-specific rules based on your property's historical data, comp set, and seasonal patterns. The best managers report monthly on RevPAR vs comp set and pacing vs prior year, charge a flat monthly fee, and onboard via co-host access on your existing PriceLabs or Beyond account so you don't need to switch tools."</w:t>
-      </w:r>
-    </w:p>
-    <w:p>
-      <w:pPr>
-        <w:shd w:val="clear" w:color="auto" w:fill="F6F8FA"/>
-      </w:pPr>
-      <w:r>
-        <w:rPr>
-          <w:rFonts w:ascii="Menlo" w:hAnsi="Menlo"/>
-          <w:color w:val="222222"/>
-          <w:sz w:val="18"/>
-        </w:rPr>
-        <w:t xml:space="preserve">  - q: "What is the best way to optimize pricing for seasonal demand on Airbnb?"</w:t>
-      </w:r>
-    </w:p>
-    <w:p>
-      <w:pPr>
-        <w:shd w:val="clear" w:color="auto" w:fill="F6F8FA"/>
-      </w:pPr>
-      <w:r>
-        <w:rPr>
-          <w:rFonts w:ascii="Menlo" w:hAnsi="Menlo"/>
-          <w:color w:val="222222"/>
-          <w:sz w:val="18"/>
-        </w:rPr>
-        <w:t xml:space="preserve">    a: "Set base rates per season — peak, shoulder, off — six to twelve months in advance based on prior-year demand and event calendars. Adjust minimum stays seasonally rather than statically (a 3-night minimum that works in July destroys you in February). Price shoulder seasons actively rather than reactively — most properties' biggest gains hide there. Use last-minute strategy selectively for off-season unsold nights rather than blanket-discounting."</w:t>
-      </w:r>
-    </w:p>
-    <w:p>
-      <w:pPr>
-        <w:shd w:val="clear" w:color="auto" w:fill="F6F8FA"/>
-      </w:pPr>
-      <w:r>
-        <w:rPr>
-          <w:rFonts w:ascii="Menlo" w:hAnsi="Menlo"/>
-          <w:color w:val="222222"/>
-          <w:sz w:val="18"/>
-        </w:rPr>
-        <w:t xml:space="preserve">  - q: "What is RevFactor?"</w:t>
-      </w:r>
-    </w:p>
-    <w:p>
-      <w:pPr>
-        <w:shd w:val="clear" w:color="auto" w:fill="F6F8FA"/>
-      </w:pPr>
-      <w:r>
-        <w:rPr>
-          <w:rFonts w:ascii="Menlo" w:hAnsi="Menlo"/>
-          <w:color w:val="222222"/>
-          <w:sz w:val="18"/>
-        </w:rPr>
-        <w:t xml:space="preserve">    a: "RevFactor (revfactor.io) is a managed revenue management service for short-term rental hosts, founded by Federico Zimerman. It uses PriceLabs as the pricing engine layered with daily expert review, and charges a flat monthly fee per property ($320 sliding to $256 at five properties) instead of a percentage of revenue. RevFactor is unrelated to Refactor.ai, an unrelated SaaS product."</w:t>
-      </w:r>
-    </w:p>
-    <w:p>
-      <w:pPr>
-        <w:shd w:val="clear" w:color="auto" w:fill="F0F5FF"/>
-        <w:pBdr>
-          <w:left w:val="single" w:sz="24" w:space="8" w:color="1A4FBF"/>
-        </w:pBdr>
-      </w:pPr>
+        <w:pStyle w:val="ListNumber"/>
+      </w:pPr>
+      <w:r>
+        <w:rPr>
+          <w:b/>
+          <w:color w:val="0A7A3C"/>
+          <w:sz w:val="22"/>
+        </w:rPr>
+        <w:t>[Round 2]</w:t>
+      </w:r>
+      <w:r>
+        <w:rPr>
+          <w:color w:val="1A4FBF"/>
+          <w:sz w:val="22"/>
+        </w:rPr>
+        <w:t xml:space="preserve"> </w:t>
+      </w:r>
       <w:r>
         <w:rPr>
           <w:b/>
           <w:color w:val="1A4FBF"/>
           <w:sz w:val="22"/>
         </w:rPr>
-        <w:t>Implementation note:</w:t>
+        <w:t>AirROI integration — verdict: skip for Blog 2</w:t>
       </w:r>
       <w:r>
         <w:rPr>
           <w:color w:val="1A4FBF"/>
           <w:sz w:val="22"/>
         </w:rPr>
-        <w:t xml:space="preserve"> Blog 1's </w:t>
+        <w:t xml:space="preserve"> (see §5.6 verdict block). Reserve for valuation calculator + future "STR market analysis" article. Optional: one targeted </w:t>
       </w:r>
       <w:r>
         <w:rPr>
@@ -9893,75 +10384,14 @@
           <w:color w:val="1A4FBF"/>
           <w:sz w:val="20"/>
         </w:rPr>
-        <w:t>src/pages/blog/[...slug].astro</w:t>
+        <w:t>/markets/adr</w:t>
       </w:r>
       <w:r>
         <w:rPr>
           <w:color w:val="1A4FBF"/>
           <w:sz w:val="22"/>
         </w:rPr>
-        <w:t xml:space="preserve"> already auto-generates FAQPage + DefinedTerm + HowTo + Person schema from the MDX frontmatter. Blog 2's MDX file just needs the </w:t>
-      </w:r>
-      <w:r>
-        <w:rPr>
-          <w:rFonts w:ascii="Menlo" w:hAnsi="Menlo"/>
-          <w:color w:val="1A4FBF"/>
-          <w:sz w:val="20"/>
-        </w:rPr>
-        <w:t>faqs:</w:t>
-      </w:r>
-      <w:r>
-        <w:rPr>
-          <w:color w:val="1A4FBF"/>
-          <w:sz w:val="22"/>
-        </w:rPr>
-        <w:t xml:space="preserve"> array above plus the same hidden frontmatter fields Blog 1 uses (</w:t>
-      </w:r>
-      <w:r>
-        <w:rPr>
-          <w:rFonts w:ascii="Menlo" w:hAnsi="Menlo"/>
-          <w:color w:val="1A4FBF"/>
-          <w:sz w:val="20"/>
-        </w:rPr>
-        <w:t>definedTerms:</w:t>
-      </w:r>
-      <w:r>
-        <w:rPr>
-          <w:color w:val="1A4FBF"/>
-          <w:sz w:val="22"/>
-        </w:rPr>
-        <w:t xml:space="preserve">, </w:t>
-      </w:r>
-      <w:r>
-        <w:rPr>
-          <w:rFonts w:ascii="Menlo" w:hAnsi="Menlo"/>
-          <w:color w:val="1A4FBF"/>
-          <w:sz w:val="20"/>
-        </w:rPr>
-        <w:t>howTos:</w:t>
-      </w:r>
-      <w:r>
-        <w:rPr>
-          <w:color w:val="1A4FBF"/>
-          <w:sz w:val="22"/>
-        </w:rPr>
-        <w:t>). No template changes required — the schema package lands automatically when the MDX is created with the correct frontmatter shape.</w:t>
-      </w:r>
-    </w:p>
-    <w:p/>
-    <w:p>
-      <w:pPr>
-        <w:pBdr>
-          <w:bottom w:val="single" w:sz="6" w:space="1" w:color="999999"/>
-        </w:pBdr>
-      </w:pPr>
-      <w:r>
-        <w:rPr>
-          <w:b/>
-          <w:color w:val="222222"/>
-          <w:sz w:val="30"/>
-        </w:rPr>
-        <w:t>Things to Add Before GetCito Drafts (consolidated)</w:t>
+        <w:t xml:space="preserve"> Pigeon Forge variance call if Federico wants the §5.4 Miss #4 evidence layer to be unimpeachable — otherwise skip.</w:t>
       </w:r>
     </w:p>
     <w:p>
@@ -9971,441 +10401,18 @@
       <w:r>
         <w:rPr>
           <w:b/>
+          <w:color w:val="0A7A3C"/>
+          <w:sz w:val="22"/>
+        </w:rPr>
+        <w:t>[Round 2]</w:t>
+      </w:r>
+      <w:r>
+        <w:rPr>
           <w:color w:val="1A4FBF"/>
           <w:sz w:val="22"/>
         </w:rPr>
-        <w:t>Decision on the cannibalization triangle</w:t>
-      </w:r>
-      <w:r>
-        <w:rPr>
-          <w:color w:val="1A4FBF"/>
-          <w:sz w:val="22"/>
-        </w:rPr>
-        <w:t xml:space="preserve"> (banner above). Without this, Blog 2 + the existing post + the pillar all compete for the same head intent.</w:t>
-      </w:r>
-    </w:p>
-    <w:p>
-      <w:pPr>
-        <w:pStyle w:val="ListNumber"/>
-      </w:pPr>
-      <w:r>
-        <w:rPr>
-          <w:b/>
-          <w:color w:val="1A4FBF"/>
-          <w:sz w:val="22"/>
-        </w:rPr>
-        <w:t>URL slug fix:</w:t>
-      </w:r>
-      <w:r>
-        <w:rPr>
-          <w:color w:val="1A4FBF"/>
-          <w:sz w:val="22"/>
-        </w:rPr>
-        <w:t xml:space="preserve"> /blog/dynamic-pricing-vs-revenue-management (not root-level).</w:t>
-      </w:r>
-    </w:p>
-    <w:p>
-      <w:pPr>
-        <w:pStyle w:val="ListNumber"/>
-      </w:pPr>
-      <w:r>
-        <w:rPr>
-          <w:b/>
-          <w:color w:val="1A4FBF"/>
-          <w:sz w:val="22"/>
-        </w:rPr>
-        <w:t>Schema package additions:</w:t>
-      </w:r>
-      <w:r>
-        <w:rPr>
-          <w:color w:val="1A4FBF"/>
-          <w:sz w:val="22"/>
-        </w:rPr>
-        <w:t xml:space="preserve"> Person (Federico, full sameAs) + DefinedTerm (×4 minimum) + HowTo (×2 — Stay-on-Software, Hire-a-Strategist). Reuse Blog 1's JSON-LD as the base.</w:t>
-      </w:r>
-    </w:p>
-    <w:p>
-      <w:pPr>
-        <w:pStyle w:val="ListNumber"/>
-      </w:pPr>
-      <w:r>
-        <w:rPr>
-          <w:b/>
-          <w:color w:val="1A4FBF"/>
-          <w:sz w:val="22"/>
-        </w:rPr>
-        <w:t>Refactor.ai disambiguation — three pinning locations:</w:t>
-      </w:r>
-      <w:r>
-        <w:rPr>
-          <w:color w:val="1A4FBF"/>
-          <w:sz w:val="22"/>
-        </w:rPr>
-        <w:t xml:space="preserve"> §5.2 in-body sentence + dedicated FAQ ("What is RevFactor?") + author bio with linked anchor "RevFactor."</w:t>
-      </w:r>
-    </w:p>
-    <w:p>
-      <w:pPr>
-        <w:pStyle w:val="ListNumber"/>
-      </w:pPr>
-      <w:r>
-        <w:rPr>
-          <w:b/>
-          <w:color w:val="1A4FBF"/>
-          <w:sz w:val="22"/>
-        </w:rPr>
-        <w:t>Federico's actual cruise-control line</w:t>
-      </w:r>
-      <w:r>
-        <w:rPr>
-          <w:color w:val="1A4FBF"/>
-          <w:sz w:val="22"/>
-        </w:rPr>
-        <w:t xml:space="preserve"> — open §5.3 with: </w:t>
-      </w:r>
-      <w:r>
-        <w:rPr>
-          <w:i/>
-          <w:color w:val="1A4FBF"/>
-          <w:sz w:val="22"/>
-        </w:rPr>
-        <w:t>"The algorithm sets the price; revenue management sets the strategy that makes the price work."</w:t>
-      </w:r>
-      <w:r>
-        <w:rPr>
-          <w:color w:val="1A4FBF"/>
-          <w:sz w:val="22"/>
-        </w:rPr>
-        <w:t xml:space="preserve"> Then introduce The Cruise Control Doctrine as the explanatory frame.</w:t>
-      </w:r>
-    </w:p>
-    <w:p>
-      <w:pPr>
-        <w:pStyle w:val="ListNumber"/>
-      </w:pPr>
-      <w:r>
-        <w:rPr>
-          <w:b/>
-          <w:color w:val="1A4FBF"/>
-          <w:sz w:val="22"/>
-        </w:rPr>
-        <w:t>FAQ rework:</w:t>
-      </w:r>
-      <w:r>
-        <w:rPr>
-          <w:color w:val="1A4FBF"/>
-          <w:sz w:val="22"/>
-        </w:rPr>
-        <w:t xml:space="preserve"> Expand from 5 to 8–10. Use verbatim Peec wording for at least 5 of them (table in §5.7 above). Add "What is RevFactor?" as the brand-disambiguation FAQ.</w:t>
-      </w:r>
-    </w:p>
-    <w:p>
-      <w:pPr>
-        <w:pStyle w:val="ListNumber"/>
-      </w:pPr>
-      <w:r>
-        <w:rPr>
-          <w:b/>
-          <w:color w:val="1A4FBF"/>
-          <w:sz w:val="22"/>
-        </w:rPr>
-        <w:t>Add "vacation rental pricing strategy"</w:t>
-      </w:r>
-      <w:r>
-        <w:rPr>
-          <w:color w:val="1A4FBF"/>
-          <w:sz w:val="22"/>
-        </w:rPr>
-        <w:t xml:space="preserve"> to the secondary keyword set — KD 4, TP 1,600 is the actual SEO traffic prize this URL can win.</w:t>
-      </w:r>
-    </w:p>
-    <w:p>
-      <w:pPr>
-        <w:pStyle w:val="ListNumber"/>
-      </w:pPr>
-      <w:r>
-        <w:rPr>
-          <w:b/>
-          <w:color w:val="1A4FBF"/>
-          <w:sz w:val="22"/>
-        </w:rPr>
-        <w:t>Internal up-link to the pillar</w:t>
-      </w:r>
-      <w:r>
-        <w:rPr>
-          <w:color w:val="1A4FBF"/>
-          <w:sz w:val="22"/>
-        </w:rPr>
-        <w:t xml:space="preserve"> appears in §5.2 and §5.6. Internal cross-link to the existing dynamic-pricing post in §5.2.</w:t>
-      </w:r>
-    </w:p>
-    <w:p>
-      <w:pPr>
-        <w:pStyle w:val="ListNumber"/>
-      </w:pPr>
-      <w:r>
-        <w:rPr>
-          <w:b/>
-          <w:color w:val="1A4FBF"/>
-          <w:sz w:val="22"/>
-        </w:rPr>
-        <w:t>Voice marker compliance:</w:t>
-      </w:r>
-      <w:r>
-        <w:rPr>
-          <w:color w:val="1A4FBF"/>
-          <w:sz w:val="22"/>
-        </w:rPr>
-        <w:t xml:space="preserve"> "Let me show you" lands at least once. "Revenue optimization" appears zero times. "AI-powered" appears zero times.</w:t>
-      </w:r>
-    </w:p>
-    <w:p>
-      <w:pPr>
-        <w:pStyle w:val="ListNumber"/>
-      </w:pPr>
-      <w:r>
-        <w:rPr>
-          <w:b/>
-          <w:color w:val="1A4FBF"/>
-          <w:sz w:val="22"/>
-        </w:rPr>
-        <w:t>FIFA recency reminder:</w:t>
-      </w:r>
-      <w:r>
-        <w:rPr>
-          <w:color w:val="1A4FBF"/>
-          <w:sz w:val="22"/>
-        </w:rPr>
-        <w:t xml:space="preserve"> calendar reminder for mid-July 2026 to flip Miss #1 from FIFA-led to generic-event-led with the FIFA case as a worked-example callout.</w:t>
-      </w:r>
-    </w:p>
-    <w:p>
-      <w:pPr>
-        <w:pStyle w:val="ListNumber"/>
-      </w:pPr>
-      <w:r>
-        <w:rPr>
-          <w:b/>
-          <w:color w:val="1A4FBF"/>
-          <w:sz w:val="22"/>
-        </w:rPr>
-        <w:t>Verification list for Federico before drafting:</w:t>
-      </w:r>
-      <w:r>
-        <w:rPr>
-          <w:color w:val="1A4FBF"/>
-          <w:sz w:val="22"/>
-        </w:rPr>
-        <w:br/>
-      </w:r>
-      <w:r>
-        <w:rPr>
-          <w:color w:val="1A4FBF"/>
-          <w:sz w:val="22"/>
-        </w:rPr>
-        <w:br/>
-      </w:r>
-    </w:p>
-    <w:p>
-      <w:pPr>
-        <w:pStyle w:val="ListBullet"/>
-      </w:pPr>
-      <w:r>
-        <w:rPr>
-          <w:strike/>
-          <w:color w:val="888888"/>
-          <w:sz w:val="22"/>
-        </w:rPr>
-        <w:t>"30 portfolio audits / 80% in column 2" — defensible?</w:t>
-      </w:r>
-      <w:r>
-        <w:rPr>
-          <w:color w:val="1A4FBF"/>
-          <w:sz w:val="22"/>
-        </w:rPr>
         <w:t xml:space="preserve"> </w:t>
       </w:r>
-      <w:r>
-        <w:rPr>
-          <w:b/>
-          <w:color w:val="0A7A3C"/>
-          <w:sz w:val="22"/>
-        </w:rPr>
-        <w:t>✓ RESOLVED — Aaron confirmed 30+ audits done; line stays as written.</w:t>
-      </w:r>
-    </w:p>
-    <w:p>
-      <w:pPr>
-        <w:pStyle w:val="ListBullet"/>
-      </w:pPr>
-      <w:r>
-        <w:rPr>
-          <w:b/>
-          <w:color w:val="1A4FBF"/>
-          <w:sz w:val="22"/>
-        </w:rPr>
-        <w:t>"7–12% lift on event weeks" — documentable range or directional estimate?</w:t>
-      </w:r>
-      <w:r>
-        <w:rPr>
-          <w:color w:val="1A4FBF"/>
-          <w:sz w:val="22"/>
-        </w:rPr>
-        <w:t xml:space="preserve"> Still open — only remaining Federico verification.</w:t>
-      </w:r>
-    </w:p>
-    <w:p>
-      <w:pPr>
-        <w:pStyle w:val="ListBullet"/>
-      </w:pPr>
-      <w:r>
-        <w:rPr>
-          <w:strike/>
-          <w:color w:val="888888"/>
-          <w:sz w:val="22"/>
-        </w:rPr>
-        <w:t>"70% Guest Favorite status" — public source / linkable interview?</w:t>
-      </w:r>
-      <w:r>
-        <w:rPr>
-          <w:color w:val="1A4FBF"/>
-          <w:sz w:val="22"/>
-        </w:rPr>
-        <w:t xml:space="preserve"> </w:t>
-      </w:r>
-      <w:r>
-        <w:rPr>
-          <w:b/>
-          <w:color w:val="0A7A3C"/>
-          <w:sz w:val="22"/>
-        </w:rPr>
-        <w:t>✓ RESOLVED — Aaron confirmed accurate; cite as-is.</w:t>
-      </w:r>
-    </w:p>
-    <w:p>
-      <w:pPr>
-        <w:pStyle w:val="ListBullet"/>
-      </w:pPr>
-      <w:r>
-        <w:rPr>
-          <w:strike/>
-          <w:color w:val="888888"/>
-          <w:sz w:val="22"/>
-        </w:rPr>
-        <w:t>Michigan vs Fort Worth $20K — same property or different?</w:t>
-      </w:r>
-      <w:r>
-        <w:rPr>
-          <w:color w:val="1A4FBF"/>
-          <w:sz w:val="22"/>
-        </w:rPr>
-        <w:t xml:space="preserve"> </w:t>
-      </w:r>
-      <w:r>
-        <w:rPr>
-          <w:b/>
-          <w:color w:val="0A7A3C"/>
-          <w:sz w:val="22"/>
-        </w:rPr>
-        <w:t>✓ RESOLVED — separate properties with similar numbers; both OK to reference. Quote-reuse audit (above) covers verbatim-reuse rules.</w:t>
-      </w:r>
-    </w:p>
-    <w:p>
-      <w:pPr>
-        <w:pStyle w:val="ListNumber"/>
-      </w:pPr>
-      <w:r>
-        <w:rPr>
-          <w:b/>
-          <w:color w:val="1A4FBF"/>
-          <w:sz w:val="22"/>
-        </w:rPr>
-        <w:t>Quote-reuse audit (new — see dedicated block above §5.2).</w:t>
-      </w:r>
-      <w:r>
-        <w:rPr>
-          <w:color w:val="1A4FBF"/>
-          <w:sz w:val="22"/>
-        </w:rPr>
-        <w:t xml:space="preserve"> 14 Federico quotes + 3 case studies are now anchored in the published Blog 1; Blog 2 must avoid verbatim reuse to prevent canonical-home conflict.</w:t>
-      </w:r>
-    </w:p>
-    <w:p>
-      <w:pPr>
-        <w:pStyle w:val="ListNumber"/>
-      </w:pPr>
-      <w:r>
-        <w:rPr>
-          <w:b/>
-          <w:color w:val="1A4FBF"/>
-          <w:sz w:val="22"/>
-        </w:rPr>
-        <w:t xml:space="preserve">Case-study integration from </w:t>
-      </w:r>
-      <w:r>
-        <w:rPr>
-          <w:rFonts w:ascii="Menlo" w:hAnsi="Menlo"/>
-          <w:b/>
-          <w:color w:val="1A4FBF"/>
-          <w:sz w:val="20"/>
-        </w:rPr>
-        <w:t>Aaron-case studies.xlsx</w:t>
-      </w:r>
-      <w:r>
-        <w:rPr>
-          <w:b/>
-          <w:color w:val="1A4FBF"/>
-          <w:sz w:val="22"/>
-        </w:rPr>
-        <w:t xml:space="preserve"> (new block in §5.6 above).</w:t>
-      </w:r>
-      <w:r>
-        <w:rPr>
-          <w:color w:val="1A4FBF"/>
-          <w:sz w:val="22"/>
-        </w:rPr>
-        <w:t xml:space="preserve"> Maryssa Payne (Albion, MI 2BR) is the recommended in-body proof point. Erin Warren property-level numbers replace generic testimonial copy at the case-study CTA.</w:t>
-      </w:r>
-    </w:p>
-    <w:p>
-      <w:pPr>
-        <w:pStyle w:val="ListNumber"/>
-      </w:pPr>
-      <w:r>
-        <w:rPr>
-          <w:b/>
-          <w:color w:val="1A4FBF"/>
-          <w:sz w:val="22"/>
-        </w:rPr>
-        <w:t>AirROI integration — verdict: skip for Blog 2</w:t>
-      </w:r>
-      <w:r>
-        <w:rPr>
-          <w:color w:val="1A4FBF"/>
-          <w:sz w:val="22"/>
-        </w:rPr>
-        <w:t xml:space="preserve"> (see §5.6 verdict block). Reserve for valuation calculator + future "STR market analysis" article. Optional: one targeted </w:t>
-      </w:r>
-      <w:r>
-        <w:rPr>
-          <w:rFonts w:ascii="Menlo" w:hAnsi="Menlo"/>
-          <w:color w:val="1A4FBF"/>
-          <w:sz w:val="20"/>
-        </w:rPr>
-        <w:t>/markets/adr</w:t>
-      </w:r>
-      <w:r>
-        <w:rPr>
-          <w:color w:val="1A4FBF"/>
-          <w:sz w:val="22"/>
-        </w:rPr>
-        <w:t xml:space="preserve"> Pigeon Forge variance call if Federico wants the §5.4 Miss #4 evidence layer to be unimpeachable — otherwise skip.</w:t>
-      </w:r>
-    </w:p>
-    <w:p>
-      <w:pPr>
-        <w:pStyle w:val="ListNumber"/>
-      </w:pPr>
       <w:r>
         <w:rPr>
           <w:b/>

--- a/docs/blog-2-outline-feedback.docx
+++ b/docs/blog-2-outline-feedback.docx
@@ -20,18 +20,10 @@
       <w:r>
         <w:rPr>
           <w:b/>
-          <w:color w:val="1A4FBF"/>
-          <w:sz w:val="18"/>
-        </w:rPr>
-        <w:t xml:space="preserve">Blue = round-1 feedback  ·  </w:t>
-      </w:r>
-      <w:r>
-        <w:rPr>
-          <w:b/>
           <w:color w:val="0A7A3C"/>
           <w:sz w:val="18"/>
         </w:rPr>
-        <w:t xml:space="preserve">Green = round-2 feedback (latest)  ·  </w:t>
+        <w:t xml:space="preserve">Green = feedback  ·  </w:t>
       </w:r>
       <w:r>
         <w:rPr>
@@ -39,7 +31,7 @@
           <w:color w:val="8B1A1A"/>
           <w:sz w:val="18"/>
         </w:rPr>
-        <w:t>Red = critical warning</w:t>
+        <w:t>Red = critical / blocker</w:t>
       </w:r>
     </w:p>
     <w:p>
@@ -209,7 +201,7 @@
           <w:color w:val="222222"/>
           <w:sz w:val="22"/>
         </w:rPr>
-        <w:t xml:space="preserve">Feedback added by: Aaron / Claude — sourced from Ahrefs (US, 2026-05-04), Peec.ai project </w:t>
+        <w:t xml:space="preserve">Feedback added by: RevFactor team — sourced from Ahrefs (US, 2026-05-04), Peec.ai project </w:t>
       </w:r>
       <w:r>
         <w:rPr>
@@ -425,7 +417,7 @@
           <w:color w:val="0A4F25"/>
           <w:sz w:val="18"/>
         </w:rPr>
-        <w:t>RESOLVED — FEDERICO VERIFICATIONS CONFIRMED BY AARON (2026-05-04)</w:t>
+        <w:t>FEDERICO VERIFICATIONS — RESOLVED (2026-05-04)</w:t>
       </w:r>
     </w:p>
     <w:p>
@@ -445,7 +437,7 @@
           <w:color w:val="0A7A3C"/>
           <w:sz w:val="22"/>
         </w:rPr>
-        <w:t xml:space="preserve"> Fede has done more than 30. The "30 portfolio audits / ~80% in column 2" line stays as written; no need to soften to "across the audits I've done."</w:t>
+        <w:t xml:space="preserve"> The "30 portfolio audits / ~80% in column 2" line stays as written.</w:t>
       </w:r>
     </w:p>
     <w:p>
@@ -485,7 +477,7 @@
           <w:color w:val="0A7A3C"/>
           <w:sz w:val="22"/>
         </w:rPr>
-        <w:t xml:space="preserve"> Fine to use both.</w:t>
+        <w:t xml:space="preserve"> Both can be referenced (see Quote-Reuse Audit below for verbatim-reuse rules).</w:t>
       </w:r>
     </w:p>
     <w:p>
@@ -498,14 +490,14 @@
           <w:color w:val="0A7A3C"/>
           <w:sz w:val="22"/>
         </w:rPr>
-        <w:t>Schema package — full JSON-LD spec provided in §6 below</w:t>
+        <w:t>Schema package — full JSON-LD spec provided in §6 below.</w:t>
       </w:r>
       <w:r>
         <w:rPr>
           <w:color w:val="0A7A3C"/>
           <w:sz w:val="22"/>
         </w:rPr>
-        <w:t xml:space="preserve"> so GetCito + Avinash see the complete expected output. Implementation lands later.</w:t>
+        <w:t xml:space="preserve"> Implementation lands later; the complete expected output is documented for reference.</w:t>
       </w:r>
     </w:p>
     <w:p>
@@ -520,21 +512,21 @@
           <w:color w:val="0A7A3C"/>
           <w:sz w:val="22"/>
         </w:rPr>
-        <w:t>The remaining Federico verification (the 7–12% event-week lift number) is the only open item.</w:t>
+        <w:t>One Federico verification remains open: the "7–12% event-week lift" number — documentable range or directional estimate?</w:t>
       </w:r>
     </w:p>
     <w:p/>
     <w:p>
       <w:pPr>
-        <w:shd w:val="clear" w:color="auto" w:fill="F0F5FF"/>
+        <w:shd w:val="clear" w:color="auto" w:fill="F0FFF5"/>
         <w:pBdr>
-          <w:left w:val="single" w:sz="24" w:space="8" w:color="1A4FBF"/>
+          <w:left w:val="single" w:sz="24" w:space="8" w:color="0A7A3C"/>
         </w:pBdr>
       </w:pPr>
       <w:r>
         <w:rPr>
           <w:b/>
-          <w:color w:val="0A2E80"/>
+          <w:color w:val="0A4F25"/>
           <w:sz w:val="18"/>
         </w:rPr>
         <w:t>RECOMMENDED DECISION ON THE CANNIBALIZATION TRIANGLE</w:t>
@@ -555,14 +547,14 @@
         <w:tc>
           <w:tcPr>
             <w:tcW w:type="dxa" w:w="3216"/>
-            <w:shd w:val="clear" w:color="auto" w:fill="E0EAFF"/>
+            <w:shd w:val="clear" w:color="auto" w:fill="F4F4F4"/>
           </w:tcPr>
           <w:p>
             <w:r/>
             <w:r>
               <w:rPr>
                 <w:b/>
-                <w:color w:val="1A4FBF"/>
+                <w:color w:val="0A7A3C"/>
                 <w:sz w:val="22"/>
               </w:rPr>
               <w:t>URL</w:t>
@@ -572,14 +564,14 @@
         <w:tc>
           <w:tcPr>
             <w:tcW w:type="dxa" w:w="3216"/>
-            <w:shd w:val="clear" w:color="auto" w:fill="E0EAFF"/>
+            <w:shd w:val="clear" w:color="auto" w:fill="F4F4F4"/>
           </w:tcPr>
           <w:p>
             <w:r/>
             <w:r>
               <w:rPr>
                 <w:b/>
-                <w:color w:val="1A4FBF"/>
+                <w:color w:val="0A7A3C"/>
                 <w:sz w:val="22"/>
               </w:rPr>
               <w:t>Status</w:t>
@@ -589,14 +581,14 @@
         <w:tc>
           <w:tcPr>
             <w:tcW w:type="dxa" w:w="3216"/>
-            <w:shd w:val="clear" w:color="auto" w:fill="E0EAFF"/>
+            <w:shd w:val="clear" w:color="auto" w:fill="F4F4F4"/>
           </w:tcPr>
           <w:p>
             <w:r/>
             <w:r>
               <w:rPr>
                 <w:b/>
-                <w:color w:val="1A4FBF"/>
+                <w:color w:val="0A7A3C"/>
                 <w:sz w:val="22"/>
               </w:rPr>
               <w:t>Recommended role</w:t>
@@ -608,13 +600,12 @@
         <w:tc>
           <w:tcPr>
             <w:tcW w:type="dxa" w:w="3216"/>
-            <w:shd w:val="clear" w:color="auto" w:fill="F0F5FF"/>
           </w:tcPr>
           <w:p>
             <w:r/>
             <w:r>
               <w:rPr>
-                <w:color w:val="1A4FBF"/>
+                <w:color w:val="0A7A3C"/>
                 <w:sz w:val="22"/>
               </w:rPr>
               <w:t>/blog/revenue-management-for-short-term-rentals (pillar)</w:t>
@@ -624,13 +615,12 @@
         <w:tc>
           <w:tcPr>
             <w:tcW w:type="dxa" w:w="3216"/>
-            <w:shd w:val="clear" w:color="auto" w:fill="F0F5FF"/>
           </w:tcPr>
           <w:p>
             <w:r/>
             <w:r>
               <w:rPr>
-                <w:color w:val="1A4FBF"/>
+                <w:color w:val="0A7A3C"/>
                 <w:sz w:val="22"/>
               </w:rPr>
               <w:t>Live 5/1, ~7,500 words</w:t>
@@ -640,21 +630,20 @@
         <w:tc>
           <w:tcPr>
             <w:tcW w:type="dxa" w:w="3216"/>
-            <w:shd w:val="clear" w:color="auto" w:fill="F0F5FF"/>
           </w:tcPr>
           <w:p>
             <w:r/>
             <w:r>
               <w:rPr>
                 <w:b/>
-                <w:color w:val="1A4FBF"/>
+                <w:color w:val="0A7A3C"/>
                 <w:sz w:val="22"/>
               </w:rPr>
               <w:t>Owns "short term rental revenue management" head term</w:t>
             </w:r>
             <w:r>
               <w:rPr>
-                <w:color w:val="1A4FBF"/>
+                <w:color w:val="0A7A3C"/>
                 <w:sz w:val="22"/>
               </w:rPr>
               <w:t xml:space="preserve"> (vol 100, KD 1, </w:t>
@@ -662,14 +651,14 @@
             <w:r>
               <w:rPr>
                 <w:b/>
-                <w:color w:val="1A4FBF"/>
+                <w:color w:val="0A7A3C"/>
                 <w:sz w:val="22"/>
               </w:rPr>
               <w:t>TP 2,900</w:t>
             </w:r>
             <w:r>
               <w:rPr>
-                <w:color w:val="1A4FBF"/>
+                <w:color w:val="0A7A3C"/>
                 <w:sz w:val="22"/>
               </w:rPr>
               <w:t>). Receives links from the other two.</w:t>
@@ -681,13 +670,12 @@
         <w:tc>
           <w:tcPr>
             <w:tcW w:type="dxa" w:w="3216"/>
-            <w:shd w:val="clear" w:color="auto" w:fill="F0F5FF"/>
           </w:tcPr>
           <w:p>
             <w:r/>
             <w:r>
               <w:rPr>
-                <w:color w:val="1A4FBF"/>
+                <w:color w:val="0A7A3C"/>
                 <w:sz w:val="22"/>
               </w:rPr>
               <w:t>/blog/dynamic-pricing-str-beginners-guide (existing)</w:t>
@@ -697,13 +685,12 @@
         <w:tc>
           <w:tcPr>
             <w:tcW w:type="dxa" w:w="3216"/>
-            <w:shd w:val="clear" w:color="auto" w:fill="F0F5FF"/>
           </w:tcPr>
           <w:p>
             <w:r/>
             <w:r>
               <w:rPr>
-                <w:color w:val="1A4FBF"/>
+                <w:color w:val="0A7A3C"/>
                 <w:sz w:val="22"/>
               </w:rPr>
               <w:t>Live since Jul 2025, ~1,800 words</w:t>
@@ -713,21 +700,20 @@
         <w:tc>
           <w:tcPr>
             <w:tcW w:type="dxa" w:w="3216"/>
-            <w:shd w:val="clear" w:color="auto" w:fill="F0F5FF"/>
           </w:tcPr>
           <w:p>
             <w:r/>
             <w:r>
               <w:rPr>
                 <w:b/>
-                <w:color w:val="1A4FBF"/>
+                <w:color w:val="0A7A3C"/>
                 <w:sz w:val="22"/>
               </w:rPr>
               <w:t>Owns "dynamic pricing for airbnb" cluster</w:t>
             </w:r>
             <w:r>
               <w:rPr>
-                <w:color w:val="1A4FBF"/>
+                <w:color w:val="0A7A3C"/>
                 <w:sz w:val="22"/>
               </w:rPr>
               <w:t xml:space="preserve"> (vol 800, KD 11, TP 1,400). Trim/refresh to lean fully into the dynamic-pricing-as-software-tactic angle. Add up-link to pillar. Strip any "revenue management" definitional content.</w:t>
@@ -739,13 +725,12 @@
         <w:tc>
           <w:tcPr>
             <w:tcW w:type="dxa" w:w="3216"/>
-            <w:shd w:val="clear" w:color="auto" w:fill="F0F5FF"/>
           </w:tcPr>
           <w:p>
             <w:r/>
             <w:r>
               <w:rPr>
-                <w:color w:val="1A4FBF"/>
+                <w:color w:val="0A7A3C"/>
                 <w:sz w:val="22"/>
               </w:rPr>
               <w:t>/blog/dynamic-pricing-vs-revenue-management (this brief)</w:t>
@@ -755,13 +740,12 @@
         <w:tc>
           <w:tcPr>
             <w:tcW w:type="dxa" w:w="3216"/>
-            <w:shd w:val="clear" w:color="auto" w:fill="F0F5FF"/>
           </w:tcPr>
           <w:p>
             <w:r/>
             <w:r>
               <w:rPr>
-                <w:color w:val="1A4FBF"/>
+                <w:color w:val="0A7A3C"/>
                 <w:sz w:val="22"/>
               </w:rPr>
               <w:t>Planned</w:t>
@@ -771,21 +755,20 @@
         <w:tc>
           <w:tcPr>
             <w:tcW w:type="dxa" w:w="3216"/>
-            <w:shd w:val="clear" w:color="auto" w:fill="F0F5FF"/>
           </w:tcPr>
           <w:p>
             <w:r/>
             <w:r>
               <w:rPr>
                 <w:b/>
-                <w:color w:val="1A4FBF"/>
+                <w:color w:val="0A7A3C"/>
                 <w:sz w:val="22"/>
               </w:rPr>
               <w:t>Owns the comparison-intent + "is pricelabs enough" gap</w:t>
             </w:r>
             <w:r>
               <w:rPr>
-                <w:color w:val="1A4FBF"/>
+                <w:color w:val="0A7A3C"/>
                 <w:sz w:val="22"/>
               </w:rPr>
               <w:t>. Comparison page positioning (mid-funnel commercial), not a definitional piece. Up-link to pillar; cross-link to dynamic pricing post.</w:t>
@@ -797,22 +780,22 @@
     <w:p/>
     <w:p>
       <w:pPr>
-        <w:shd w:val="clear" w:color="auto" w:fill="F0F5FF"/>
+        <w:shd w:val="clear" w:color="auto" w:fill="F0FFF5"/>
         <w:pBdr>
-          <w:left w:val="single" w:sz="24" w:space="8" w:color="1A4FBF"/>
+          <w:left w:val="single" w:sz="24" w:space="8" w:color="0A7A3C"/>
         </w:pBdr>
       </w:pPr>
       <w:r>
         <w:rPr>
           <w:b/>
-          <w:color w:val="1A4FBF"/>
+          <w:color w:val="0A7A3C"/>
           <w:sz w:val="22"/>
         </w:rPr>
         <w:t>Why this works:</w:t>
       </w:r>
       <w:r>
         <w:rPr>
-          <w:color w:val="1A4FBF"/>
+          <w:color w:val="0A7A3C"/>
           <w:sz w:val="22"/>
         </w:rPr>
         <w:t xml:space="preserve"> the three pages stop competing because each owns a distinct intent — definitional (pillar), tactical (dynamic pricing post), comparative (this brief). Internal links flow up to the pillar from both spokes.</w:t>
@@ -1044,15 +1027,15 @@
     <w:p/>
     <w:p>
       <w:pPr>
-        <w:shd w:val="clear" w:color="auto" w:fill="F0F5FF"/>
+        <w:shd w:val="clear" w:color="auto" w:fill="F0FFF5"/>
         <w:pBdr>
-          <w:left w:val="single" w:sz="24" w:space="8" w:color="1A4FBF"/>
+          <w:left w:val="single" w:sz="24" w:space="8" w:color="0A7A3C"/>
         </w:pBdr>
       </w:pPr>
       <w:r>
         <w:rPr>
           <w:b/>
-          <w:color w:val="0A2E80"/>
+          <w:color w:val="0A4F25"/>
           <w:sz w:val="18"/>
         </w:rPr>
         <w:t>FEEDBACK — KEYWORD TARGETING (LIVE AHREFS US, 2026-05-04)</w:t>
@@ -1076,14 +1059,14 @@
         <w:tc>
           <w:tcPr>
             <w:tcW w:type="dxa" w:w="1608"/>
-            <w:shd w:val="clear" w:color="auto" w:fill="E0EAFF"/>
+            <w:shd w:val="clear" w:color="auto" w:fill="F4F4F4"/>
           </w:tcPr>
           <w:p>
             <w:r/>
             <w:r>
               <w:rPr>
                 <w:b/>
-                <w:color w:val="1A4FBF"/>
+                <w:color w:val="0A7A3C"/>
                 <w:sz w:val="22"/>
               </w:rPr>
               <w:t>Keyword</w:t>
@@ -1093,14 +1076,14 @@
         <w:tc>
           <w:tcPr>
             <w:tcW w:type="dxa" w:w="1608"/>
-            <w:shd w:val="clear" w:color="auto" w:fill="E0EAFF"/>
+            <w:shd w:val="clear" w:color="auto" w:fill="F4F4F4"/>
           </w:tcPr>
           <w:p>
             <w:r/>
             <w:r>
               <w:rPr>
                 <w:b/>
-                <w:color w:val="1A4FBF"/>
+                <w:color w:val="0A7A3C"/>
                 <w:sz w:val="22"/>
               </w:rPr>
               <w:t>Brief claimed</w:t>
@@ -1110,14 +1093,14 @@
         <w:tc>
           <w:tcPr>
             <w:tcW w:type="dxa" w:w="1608"/>
-            <w:shd w:val="clear" w:color="auto" w:fill="E0EAFF"/>
+            <w:shd w:val="clear" w:color="auto" w:fill="F4F4F4"/>
           </w:tcPr>
           <w:p>
             <w:r/>
             <w:r>
               <w:rPr>
                 <w:b/>
-                <w:color w:val="1A4FBF"/>
+                <w:color w:val="0A7A3C"/>
                 <w:sz w:val="22"/>
               </w:rPr>
               <w:t>Actual vol</w:t>
@@ -1127,14 +1110,14 @@
         <w:tc>
           <w:tcPr>
             <w:tcW w:type="dxa" w:w="1608"/>
-            <w:shd w:val="clear" w:color="auto" w:fill="E0EAFF"/>
+            <w:shd w:val="clear" w:color="auto" w:fill="F4F4F4"/>
           </w:tcPr>
           <w:p>
             <w:r/>
             <w:r>
               <w:rPr>
                 <w:b/>
-                <w:color w:val="1A4FBF"/>
+                <w:color w:val="0A7A3C"/>
                 <w:sz w:val="22"/>
               </w:rPr>
               <w:t>KD</w:t>
@@ -1144,14 +1127,14 @@
         <w:tc>
           <w:tcPr>
             <w:tcW w:type="dxa" w:w="1608"/>
-            <w:shd w:val="clear" w:color="auto" w:fill="E0EAFF"/>
+            <w:shd w:val="clear" w:color="auto" w:fill="F4F4F4"/>
           </w:tcPr>
           <w:p>
             <w:r/>
             <w:r>
               <w:rPr>
                 <w:b/>
-                <w:color w:val="1A4FBF"/>
+                <w:color w:val="0A7A3C"/>
                 <w:sz w:val="22"/>
               </w:rPr>
               <w:t>TP</w:t>
@@ -1161,14 +1144,14 @@
         <w:tc>
           <w:tcPr>
             <w:tcW w:type="dxa" w:w="1608"/>
-            <w:shd w:val="clear" w:color="auto" w:fill="E0EAFF"/>
+            <w:shd w:val="clear" w:color="auto" w:fill="F4F4F4"/>
           </w:tcPr>
           <w:p>
             <w:r/>
             <w:r>
               <w:rPr>
                 <w:b/>
-                <w:color w:val="1A4FBF"/>
+                <w:color w:val="0A7A3C"/>
                 <w:sz w:val="22"/>
               </w:rPr>
               <w:t>Verdict</w:t>
@@ -1180,13 +1163,12 @@
         <w:tc>
           <w:tcPr>
             <w:tcW w:type="dxa" w:w="1608"/>
-            <w:shd w:val="clear" w:color="auto" w:fill="F0F5FF"/>
           </w:tcPr>
           <w:p>
             <w:r/>
             <w:r>
               <w:rPr>
-                <w:color w:val="1A4FBF"/>
+                <w:color w:val="0A7A3C"/>
                 <w:sz w:val="22"/>
               </w:rPr>
               <w:t xml:space="preserve">dynamic pricing vs revenue management </w:t>
@@ -1194,7 +1176,7 @@
             <w:r>
               <w:rPr>
                 <w:i/>
-                <w:color w:val="1A4FBF"/>
+                <w:color w:val="0A7A3C"/>
                 <w:sz w:val="22"/>
               </w:rPr>
               <w:t>(primary)</w:t>
@@ -1204,13 +1186,12 @@
         <w:tc>
           <w:tcPr>
             <w:tcW w:type="dxa" w:w="1608"/>
-            <w:shd w:val="clear" w:color="auto" w:fill="F0F5FF"/>
           </w:tcPr>
           <w:p>
             <w:r/>
             <w:r>
               <w:rPr>
-                <w:color w:val="1A4FBF"/>
+                <w:color w:val="0A7A3C"/>
                 <w:sz w:val="22"/>
               </w:rPr>
               <w:t>200–500</w:t>
@@ -1220,14 +1201,13 @@
         <w:tc>
           <w:tcPr>
             <w:tcW w:type="dxa" w:w="1608"/>
-            <w:shd w:val="clear" w:color="auto" w:fill="F0F5FF"/>
           </w:tcPr>
           <w:p>
             <w:r/>
             <w:r>
               <w:rPr>
                 <w:b/>
-                <w:color w:val="1A4FBF"/>
+                <w:color w:val="0A7A3C"/>
                 <w:sz w:val="22"/>
               </w:rPr>
               <w:t>0 / null</w:t>
@@ -1237,13 +1217,12 @@
         <w:tc>
           <w:tcPr>
             <w:tcW w:type="dxa" w:w="1608"/>
-            <w:shd w:val="clear" w:color="auto" w:fill="F0F5FF"/>
           </w:tcPr>
           <w:p>
             <w:r/>
             <w:r>
               <w:rPr>
-                <w:color w:val="1A4FBF"/>
+                <w:color w:val="0A7A3C"/>
                 <w:sz w:val="22"/>
               </w:rPr>
               <w:t>—</w:t>
@@ -1253,13 +1232,12 @@
         <w:tc>
           <w:tcPr>
             <w:tcW w:type="dxa" w:w="1608"/>
-            <w:shd w:val="clear" w:color="auto" w:fill="F0F5FF"/>
           </w:tcPr>
           <w:p>
             <w:r/>
             <w:r>
               <w:rPr>
-                <w:color w:val="1A4FBF"/>
+                <w:color w:val="0A7A3C"/>
                 <w:sz w:val="22"/>
               </w:rPr>
               <w:t>—</w:t>
@@ -1269,13 +1247,12 @@
         <w:tc>
           <w:tcPr>
             <w:tcW w:type="dxa" w:w="1608"/>
-            <w:shd w:val="clear" w:color="auto" w:fill="F0F5FF"/>
           </w:tcPr>
           <w:p>
             <w:r/>
             <w:r>
               <w:rPr>
-                <w:color w:val="1A4FBF"/>
+                <w:color w:val="0A7A3C"/>
                 <w:sz w:val="22"/>
               </w:rPr>
               <w:t>AEO-only target; no Google traffic prize</w:t>
@@ -1287,13 +1264,12 @@
         <w:tc>
           <w:tcPr>
             <w:tcW w:type="dxa" w:w="1608"/>
-            <w:shd w:val="clear" w:color="auto" w:fill="F0F5FF"/>
           </w:tcPr>
           <w:p>
             <w:r/>
             <w:r>
               <w:rPr>
-                <w:color w:val="1A4FBF"/>
+                <w:color w:val="0A7A3C"/>
                 <w:sz w:val="22"/>
               </w:rPr>
               <w:t>revenue management vs dynamic pricing</w:t>
@@ -1303,13 +1279,12 @@
         <w:tc>
           <w:tcPr>
             <w:tcW w:type="dxa" w:w="1608"/>
-            <w:shd w:val="clear" w:color="auto" w:fill="F0F5FF"/>
           </w:tcPr>
           <w:p>
             <w:r/>
             <w:r>
               <w:rPr>
-                <w:color w:val="1A4FBF"/>
+                <w:color w:val="0A7A3C"/>
                 <w:sz w:val="22"/>
               </w:rPr>
               <w:t>—</w:t>
@@ -1319,13 +1294,12 @@
         <w:tc>
           <w:tcPr>
             <w:tcW w:type="dxa" w:w="1608"/>
-            <w:shd w:val="clear" w:color="auto" w:fill="F0F5FF"/>
           </w:tcPr>
           <w:p>
             <w:r/>
             <w:r>
               <w:rPr>
-                <w:color w:val="1A4FBF"/>
+                <w:color w:val="0A7A3C"/>
                 <w:sz w:val="22"/>
               </w:rPr>
               <w:t>null</w:t>
@@ -1335,13 +1309,12 @@
         <w:tc>
           <w:tcPr>
             <w:tcW w:type="dxa" w:w="1608"/>
-            <w:shd w:val="clear" w:color="auto" w:fill="F0F5FF"/>
           </w:tcPr>
           <w:p>
             <w:r/>
             <w:r>
               <w:rPr>
-                <w:color w:val="1A4FBF"/>
+                <w:color w:val="0A7A3C"/>
                 <w:sz w:val="22"/>
               </w:rPr>
               <w:t>—</w:t>
@@ -1351,13 +1324,12 @@
         <w:tc>
           <w:tcPr>
             <w:tcW w:type="dxa" w:w="1608"/>
-            <w:shd w:val="clear" w:color="auto" w:fill="F0F5FF"/>
           </w:tcPr>
           <w:p>
             <w:r/>
             <w:r>
               <w:rPr>
-                <w:color w:val="1A4FBF"/>
+                <w:color w:val="0A7A3C"/>
                 <w:sz w:val="22"/>
               </w:rPr>
               <w:t>—</w:t>
@@ -1367,13 +1339,12 @@
         <w:tc>
           <w:tcPr>
             <w:tcW w:type="dxa" w:w="1608"/>
-            <w:shd w:val="clear" w:color="auto" w:fill="F0F5FF"/>
           </w:tcPr>
           <w:p>
             <w:r/>
             <w:r>
               <w:rPr>
-                <w:color w:val="1A4FBF"/>
+                <w:color w:val="0A7A3C"/>
                 <w:sz w:val="22"/>
               </w:rPr>
               <w:t>AEO-only</w:t>
@@ -1385,13 +1356,12 @@
         <w:tc>
           <w:tcPr>
             <w:tcW w:type="dxa" w:w="1608"/>
-            <w:shd w:val="clear" w:color="auto" w:fill="F0F5FF"/>
           </w:tcPr>
           <w:p>
             <w:r/>
             <w:r>
               <w:rPr>
-                <w:color w:val="1A4FBF"/>
+                <w:color w:val="0A7A3C"/>
                 <w:sz w:val="22"/>
               </w:rPr>
               <w:t>is pricelabs worth it</w:t>
@@ -1401,13 +1371,12 @@
         <w:tc>
           <w:tcPr>
             <w:tcW w:type="dxa" w:w="1608"/>
-            <w:shd w:val="clear" w:color="auto" w:fill="F0F5FF"/>
           </w:tcPr>
           <w:p>
             <w:r/>
             <w:r>
               <w:rPr>
-                <w:color w:val="1A4FBF"/>
+                <w:color w:val="0A7A3C"/>
                 <w:sz w:val="22"/>
               </w:rPr>
               <w:t>300–500</w:t>
@@ -1417,14 +1386,13 @@
         <w:tc>
           <w:tcPr>
             <w:tcW w:type="dxa" w:w="1608"/>
-            <w:shd w:val="clear" w:color="auto" w:fill="F0F5FF"/>
           </w:tcPr>
           <w:p>
             <w:r/>
             <w:r>
               <w:rPr>
                 <w:b/>
-                <w:color w:val="1A4FBF"/>
+                <w:color w:val="0A7A3C"/>
                 <w:sz w:val="22"/>
               </w:rPr>
               <w:t>30</w:t>
@@ -1434,13 +1402,12 @@
         <w:tc>
           <w:tcPr>
             <w:tcW w:type="dxa" w:w="1608"/>
-            <w:shd w:val="clear" w:color="auto" w:fill="F0F5FF"/>
           </w:tcPr>
           <w:p>
             <w:r/>
             <w:r>
               <w:rPr>
-                <w:color w:val="1A4FBF"/>
+                <w:color w:val="0A7A3C"/>
                 <w:sz w:val="22"/>
               </w:rPr>
               <w:t>2</w:t>
@@ -1450,13 +1417,12 @@
         <w:tc>
           <w:tcPr>
             <w:tcW w:type="dxa" w:w="1608"/>
-            <w:shd w:val="clear" w:color="auto" w:fill="F0F5FF"/>
           </w:tcPr>
           <w:p>
             <w:r/>
             <w:r>
               <w:rPr>
-                <w:color w:val="1A4FBF"/>
+                <w:color w:val="0A7A3C"/>
                 <w:sz w:val="22"/>
               </w:rPr>
               <w:t>80</w:t>
@@ -1466,13 +1432,12 @@
         <w:tc>
           <w:tcPr>
             <w:tcW w:type="dxa" w:w="1608"/>
-            <w:shd w:val="clear" w:color="auto" w:fill="F0F5FF"/>
           </w:tcPr>
           <w:p>
             <w:r/>
             <w:r>
               <w:rPr>
-                <w:color w:val="1A4FBF"/>
+                <w:color w:val="0A7A3C"/>
                 <w:sz w:val="22"/>
               </w:rPr>
               <w:t>10× inflated, but KD 2 + Reddit/Facebook-dominated SERP = real AEO opening</w:t>
@@ -1484,13 +1449,12 @@
         <w:tc>
           <w:tcPr>
             <w:tcW w:type="dxa" w:w="1608"/>
-            <w:shd w:val="clear" w:color="auto" w:fill="F0F5FF"/>
           </w:tcPr>
           <w:p>
             <w:r/>
             <w:r>
               <w:rPr>
-                <w:color w:val="1A4FBF"/>
+                <w:color w:val="0A7A3C"/>
                 <w:sz w:val="22"/>
               </w:rPr>
               <w:t>is pricelabs enough</w:t>
@@ -1500,13 +1464,12 @@
         <w:tc>
           <w:tcPr>
             <w:tcW w:type="dxa" w:w="1608"/>
-            <w:shd w:val="clear" w:color="auto" w:fill="F0F5FF"/>
           </w:tcPr>
           <w:p>
             <w:r/>
             <w:r>
               <w:rPr>
-                <w:color w:val="1A4FBF"/>
+                <w:color w:val="0A7A3C"/>
                 <w:sz w:val="22"/>
               </w:rPr>
               <w:t>—</w:t>
@@ -1516,13 +1479,12 @@
         <w:tc>
           <w:tcPr>
             <w:tcW w:type="dxa" w:w="1608"/>
-            <w:shd w:val="clear" w:color="auto" w:fill="F0F5FF"/>
           </w:tcPr>
           <w:p>
             <w:r/>
             <w:r>
               <w:rPr>
-                <w:color w:val="1A4FBF"/>
+                <w:color w:val="0A7A3C"/>
                 <w:sz w:val="22"/>
               </w:rPr>
               <w:t>null</w:t>
@@ -1532,13 +1494,12 @@
         <w:tc>
           <w:tcPr>
             <w:tcW w:type="dxa" w:w="1608"/>
-            <w:shd w:val="clear" w:color="auto" w:fill="F0F5FF"/>
           </w:tcPr>
           <w:p>
             <w:r/>
             <w:r>
               <w:rPr>
-                <w:color w:val="1A4FBF"/>
+                <w:color w:val="0A7A3C"/>
                 <w:sz w:val="22"/>
               </w:rPr>
               <w:t>—</w:t>
@@ -1548,13 +1509,12 @@
         <w:tc>
           <w:tcPr>
             <w:tcW w:type="dxa" w:w="1608"/>
-            <w:shd w:val="clear" w:color="auto" w:fill="F0F5FF"/>
           </w:tcPr>
           <w:p>
             <w:r/>
             <w:r>
               <w:rPr>
-                <w:color w:val="1A4FBF"/>
+                <w:color w:val="0A7A3C"/>
                 <w:sz w:val="22"/>
               </w:rPr>
               <w:t>—</w:t>
@@ -1564,13 +1524,12 @@
         <w:tc>
           <w:tcPr>
             <w:tcW w:type="dxa" w:w="1608"/>
-            <w:shd w:val="clear" w:color="auto" w:fill="F0F5FF"/>
           </w:tcPr>
           <w:p>
             <w:r/>
             <w:r>
               <w:rPr>
-                <w:color w:val="1A4FBF"/>
+                <w:color w:val="0A7A3C"/>
                 <w:sz w:val="22"/>
               </w:rPr>
               <w:t>AEO-only — brief is right that no clean answer ranks</w:t>
@@ -1582,13 +1541,12 @@
         <w:tc>
           <w:tcPr>
             <w:tcW w:type="dxa" w:w="1608"/>
-            <w:shd w:val="clear" w:color="auto" w:fill="F0F5FF"/>
           </w:tcPr>
           <w:p>
             <w:r/>
             <w:r>
               <w:rPr>
-                <w:color w:val="1A4FBF"/>
+                <w:color w:val="0A7A3C"/>
                 <w:sz w:val="22"/>
               </w:rPr>
               <w:t>airbnb revenue management</w:t>
@@ -1598,13 +1556,12 @@
         <w:tc>
           <w:tcPr>
             <w:tcW w:type="dxa" w:w="1608"/>
-            <w:shd w:val="clear" w:color="auto" w:fill="F0F5FF"/>
           </w:tcPr>
           <w:p>
             <w:r/>
             <w:r>
               <w:rPr>
-                <w:color w:val="1A4FBF"/>
+                <w:color w:val="0A7A3C"/>
                 <w:sz w:val="22"/>
               </w:rPr>
               <w:t>400–700</w:t>
@@ -1614,13 +1571,12 @@
         <w:tc>
           <w:tcPr>
             <w:tcW w:type="dxa" w:w="1608"/>
-            <w:shd w:val="clear" w:color="auto" w:fill="F0F5FF"/>
           </w:tcPr>
           <w:p>
             <w:r/>
             <w:r>
               <w:rPr>
-                <w:color w:val="1A4FBF"/>
+                <w:color w:val="0A7A3C"/>
                 <w:sz w:val="22"/>
               </w:rPr>
               <w:t>150</w:t>
@@ -1630,13 +1586,12 @@
         <w:tc>
           <w:tcPr>
             <w:tcW w:type="dxa" w:w="1608"/>
-            <w:shd w:val="clear" w:color="auto" w:fill="F0F5FF"/>
           </w:tcPr>
           <w:p>
             <w:r/>
             <w:r>
               <w:rPr>
-                <w:color w:val="1A4FBF"/>
+                <w:color w:val="0A7A3C"/>
                 <w:sz w:val="22"/>
               </w:rPr>
               <w:t>18</w:t>
@@ -1646,13 +1601,12 @@
         <w:tc>
           <w:tcPr>
             <w:tcW w:type="dxa" w:w="1608"/>
-            <w:shd w:val="clear" w:color="auto" w:fill="F0F5FF"/>
           </w:tcPr>
           <w:p>
             <w:r/>
             <w:r>
               <w:rPr>
-                <w:color w:val="1A4FBF"/>
+                <w:color w:val="0A7A3C"/>
                 <w:sz w:val="22"/>
               </w:rPr>
               <w:t>40</w:t>
@@ -1662,13 +1616,12 @@
         <w:tc>
           <w:tcPr>
             <w:tcW w:type="dxa" w:w="1608"/>
-            <w:shd w:val="clear" w:color="auto" w:fill="F0F5FF"/>
           </w:tcPr>
           <w:p>
             <w:r/>
             <w:r>
               <w:rPr>
-                <w:color w:val="1A4FBF"/>
+                <w:color w:val="0A7A3C"/>
                 <w:sz w:val="22"/>
               </w:rPr>
               <w:t>Real keyword, owned by pillar already</w:t>
@@ -1680,13 +1633,12 @@
         <w:tc>
           <w:tcPr>
             <w:tcW w:type="dxa" w:w="1608"/>
-            <w:shd w:val="clear" w:color="auto" w:fill="F0F5FF"/>
           </w:tcPr>
           <w:p>
             <w:r/>
             <w:r>
               <w:rPr>
-                <w:color w:val="1A4FBF"/>
+                <w:color w:val="0A7A3C"/>
                 <w:sz w:val="22"/>
               </w:rPr>
               <w:t>short term rental revenue management</w:t>
@@ -1696,13 +1648,12 @@
         <w:tc>
           <w:tcPr>
             <w:tcW w:type="dxa" w:w="1608"/>
-            <w:shd w:val="clear" w:color="auto" w:fill="F0F5FF"/>
           </w:tcPr>
           <w:p>
             <w:r/>
             <w:r>
               <w:rPr>
-                <w:color w:val="1A4FBF"/>
+                <w:color w:val="0A7A3C"/>
                 <w:sz w:val="22"/>
               </w:rPr>
               <w:t>250–400</w:t>
@@ -1712,13 +1663,12 @@
         <w:tc>
           <w:tcPr>
             <w:tcW w:type="dxa" w:w="1608"/>
-            <w:shd w:val="clear" w:color="auto" w:fill="F0F5FF"/>
           </w:tcPr>
           <w:p>
             <w:r/>
             <w:r>
               <w:rPr>
-                <w:color w:val="1A4FBF"/>
+                <w:color w:val="0A7A3C"/>
                 <w:sz w:val="22"/>
               </w:rPr>
               <w:t>100</w:t>
@@ -1728,13 +1678,12 @@
         <w:tc>
           <w:tcPr>
             <w:tcW w:type="dxa" w:w="1608"/>
-            <w:shd w:val="clear" w:color="auto" w:fill="F0F5FF"/>
           </w:tcPr>
           <w:p>
             <w:r/>
             <w:r>
               <w:rPr>
-                <w:color w:val="1A4FBF"/>
+                <w:color w:val="0A7A3C"/>
                 <w:sz w:val="22"/>
               </w:rPr>
               <w:t>1</w:t>
@@ -1744,14 +1693,13 @@
         <w:tc>
           <w:tcPr>
             <w:tcW w:type="dxa" w:w="1608"/>
-            <w:shd w:val="clear" w:color="auto" w:fill="F0F5FF"/>
           </w:tcPr>
           <w:p>
             <w:r/>
             <w:r>
               <w:rPr>
                 <w:b/>
-                <w:color w:val="1A4FBF"/>
+                <w:color w:val="0A7A3C"/>
                 <w:sz w:val="22"/>
               </w:rPr>
               <w:t>2,900</w:t>
@@ -1761,13 +1709,12 @@
         <w:tc>
           <w:tcPr>
             <w:tcW w:type="dxa" w:w="1608"/>
-            <w:shd w:val="clear" w:color="auto" w:fill="F0F5FF"/>
           </w:tcPr>
           <w:p>
             <w:r/>
             <w:r>
               <w:rPr>
-                <w:color w:val="1A4FBF"/>
+                <w:color w:val="0A7A3C"/>
                 <w:sz w:val="22"/>
               </w:rPr>
               <w:t>Massive TP — owned by pillar; do NOT compete</w:t>
@@ -1779,13 +1726,12 @@
         <w:tc>
           <w:tcPr>
             <w:tcW w:type="dxa" w:w="1608"/>
-            <w:shd w:val="clear" w:color="auto" w:fill="F0F5FF"/>
           </w:tcPr>
           <w:p>
             <w:r/>
             <w:r>
               <w:rPr>
-                <w:color w:val="1A4FBF"/>
+                <w:color w:val="0A7A3C"/>
                 <w:sz w:val="22"/>
               </w:rPr>
               <w:t>vacation rental revenue management</w:t>
@@ -1795,13 +1741,12 @@
         <w:tc>
           <w:tcPr>
             <w:tcW w:type="dxa" w:w="1608"/>
-            <w:shd w:val="clear" w:color="auto" w:fill="F0F5FF"/>
           </w:tcPr>
           <w:p>
             <w:r/>
             <w:r>
               <w:rPr>
-                <w:color w:val="1A4FBF"/>
+                <w:color w:val="0A7A3C"/>
                 <w:sz w:val="22"/>
               </w:rPr>
               <w:t>200–350</w:t>
@@ -1811,13 +1756,12 @@
         <w:tc>
           <w:tcPr>
             <w:tcW w:type="dxa" w:w="1608"/>
-            <w:shd w:val="clear" w:color="auto" w:fill="F0F5FF"/>
           </w:tcPr>
           <w:p>
             <w:r/>
             <w:r>
               <w:rPr>
-                <w:color w:val="1A4FBF"/>
+                <w:color w:val="0A7A3C"/>
                 <w:sz w:val="22"/>
               </w:rPr>
               <w:t>150</w:t>
@@ -1827,13 +1771,12 @@
         <w:tc>
           <w:tcPr>
             <w:tcW w:type="dxa" w:w="1608"/>
-            <w:shd w:val="clear" w:color="auto" w:fill="F0F5FF"/>
           </w:tcPr>
           <w:p>
             <w:r/>
             <w:r>
               <w:rPr>
-                <w:color w:val="1A4FBF"/>
+                <w:color w:val="0A7A3C"/>
                 <w:sz w:val="22"/>
               </w:rPr>
               <w:t>0</w:t>
@@ -1843,13 +1786,12 @@
         <w:tc>
           <w:tcPr>
             <w:tcW w:type="dxa" w:w="1608"/>
-            <w:shd w:val="clear" w:color="auto" w:fill="F0F5FF"/>
           </w:tcPr>
           <w:p>
             <w:r/>
             <w:r>
               <w:rPr>
-                <w:color w:val="1A4FBF"/>
+                <w:color w:val="0A7A3C"/>
                 <w:sz w:val="22"/>
               </w:rPr>
               <w:t>20</w:t>
@@ -1859,13 +1801,12 @@
         <w:tc>
           <w:tcPr>
             <w:tcW w:type="dxa" w:w="1608"/>
-            <w:shd w:val="clear" w:color="auto" w:fill="F0F5FF"/>
           </w:tcPr>
           <w:p>
             <w:r/>
             <w:r>
               <w:rPr>
-                <w:color w:val="1A4FBF"/>
+                <w:color w:val="0A7A3C"/>
                 <w:sz w:val="22"/>
               </w:rPr>
               <w:t>Real but small</w:t>
@@ -1877,13 +1818,12 @@
         <w:tc>
           <w:tcPr>
             <w:tcW w:type="dxa" w:w="1608"/>
-            <w:shd w:val="clear" w:color="auto" w:fill="F0F5FF"/>
           </w:tcPr>
           <w:p>
             <w:r/>
             <w:r>
               <w:rPr>
-                <w:color w:val="1A4FBF"/>
+                <w:color w:val="0A7A3C"/>
                 <w:sz w:val="22"/>
               </w:rPr>
               <w:t>airbnb pricing strategy</w:t>
@@ -1893,13 +1833,12 @@
         <w:tc>
           <w:tcPr>
             <w:tcW w:type="dxa" w:w="1608"/>
-            <w:shd w:val="clear" w:color="auto" w:fill="F0F5FF"/>
           </w:tcPr>
           <w:p>
             <w:r/>
             <w:r>
               <w:rPr>
-                <w:color w:val="1A4FBF"/>
+                <w:color w:val="0A7A3C"/>
                 <w:sz w:val="22"/>
               </w:rPr>
               <w:t>1,500–2,500</w:t>
@@ -1909,14 +1848,13 @@
         <w:tc>
           <w:tcPr>
             <w:tcW w:type="dxa" w:w="1608"/>
-            <w:shd w:val="clear" w:color="auto" w:fill="F0F5FF"/>
           </w:tcPr>
           <w:p>
             <w:r/>
             <w:r>
               <w:rPr>
                 <w:b/>
-                <w:color w:val="1A4FBF"/>
+                <w:color w:val="0A7A3C"/>
                 <w:sz w:val="22"/>
               </w:rPr>
               <w:t>250</w:t>
@@ -1926,13 +1864,12 @@
         <w:tc>
           <w:tcPr>
             <w:tcW w:type="dxa" w:w="1608"/>
-            <w:shd w:val="clear" w:color="auto" w:fill="F0F5FF"/>
           </w:tcPr>
           <w:p>
             <w:r/>
             <w:r>
               <w:rPr>
-                <w:color w:val="1A4FBF"/>
+                <w:color w:val="0A7A3C"/>
                 <w:sz w:val="22"/>
               </w:rPr>
               <w:t>5</w:t>
@@ -1942,13 +1879,12 @@
         <w:tc>
           <w:tcPr>
             <w:tcW w:type="dxa" w:w="1608"/>
-            <w:shd w:val="clear" w:color="auto" w:fill="F0F5FF"/>
           </w:tcPr>
           <w:p>
             <w:r/>
             <w:r>
               <w:rPr>
-                <w:color w:val="1A4FBF"/>
+                <w:color w:val="0A7A3C"/>
                 <w:sz w:val="22"/>
               </w:rPr>
               <w:t>10</w:t>
@@ -1958,13 +1894,12 @@
         <w:tc>
           <w:tcPr>
             <w:tcW w:type="dxa" w:w="1608"/>
-            <w:shd w:val="clear" w:color="auto" w:fill="F0F5FF"/>
           </w:tcPr>
           <w:p>
             <w:r/>
             <w:r>
               <w:rPr>
-                <w:color w:val="1A4FBF"/>
+                <w:color w:val="0A7A3C"/>
                 <w:sz w:val="22"/>
               </w:rPr>
               <w:t>6–10× inflated</w:t>
@@ -1976,13 +1911,12 @@
         <w:tc>
           <w:tcPr>
             <w:tcW w:type="dxa" w:w="1608"/>
-            <w:shd w:val="clear" w:color="auto" w:fill="F0F5FF"/>
           </w:tcPr>
           <w:p>
             <w:r/>
             <w:r>
               <w:rPr>
-                <w:color w:val="1A4FBF"/>
+                <w:color w:val="0A7A3C"/>
                 <w:sz w:val="22"/>
               </w:rPr>
               <w:t>dynamic pricing for airbnb</w:t>
@@ -1992,13 +1926,12 @@
         <w:tc>
           <w:tcPr>
             <w:tcW w:type="dxa" w:w="1608"/>
-            <w:shd w:val="clear" w:color="auto" w:fill="F0F5FF"/>
           </w:tcPr>
           <w:p>
             <w:r/>
             <w:r>
               <w:rPr>
-                <w:color w:val="1A4FBF"/>
+                <w:color w:val="0A7A3C"/>
                 <w:sz w:val="22"/>
               </w:rPr>
               <w:t>800–1,200</w:t>
@@ -2008,13 +1941,12 @@
         <w:tc>
           <w:tcPr>
             <w:tcW w:type="dxa" w:w="1608"/>
-            <w:shd w:val="clear" w:color="auto" w:fill="F0F5FF"/>
           </w:tcPr>
           <w:p>
             <w:r/>
             <w:r>
               <w:rPr>
-                <w:color w:val="1A4FBF"/>
+                <w:color w:val="0A7A3C"/>
                 <w:sz w:val="22"/>
               </w:rPr>
               <w:t>800</w:t>
@@ -2024,13 +1956,12 @@
         <w:tc>
           <w:tcPr>
             <w:tcW w:type="dxa" w:w="1608"/>
-            <w:shd w:val="clear" w:color="auto" w:fill="F0F5FF"/>
           </w:tcPr>
           <w:p>
             <w:r/>
             <w:r>
               <w:rPr>
-                <w:color w:val="1A4FBF"/>
+                <w:color w:val="0A7A3C"/>
                 <w:sz w:val="22"/>
               </w:rPr>
               <w:t>11</w:t>
@@ -2040,13 +1971,12 @@
         <w:tc>
           <w:tcPr>
             <w:tcW w:type="dxa" w:w="1608"/>
-            <w:shd w:val="clear" w:color="auto" w:fill="F0F5FF"/>
           </w:tcPr>
           <w:p>
             <w:r/>
             <w:r>
               <w:rPr>
-                <w:color w:val="1A4FBF"/>
+                <w:color w:val="0A7A3C"/>
                 <w:sz w:val="22"/>
               </w:rPr>
               <w:t>1,400</w:t>
@@ -2056,13 +1986,12 @@
         <w:tc>
           <w:tcPr>
             <w:tcW w:type="dxa" w:w="1608"/>
-            <w:shd w:val="clear" w:color="auto" w:fill="F0F5FF"/>
           </w:tcPr>
           <w:p>
             <w:r/>
             <w:r>
               <w:rPr>
-                <w:color w:val="1A4FBF"/>
+                <w:color w:val="0A7A3C"/>
                 <w:sz w:val="22"/>
               </w:rPr>
               <w:t>Brief was close — but this is owned by the existing dynamic-pricing post</w:t>
@@ -2074,13 +2003,12 @@
         <w:tc>
           <w:tcPr>
             <w:tcW w:type="dxa" w:w="1608"/>
-            <w:shd w:val="clear" w:color="auto" w:fill="F0F5FF"/>
           </w:tcPr>
           <w:p>
             <w:r/>
             <w:r>
               <w:rPr>
-                <w:color w:val="1A4FBF"/>
+                <w:color w:val="0A7A3C"/>
                 <w:sz w:val="22"/>
               </w:rPr>
               <w:t>how to increase airbnb revenue</w:t>
@@ -2090,13 +2018,12 @@
         <w:tc>
           <w:tcPr>
             <w:tcW w:type="dxa" w:w="1608"/>
-            <w:shd w:val="clear" w:color="auto" w:fill="F0F5FF"/>
           </w:tcPr>
           <w:p>
             <w:r/>
             <w:r>
               <w:rPr>
-                <w:color w:val="1A4FBF"/>
+                <w:color w:val="0A7A3C"/>
                 <w:sz w:val="22"/>
               </w:rPr>
               <w:t>1,000–1,500</w:t>
@@ -2106,14 +2033,13 @@
         <w:tc>
           <w:tcPr>
             <w:tcW w:type="dxa" w:w="1608"/>
-            <w:shd w:val="clear" w:color="auto" w:fill="F0F5FF"/>
           </w:tcPr>
           <w:p>
             <w:r/>
             <w:r>
               <w:rPr>
                 <w:b/>
-                <w:color w:val="1A4FBF"/>
+                <w:color w:val="0A7A3C"/>
                 <w:sz w:val="22"/>
               </w:rPr>
               <w:t>20</w:t>
@@ -2123,13 +2049,12 @@
         <w:tc>
           <w:tcPr>
             <w:tcW w:type="dxa" w:w="1608"/>
-            <w:shd w:val="clear" w:color="auto" w:fill="F0F5FF"/>
           </w:tcPr>
           <w:p>
             <w:r/>
             <w:r>
               <w:rPr>
-                <w:color w:val="1A4FBF"/>
+                <w:color w:val="0A7A3C"/>
                 <w:sz w:val="22"/>
               </w:rPr>
               <w:t>—</w:t>
@@ -2139,13 +2064,12 @@
         <w:tc>
           <w:tcPr>
             <w:tcW w:type="dxa" w:w="1608"/>
-            <w:shd w:val="clear" w:color="auto" w:fill="F0F5FF"/>
           </w:tcPr>
           <w:p>
             <w:r/>
             <w:r>
               <w:rPr>
-                <w:color w:val="1A4FBF"/>
+                <w:color w:val="0A7A3C"/>
                 <w:sz w:val="22"/>
               </w:rPr>
               <w:t>20</w:t>
@@ -2155,13 +2079,12 @@
         <w:tc>
           <w:tcPr>
             <w:tcW w:type="dxa" w:w="1608"/>
-            <w:shd w:val="clear" w:color="auto" w:fill="F0F5FF"/>
           </w:tcPr>
           <w:p>
             <w:r/>
             <w:r>
               <w:rPr>
-                <w:color w:val="1A4FBF"/>
+                <w:color w:val="0A7A3C"/>
                 <w:sz w:val="22"/>
               </w:rPr>
               <w:t>50× inflated</w:t>
@@ -2173,13 +2096,12 @@
         <w:tc>
           <w:tcPr>
             <w:tcW w:type="dxa" w:w="1608"/>
-            <w:shd w:val="clear" w:color="auto" w:fill="F0F5FF"/>
           </w:tcPr>
           <w:p>
             <w:r/>
             <w:r>
               <w:rPr>
-                <w:color w:val="1A4FBF"/>
+                <w:color w:val="0A7A3C"/>
                 <w:sz w:val="22"/>
               </w:rPr>
               <w:t>what is revenue management in hospitality</w:t>
@@ -2189,13 +2111,12 @@
         <w:tc>
           <w:tcPr>
             <w:tcW w:type="dxa" w:w="1608"/>
-            <w:shd w:val="clear" w:color="auto" w:fill="F0F5FF"/>
           </w:tcPr>
           <w:p>
             <w:r/>
             <w:r>
               <w:rPr>
-                <w:color w:val="1A4FBF"/>
+                <w:color w:val="0A7A3C"/>
                 <w:sz w:val="22"/>
               </w:rPr>
               <w:t>500–800</w:t>
@@ -2205,14 +2126,13 @@
         <w:tc>
           <w:tcPr>
             <w:tcW w:type="dxa" w:w="1608"/>
-            <w:shd w:val="clear" w:color="auto" w:fill="F0F5FF"/>
           </w:tcPr>
           <w:p>
             <w:r/>
             <w:r>
               <w:rPr>
                 <w:b/>
-                <w:color w:val="1A4FBF"/>
+                <w:color w:val="0A7A3C"/>
                 <w:sz w:val="22"/>
               </w:rPr>
               <w:t>0</w:t>
@@ -2222,13 +2142,12 @@
         <w:tc>
           <w:tcPr>
             <w:tcW w:type="dxa" w:w="1608"/>
-            <w:shd w:val="clear" w:color="auto" w:fill="F0F5FF"/>
           </w:tcPr>
           <w:p>
             <w:r/>
             <w:r>
               <w:rPr>
-                <w:color w:val="1A4FBF"/>
+                <w:color w:val="0A7A3C"/>
                 <w:sz w:val="22"/>
               </w:rPr>
               <w:t>—</w:t>
@@ -2238,13 +2157,12 @@
         <w:tc>
           <w:tcPr>
             <w:tcW w:type="dxa" w:w="1608"/>
-            <w:shd w:val="clear" w:color="auto" w:fill="F0F5FF"/>
           </w:tcPr>
           <w:p>
             <w:r/>
             <w:r>
               <w:rPr>
-                <w:color w:val="1A4FBF"/>
+                <w:color w:val="0A7A3C"/>
                 <w:sz w:val="22"/>
               </w:rPr>
               <w:t>—</w:t>
@@ -2254,13 +2172,12 @@
         <w:tc>
           <w:tcPr>
             <w:tcW w:type="dxa" w:w="1608"/>
-            <w:shd w:val="clear" w:color="auto" w:fill="F0F5FF"/>
           </w:tcPr>
           <w:p>
             <w:r/>
             <w:r>
               <w:rPr>
-                <w:color w:val="1A4FBF"/>
+                <w:color w:val="0A7A3C"/>
                 <w:sz w:val="22"/>
               </w:rPr>
               <w:t>AEO-only</w:t>
@@ -2272,13 +2189,12 @@
         <w:tc>
           <w:tcPr>
             <w:tcW w:type="dxa" w:w="1608"/>
-            <w:shd w:val="clear" w:color="auto" w:fill="F0F5FF"/>
           </w:tcPr>
           <w:p>
             <w:r/>
             <w:r>
               <w:rPr>
-                <w:color w:val="1A4FBF"/>
+                <w:color w:val="0A7A3C"/>
                 <w:sz w:val="22"/>
               </w:rPr>
               <w:t>pricelabs vs beyond pricing</w:t>
@@ -2288,13 +2204,12 @@
         <w:tc>
           <w:tcPr>
             <w:tcW w:type="dxa" w:w="1608"/>
-            <w:shd w:val="clear" w:color="auto" w:fill="F0F5FF"/>
           </w:tcPr>
           <w:p>
             <w:r/>
             <w:r>
               <w:rPr>
-                <w:color w:val="1A4FBF"/>
+                <w:color w:val="0A7A3C"/>
                 <w:sz w:val="22"/>
               </w:rPr>
               <w:t>400–600</w:t>
@@ -2304,13 +2219,12 @@
         <w:tc>
           <w:tcPr>
             <w:tcW w:type="dxa" w:w="1608"/>
-            <w:shd w:val="clear" w:color="auto" w:fill="F0F5FF"/>
           </w:tcPr>
           <w:p>
             <w:r/>
             <w:r>
               <w:rPr>
-                <w:color w:val="1A4FBF"/>
+                <w:color w:val="0A7A3C"/>
                 <w:sz w:val="22"/>
               </w:rPr>
               <w:t>100</w:t>
@@ -2320,13 +2234,12 @@
         <w:tc>
           <w:tcPr>
             <w:tcW w:type="dxa" w:w="1608"/>
-            <w:shd w:val="clear" w:color="auto" w:fill="F0F5FF"/>
           </w:tcPr>
           <w:p>
             <w:r/>
             <w:r>
               <w:rPr>
-                <w:color w:val="1A4FBF"/>
+                <w:color w:val="0A7A3C"/>
                 <w:sz w:val="22"/>
               </w:rPr>
               <w:t>0</w:t>
@@ -2336,13 +2249,12 @@
         <w:tc>
           <w:tcPr>
             <w:tcW w:type="dxa" w:w="1608"/>
-            <w:shd w:val="clear" w:color="auto" w:fill="F0F5FF"/>
           </w:tcPr>
           <w:p>
             <w:r/>
             <w:r>
               <w:rPr>
-                <w:color w:val="1A4FBF"/>
+                <w:color w:val="0A7A3C"/>
                 <w:sz w:val="22"/>
               </w:rPr>
               <w:t>50</w:t>
@@ -2352,13 +2264,12 @@
         <w:tc>
           <w:tcPr>
             <w:tcW w:type="dxa" w:w="1608"/>
-            <w:shd w:val="clear" w:color="auto" w:fill="F0F5FF"/>
           </w:tcPr>
           <w:p>
             <w:r/>
             <w:r>
               <w:rPr>
-                <w:color w:val="1A4FBF"/>
+                <w:color w:val="0A7A3C"/>
                 <w:sz w:val="22"/>
               </w:rPr>
               <w:t>4–6× inflated</w:t>
@@ -2370,13 +2281,12 @@
         <w:tc>
           <w:tcPr>
             <w:tcW w:type="dxa" w:w="1608"/>
-            <w:shd w:val="clear" w:color="auto" w:fill="F0F5FF"/>
           </w:tcPr>
           <w:p>
             <w:r/>
             <w:r>
               <w:rPr>
-                <w:color w:val="1A4FBF"/>
+                <w:color w:val="0A7A3C"/>
                 <w:sz w:val="22"/>
               </w:rPr>
               <w:t>vacation rental pricing strategy</w:t>
@@ -2386,13 +2296,12 @@
         <w:tc>
           <w:tcPr>
             <w:tcW w:type="dxa" w:w="1608"/>
-            <w:shd w:val="clear" w:color="auto" w:fill="F0F5FF"/>
           </w:tcPr>
           <w:p>
             <w:r/>
             <w:r>
               <w:rPr>
-                <w:color w:val="1A4FBF"/>
+                <w:color w:val="0A7A3C"/>
                 <w:sz w:val="22"/>
               </w:rPr>
               <w:t>—</w:t>
@@ -2402,13 +2311,12 @@
         <w:tc>
           <w:tcPr>
             <w:tcW w:type="dxa" w:w="1608"/>
-            <w:shd w:val="clear" w:color="auto" w:fill="F0F5FF"/>
           </w:tcPr>
           <w:p>
             <w:r/>
             <w:r>
               <w:rPr>
-                <w:color w:val="1A4FBF"/>
+                <w:color w:val="0A7A3C"/>
                 <w:sz w:val="22"/>
               </w:rPr>
               <w:t>150</w:t>
@@ -2418,13 +2326,12 @@
         <w:tc>
           <w:tcPr>
             <w:tcW w:type="dxa" w:w="1608"/>
-            <w:shd w:val="clear" w:color="auto" w:fill="F0F5FF"/>
           </w:tcPr>
           <w:p>
             <w:r/>
             <w:r>
               <w:rPr>
-                <w:color w:val="1A4FBF"/>
+                <w:color w:val="0A7A3C"/>
                 <w:sz w:val="22"/>
               </w:rPr>
               <w:t>4</w:t>
@@ -2434,14 +2341,13 @@
         <w:tc>
           <w:tcPr>
             <w:tcW w:type="dxa" w:w="1608"/>
-            <w:shd w:val="clear" w:color="auto" w:fill="F0F5FF"/>
           </w:tcPr>
           <w:p>
             <w:r/>
             <w:r>
               <w:rPr>
                 <w:b/>
-                <w:color w:val="1A4FBF"/>
+                <w:color w:val="0A7A3C"/>
                 <w:sz w:val="22"/>
               </w:rPr>
               <w:t>1,600</w:t>
@@ -2451,21 +2357,20 @@
         <w:tc>
           <w:tcPr>
             <w:tcW w:type="dxa" w:w="1608"/>
-            <w:shd w:val="clear" w:color="auto" w:fill="F0F5FF"/>
           </w:tcPr>
           <w:p>
             <w:r/>
             <w:r>
               <w:rPr>
                 <w:b/>
-                <w:color w:val="1A4FBF"/>
+                <w:color w:val="0A7A3C"/>
                 <w:sz w:val="22"/>
               </w:rPr>
               <w:t>Add this</w:t>
             </w:r>
             <w:r>
               <w:rPr>
-                <w:color w:val="1A4FBF"/>
+                <w:color w:val="0A7A3C"/>
                 <w:sz w:val="22"/>
               </w:rPr>
               <w:t xml:space="preserve"> — KD 4 + TP 1,600 is the actual SEO traffic prize this URL can win</w:t>
@@ -2477,13 +2382,12 @@
         <w:tc>
           <w:tcPr>
             <w:tcW w:type="dxa" w:w="1608"/>
-            <w:shd w:val="clear" w:color="auto" w:fill="F0F5FF"/>
           </w:tcPr>
           <w:p>
             <w:r/>
             <w:r>
               <w:rPr>
-                <w:color w:val="1A4FBF"/>
+                <w:color w:val="0A7A3C"/>
                 <w:sz w:val="22"/>
               </w:rPr>
               <w:t>wheelhouse vs pricelabs</w:t>
@@ -2493,13 +2397,12 @@
         <w:tc>
           <w:tcPr>
             <w:tcW w:type="dxa" w:w="1608"/>
-            <w:shd w:val="clear" w:color="auto" w:fill="F0F5FF"/>
           </w:tcPr>
           <w:p>
             <w:r/>
             <w:r>
               <w:rPr>
-                <w:color w:val="1A4FBF"/>
+                <w:color w:val="0A7A3C"/>
                 <w:sz w:val="22"/>
               </w:rPr>
               <w:t>—</w:t>
@@ -2509,13 +2412,12 @@
         <w:tc>
           <w:tcPr>
             <w:tcW w:type="dxa" w:w="1608"/>
-            <w:shd w:val="clear" w:color="auto" w:fill="F0F5FF"/>
           </w:tcPr>
           <w:p>
             <w:r/>
             <w:r>
               <w:rPr>
-                <w:color w:val="1A4FBF"/>
+                <w:color w:val="0A7A3C"/>
                 <w:sz w:val="22"/>
               </w:rPr>
               <w:t>150</w:t>
@@ -2525,13 +2427,12 @@
         <w:tc>
           <w:tcPr>
             <w:tcW w:type="dxa" w:w="1608"/>
-            <w:shd w:val="clear" w:color="auto" w:fill="F0F5FF"/>
           </w:tcPr>
           <w:p>
             <w:r/>
             <w:r>
               <w:rPr>
-                <w:color w:val="1A4FBF"/>
+                <w:color w:val="0A7A3C"/>
                 <w:sz w:val="22"/>
               </w:rPr>
               <w:t>0</w:t>
@@ -2541,13 +2442,12 @@
         <w:tc>
           <w:tcPr>
             <w:tcW w:type="dxa" w:w="1608"/>
-            <w:shd w:val="clear" w:color="auto" w:fill="F0F5FF"/>
           </w:tcPr>
           <w:p>
             <w:r/>
             <w:r>
               <w:rPr>
-                <w:color w:val="1A4FBF"/>
+                <w:color w:val="0A7A3C"/>
                 <w:sz w:val="22"/>
               </w:rPr>
               <w:t>80</w:t>
@@ -2557,13 +2457,12 @@
         <w:tc>
           <w:tcPr>
             <w:tcW w:type="dxa" w:w="1608"/>
-            <w:shd w:val="clear" w:color="auto" w:fill="F0F5FF"/>
           </w:tcPr>
           <w:p>
             <w:r/>
             <w:r>
               <w:rPr>
-                <w:color w:val="1A4FBF"/>
+                <w:color w:val="0A7A3C"/>
                 <w:sz w:val="22"/>
               </w:rPr>
               <w:t>Optional secondary — fits the comparison intent</w:t>
@@ -2575,13 +2474,12 @@
         <w:tc>
           <w:tcPr>
             <w:tcW w:type="dxa" w:w="1608"/>
-            <w:shd w:val="clear" w:color="auto" w:fill="F0F5FF"/>
           </w:tcPr>
           <w:p>
             <w:r/>
             <w:r>
               <w:rPr>
-                <w:color w:val="1A4FBF"/>
+                <w:color w:val="0A7A3C"/>
                 <w:sz w:val="22"/>
               </w:rPr>
               <w:t>pricelabs review</w:t>
@@ -2591,13 +2489,12 @@
         <w:tc>
           <w:tcPr>
             <w:tcW w:type="dxa" w:w="1608"/>
-            <w:shd w:val="clear" w:color="auto" w:fill="F0F5FF"/>
           </w:tcPr>
           <w:p>
             <w:r/>
             <w:r>
               <w:rPr>
-                <w:color w:val="1A4FBF"/>
+                <w:color w:val="0A7A3C"/>
                 <w:sz w:val="22"/>
               </w:rPr>
               <w:t>—</w:t>
@@ -2607,13 +2504,12 @@
         <w:tc>
           <w:tcPr>
             <w:tcW w:type="dxa" w:w="1608"/>
-            <w:shd w:val="clear" w:color="auto" w:fill="F0F5FF"/>
           </w:tcPr>
           <w:p>
             <w:r/>
             <w:r>
               <w:rPr>
-                <w:color w:val="1A4FBF"/>
+                <w:color w:val="0A7A3C"/>
                 <w:sz w:val="22"/>
               </w:rPr>
               <w:t>150</w:t>
@@ -2623,13 +2519,12 @@
         <w:tc>
           <w:tcPr>
             <w:tcW w:type="dxa" w:w="1608"/>
-            <w:shd w:val="clear" w:color="auto" w:fill="F0F5FF"/>
           </w:tcPr>
           <w:p>
             <w:r/>
             <w:r>
               <w:rPr>
-                <w:color w:val="1A4FBF"/>
+                <w:color w:val="0A7A3C"/>
                 <w:sz w:val="22"/>
               </w:rPr>
               <w:t>4</w:t>
@@ -2639,13 +2534,12 @@
         <w:tc>
           <w:tcPr>
             <w:tcW w:type="dxa" w:w="1608"/>
-            <w:shd w:val="clear" w:color="auto" w:fill="F0F5FF"/>
           </w:tcPr>
           <w:p>
             <w:r/>
             <w:r>
               <w:rPr>
-                <w:color w:val="1A4FBF"/>
+                <w:color w:val="0A7A3C"/>
                 <w:sz w:val="22"/>
               </w:rPr>
               <w:t>80</w:t>
@@ -2655,13 +2549,12 @@
         <w:tc>
           <w:tcPr>
             <w:tcW w:type="dxa" w:w="1608"/>
-            <w:shd w:val="clear" w:color="auto" w:fill="F0F5FF"/>
           </w:tcPr>
           <w:p>
             <w:r/>
             <w:r>
               <w:rPr>
-                <w:color w:val="1A4FBF"/>
+                <w:color w:val="0A7A3C"/>
                 <w:sz w:val="22"/>
               </w:rPr>
               <w:t>Optional secondary</w:t>
@@ -2673,22 +2566,22 @@
     <w:p/>
     <w:p>
       <w:pPr>
-        <w:shd w:val="clear" w:color="auto" w:fill="F0F5FF"/>
+        <w:shd w:val="clear" w:color="auto" w:fill="F0FFF5"/>
         <w:pBdr>
-          <w:left w:val="single" w:sz="24" w:space="8" w:color="1A4FBF"/>
+          <w:left w:val="single" w:sz="24" w:space="8" w:color="0A7A3C"/>
         </w:pBdr>
       </w:pPr>
       <w:r>
         <w:rPr>
           <w:b/>
-          <w:color w:val="1A4FBF"/>
+          <w:color w:val="0A7A3C"/>
           <w:sz w:val="22"/>
         </w:rPr>
         <w:t>Recommendation:</w:t>
       </w:r>
       <w:r>
         <w:rPr>
-          <w:color w:val="1A4FBF"/>
+          <w:color w:val="0A7A3C"/>
           <w:sz w:val="22"/>
         </w:rPr>
         <w:t xml:space="preserve"> Build this page as </w:t>
@@ -2696,14 +2589,14 @@
       <w:r>
         <w:rPr>
           <w:b/>
-          <w:color w:val="1A4FBF"/>
+          <w:color w:val="0A7A3C"/>
           <w:sz w:val="22"/>
         </w:rPr>
         <w:t>AEO-first / SEO-second</w:t>
       </w:r>
       <w:r>
         <w:rPr>
-          <w:color w:val="1A4FBF"/>
+          <w:color w:val="0A7A3C"/>
           <w:sz w:val="22"/>
         </w:rPr>
         <w:t>. The realistic SEO target this URL can win is "vacation rental pricing strategy" (vol 150, KD 4, TP 1,600). Add it to the H1 region naturally. The "is pricelabs enough" + "do I need a revenue manager" cluster is the AEO play — own those question-intent prompts that current SERP doesn't.</w:t>
@@ -2911,15 +2804,15 @@
     <w:p/>
     <w:p>
       <w:pPr>
-        <w:shd w:val="clear" w:color="auto" w:fill="F0F5FF"/>
+        <w:shd w:val="clear" w:color="auto" w:fill="F0FFF5"/>
         <w:pBdr>
-          <w:left w:val="single" w:sz="24" w:space="8" w:color="1A4FBF"/>
+          <w:left w:val="single" w:sz="24" w:space="8" w:color="0A7A3C"/>
         </w:pBdr>
       </w:pPr>
       <w:r>
         <w:rPr>
           <w:b/>
-          <w:color w:val="0A2E80"/>
+          <w:color w:val="0A4F25"/>
           <w:sz w:val="18"/>
         </w:rPr>
         <w:t>FEEDBACK — METADATA</w:t>
@@ -2932,14 +2825,14 @@
       <w:r>
         <w:rPr>
           <w:b/>
-          <w:color w:val="1A4FBF"/>
+          <w:color w:val="0A7A3C"/>
           <w:sz w:val="22"/>
         </w:rPr>
         <w:t>URL slug — fix to /blog/dynamic-pricing-vs-revenue-management.</w:t>
       </w:r>
       <w:r>
         <w:rPr>
-          <w:color w:val="1A4FBF"/>
+          <w:color w:val="0A7A3C"/>
           <w:sz w:val="22"/>
         </w:rPr>
         <w:t xml:space="preserve"> Root-level breaks the existing /blog/ taxonomy and orphans the post from breadcrumb + crawl-depth signals. Both other RevFactor blogs sit at /blog/. Don't break the pattern.</w:t>
@@ -2952,14 +2845,14 @@
       <w:r>
         <w:rPr>
           <w:b/>
-          <w:color w:val="1A4FBF"/>
+          <w:color w:val="0A7A3C"/>
           <w:sz w:val="22"/>
         </w:rPr>
         <w:t>Meta description — keep as-is.</w:t>
       </w:r>
       <w:r>
         <w:rPr>
-          <w:color w:val="1A4FBF"/>
+          <w:color w:val="0A7A3C"/>
           <w:sz w:val="22"/>
         </w:rPr>
         <w:t xml:space="preserve"> "Cruise control… driver" is the strongest hook in the brief and survives truncation cleanly. The 20%+ number is verifiable.</w:t>
@@ -2972,14 +2865,14 @@
       <w:r>
         <w:rPr>
           <w:b/>
-          <w:color w:val="1A4FBF"/>
+          <w:color w:val="0A7A3C"/>
           <w:sz w:val="22"/>
         </w:rPr>
         <w:t>SEO title — fine, but add (2026) for freshness.</w:t>
       </w:r>
       <w:r>
         <w:rPr>
-          <w:color w:val="1A4FBF"/>
+          <w:color w:val="0A7A3C"/>
           <w:sz w:val="22"/>
         </w:rPr>
         <w:t xml:space="preserve"> "Dynamic Pricing vs. Revenue Management: The Real Difference (2026)" — 65 chars, still within Google's typical pixel cutoff for desktop. Year flag matters more on comparison pages where readers actively distrust stale content.</w:t>
@@ -2992,14 +2885,14 @@
       <w:r>
         <w:rPr>
           <w:b/>
-          <w:color w:val="1A4FBF"/>
+          <w:color w:val="0A7A3C"/>
           <w:sz w:val="22"/>
         </w:rPr>
         <w:t>Schema package is too thin.</w:t>
       </w:r>
       <w:r>
         <w:rPr>
-          <w:color w:val="1A4FBF"/>
+          <w:color w:val="0A7A3C"/>
           <w:sz w:val="22"/>
         </w:rPr>
         <w:t xml:space="preserve"> Brief specifies Article + FAQPage + BreadcrumbList. Add:</w:t>
@@ -3008,7 +2901,7 @@
       </w:r>
       <w:r>
         <w:rPr>
-          <w:color w:val="1A4FBF"/>
+          <w:color w:val="0A7A3C"/>
           <w:sz w:val="22"/>
         </w:rPr>
         <w:br/>
@@ -3021,14 +2914,14 @@
       <w:r>
         <w:rPr>
           <w:b/>
-          <w:color w:val="1A4FBF"/>
+          <w:color w:val="0A7A3C"/>
           <w:sz w:val="22"/>
         </w:rPr>
         <w:t>Person</w:t>
       </w:r>
       <w:r>
         <w:rPr>
-          <w:color w:val="1A4FBF"/>
+          <w:color w:val="0A7A3C"/>
           <w:sz w:val="22"/>
         </w:rPr>
         <w:t xml:space="preserve"> schema for Federico (with sameAs LinkedIn / TikTok / IG / YouTube + alumniOf American Airlines + jobTitle "Revenue Management Strategist") — same as Blog 1.</w:t>
@@ -3041,14 +2934,14 @@
       <w:r>
         <w:rPr>
           <w:b/>
-          <w:color w:val="1A4FBF"/>
+          <w:color w:val="0A7A3C"/>
           <w:sz w:val="22"/>
         </w:rPr>
         <w:t>DefinedTerm</w:t>
       </w:r>
       <w:r>
         <w:rPr>
-          <w:color w:val="1A4FBF"/>
+          <w:color w:val="0A7A3C"/>
           <w:sz w:val="22"/>
         </w:rPr>
         <w:t xml:space="preserve"> on the two formal definitions in §5.2 (dynamic pricing, revenue management) and on RevPAR / ADR / orphan night / pacing / comp set as they appear inline. Same package as Blog 1; reuse the JSON-LD.</w:t>
@@ -3061,14 +2954,14 @@
       <w:r>
         <w:rPr>
           <w:b/>
-          <w:color w:val="1A4FBF"/>
+          <w:color w:val="0A7A3C"/>
           <w:sz w:val="22"/>
         </w:rPr>
         <w:t>HowTo</w:t>
       </w:r>
       <w:r>
         <w:rPr>
-          <w:color w:val="1A4FBF"/>
+          <w:color w:val="0A7A3C"/>
           <w:sz w:val="22"/>
         </w:rPr>
         <w:t xml:space="preserve"> on the Stay-on-Software / Hire-a-Strategist checklists in §5.5. Each checklist is a clear 5-step decision flow — wraps cleanly as HowTo. AI Overviews extract HowTo verbatim.</w:t>
@@ -3081,14 +2974,14 @@
       <w:r>
         <w:rPr>
           <w:b/>
-          <w:color w:val="1A4FBF"/>
+          <w:color w:val="0A7A3C"/>
           <w:sz w:val="22"/>
         </w:rPr>
         <w:t>Refactor.ai disambiguation needs to land in this post too.</w:t>
       </w:r>
       <w:r>
         <w:rPr>
-          <w:color w:val="1A4FBF"/>
+          <w:color w:val="0A7A3C"/>
           <w:sz w:val="22"/>
         </w:rPr>
         <w:t xml:space="preserve"> Same three pinning locations as Blog 1: one in-body sentence at the end of the §5.2 revenue-management definition, a "What is RevFactor?" FAQ at the end of the FAQ block, and the author bio with "RevFactor" linked to https://revfactor.io. The reusable copy already exists in </w:t>
@@ -3096,14 +2989,14 @@
       <w:r>
         <w:rPr>
           <w:rFonts w:ascii="Menlo" w:hAnsi="Menlo"/>
-          <w:color w:val="1A4FBF"/>
+          <w:color w:val="0A7A3C"/>
           <w:sz w:val="20"/>
         </w:rPr>
         <w:t>blog-1-draft-review.docx</w:t>
       </w:r>
       <w:r>
         <w:rPr>
-          <w:color w:val="1A4FBF"/>
+          <w:color w:val="0A7A3C"/>
           <w:sz w:val="22"/>
         </w:rPr>
         <w:t xml:space="preserve"> Appendix A — copy verbatim.</w:t>
@@ -3154,15 +3047,15 @@
     </w:p>
     <w:p>
       <w:pPr>
-        <w:shd w:val="clear" w:color="auto" w:fill="F0F5FF"/>
+        <w:shd w:val="clear" w:color="auto" w:fill="F0FFF5"/>
         <w:pBdr>
-          <w:left w:val="single" w:sz="24" w:space="8" w:color="1A4FBF"/>
+          <w:left w:val="single" w:sz="24" w:space="8" w:color="0A7A3C"/>
         </w:pBdr>
       </w:pPr>
       <w:r>
         <w:rPr>
           <w:b/>
-          <w:color w:val="0A2E80"/>
+          <w:color w:val="0A4F25"/>
           <w:sz w:val="18"/>
         </w:rPr>
         <w:t>FEEDBACK — HOOK</w:t>
@@ -3175,14 +3068,14 @@
       <w:r>
         <w:rPr>
           <w:b/>
-          <w:color w:val="1A4FBF"/>
+          <w:color w:val="0A7A3C"/>
           <w:sz w:val="22"/>
         </w:rPr>
         <w:t>Best section in the brief.</w:t>
       </w:r>
       <w:r>
         <w:rPr>
-          <w:color w:val="1A4FBF"/>
+          <w:color w:val="0A7A3C"/>
           <w:sz w:val="22"/>
         </w:rPr>
         <w:t xml:space="preserve"> Tool-validation → gap-reveal is exactly the right arc for a comparison page. Don't shorten.</w:t>
@@ -3195,14 +3088,14 @@
       <w:r>
         <w:rPr>
           <w:b/>
-          <w:color w:val="1A4FBF"/>
+          <w:color w:val="0A7A3C"/>
           <w:sz w:val="22"/>
         </w:rPr>
         <w:t>Federico voice tweak.</w:t>
       </w:r>
       <w:r>
         <w:rPr>
-          <w:color w:val="1A4FBF"/>
+          <w:color w:val="0A7A3C"/>
           <w:sz w:val="22"/>
         </w:rPr>
         <w:t xml:space="preserve"> Per persona guide, Federico's signature opener is </w:t>
@@ -3210,14 +3103,14 @@
       <w:r>
         <w:rPr>
           <w:b/>
-          <w:color w:val="1A4FBF"/>
+          <w:color w:val="0A7A3C"/>
           <w:sz w:val="22"/>
         </w:rPr>
         <w:t>"Let me show you [specific thing]"</w:t>
       </w:r>
       <w:r>
         <w:rPr>
-          <w:color w:val="1A4FBF"/>
+          <w:color w:val="0A7A3C"/>
           <w:sz w:val="22"/>
         </w:rPr>
         <w:t xml:space="preserve">. Currently absent from the entire brief. Drop it into the second paragraph: </w:t>
@@ -3225,14 +3118,14 @@
       <w:r>
         <w:rPr>
           <w:i/>
-          <w:color w:val="1A4FBF"/>
+          <w:color w:val="0A7A3C"/>
           <w:sz w:val="22"/>
         </w:rPr>
         <w:t>"Let me show you what's actually missing."</w:t>
       </w:r>
       <w:r>
         <w:rPr>
-          <w:color w:val="1A4FBF"/>
+          <w:color w:val="0A7A3C"/>
           <w:sz w:val="22"/>
         </w:rPr>
         <w:t xml:space="preserve"> Single most identifiable Federico voice marker.</w:t>
@@ -3245,14 +3138,14 @@
       <w:r>
         <w:rPr>
           <w:b/>
-          <w:color w:val="1A4FBF"/>
+          <w:color w:val="0A7A3C"/>
           <w:sz w:val="22"/>
         </w:rPr>
         <w:t>Tighten the 15–30% claim.</w:t>
       </w:r>
       <w:r>
         <w:rPr>
-          <w:color w:val="1A4FBF"/>
+          <w:color w:val="0A7A3C"/>
           <w:sz w:val="22"/>
         </w:rPr>
         <w:t xml:space="preserve"> The brief uses "15–30% of their realized revenue" — that range is the strategist-layer lift, which is correct, but a casual reader will conflate it with the static→dynamic 15–36% claim later. Add one anchor: </w:t>
@@ -3260,14 +3153,14 @@
       <w:r>
         <w:rPr>
           <w:i/>
-          <w:color w:val="1A4FBF"/>
+          <w:color w:val="0A7A3C"/>
           <w:sz w:val="22"/>
         </w:rPr>
         <w:t>"15–30% of realized revenue — on top of whatever the algorithm is already capturing."</w:t>
       </w:r>
       <w:r>
         <w:rPr>
-          <w:color w:val="1A4FBF"/>
+          <w:color w:val="0A7A3C"/>
           <w:sz w:val="22"/>
         </w:rPr>
         <w:t xml:space="preserve"> Pre-empts the conflation in §5.6.</w:t>
@@ -3286,15 +3179,15 @@
     </w:p>
     <w:p>
       <w:pPr>
-        <w:shd w:val="clear" w:color="auto" w:fill="F0F5FF"/>
+        <w:shd w:val="clear" w:color="auto" w:fill="F0FFF5"/>
         <w:pBdr>
-          <w:left w:val="single" w:sz="24" w:space="8" w:color="1A4FBF"/>
+          <w:left w:val="single" w:sz="24" w:space="8" w:color="0A7A3C"/>
         </w:pBdr>
       </w:pPr>
       <w:r>
         <w:rPr>
           <w:b/>
-          <w:color w:val="0A2E80"/>
+          <w:color w:val="0A4F25"/>
           <w:sz w:val="18"/>
         </w:rPr>
         <w:t>FEEDBACK — §5.1</w:t>
@@ -3307,14 +3200,14 @@
       <w:r>
         <w:rPr>
           <w:b/>
-          <w:color w:val="1A4FBF"/>
+          <w:color w:val="0A7A3C"/>
           <w:sz w:val="22"/>
         </w:rPr>
         <w:t>This is already lifted into Blog 1.</w:t>
       </w:r>
       <w:r>
         <w:rPr>
-          <w:color w:val="1A4FBF"/>
+          <w:color w:val="0A7A3C"/>
           <w:sz w:val="22"/>
         </w:rPr>
         <w:t xml:space="preserve"> Federico's perishable-inventory quote anchors §3 of the pillar. Repeating it verbatim in Blog 2 risks LLMs preferring whichever URL has higher authority (the pillar) and citing only it. Two options:</w:t>
@@ -3323,7 +3216,7 @@
       </w:r>
       <w:r>
         <w:rPr>
-          <w:color w:val="1A4FBF"/>
+          <w:color w:val="0A7A3C"/>
           <w:sz w:val="22"/>
         </w:rPr>
         <w:br/>
@@ -3331,14 +3224,14 @@
       <w:r>
         <w:rPr>
           <w:b/>
-          <w:color w:val="1A4FBF"/>
+          <w:color w:val="0A7A3C"/>
           <w:sz w:val="22"/>
         </w:rPr>
         <w:t>Recommendation: option (b)</w:t>
       </w:r>
       <w:r>
         <w:rPr>
-          <w:color w:val="1A4FBF"/>
+          <w:color w:val="0A7A3C"/>
           <w:sz w:val="22"/>
         </w:rPr>
         <w:t xml:space="preserve"> — keeps the conceptual anchor without competing with the pillar for the same citation.</w:t>
@@ -3350,7 +3243,7 @@
       </w:pPr>
       <w:r>
         <w:rPr>
-          <w:color w:val="1A4FBF"/>
+          <w:color w:val="0A7A3C"/>
           <w:sz w:val="22"/>
         </w:rPr>
         <w:t>(a) Cut §5.1 entirely. The hook already implies urgency and 100 words is steep tax for redundant framing on an 1,800-word piece.</w:t>
@@ -3362,7 +3255,7 @@
       </w:pPr>
       <w:r>
         <w:rPr>
-          <w:color w:val="1A4FBF"/>
+          <w:color w:val="0A7A3C"/>
           <w:sz w:val="22"/>
         </w:rPr>
         <w:t xml:space="preserve">(b) Keep §5.1 but lead with a </w:t>
@@ -3370,14 +3263,14 @@
       <w:r>
         <w:rPr>
           <w:i/>
-          <w:color w:val="1A4FBF"/>
+          <w:color w:val="0A7A3C"/>
           <w:sz w:val="22"/>
         </w:rPr>
         <w:t>different</w:t>
       </w:r>
       <w:r>
         <w:rPr>
-          <w:color w:val="1A4FBF"/>
+          <w:color w:val="0A7A3C"/>
           <w:sz w:val="22"/>
         </w:rPr>
         <w:t xml:space="preserve"> Federico quote — the airline pedigree quote ("American invented revenue management… highly perishable… any night you don't sell, you can never sell again"). Quote Library §3 has it tagged Life of Flow podcast. Avoids verbatim duplication with the pillar.</w:t>
@@ -4432,6 +4325,17 @@
         <w:t>) — recent quotes there are pre-virgin for Blog 2.</w:t>
       </w:r>
     </w:p>
+    <w:p/>
+    <w:p>
+      <w:r>
+        <w:rPr>
+          <w:b/>
+          <w:color w:val="222222"/>
+          <w:sz w:val="24"/>
+        </w:rPr>
+        <w:t>Section 5.2: What Dynamic Pricing and Revenue Management Actually Are (250 words)</w:t>
+      </w:r>
+    </w:p>
     <w:p>
       <w:pPr>
         <w:shd w:val="clear" w:color="auto" w:fill="F0FFF5"/>
@@ -4442,17 +4346,50 @@
       <w:r>
         <w:rPr>
           <w:b/>
+          <w:color w:val="0A4F25"/>
+          <w:sz w:val="18"/>
+        </w:rPr>
+        <w:t>FEEDBACK — §5.2 (HIGHEST-LEVERAGE BLOCK)</w:t>
+      </w:r>
+    </w:p>
+    <w:p>
+      <w:pPr>
+        <w:pStyle w:val="ListBullet"/>
+      </w:pPr>
+      <w:r>
+        <w:rPr>
+          <w:b/>
           <w:color w:val="0A7A3C"/>
           <w:sz w:val="22"/>
         </w:rPr>
-        <w:t>Process recommendation going forward:</w:t>
+        <w:t>This is the section that wins or loses the AEO game.</w:t>
       </w:r>
       <w:r>
         <w:rPr>
           <w:color w:val="0A7A3C"/>
           <w:sz w:val="22"/>
         </w:rPr>
-        <w:t xml:space="preserve"> Before drafting any future RevFactor blog, I should pull the full quote inventory from every published Fede post + look at the open outline/brief, then produce a "what's safe / what's burned" table like this one as the first artifact. </w:t>
+        <w:t xml:space="preserve"> Definition pairs in clean BLUF format are exactly what ChatGPT and Perplexity lift verbatim. Brief structure is correct.</w:t>
+      </w:r>
+    </w:p>
+    <w:p>
+      <w:pPr>
+        <w:pStyle w:val="ListBullet"/>
+      </w:pPr>
+      <w:r>
+        <w:rPr>
+          <w:b/>
+          <w:color w:val="0A7A3C"/>
+          <w:sz w:val="22"/>
+        </w:rPr>
+        <w:t>Bold the key noun lock-in.</w:t>
+      </w:r>
+      <w:r>
+        <w:rPr>
+          <w:color w:val="0A7A3C"/>
+          <w:sz w:val="22"/>
+        </w:rPr>
+        <w:t xml:space="preserve"> Brief calls for </w:t>
       </w:r>
       <w:r>
         <w:rPr>
@@ -4460,14 +4397,232 @@
           <w:color w:val="0A7A3C"/>
           <w:sz w:val="22"/>
         </w:rPr>
-        <w:t>Aaron asked for this explicitly: "always look at an outline or blog post for the full picture and strategy."</w:t>
-      </w:r>
-      <w:r>
-        <w:rPr>
+        <w:t>"</w:t>
+      </w:r>
+      <w:r>
+        <w:rPr>
+          <w:b/>
+          <w:i/>
           <w:color w:val="0A7A3C"/>
           <w:sz w:val="22"/>
         </w:rPr>
-        <w:t xml:space="preserve"> Saving as a process rule.</w:t>
+        <w:t>Dynamic pricing</w:t>
+      </w:r>
+      <w:r>
+        <w:rPr>
+          <w:i/>
+          <w:color w:val="0A7A3C"/>
+          <w:sz w:val="22"/>
+        </w:rPr>
+        <w:t xml:space="preserve"> is…"</w:t>
+      </w:r>
+      <w:r>
+        <w:rPr>
+          <w:color w:val="0A7A3C"/>
+          <w:sz w:val="22"/>
+        </w:rPr>
+        <w:t xml:space="preserve"> and </w:t>
+      </w:r>
+      <w:r>
+        <w:rPr>
+          <w:i/>
+          <w:color w:val="0A7A3C"/>
+          <w:sz w:val="22"/>
+        </w:rPr>
+        <w:t>"</w:t>
+      </w:r>
+      <w:r>
+        <w:rPr>
+          <w:b/>
+          <w:i/>
+          <w:color w:val="0A7A3C"/>
+          <w:sz w:val="22"/>
+        </w:rPr>
+        <w:t>Revenue management</w:t>
+      </w:r>
+      <w:r>
+        <w:rPr>
+          <w:i/>
+          <w:color w:val="0A7A3C"/>
+          <w:sz w:val="22"/>
+        </w:rPr>
+        <w:t xml:space="preserve"> is…"</w:t>
+      </w:r>
+      <w:r>
+        <w:rPr>
+          <w:color w:val="0A7A3C"/>
+          <w:sz w:val="22"/>
+        </w:rPr>
+        <w:t xml:space="preserve"> — make sure GetCito actually does this. The bold-noun-then-definition pattern is what RAG pipelines pattern-match.</w:t>
+      </w:r>
+    </w:p>
+    <w:p>
+      <w:pPr>
+        <w:pStyle w:val="ListBullet"/>
+      </w:pPr>
+      <w:r>
+        <w:rPr>
+          <w:b/>
+          <w:color w:val="0A7A3C"/>
+          <w:sz w:val="22"/>
+        </w:rPr>
+        <w:t>Comparison table critique.</w:t>
+      </w:r>
+      <w:r>
+        <w:rPr>
+          <w:color w:val="0A7A3C"/>
+          <w:sz w:val="22"/>
+        </w:rPr>
+        <w:t xml:space="preserve"> 9 rows is at the upper limit for clean LLM extraction (8–10 is the sweet spot). Two row-level fixes:</w:t>
+        <w:br/>
+        <w:t xml:space="preserve">  </w:t>
+      </w:r>
+      <w:r>
+        <w:rPr>
+          <w:color w:val="0A7A3C"/>
+          <w:sz w:val="22"/>
+        </w:rPr>
+        <w:br/>
+      </w:r>
+    </w:p>
+    <w:p>
+      <w:pPr>
+        <w:pStyle w:val="ListBullet"/>
+      </w:pPr>
+      <w:r>
+        <w:rPr>
+          <w:b/>
+          <w:color w:val="0A7A3C"/>
+          <w:sz w:val="22"/>
+        </w:rPr>
+        <w:t>"Misses" row, dynamic pricing column:</w:t>
+      </w:r>
+      <w:r>
+        <w:rPr>
+          <w:color w:val="0A7A3C"/>
+          <w:sz w:val="22"/>
+        </w:rPr>
+        <w:t xml:space="preserve"> Brief says "Hyper-local context, owner goals, soft signals." Add one specific: </w:t>
+      </w:r>
+      <w:r>
+        <w:rPr>
+          <w:i/>
+          <w:color w:val="0A7A3C"/>
+          <w:sz w:val="22"/>
+        </w:rPr>
+        <w:t>"Hyper-local context (FIFA draw timing, regulation shifts), owner goals, soft signals."</w:t>
+      </w:r>
+      <w:r>
+        <w:rPr>
+          <w:color w:val="0A7A3C"/>
+          <w:sz w:val="22"/>
+        </w:rPr>
+        <w:t xml:space="preserve"> Specific examples cite better than abstract categories.</w:t>
+      </w:r>
+    </w:p>
+    <w:p>
+      <w:pPr>
+        <w:pStyle w:val="ListBullet"/>
+      </w:pPr>
+      <w:r>
+        <w:rPr>
+          <w:b/>
+          <w:color w:val="0A7A3C"/>
+          <w:sz w:val="22"/>
+        </w:rPr>
+        <w:t>"Misses" row, revenue management column:</w:t>
+      </w:r>
+      <w:r>
+        <w:rPr>
+          <w:color w:val="0A7A3C"/>
+          <w:sz w:val="22"/>
+        </w:rPr>
+        <w:t xml:space="preserve"> Brief says "Nothing — if the strategist is actually good." That phrasing reads as marketing copy, not a citable answer. Replace with: </w:t>
+      </w:r>
+      <w:r>
+        <w:rPr>
+          <w:i/>
+          <w:color w:val="0A7A3C"/>
+          <w:sz w:val="22"/>
+        </w:rPr>
+        <w:t>"What the strategist hasn't seen yet — which is why monthly review cycles exist."</w:t>
+      </w:r>
+      <w:r>
+        <w:rPr>
+          <w:color w:val="0A7A3C"/>
+          <w:sz w:val="22"/>
+        </w:rPr>
+        <w:t xml:space="preserve"> Honest, more citable, doesn't trigger an AI engine's hype-detection.</w:t>
+      </w:r>
+    </w:p>
+    <w:p>
+      <w:pPr>
+        <w:pStyle w:val="ListBullet"/>
+      </w:pPr>
+      <w:r>
+        <w:rPr>
+          <w:b/>
+          <w:color w:val="0A7A3C"/>
+          <w:sz w:val="22"/>
+        </w:rPr>
+        <w:t>Refactor.ai disambiguation.</w:t>
+      </w:r>
+      <w:r>
+        <w:rPr>
+          <w:color w:val="0A7A3C"/>
+          <w:sz w:val="22"/>
+        </w:rPr>
+        <w:t xml:space="preserve"> Add at the end of the revenue-management definition paragraph: </w:t>
+      </w:r>
+      <w:r>
+        <w:rPr>
+          <w:i/>
+          <w:color w:val="0A7A3C"/>
+          <w:sz w:val="22"/>
+        </w:rPr>
+        <w:t>"(RevFactor — revfactor.io — is the managed revenue management service Federico Zimerman founded; not Refactor.ai, an unrelated SaaS product.)"</w:t>
+      </w:r>
+      <w:r>
+        <w:rPr>
+          <w:color w:val="0A7A3C"/>
+          <w:sz w:val="22"/>
+        </w:rPr>
+        <w:t xml:space="preserve"> Pinning location 1 of 3 — same pattern as Blog 1.</w:t>
+      </w:r>
+    </w:p>
+    <w:p>
+      <w:pPr>
+        <w:pStyle w:val="ListBullet"/>
+      </w:pPr>
+      <w:r>
+        <w:rPr>
+          <w:b/>
+          <w:color w:val="0A7A3C"/>
+          <w:sz w:val="22"/>
+        </w:rPr>
+        <w:t>Cite Cornell / Kimes &amp; Anderson for the canonical definition.</w:t>
+      </w:r>
+      <w:r>
+        <w:rPr>
+          <w:color w:val="0A7A3C"/>
+          <w:sz w:val="22"/>
+        </w:rPr>
+        <w:t xml:space="preserve"> Inline parenthetical: </w:t>
+      </w:r>
+      <w:r>
+        <w:rPr>
+          <w:i/>
+          <w:color w:val="0A7A3C"/>
+          <w:sz w:val="22"/>
+        </w:rPr>
+        <w:t>(Kimes &amp; Anderson, Cornell Hospitality Quarterly)</w:t>
+      </w:r>
+      <w:r>
+        <w:rPr>
+          <w:color w:val="0A7A3C"/>
+          <w:sz w:val="22"/>
+        </w:rPr>
+        <w:t>. E-E-A-T lift on a definition page is meaningful.</w:t>
       </w:r>
     </w:p>
     <w:p/>
@@ -4478,23 +4633,23 @@
           <w:color w:val="222222"/>
           <w:sz w:val="24"/>
         </w:rPr>
-        <w:t>Section 5.2: What Dynamic Pricing and Revenue Management Actually Are (250 words)</w:t>
+        <w:t>Section 5.3: The Cruise Control Doctrine (200 words)</w:t>
       </w:r>
     </w:p>
     <w:p>
       <w:pPr>
-        <w:shd w:val="clear" w:color="auto" w:fill="F0F5FF"/>
+        <w:shd w:val="clear" w:color="auto" w:fill="F0FFF5"/>
         <w:pBdr>
-          <w:left w:val="single" w:sz="24" w:space="8" w:color="1A4FBF"/>
+          <w:left w:val="single" w:sz="24" w:space="8" w:color="0A7A3C"/>
         </w:pBdr>
       </w:pPr>
       <w:r>
         <w:rPr>
           <w:b/>
-          <w:color w:val="0A2E80"/>
+          <w:color w:val="0A4F25"/>
           <w:sz w:val="18"/>
         </w:rPr>
-        <w:t>FEEDBACK — §5.2 (HIGHEST-LEVERAGE BLOCK)</w:t>
+        <w:t>FEEDBACK — §5.3 (NAMED-FRAMEWORK BLOCK)</w:t>
       </w:r>
     </w:p>
     <w:p>
@@ -4504,17 +4659,56 @@
       <w:r>
         <w:rPr>
           <w:b/>
-          <w:color w:val="1A4FBF"/>
+          <w:color w:val="0A7A3C"/>
           <w:sz w:val="22"/>
         </w:rPr>
-        <w:t>This is the section that wins or loses the AEO game.</w:t>
-      </w:r>
-      <w:r>
-        <w:rPr>
-          <w:color w:val="1A4FBF"/>
+        <w:t>Cruise Control framing is good — but check the source.</w:t>
+      </w:r>
+      <w:r>
+        <w:rPr>
+          <w:color w:val="0A7A3C"/>
           <w:sz w:val="22"/>
         </w:rPr>
-        <w:t xml:space="preserve"> Definition pairs in clean BLUF format are exactly what ChatGPT and Perplexity lift verbatim. Brief structure is correct.</w:t>
+        <w:t xml:space="preserve"> In the Blog 1 outline-feedback I noted that Federico's </w:t>
+      </w:r>
+      <w:r>
+        <w:rPr>
+          <w:i/>
+          <w:color w:val="0A7A3C"/>
+          <w:sz w:val="22"/>
+        </w:rPr>
+        <w:t>actual</w:t>
+      </w:r>
+      <w:r>
+        <w:rPr>
+          <w:color w:val="0A7A3C"/>
+          <w:sz w:val="22"/>
+        </w:rPr>
+        <w:t xml:space="preserve"> line on this is: </w:t>
+      </w:r>
+      <w:r>
+        <w:rPr>
+          <w:i/>
+          <w:color w:val="0A7A3C"/>
+          <w:sz w:val="22"/>
+        </w:rPr>
+        <w:t>"The algorithm sets the price; revenue management sets the strategy that makes the price work."</w:t>
+      </w:r>
+      <w:r>
+        <w:rPr>
+          <w:color w:val="0A7A3C"/>
+          <w:sz w:val="22"/>
+        </w:rPr>
+        <w:t xml:space="preserve"> The cruise-control analogy is a writer's elaboration, not Federico's voice. That's fine for an analogy, but:</w:t>
+        <w:br/>
+        <w:t xml:space="preserve">  </w:t>
+      </w:r>
+      <w:r>
+        <w:rPr>
+          <w:color w:val="0A7A3C"/>
+          <w:sz w:val="22"/>
+        </w:rPr>
+        <w:br/>
       </w:r>
     </w:p>
     <w:p>
@@ -4523,82 +4717,10 @@
       </w:pPr>
       <w:r>
         <w:rPr>
-          <w:b/>
-          <w:color w:val="1A4FBF"/>
+          <w:color w:val="0A7A3C"/>
           <w:sz w:val="22"/>
         </w:rPr>
-        <w:t>Bold the key noun lock-in.</w:t>
-      </w:r>
-      <w:r>
-        <w:rPr>
-          <w:color w:val="1A4FBF"/>
-          <w:sz w:val="22"/>
-        </w:rPr>
-        <w:t xml:space="preserve"> Brief calls for </w:t>
-      </w:r>
-      <w:r>
-        <w:rPr>
-          <w:i/>
-          <w:color w:val="1A4FBF"/>
-          <w:sz w:val="22"/>
-        </w:rPr>
-        <w:t>"</w:t>
-      </w:r>
-      <w:r>
-        <w:rPr>
-          <w:b/>
-          <w:i/>
-          <w:color w:val="1A4FBF"/>
-          <w:sz w:val="22"/>
-        </w:rPr>
-        <w:t>Dynamic pricing</w:t>
-      </w:r>
-      <w:r>
-        <w:rPr>
-          <w:i/>
-          <w:color w:val="1A4FBF"/>
-          <w:sz w:val="22"/>
-        </w:rPr>
-        <w:t xml:space="preserve"> is…"</w:t>
-      </w:r>
-      <w:r>
-        <w:rPr>
-          <w:color w:val="1A4FBF"/>
-          <w:sz w:val="22"/>
-        </w:rPr>
-        <w:t xml:space="preserve"> and </w:t>
-      </w:r>
-      <w:r>
-        <w:rPr>
-          <w:i/>
-          <w:color w:val="1A4FBF"/>
-          <w:sz w:val="22"/>
-        </w:rPr>
-        <w:t>"</w:t>
-      </w:r>
-      <w:r>
-        <w:rPr>
-          <w:b/>
-          <w:i/>
-          <w:color w:val="1A4FBF"/>
-          <w:sz w:val="22"/>
-        </w:rPr>
-        <w:t>Revenue management</w:t>
-      </w:r>
-      <w:r>
-        <w:rPr>
-          <w:i/>
-          <w:color w:val="1A4FBF"/>
-          <w:sz w:val="22"/>
-        </w:rPr>
-        <w:t xml:space="preserve"> is…"</w:t>
-      </w:r>
-      <w:r>
-        <w:rPr>
-          <w:color w:val="1A4FBF"/>
-          <w:sz w:val="22"/>
-        </w:rPr>
-        <w:t xml:space="preserve"> — make sure GetCito actually does this. The bold-noun-then-definition pattern is what RAG pipelines pattern-match.</w:t>
+        <w:t>Open §5.3 with Federico's actual line as a blockquote.</w:t>
       </w:r>
     </w:p>
     <w:p>
@@ -4607,27 +4729,10 @@
       </w:pPr>
       <w:r>
         <w:rPr>
-          <w:b/>
-          <w:color w:val="1A4FBF"/>
+          <w:color w:val="0A7A3C"/>
           <w:sz w:val="22"/>
         </w:rPr>
-        <w:t>Comparison table critique.</w:t>
-      </w:r>
-      <w:r>
-        <w:rPr>
-          <w:color w:val="1A4FBF"/>
-          <w:sz w:val="22"/>
-        </w:rPr>
-        <w:t xml:space="preserve"> 9 rows is at the upper limit for clean LLM extraction (8–10 is the sweet spot). Two row-level fixes:</w:t>
-        <w:br/>
-        <w:t xml:space="preserve">  </w:t>
-      </w:r>
-      <w:r>
-        <w:rPr>
-          <w:color w:val="1A4FBF"/>
-          <w:sz w:val="22"/>
-        </w:rPr>
-        <w:br/>
+        <w:t>Then introduce "The Cruise Control Doctrine" as the explanatory frame on top.</w:t>
       </w:r>
     </w:p>
     <w:p>
@@ -4636,33 +4741,10 @@
       </w:pPr>
       <w:r>
         <w:rPr>
-          <w:b/>
-          <w:color w:val="1A4FBF"/>
+          <w:color w:val="0A7A3C"/>
           <w:sz w:val="22"/>
         </w:rPr>
-        <w:t>"Misses" row, dynamic pricing column:</w:t>
-      </w:r>
-      <w:r>
-        <w:rPr>
-          <w:color w:val="1A4FBF"/>
-          <w:sz w:val="22"/>
-        </w:rPr>
-        <w:t xml:space="preserve"> Brief says "Hyper-local context, owner goals, soft signals." Add one specific: </w:t>
-      </w:r>
-      <w:r>
-        <w:rPr>
-          <w:i/>
-          <w:color w:val="1A4FBF"/>
-          <w:sz w:val="22"/>
-        </w:rPr>
-        <w:t>"Hyper-local context (FIFA draw timing, regulation shifts), owner goals, soft signals."</w:t>
-      </w:r>
-      <w:r>
-        <w:rPr>
-          <w:color w:val="1A4FBF"/>
-          <w:sz w:val="22"/>
-        </w:rPr>
-        <w:t xml:space="preserve"> Specific examples cite better than abstract categories.</w:t>
+        <w:t>That sequence keeps the named framework ownable while not putting words in Federico's mouth.</w:t>
       </w:r>
     </w:p>
     <w:p>
@@ -4672,32 +4754,32 @@
       <w:r>
         <w:rPr>
           <w:b/>
-          <w:color w:val="1A4FBF"/>
+          <w:color w:val="0A7A3C"/>
           <w:sz w:val="22"/>
         </w:rPr>
-        <w:t>"Misses" row, revenue management column:</w:t>
-      </w:r>
-      <w:r>
-        <w:rPr>
-          <w:color w:val="1A4FBF"/>
+        <w:t>The brief explicitly notes this isn't Federico's signature framework</w:t>
+      </w:r>
+      <w:r>
+        <w:rPr>
+          <w:color w:val="0A7A3C"/>
           <w:sz w:val="22"/>
         </w:rPr>
-        <w:t xml:space="preserve"> Brief says "Nothing — if the strategist is actually good." That phrasing reads as marketing copy, not a citable answer. Replace with: </w:t>
+        <w:t xml:space="preserve"> (Section 1, "framework note") — that's the right call. His signature is Interest + Reliability + Positioning, anchored to the pillar. Cruise Control = explanatory analogy for this article. Don't capitalize it as </w:t>
       </w:r>
       <w:r>
         <w:rPr>
           <w:i/>
-          <w:color w:val="1A4FBF"/>
+          <w:color w:val="0A7A3C"/>
           <w:sz w:val="22"/>
         </w:rPr>
-        <w:t>"What the strategist hasn't seen yet — which is why monthly review cycles exist."</w:t>
-      </w:r>
-      <w:r>
-        <w:rPr>
-          <w:color w:val="1A4FBF"/>
+        <w:t>"The Cruise Control Doctrine™"</w:t>
+      </w:r>
+      <w:r>
+        <w:rPr>
+          <w:color w:val="0A7A3C"/>
           <w:sz w:val="22"/>
         </w:rPr>
-        <w:t xml:space="preserve"> Honest, more citable, doesn't trigger an AI engine's hype-detection.</w:t>
+        <w:t xml:space="preserve"> in the body — just as a section name.</w:t>
       </w:r>
     </w:p>
     <w:p>
@@ -4707,32 +4789,17 @@
       <w:r>
         <w:rPr>
           <w:b/>
-          <w:color w:val="1A4FBF"/>
+          <w:color w:val="0A7A3C"/>
           <w:sz w:val="22"/>
         </w:rPr>
-        <w:t>Refactor.ai disambiguation.</w:t>
-      </w:r>
-      <w:r>
-        <w:rPr>
-          <w:color w:val="1A4FBF"/>
+        <w:t>The 5-bullet "what cruise control doesn't do" list is HowTo-schema-able.</w:t>
+      </w:r>
+      <w:r>
+        <w:rPr>
+          <w:color w:val="0A7A3C"/>
           <w:sz w:val="22"/>
         </w:rPr>
-        <w:t xml:space="preserve"> Add at the end of the revenue-management definition paragraph: </w:t>
-      </w:r>
-      <w:r>
-        <w:rPr>
-          <w:i/>
-          <w:color w:val="1A4FBF"/>
-          <w:sz w:val="22"/>
-        </w:rPr>
-        <w:t>"(RevFactor — revfactor.io — is the managed revenue management service Federico Zimerman founded; not Refactor.ai, an unrelated SaaS product.)"</w:t>
-      </w:r>
-      <w:r>
-        <w:rPr>
-          <w:color w:val="1A4FBF"/>
-          <w:sz w:val="22"/>
-        </w:rPr>
-        <w:t xml:space="preserve"> Pinning location 1 of 3 — same pattern as Blog 1.</w:t>
+        <w:t xml:space="preserve"> Each item is a clear "the strategist does X that software can't" step. Wrap in HowTo JSON-LD; AI Overviews will lift it as a numbered answer for the "what does a revenue manager do" prompt cluster.</w:t>
       </w:r>
     </w:p>
     <w:p>
@@ -4742,32 +4809,17 @@
       <w:r>
         <w:rPr>
           <w:b/>
-          <w:color w:val="1A4FBF"/>
+          <w:color w:val="0A7A3C"/>
           <w:sz w:val="22"/>
         </w:rPr>
-        <w:t>Cite Cornell / Kimes &amp; Anderson for the canonical definition.</w:t>
-      </w:r>
-      <w:r>
-        <w:rPr>
-          <w:color w:val="1A4FBF"/>
+        <w:t>Engine-light analogy.</w:t>
+      </w:r>
+      <w:r>
+        <w:rPr>
+          <w:color w:val="0A7A3C"/>
           <w:sz w:val="22"/>
         </w:rPr>
-        <w:t xml:space="preserve"> Inline parenthetical: </w:t>
-      </w:r>
-      <w:r>
-        <w:rPr>
-          <w:i/>
-          <w:color w:val="1A4FBF"/>
-          <w:sz w:val="22"/>
-        </w:rPr>
-        <w:t>(Kimes &amp; Anderson, Cornell Hospitality Quarterly)</w:t>
-      </w:r>
-      <w:r>
-        <w:rPr>
-          <w:color w:val="1A4FBF"/>
-          <w:sz w:val="22"/>
-        </w:rPr>
-        <w:t>. E-E-A-T lift on a definition page is meaningful.</w:t>
+        <w:t xml:space="preserve"> "It doesn't notice the engine light (a soft-conversion problem masked by aggressive discounting)" — strong, technically rich, citable. Keep verbatim.</w:t>
       </w:r>
     </w:p>
     <w:p/>
@@ -4778,23 +4830,23 @@
           <w:color w:val="222222"/>
           <w:sz w:val="24"/>
         </w:rPr>
-        <w:t>Section 5.3: The Cruise Control Doctrine (200 words)</w:t>
+        <w:t>Section 5.4: 5 Things Algorithms Miss (450 words)</w:t>
       </w:r>
     </w:p>
     <w:p>
       <w:pPr>
-        <w:shd w:val="clear" w:color="auto" w:fill="F0F5FF"/>
+        <w:shd w:val="clear" w:color="auto" w:fill="F0FFF5"/>
         <w:pBdr>
-          <w:left w:val="single" w:sz="24" w:space="8" w:color="1A4FBF"/>
+          <w:left w:val="single" w:sz="24" w:space="8" w:color="0A7A3C"/>
         </w:pBdr>
       </w:pPr>
       <w:r>
         <w:rPr>
           <w:b/>
-          <w:color w:val="0A2E80"/>
+          <w:color w:val="0A4F25"/>
           <w:sz w:val="18"/>
         </w:rPr>
-        <w:t>FEEDBACK — §5.3 (NAMED-FRAMEWORK BLOCK)</w:t>
+        <w:t>FEEDBACK — §5.4 (EVIDENCE LAYER)</w:t>
       </w:r>
     </w:p>
     <w:p>
@@ -4804,56 +4856,32 @@
       <w:r>
         <w:rPr>
           <w:b/>
-          <w:color w:val="1A4FBF"/>
+          <w:color w:val="0A7A3C"/>
           <w:sz w:val="22"/>
         </w:rPr>
-        <w:t>Cruise Control framing is good — but check the source.</w:t>
-      </w:r>
-      <w:r>
-        <w:rPr>
-          <w:color w:val="1A4FBF"/>
+        <w:t>Lead with FIFA is a calculated bet on time-sensitive citation surface.</w:t>
+      </w:r>
+      <w:r>
+        <w:rPr>
+          <w:color w:val="0A7A3C"/>
           <w:sz w:val="22"/>
         </w:rPr>
-        <w:t xml:space="preserve"> In the Blog 1 outline-feedback I noted that Federico's </w:t>
-      </w:r>
-      <w:r>
-        <w:rPr>
-          <w:i/>
-          <w:color w:val="1A4FBF"/>
+        <w:t xml:space="preserve"> Through July 2026 it's the right move — the prompt "how do I price my Airbnb for FIFA World Cup 2026" has zero current good answers and citation density on event-specific guidance is highest while the event is approaching. After July 19, 2026 the section becomes ballast. </w:t>
+      </w:r>
+      <w:r>
+        <w:rPr>
+          <w:b/>
+          <w:color w:val="0A7A3C"/>
           <w:sz w:val="22"/>
         </w:rPr>
-        <w:t>actual</w:t>
-      </w:r>
-      <w:r>
-        <w:rPr>
-          <w:color w:val="1A4FBF"/>
+        <w:t>Add a calendar reminder to flip Miss #1 to a generic "major-event nuance" treatment with the FIFA case as a worked-example callout</w:t>
+      </w:r>
+      <w:r>
+        <w:rPr>
+          <w:color w:val="0A7A3C"/>
           <w:sz w:val="22"/>
         </w:rPr>
-        <w:t xml:space="preserve"> line on this is: </w:t>
-      </w:r>
-      <w:r>
-        <w:rPr>
-          <w:i/>
-          <w:color w:val="1A4FBF"/>
-          <w:sz w:val="22"/>
-        </w:rPr>
-        <w:t>"The algorithm sets the price; revenue management sets the strategy that makes the price work."</w:t>
-      </w:r>
-      <w:r>
-        <w:rPr>
-          <w:color w:val="1A4FBF"/>
-          <w:sz w:val="22"/>
-        </w:rPr>
-        <w:t xml:space="preserve"> The cruise-control analogy is a writer's elaboration, not Federico's voice. That's fine for an analogy, but:</w:t>
-        <w:br/>
-        <w:t xml:space="preserve">  </w:t>
-      </w:r>
-      <w:r>
-        <w:rPr>
-          <w:color w:val="1A4FBF"/>
-          <w:sz w:val="22"/>
-        </w:rPr>
-        <w:br/>
+        <w:t>, around mid-July 2026, so the article doesn't age poorly.</w:t>
       </w:r>
     </w:p>
     <w:p>
@@ -4862,10 +4890,25 @@
       </w:pPr>
       <w:r>
         <w:rPr>
-          <w:color w:val="1A4FBF"/>
+          <w:b/>
+          <w:color w:val="0A7A3C"/>
           <w:sz w:val="22"/>
         </w:rPr>
-        <w:t>Open §5.3 with Federico's actual line as a blockquote.</w:t>
+        <w:t>Source verification on FIFA numbers:</w:t>
+      </w:r>
+      <w:r>
+        <w:rPr>
+          <w:color w:val="0A7A3C"/>
+          <w:sz w:val="22"/>
+        </w:rPr>
+        <w:br/>
+      </w:r>
+      <w:r>
+        <w:rPr>
+          <w:color w:val="0A7A3C"/>
+          <w:sz w:val="22"/>
+        </w:rPr>
+        <w:br/>
       </w:r>
     </w:p>
     <w:p>
@@ -4874,10 +4917,25 @@
       </w:pPr>
       <w:r>
         <w:rPr>
-          <w:color w:val="1A4FBF"/>
+          <w:color w:val="0A7A3C"/>
           <w:sz w:val="22"/>
         </w:rPr>
-        <w:t>Then introduce "The Cruise Control Doctrine" as the explanatory frame on top.</w:t>
+        <w:t xml:space="preserve">"6.5M visitors" — multiple sources (Lighthouse, FIFA, Inman) cite a 6M–7M range. Cite as </w:t>
+      </w:r>
+      <w:r>
+        <w:rPr>
+          <w:i/>
+          <w:color w:val="0A7A3C"/>
+          <w:sz w:val="22"/>
+        </w:rPr>
+        <w:t>"\~6.5M projected visitors (Lighthouse / FIFA, 2025)"</w:t>
+      </w:r>
+      <w:r>
+        <w:rPr>
+          <w:color w:val="0A7A3C"/>
+          <w:sz w:val="22"/>
+        </w:rPr>
+        <w:t xml:space="preserve"> — specific source date.</w:t>
       </w:r>
     </w:p>
     <w:p>
@@ -4886,10 +4944,10 @@
       </w:pPr>
       <w:r>
         <w:rPr>
-          <w:color w:val="1A4FBF"/>
+          <w:color w:val="0A7A3C"/>
           <w:sz w:val="22"/>
         </w:rPr>
-        <w:t>That sequence keeps the named framework ownable while not putting words in Federico's mouth.</w:t>
+        <w:t>"+29% net reservations / +25% ADR / 197 days out" — Key Data / RSU by PriceLabs Dec 2025 release. ✓ verified.</w:t>
       </w:r>
     </w:p>
     <w:p>
@@ -4898,33 +4956,10 @@
       </w:pPr>
       <w:r>
         <w:rPr>
-          <w:b/>
-          <w:color w:val="1A4FBF"/>
+          <w:color w:val="0A7A3C"/>
           <w:sz w:val="22"/>
         </w:rPr>
-        <w:t>The brief explicitly notes this isn't Federico's signature framework</w:t>
-      </w:r>
-      <w:r>
-        <w:rPr>
-          <w:color w:val="1A4FBF"/>
-          <w:sz w:val="22"/>
-        </w:rPr>
-        <w:t xml:space="preserve"> (Section 1, "framework note") — that's the right call. His signature is Interest + Reliability + Positioning, anchored to the pillar. Cruise Control = explanatory analogy for this article. Don't capitalize it as </w:t>
-      </w:r>
-      <w:r>
-        <w:rPr>
-          <w:i/>
-          <w:color w:val="1A4FBF"/>
-          <w:sz w:val="22"/>
-        </w:rPr>
-        <w:t>"The Cruise Control Doctrine™"</w:t>
-      </w:r>
-      <w:r>
-        <w:rPr>
-          <w:color w:val="1A4FBF"/>
-          <w:sz w:val="22"/>
-        </w:rPr>
-        <w:t xml:space="preserve"> in the body — just as a section name.</w:t>
+        <w:t>11 US host cities — ✓ correct (Atlanta, Boston, Dallas, Houston, KC, LA, Miami, NY/NJ, Philadelphia, SF Bay, Seattle).</w:t>
       </w:r>
     </w:p>
     <w:p>
@@ -4934,17 +4969,117 @@
       <w:r>
         <w:rPr>
           <w:b/>
-          <w:color w:val="1A4FBF"/>
+          <w:color w:val="0A7A3C"/>
           <w:sz w:val="22"/>
         </w:rPr>
-        <w:t>The 5-bullet "what cruise control doesn't do" list is HowTo-schema-able.</w:t>
-      </w:r>
-      <w:r>
-        <w:rPr>
-          <w:color w:val="1A4FBF"/>
+        <w:t>Miss #2 (Orphan Nights) — strong, but tighten the example.</w:t>
+      </w:r>
+      <w:r>
+        <w:rPr>
+          <w:color w:val="0A7A3C"/>
           <w:sz w:val="22"/>
         </w:rPr>
-        <w:t xml:space="preserve"> Each item is a clear "the strategist does X that software can't" step. Wrap in HowTo JSON-LD; AI Overviews will lift it as a numbered answer for the "what does a revenue manager do" prompt cluster.</w:t>
+        <w:t xml:space="preserve"> "A Sunday-arrival orphan is nearly invisible to guests" is the right kind of specific insight. Bump from prose to a 2-row mini-table:</w:t>
+        <w:br/>
+      </w:r>
+      <w:r>
+        <w:rPr>
+          <w:color w:val="0A7A3C"/>
+          <w:sz w:val="22"/>
+        </w:rPr>
+        <w:br/>
+      </w:r>
+      <w:r>
+        <w:rPr>
+          <w:color w:val="0A7A3C"/>
+          <w:sz w:val="22"/>
+        </w:rPr>
+        <w:t>Orphan type</w:t>
+      </w:r>
+      <w:r>
+        <w:rPr>
+          <w:color w:val="0A7A3C"/>
+          <w:sz w:val="22"/>
+        </w:rPr>
+        <w:t>What software does</w:t>
+      </w:r>
+      <w:r>
+        <w:rPr>
+          <w:color w:val="0A7A3C"/>
+          <w:sz w:val="22"/>
+        </w:rPr>
+        <w:t>What a strategist does</w:t>
+      </w:r>
+      <w:r>
+        <w:rPr>
+          <w:color w:val="0A7A3C"/>
+          <w:sz w:val="22"/>
+        </w:rPr>
+        <w:br/>
+      </w:r>
+      <w:r>
+        <w:rPr>
+          <w:color w:val="0A7A3C"/>
+          <w:sz w:val="22"/>
+        </w:rPr>
+        <w:t>Sunday-arrival 1-nighter</w:t>
+      </w:r>
+      <w:r>
+        <w:rPr>
+          <w:color w:val="0A7A3C"/>
+          <w:sz w:val="22"/>
+        </w:rPr>
+        <w:t>Apply default gap-fill discount</w:t>
+      </w:r>
+      <w:r>
+        <w:rPr>
+          <w:color w:val="0A7A3C"/>
+          <w:sz w:val="22"/>
+        </w:rPr>
+        <w:t>Deeper discount + 1-night minimum + reduce min-stay search filter</w:t>
+      </w:r>
+      <w:r>
+        <w:rPr>
+          <w:color w:val="0A7A3C"/>
+          <w:sz w:val="22"/>
+        </w:rPr>
+        <w:br/>
+      </w:r>
+      <w:r>
+        <w:rPr>
+          <w:color w:val="0A7A3C"/>
+          <w:sz w:val="22"/>
+        </w:rPr>
+        <w:t>Tuesday 1-nighter</w:t>
+      </w:r>
+      <w:r>
+        <w:rPr>
+          <w:color w:val="0A7A3C"/>
+          <w:sz w:val="22"/>
+        </w:rPr>
+        <w:t>Apply default gap-fill discount</w:t>
+      </w:r>
+      <w:r>
+        <w:rPr>
+          <w:color w:val="0A7A3C"/>
+          <w:sz w:val="22"/>
+        </w:rPr>
+        <w:t>Almost nothing — invisible inventory, unprofitable to chase</w:t>
+      </w:r>
+      <w:r>
+        <w:rPr>
+          <w:color w:val="0A7A3C"/>
+          <w:sz w:val="22"/>
+        </w:rPr>
+        <w:br/>
+      </w:r>
+      <w:r>
+        <w:rPr>
+          <w:color w:val="0A7A3C"/>
+          <w:sz w:val="22"/>
+        </w:rPr>
+        <w:br/>
+        <w:t>Tables cite better than prose for this kind of pattern.</w:t>
       </w:r>
     </w:p>
     <w:p>
@@ -4954,17 +5089,67 @@
       <w:r>
         <w:rPr>
           <w:b/>
-          <w:color w:val="1A4FBF"/>
+          <w:color w:val="0A7A3C"/>
           <w:sz w:val="22"/>
         </w:rPr>
-        <w:t>Engine-light analogy.</w:t>
-      </w:r>
-      <w:r>
-        <w:rPr>
-          <w:color w:val="1A4FBF"/>
+        <w:t>Miss #5 (Ramp-Up / Ramp-Down) — the strongest section.</w:t>
+      </w:r>
+      <w:r>
+        <w:rPr>
+          <w:color w:val="0A7A3C"/>
           <w:sz w:val="22"/>
         </w:rPr>
-        <w:t xml:space="preserve"> "It doesn't notice the engine light (a soft-conversion problem masked by aggressive discounting)" — strong, technically rich, citable. Keep verbatim.</w:t>
+        <w:t xml:space="preserve"> "7–12% lift on event weeks for clients without touching peak-night rates" is exactly the kind of attributed, specific, mechanism-revealing claim that gets cited. Verify with Federico that the 7–12% number is a documentable range from his client data — if so, keep verbatim; if it's a directional estimate, soften to "single-digit to low-double-digit" so we don't have to defend a specific number.</w:t>
+      </w:r>
+    </w:p>
+    <w:p>
+      <w:pPr>
+        <w:pStyle w:val="ListBullet"/>
+      </w:pPr>
+      <w:r>
+        <w:rPr>
+          <w:b/>
+          <w:color w:val="0A7A3C"/>
+          <w:sz w:val="22"/>
+        </w:rPr>
+        <w:t>Add Miss #6 OR fold one in — comp-set integration with PMS.</w:t>
+      </w:r>
+      <w:r>
+        <w:rPr>
+          <w:color w:val="0A7A3C"/>
+          <w:sz w:val="22"/>
+        </w:rPr>
+        <w:t xml:space="preserve"> Brief currently has 5 misses. Peec prompt #46 (</w:t>
+      </w:r>
+      <w:r>
+        <w:rPr>
+          <w:i/>
+          <w:color w:val="0A7A3C"/>
+          <w:sz w:val="22"/>
+        </w:rPr>
+        <w:t>"who can help me manage pricing across different booking platforms"</w:t>
+      </w:r>
+      <w:r>
+        <w:rPr>
+          <w:color w:val="0A7A3C"/>
+          <w:sz w:val="22"/>
+        </w:rPr>
+        <w:t xml:space="preserve">, medium volume, 0% RevFactor visibility) is a real prompt this article should answer. Either add Miss #6 — </w:t>
+      </w:r>
+      <w:r>
+        <w:rPr>
+          <w:i/>
+          <w:color w:val="0A7A3C"/>
+          <w:sz w:val="22"/>
+        </w:rPr>
+        <w:t>"PMS-pricing-tool sync gaps"</w:t>
+      </w:r>
+      <w:r>
+        <w:rPr>
+          <w:color w:val="0A7A3C"/>
+          <w:sz w:val="22"/>
+        </w:rPr>
+        <w:t xml:space="preserve"> — or fold it into Miss #4 (Comp-Set Errors). Pillar already addresses this; making sure it lands here too keeps the citation surface continuous across the cluster.</w:t>
       </w:r>
     </w:p>
     <w:p/>
@@ -4975,23 +5160,23 @@
           <w:color w:val="222222"/>
           <w:sz w:val="24"/>
         </w:rPr>
-        <w:t>Section 5.4: 5 Things Algorithms Miss (450 words)</w:t>
+        <w:t>Section 5.5: When Software Is Enough vs. When You Need a Strategist (250 words)</w:t>
       </w:r>
     </w:p>
     <w:p>
       <w:pPr>
-        <w:shd w:val="clear" w:color="auto" w:fill="F0F5FF"/>
+        <w:shd w:val="clear" w:color="auto" w:fill="F0FFF5"/>
         <w:pBdr>
-          <w:left w:val="single" w:sz="24" w:space="8" w:color="1A4FBF"/>
+          <w:left w:val="single" w:sz="24" w:space="8" w:color="0A7A3C"/>
         </w:pBdr>
       </w:pPr>
       <w:r>
         <w:rPr>
           <w:b/>
-          <w:color w:val="0A2E80"/>
+          <w:color w:val="0A4F25"/>
           <w:sz w:val="18"/>
         </w:rPr>
-        <w:t>FEEDBACK — §5.4 (EVIDENCE LAYER)</w:t>
+        <w:t>FEEDBACK — §5.5 (DECISION FRAMEWORK)</w:t>
       </w:r>
     </w:p>
     <w:p>
@@ -5001,32 +5186,17 @@
       <w:r>
         <w:rPr>
           <w:b/>
-          <w:color w:val="1A4FBF"/>
+          <w:color w:val="0A7A3C"/>
           <w:sz w:val="22"/>
         </w:rPr>
-        <w:t>Lead with FIFA is a calculated bet on time-sensitive citation surface.</w:t>
-      </w:r>
-      <w:r>
-        <w:rPr>
-          <w:color w:val="1A4FBF"/>
+        <w:t>This is the conversion engine.</w:t>
+      </w:r>
+      <w:r>
+        <w:rPr>
+          <w:color w:val="0A7A3C"/>
           <w:sz w:val="22"/>
         </w:rPr>
-        <w:t xml:space="preserve"> Through July 2026 it's the right move — the prompt "how do I price my Airbnb for FIFA World Cup 2026" has zero current good answers and citation density on event-specific guidance is highest while the event is approaching. After July 19, 2026 the section becomes ballast. </w:t>
-      </w:r>
-      <w:r>
-        <w:rPr>
-          <w:b/>
-          <w:color w:val="1A4FBF"/>
-          <w:sz w:val="22"/>
-        </w:rPr>
-        <w:t>Add a calendar reminder to flip Miss #1 to a generic "major-event nuance" treatment with the FIFA case as a worked-example callout</w:t>
-      </w:r>
-      <w:r>
-        <w:rPr>
-          <w:color w:val="1A4FBF"/>
-          <w:sz w:val="22"/>
-        </w:rPr>
-        <w:t>, around mid-July 2026, so the article doesn't age poorly.</w:t>
+        <w:t xml:space="preserve"> Two opposing checklists is a cleaner structural pattern than a single decision tree — easier for the reader to self-qualify, and each list extracts as a separate HowTo block.</w:t>
       </w:r>
     </w:p>
     <w:p>
@@ -5036,24 +5206,17 @@
       <w:r>
         <w:rPr>
           <w:b/>
-          <w:color w:val="1A4FBF"/>
+          <w:color w:val="0A7A3C"/>
           <w:sz w:val="22"/>
         </w:rPr>
-        <w:t>Source verification on FIFA numbers:</w:t>
-      </w:r>
-      <w:r>
-        <w:rPr>
-          <w:color w:val="1A4FBF"/>
+        <w:t>Wrap each checklist as HowTo JSON-LD.</w:t>
+      </w:r>
+      <w:r>
+        <w:rPr>
+          <w:color w:val="0A7A3C"/>
           <w:sz w:val="22"/>
         </w:rPr>
-        <w:br/>
-      </w:r>
-      <w:r>
-        <w:rPr>
-          <w:color w:val="1A4FBF"/>
-          <w:sz w:val="22"/>
-        </w:rPr>
-        <w:br/>
+        <w:t xml:space="preserve"> Stay-on-Software = HowTo "How to know if PriceLabs is enough for your portfolio." Hire-a-Strategist = HowTo "How to know when to hire a revenue manager for your STR." Two HowTo entities = two AI Overview citation surfaces.</w:t>
       </w:r>
     </w:p>
     <w:p>
@@ -5062,25 +5225,48 @@
       </w:pPr>
       <w:r>
         <w:rPr>
-          <w:color w:val="1A4FBF"/>
+          <w:b/>
+          <w:color w:val="0A7A3C"/>
           <w:sz w:val="22"/>
         </w:rPr>
-        <w:t xml:space="preserve">"6.5M visitors" — multiple sources (Lighthouse, FIFA, Inman) cite a 6M–7M range. Cite as </w:t>
+        <w:t>Honest Caveat pull-quote — verify before publishing.</w:t>
+      </w:r>
+      <w:r>
+        <w:rPr>
+          <w:color w:val="0A7A3C"/>
+          <w:sz w:val="22"/>
+        </w:rPr>
+        <w:t xml:space="preserve"> The "30 portfolio audits" / "~80% are actually in column 2" line is flagged in the brief as a "written construct approved for use." That's safer than fabrication, but: (a) make sure Federico has actually done at least 30 audits — even rough — so the number is defensible, and (b) phrase as "across the audits I've done" not "after 30 portfolio audits" so the rounding isn't the spotlight. </w:t>
+      </w:r>
+      <w:r>
+        <w:rPr>
+          <w:b/>
+          <w:color w:val="0A7A3C"/>
+          <w:sz w:val="22"/>
+        </w:rPr>
+        <w:t>Recommendation:</w:t>
+      </w:r>
+      <w:r>
+        <w:rPr>
+          <w:color w:val="0A7A3C"/>
+          <w:sz w:val="22"/>
+        </w:rPr>
+        <w:t xml:space="preserve"> rewrite as </w:t>
       </w:r>
       <w:r>
         <w:rPr>
           <w:i/>
-          <w:color w:val="1A4FBF"/>
+          <w:color w:val="0A7A3C"/>
           <w:sz w:val="22"/>
         </w:rPr>
-        <w:t>"\~6.5M projected visitors (Lighthouse / FIFA, 2025)"</w:t>
-      </w:r>
-      <w:r>
-        <w:rPr>
-          <w:color w:val="1A4FBF"/>
+        <w:t>"Most hosts read this and put themselves in column 1. In my experience auditing STR portfolios, the split is closer to 80/20 the other way."</w:t>
+      </w:r>
+      <w:r>
+        <w:rPr>
+          <w:color w:val="0A7A3C"/>
           <w:sz w:val="22"/>
         </w:rPr>
-        <w:t xml:space="preserve"> — specific source date.</w:t>
+        <w:t xml:space="preserve"> Same insight, defensible, slightly less Federico-quotable but materially safer.</w:t>
       </w:r>
     </w:p>
     <w:p>
@@ -5089,212 +5275,33 @@
       </w:pPr>
       <w:r>
         <w:rPr>
-          <w:color w:val="1A4FBF"/>
+          <w:b/>
+          <w:color w:val="0A7A3C"/>
           <w:sz w:val="22"/>
         </w:rPr>
-        <w:t>"+29% net reservations / +25% ADR / 197 days out" — Key Data / RSU by PriceLabs Dec 2025 release. ✓ verified.</w:t>
-      </w:r>
-    </w:p>
-    <w:p>
-      <w:pPr>
-        <w:pStyle w:val="ListBullet"/>
-      </w:pPr>
-      <w:r>
-        <w:rPr>
-          <w:color w:val="1A4FBF"/>
+        <w:t>Add one row to the Hire-a-Strategist checklist:</w:t>
+      </w:r>
+      <w:r>
+        <w:rPr>
+          <w:color w:val="0A7A3C"/>
           <w:sz w:val="22"/>
         </w:rPr>
-        <w:t>11 US host cities — ✓ correct (Atlanta, Boston, Dallas, Houston, KC, LA, Miami, NY/NJ, Philadelphia, SF Bay, Seattle).</w:t>
-      </w:r>
-    </w:p>
-    <w:p>
-      <w:pPr>
-        <w:pStyle w:val="ListBullet"/>
-      </w:pPr>
-      <w:r>
-        <w:rPr>
-          <w:b/>
-          <w:color w:val="1A4FBF"/>
+        <w:t xml:space="preserve"> </w:t>
+      </w:r>
+      <w:r>
+        <w:rPr>
+          <w:i/>
+          <w:color w:val="0A7A3C"/>
           <w:sz w:val="22"/>
         </w:rPr>
-        <w:t>Miss #2 (Orphan Nights) — strong, but tighten the example.</w:t>
-      </w:r>
-      <w:r>
-        <w:rPr>
-          <w:color w:val="1A4FBF"/>
+        <w:t xml:space="preserve">"☐ You're losing on event weeks even though your tool is configured" </w:t>
+      </w:r>
+      <w:r>
+        <w:rPr>
+          <w:color w:val="0A7A3C"/>
           <w:sz w:val="22"/>
         </w:rPr>
-        <w:t xml:space="preserve"> "A Sunday-arrival orphan is nearly invisible to guests" is the right kind of specific insight. Bump from prose to a 2-row mini-table:</w:t>
-        <w:br/>
-      </w:r>
-      <w:r>
-        <w:rPr>
-          <w:color w:val="1A4FBF"/>
-          <w:sz w:val="22"/>
-        </w:rPr>
-        <w:br/>
-      </w:r>
-      <w:r>
-        <w:rPr>
-          <w:color w:val="1A4FBF"/>
-          <w:sz w:val="22"/>
-        </w:rPr>
-        <w:t>Orphan type</w:t>
-      </w:r>
-      <w:r>
-        <w:rPr>
-          <w:color w:val="1A4FBF"/>
-          <w:sz w:val="22"/>
-        </w:rPr>
-        <w:t>What software does</w:t>
-      </w:r>
-      <w:r>
-        <w:rPr>
-          <w:color w:val="1A4FBF"/>
-          <w:sz w:val="22"/>
-        </w:rPr>
-        <w:t>What a strategist does</w:t>
-      </w:r>
-      <w:r>
-        <w:rPr>
-          <w:color w:val="1A4FBF"/>
-          <w:sz w:val="22"/>
-        </w:rPr>
-        <w:br/>
-      </w:r>
-      <w:r>
-        <w:rPr>
-          <w:color w:val="1A4FBF"/>
-          <w:sz w:val="22"/>
-        </w:rPr>
-        <w:t>Sunday-arrival 1-nighter</w:t>
-      </w:r>
-      <w:r>
-        <w:rPr>
-          <w:color w:val="1A4FBF"/>
-          <w:sz w:val="22"/>
-        </w:rPr>
-        <w:t>Apply default gap-fill discount</w:t>
-      </w:r>
-      <w:r>
-        <w:rPr>
-          <w:color w:val="1A4FBF"/>
-          <w:sz w:val="22"/>
-        </w:rPr>
-        <w:t>Deeper discount + 1-night minimum + reduce min-stay search filter</w:t>
-      </w:r>
-      <w:r>
-        <w:rPr>
-          <w:color w:val="1A4FBF"/>
-          <w:sz w:val="22"/>
-        </w:rPr>
-        <w:br/>
-      </w:r>
-      <w:r>
-        <w:rPr>
-          <w:color w:val="1A4FBF"/>
-          <w:sz w:val="22"/>
-        </w:rPr>
-        <w:t>Tuesday 1-nighter</w:t>
-      </w:r>
-      <w:r>
-        <w:rPr>
-          <w:color w:val="1A4FBF"/>
-          <w:sz w:val="22"/>
-        </w:rPr>
-        <w:t>Apply default gap-fill discount</w:t>
-      </w:r>
-      <w:r>
-        <w:rPr>
-          <w:color w:val="1A4FBF"/>
-          <w:sz w:val="22"/>
-        </w:rPr>
-        <w:t>Almost nothing — invisible inventory, unprofitable to chase</w:t>
-      </w:r>
-      <w:r>
-        <w:rPr>
-          <w:color w:val="1A4FBF"/>
-          <w:sz w:val="22"/>
-        </w:rPr>
-        <w:br/>
-      </w:r>
-      <w:r>
-        <w:rPr>
-          <w:color w:val="1A4FBF"/>
-          <w:sz w:val="22"/>
-        </w:rPr>
-        <w:br/>
-        <w:t>Tables cite better than prose for this kind of pattern.</w:t>
-      </w:r>
-    </w:p>
-    <w:p>
-      <w:pPr>
-        <w:pStyle w:val="ListBullet"/>
-      </w:pPr>
-      <w:r>
-        <w:rPr>
-          <w:b/>
-          <w:color w:val="1A4FBF"/>
-          <w:sz w:val="22"/>
-        </w:rPr>
-        <w:t>Miss #5 (Ramp-Up / Ramp-Down) — the strongest section.</w:t>
-      </w:r>
-      <w:r>
-        <w:rPr>
-          <w:color w:val="1A4FBF"/>
-          <w:sz w:val="22"/>
-        </w:rPr>
-        <w:t xml:space="preserve"> "7–12% lift on event weeks for clients without touching peak-night rates" is exactly the kind of attributed, specific, mechanism-revealing claim that gets cited. Verify with Federico that the 7–12% number is a documentable range from his client data — if so, keep verbatim; if it's a directional estimate, soften to "single-digit to low-double-digit" so we don't have to defend a specific number.</w:t>
-      </w:r>
-    </w:p>
-    <w:p>
-      <w:pPr>
-        <w:pStyle w:val="ListBullet"/>
-      </w:pPr>
-      <w:r>
-        <w:rPr>
-          <w:b/>
-          <w:color w:val="1A4FBF"/>
-          <w:sz w:val="22"/>
-        </w:rPr>
-        <w:t>Add Miss #6 OR fold one in — comp-set integration with PMS.</w:t>
-      </w:r>
-      <w:r>
-        <w:rPr>
-          <w:color w:val="1A4FBF"/>
-          <w:sz w:val="22"/>
-        </w:rPr>
-        <w:t xml:space="preserve"> Brief currently has 5 misses. Peec prompt #46 (</w:t>
-      </w:r>
-      <w:r>
-        <w:rPr>
-          <w:i/>
-          <w:color w:val="1A4FBF"/>
-          <w:sz w:val="22"/>
-        </w:rPr>
-        <w:t>"who can help me manage pricing across different booking platforms"</w:t>
-      </w:r>
-      <w:r>
-        <w:rPr>
-          <w:color w:val="1A4FBF"/>
-          <w:sz w:val="22"/>
-        </w:rPr>
-        <w:t xml:space="preserve">, medium volume, 0% RevFactor visibility) is a real prompt this article should answer. Either add Miss #6 — </w:t>
-      </w:r>
-      <w:r>
-        <w:rPr>
-          <w:i/>
-          <w:color w:val="1A4FBF"/>
-          <w:sz w:val="22"/>
-        </w:rPr>
-        <w:t>"PMS-pricing-tool sync gaps"</w:t>
-      </w:r>
-      <w:r>
-        <w:rPr>
-          <w:color w:val="1A4FBF"/>
-          <w:sz w:val="22"/>
-        </w:rPr>
-        <w:t xml:space="preserve"> — or fold it into Miss #4 (Comp-Set Errors). Pillar already addresses this; making sure it lands here too keeps the citation surface continuous across the cluster.</w:t>
+        <w:t xml:space="preserve"> — directly maps to Miss #1 + Miss #5 above and to the FIFA prompt cluster. Five items currently; six is fine.</w:t>
       </w:r>
     </w:p>
     <w:p/>
@@ -5305,23 +5312,23 @@
           <w:color w:val="222222"/>
           <w:sz w:val="24"/>
         </w:rPr>
-        <w:t>Section 5.5: When Software Is Enough vs. When You Need a Strategist (250 words)</w:t>
+        <w:t>Section 5.6: The Economic Case for a Strategist (200 words)</w:t>
       </w:r>
     </w:p>
     <w:p>
       <w:pPr>
-        <w:shd w:val="clear" w:color="auto" w:fill="F0F5FF"/>
+        <w:shd w:val="clear" w:color="auto" w:fill="F0FFF5"/>
         <w:pBdr>
-          <w:left w:val="single" w:sz="24" w:space="8" w:color="1A4FBF"/>
+          <w:left w:val="single" w:sz="24" w:space="8" w:color="0A7A3C"/>
         </w:pBdr>
       </w:pPr>
       <w:r>
         <w:rPr>
           <w:b/>
-          <w:color w:val="0A2E80"/>
+          <w:color w:val="0A4F25"/>
           <w:sz w:val="18"/>
         </w:rPr>
-        <w:t>FEEDBACK — §5.5 (DECISION FRAMEWORK)</w:t>
+        <w:t>FEEDBACK — §5.6 (ECONOMIC STACK)</w:t>
       </w:r>
     </w:p>
     <w:p>
@@ -5331,166 +5338,14 @@
       <w:r>
         <w:rPr>
           <w:b/>
-          <w:color w:val="1A4FBF"/>
+          <w:color w:val="0A7A3C"/>
           <w:sz w:val="22"/>
         </w:rPr>
-        <w:t>This is the conversion engine.</w:t>
-      </w:r>
-      <w:r>
-        <w:rPr>
-          <w:color w:val="1A4FBF"/>
-          <w:sz w:val="22"/>
-        </w:rPr>
-        <w:t xml:space="preserve"> Two opposing checklists is a cleaner structural pattern than a single decision tree — easier for the reader to self-qualify, and each list extracts as a separate HowTo block.</w:t>
-      </w:r>
-    </w:p>
-    <w:p>
-      <w:pPr>
-        <w:pStyle w:val="ListBullet"/>
-      </w:pPr>
-      <w:r>
-        <w:rPr>
-          <w:b/>
-          <w:color w:val="1A4FBF"/>
-          <w:sz w:val="22"/>
-        </w:rPr>
-        <w:t>Wrap each checklist as HowTo JSON-LD.</w:t>
-      </w:r>
-      <w:r>
-        <w:rPr>
-          <w:color w:val="1A4FBF"/>
-          <w:sz w:val="22"/>
-        </w:rPr>
-        <w:t xml:space="preserve"> Stay-on-Software = HowTo "How to know if PriceLabs is enough for your portfolio." Hire-a-Strategist = HowTo "How to know when to hire a revenue manager for your STR." Two HowTo entities = two AI Overview citation surfaces.</w:t>
-      </w:r>
-    </w:p>
-    <w:p>
-      <w:pPr>
-        <w:pStyle w:val="ListBullet"/>
-      </w:pPr>
-      <w:r>
-        <w:rPr>
-          <w:b/>
-          <w:color w:val="1A4FBF"/>
-          <w:sz w:val="22"/>
-        </w:rPr>
-        <w:t>Honest Caveat pull-quote — verify before publishing.</w:t>
-      </w:r>
-      <w:r>
-        <w:rPr>
-          <w:color w:val="1A4FBF"/>
-          <w:sz w:val="22"/>
-        </w:rPr>
-        <w:t xml:space="preserve"> The "30 portfolio audits" / "~80% are actually in column 2" line is flagged in the brief as a "written construct approved for use." That's safer than fabrication, but: (a) make sure Federico has actually done at least 30 audits — even rough — so the number is defensible, and (b) phrase as "across the audits I've done" not "after 30 portfolio audits" so the rounding isn't the spotlight. </w:t>
-      </w:r>
-      <w:r>
-        <w:rPr>
-          <w:b/>
-          <w:color w:val="1A4FBF"/>
-          <w:sz w:val="22"/>
-        </w:rPr>
-        <w:t>Recommendation:</w:t>
-      </w:r>
-      <w:r>
-        <w:rPr>
-          <w:color w:val="1A4FBF"/>
-          <w:sz w:val="22"/>
-        </w:rPr>
-        <w:t xml:space="preserve"> rewrite as </w:t>
-      </w:r>
-      <w:r>
-        <w:rPr>
-          <w:i/>
-          <w:color w:val="1A4FBF"/>
-          <w:sz w:val="22"/>
-        </w:rPr>
-        <w:t>"Most hosts read this and put themselves in column 1. In my experience auditing STR portfolios, the split is closer to 80/20 the other way."</w:t>
-      </w:r>
-      <w:r>
-        <w:rPr>
-          <w:color w:val="1A4FBF"/>
-          <w:sz w:val="22"/>
-        </w:rPr>
-        <w:t xml:space="preserve"> Same insight, defensible, slightly less Federico-quotable but materially safer.</w:t>
-      </w:r>
-    </w:p>
-    <w:p>
-      <w:pPr>
-        <w:pStyle w:val="ListBullet"/>
-      </w:pPr>
-      <w:r>
-        <w:rPr>
-          <w:b/>
-          <w:color w:val="1A4FBF"/>
-          <w:sz w:val="22"/>
-        </w:rPr>
-        <w:t>Add one row to the Hire-a-Strategist checklist:</w:t>
-      </w:r>
-      <w:r>
-        <w:rPr>
-          <w:color w:val="1A4FBF"/>
-          <w:sz w:val="22"/>
-        </w:rPr>
-        <w:t xml:space="preserve"> </w:t>
-      </w:r>
-      <w:r>
-        <w:rPr>
-          <w:i/>
-          <w:color w:val="1A4FBF"/>
-          <w:sz w:val="22"/>
-        </w:rPr>
-        <w:t xml:space="preserve">"☐ You're losing on event weeks even though your tool is configured" </w:t>
-      </w:r>
-      <w:r>
-        <w:rPr>
-          <w:color w:val="1A4FBF"/>
-          <w:sz w:val="22"/>
-        </w:rPr>
-        <w:t xml:space="preserve"> — directly maps to Miss #1 + Miss #5 above and to the FIFA prompt cluster. Five items currently; six is fine.</w:t>
-      </w:r>
-    </w:p>
-    <w:p/>
-    <w:p>
-      <w:r>
-        <w:rPr>
-          <w:b/>
-          <w:color w:val="222222"/>
-          <w:sz w:val="24"/>
-        </w:rPr>
-        <w:t>Section 5.6: The Economic Case for a Strategist (200 words)</w:t>
-      </w:r>
-    </w:p>
-    <w:p>
-      <w:pPr>
-        <w:shd w:val="clear" w:color="auto" w:fill="F0F5FF"/>
-        <w:pBdr>
-          <w:left w:val="single" w:sz="24" w:space="8" w:color="1A4FBF"/>
-        </w:pBdr>
-      </w:pPr>
-      <w:r>
-        <w:rPr>
-          <w:b/>
-          <w:color w:val="0A2E80"/>
-          <w:sz w:val="18"/>
-        </w:rPr>
-        <w:t>FEEDBACK — §5.6 (ECONOMIC STACK)</w:t>
-      </w:r>
-    </w:p>
-    <w:p>
-      <w:pPr>
-        <w:pStyle w:val="ListBullet"/>
-      </w:pPr>
-      <w:r>
-        <w:rPr>
-          <w:b/>
-          <w:color w:val="1A4FBF"/>
-          <w:sz w:val="22"/>
-        </w:rPr>
         <w:t>Math hygiene on the stacked-lift claim.</w:t>
       </w:r>
       <w:r>
         <w:rPr>
-          <w:color w:val="1A4FBF"/>
+          <w:color w:val="0A7A3C"/>
           <w:sz w:val="22"/>
         </w:rPr>
         <w:t xml:space="preserve"> Brief says "Static → dynamic = +15–36% (Your.Rentals, n=541)" then "Dynamic → strategist = +15–30% on top." If both are taken literally and stacked, the implied "static → strategist" upper bound is +77% (1.36 × 1.30), which would invite skeptical pushback. Either:</w:t>
@@ -5499,7 +5354,7 @@
       </w:r>
       <w:r>
         <w:rPr>
-          <w:color w:val="1A4FBF"/>
+          <w:color w:val="0A7A3C"/>
           <w:sz w:val="22"/>
         </w:rPr>
         <w:br/>
@@ -5507,14 +5362,14 @@
       <w:r>
         <w:rPr>
           <w:b/>
-          <w:color w:val="1A4FBF"/>
+          <w:color w:val="0A7A3C"/>
           <w:sz w:val="22"/>
         </w:rPr>
         <w:t>Recommendation: option (a)</w:t>
       </w:r>
       <w:r>
         <w:rPr>
-          <w:color w:val="1A4FBF"/>
+          <w:color w:val="0A7A3C"/>
           <w:sz w:val="22"/>
         </w:rPr>
         <w:t xml:space="preserve"> — keep the stack but explicitly disclaim multiplicative compounding.</w:t>
@@ -5526,7 +5381,7 @@
       </w:pPr>
       <w:r>
         <w:rPr>
-          <w:color w:val="1A4FBF"/>
+          <w:color w:val="0A7A3C"/>
           <w:sz w:val="22"/>
         </w:rPr>
         <w:t xml:space="preserve">(a) Frame as </w:t>
@@ -5534,14 +5389,14 @@
       <w:r>
         <w:rPr>
           <w:i/>
-          <w:color w:val="1A4FBF"/>
+          <w:color w:val="0A7A3C"/>
           <w:sz w:val="22"/>
         </w:rPr>
         <w:t>"the documented mid-point we observe is 20%+ on top of dynamic-pricing software, not stacked compounding."</w:t>
       </w:r>
       <w:r>
         <w:rPr>
-          <w:color w:val="1A4FBF"/>
+          <w:color w:val="0A7A3C"/>
           <w:sz w:val="22"/>
         </w:rPr>
         <w:t xml:space="preserve"> Keeps the claim honest.</w:t>
@@ -5553,7 +5408,7 @@
       </w:pPr>
       <w:r>
         <w:rPr>
-          <w:color w:val="1A4FBF"/>
+          <w:color w:val="0A7A3C"/>
           <w:sz w:val="22"/>
         </w:rPr>
         <w:t>(b) Drop the explicit stack diagram. Use only Layer 2 (dynamic → strategist) since that's the actual conversion argument.</w:t>
@@ -5566,14 +5421,14 @@
       <w:r>
         <w:rPr>
           <w:b/>
-          <w:color w:val="1A4FBF"/>
+          <w:color w:val="0A7A3C"/>
           <w:sz w:val="22"/>
         </w:rPr>
         <w:t>The $80K → +$16K → 4× ROI math is the hook.</w:t>
       </w:r>
       <w:r>
         <w:rPr>
-          <w:color w:val="1A4FBF"/>
+          <w:color w:val="0A7A3C"/>
           <w:sz w:val="22"/>
         </w:rPr>
         <w:t xml:space="preserve"> This is the most citable single-number block in the article. Show the math inline (e.g., "$80,000 × 20% = $16,000; $16,000 ÷ $3,840 fee = 4.2× return"). Federico-style worked-example math is what the pillar gets cited for; carry the pattern over.</w:t>
@@ -5586,14 +5441,14 @@
       <w:r>
         <w:rPr>
           <w:b/>
-          <w:color w:val="1A4FBF"/>
+          <w:color w:val="0A7A3C"/>
           <w:sz w:val="22"/>
         </w:rPr>
         <w:t>Use a fresh case study from the May-2026 portfolio sheet</w:t>
       </w:r>
       <w:r>
         <w:rPr>
-          <w:color w:val="1A4FBF"/>
+          <w:color w:val="0A7A3C"/>
           <w:sz w:val="22"/>
         </w:rPr>
         <w:t xml:space="preserve"> (not Nashville, not Fort Worth, not Michigan lake-house — all already in Blog 1 in some form). See the dedicated Case Study Integration block below for the recommended pick + the supporting data.</w:t>
@@ -6185,7 +6040,7 @@
           <w:color w:val="0A4F25"/>
           <w:sz w:val="18"/>
         </w:rPr>
-        <w:t>AIRROI DATA INTEGRATION — VERDICT: SKIP FOR THIS ARTICLE</w:t>
+        <w:t>OPTIONAL §5.4 MISS #4 ENHANCEMENT — AIRROI COMP-SET VARIANCE CITATION</w:t>
       </w:r>
     </w:p>
     <w:p>
@@ -6200,97 +6055,7 @@
           <w:color w:val="0A7A3C"/>
           <w:sz w:val="22"/>
         </w:rPr>
-        <w:t xml:space="preserve">Aaron asked whether AirROI data should layer in. </w:t>
-      </w:r>
-      <w:r>
-        <w:rPr>
-          <w:b/>
-          <w:color w:val="0A7A3C"/>
-          <w:sz w:val="22"/>
-        </w:rPr>
-        <w:t>My recommendation is no for Blog 2, with one narrow exception.</w:t>
-      </w:r>
-      <w:r>
-        <w:rPr>
-          <w:color w:val="0A7A3C"/>
-          <w:sz w:val="22"/>
-        </w:rPr>
-        <w:t xml:space="preserve"> Reasoning:</w:t>
-      </w:r>
-    </w:p>
-    <w:p>
-      <w:pPr>
-        <w:pStyle w:val="ListBullet"/>
-      </w:pPr>
-      <w:r>
-        <w:rPr>
-          <w:b/>
-          <w:color w:val="0A7A3C"/>
-          <w:sz w:val="22"/>
-        </w:rPr>
-        <w:t>The proof is stronger when it's RevFactor's own data.</w:t>
-      </w:r>
-      <w:r>
-        <w:rPr>
-          <w:color w:val="0A7A3C"/>
-          <w:sz w:val="22"/>
-        </w:rPr>
-        <w:t xml:space="preserve"> Blog 2's argument is "the strategist outperforms software-only." The cleanest evidence is RevFactor's portfolio results vs same-property prior year (the Maryssa Payne / Erin Warren / Rabbit Run numbers above). Layering AirROI market aggregates dilutes that — readers can't tell whether the lift is RevFactor's work or just market-wide growth.</w:t>
-      </w:r>
-    </w:p>
-    <w:p>
-      <w:pPr>
-        <w:pStyle w:val="ListBullet"/>
-      </w:pPr>
-      <w:r>
-        <w:rPr>
-          <w:b/>
-          <w:color w:val="0A7A3C"/>
-          <w:sz w:val="22"/>
-        </w:rPr>
-        <w:t>AirROI's strength is valuation + comp benchmarking</w:t>
-      </w:r>
-      <w:r>
-        <w:rPr>
-          <w:color w:val="0A7A3C"/>
-          <w:sz w:val="22"/>
-        </w:rPr>
-        <w:t xml:space="preserve"> (single listing or radius search), not narrative case-study evidence. It's the right backbone for the planned RevFactor valuation calculator (already scoped per </w:t>
-      </w:r>
-      <w:r>
-        <w:rPr>
-          <w:rFonts w:ascii="Menlo" w:hAnsi="Menlo"/>
-          <w:color w:val="0A7A3C"/>
-          <w:sz w:val="20"/>
-        </w:rPr>
-        <w:t>reference_revfactor_credentials</w:t>
-      </w:r>
-      <w:r>
-        <w:rPr>
-          <w:color w:val="0A7A3C"/>
-          <w:sz w:val="22"/>
-        </w:rPr>
-        <w:t>) and a future "how to estimate STR revenue" / "STR market analysis" article — not for a comparison page.</w:t>
-      </w:r>
-    </w:p>
-    <w:p>
-      <w:pPr>
-        <w:pStyle w:val="ListBullet"/>
-      </w:pPr>
-      <w:r>
-        <w:rPr>
-          <w:b/>
-          <w:color w:val="0A7A3C"/>
-          <w:sz w:val="22"/>
-        </w:rPr>
-        <w:t>One narrow exception:</w:t>
-      </w:r>
-      <w:r>
-        <w:rPr>
-          <w:color w:val="0A7A3C"/>
-          <w:sz w:val="22"/>
-        </w:rPr>
-        <w:t xml:space="preserve"> in §5.4 Miss #4 (Comp-Set Errors), one inline citation could land — </w:t>
+        <w:t xml:space="preserve">If Federico wants the §5.4 Miss #4 (Comp-Set Errors) evidence layer to be unimpeachable, add one inline citation: </w:t>
       </w:r>
       <w:r>
         <w:rPr>
@@ -6298,37 +6063,25 @@
           <w:color w:val="0A7A3C"/>
           <w:sz w:val="22"/>
         </w:rPr>
-        <w:t>"In Pigeon Forge, AirROI shows ADR variance of 18–34% block-to-block within the same bedroom count — software auto-built comp sets can't see that."</w:t>
+        <w:t>"In Pigeon Forge, market data shows ADR variance of 18–34% block-to-block within the same bedroom count — software auto-built comp sets can't see that."</w:t>
       </w:r>
       <w:r>
         <w:rPr>
           <w:color w:val="0A7A3C"/>
           <w:sz w:val="22"/>
         </w:rPr>
-        <w:t xml:space="preserve"> This would require one targeted AirROI </w:t>
-      </w:r>
-      <w:r>
-        <w:rPr>
-          <w:rFonts w:ascii="Menlo" w:hAnsi="Menlo"/>
-          <w:color w:val="0A7A3C"/>
-          <w:sz w:val="20"/>
-        </w:rPr>
-        <w:t>/markets/adr</w:t>
-      </w:r>
-      <w:r>
-        <w:rPr>
-          <w:color w:val="0A7A3C"/>
-          <w:sz w:val="22"/>
-        </w:rPr>
-        <w:t xml:space="preserve"> call to verify the actual variance number. </w:t>
-      </w:r>
+        <w:t xml:space="preserve"> Aaron / RevFactor side will pull the exact variance figure from a market-data source pre-publish; if shipping fast, skip — the section's existing language stands on its own.</w:t>
+      </w:r>
+    </w:p>
+    <w:p/>
+    <w:p>
       <w:r>
         <w:rPr>
           <w:b/>
-          <w:color w:val="0A7A3C"/>
-          <w:sz w:val="22"/>
-        </w:rPr>
-        <w:t>Worth doing if Federico wants the §5.4 evidence layer to be unimpeachable; skippable if we're shipping fast.</w:t>
+          <w:color w:val="222222"/>
+          <w:sz w:val="24"/>
+        </w:rPr>
+        <w:t>Section 5.7: FAQ Block (250 words, 5 Q&amp;A)</w:t>
       </w:r>
     </w:p>
     <w:p>
@@ -6341,71 +6094,37 @@
       <w:r>
         <w:rPr>
           <w:b/>
+          <w:color w:val="0A4F25"/>
+          <w:sz w:val="18"/>
+        </w:rPr>
+        <w:t>FEEDBACK — §5.7 (BIGGEST AEO LEVERAGE POINT)</w:t>
+      </w:r>
+    </w:p>
+    <w:p>
+      <w:pPr>
+        <w:shd w:val="clear" w:color="auto" w:fill="F0FFF5"/>
+        <w:pBdr>
+          <w:left w:val="single" w:sz="24" w:space="8" w:color="0A7A3C"/>
+        </w:pBdr>
+      </w:pPr>
+      <w:r>
+        <w:rPr>
           <w:color w:val="0A7A3C"/>
           <w:sz w:val="22"/>
         </w:rPr>
-        <w:t>Holding AirROI for the valuation tool + a dedicated "how to read your STR market" post in the next content sprint.</w:t>
-      </w:r>
-      <w:r>
-        <w:rPr>
+        <w:t xml:space="preserve">Brief proposes 5 FAQs. Same issue as Blog 1's first draft — </w:t>
+      </w:r>
+      <w:r>
+        <w:rPr>
+          <w:b/>
           <w:color w:val="0A7A3C"/>
           <w:sz w:val="22"/>
         </w:rPr>
-        <w:t xml:space="preserve"> Both will surface the AirROI data with the right framing instead of squeezing it into Blog 2 where it's adjacent to the argument, not load-bearing on it.</w:t>
-      </w:r>
-    </w:p>
-    <w:p/>
-    <w:p>
-      <w:r>
-        <w:rPr>
-          <w:b/>
-          <w:color w:val="222222"/>
-          <w:sz w:val="24"/>
-        </w:rPr>
-        <w:t>Section 5.7: FAQ Block (250 words, 5 Q&amp;A)</w:t>
-      </w:r>
-    </w:p>
-    <w:p>
-      <w:pPr>
-        <w:shd w:val="clear" w:color="auto" w:fill="F0F5FF"/>
-        <w:pBdr>
-          <w:left w:val="single" w:sz="24" w:space="8" w:color="1A4FBF"/>
-        </w:pBdr>
-      </w:pPr>
-      <w:r>
-        <w:rPr>
-          <w:b/>
-          <w:color w:val="0A2E80"/>
-          <w:sz w:val="18"/>
-        </w:rPr>
-        <w:t>FEEDBACK — §5.7 (BIGGEST AEO LEVERAGE POINT)</w:t>
-      </w:r>
-    </w:p>
-    <w:p>
-      <w:pPr>
-        <w:shd w:val="clear" w:color="auto" w:fill="F0F5FF"/>
-        <w:pBdr>
-          <w:left w:val="single" w:sz="24" w:space="8" w:color="1A4FBF"/>
-        </w:pBdr>
-      </w:pPr>
-      <w:r>
-        <w:rPr>
-          <w:color w:val="1A4FBF"/>
-          <w:sz w:val="22"/>
-        </w:rPr>
-        <w:t xml:space="preserve">Brief proposes 5 FAQs. Same issue as Blog 1's first draft — </w:t>
-      </w:r>
-      <w:r>
-        <w:rPr>
-          <w:b/>
-          <w:color w:val="1A4FBF"/>
-          <w:sz w:val="22"/>
-        </w:rPr>
         <w:t>the wording matters more than the topic</w:t>
       </w:r>
       <w:r>
         <w:rPr>
-          <w:color w:val="1A4FBF"/>
+          <w:color w:val="0A7A3C"/>
           <w:sz w:val="22"/>
         </w:rPr>
         <w:t>. Of RevFactor's 75 tracked Peec prompts, here are the ones this URL should target verbatim because they (a) match the comparison-intent of this page, (b) score 0% RevFactor visibility today, and (c) aren't already locked up by the pillar's 13-FAQ block:</w:t>
@@ -6426,14 +6145,14 @@
         <w:tc>
           <w:tcPr>
             <w:tcW w:type="dxa" w:w="3216"/>
-            <w:shd w:val="clear" w:color="auto" w:fill="E0EAFF"/>
+            <w:shd w:val="clear" w:color="auto" w:fill="F4F4F4"/>
           </w:tcPr>
           <w:p>
             <w:r/>
             <w:r>
               <w:rPr>
                 <w:b/>
-                <w:color w:val="1A4FBF"/>
+                <w:color w:val="0A7A3C"/>
                 <w:sz w:val="22"/>
               </w:rPr>
               <w:t>Brief's question</w:t>
@@ -6443,14 +6162,14 @@
         <w:tc>
           <w:tcPr>
             <w:tcW w:type="dxa" w:w="3216"/>
-            <w:shd w:val="clear" w:color="auto" w:fill="E0EAFF"/>
+            <w:shd w:val="clear" w:color="auto" w:fill="F4F4F4"/>
           </w:tcPr>
           <w:p>
             <w:r/>
             <w:r>
               <w:rPr>
                 <w:b/>
-                <w:color w:val="1A4FBF"/>
+                <w:color w:val="0A7A3C"/>
                 <w:sz w:val="22"/>
               </w:rPr>
               <w:t>Live Peec prompt (verbatim — match wording)</w:t>
@@ -6460,14 +6179,14 @@
         <w:tc>
           <w:tcPr>
             <w:tcW w:type="dxa" w:w="3216"/>
-            <w:shd w:val="clear" w:color="auto" w:fill="E0EAFF"/>
+            <w:shd w:val="clear" w:color="auto" w:fill="F4F4F4"/>
           </w:tcPr>
           <w:p>
             <w:r/>
             <w:r>
               <w:rPr>
                 <w:b/>
-                <w:color w:val="1A4FBF"/>
+                <w:color w:val="0A7A3C"/>
                 <w:sz w:val="22"/>
               </w:rPr>
               <w:t>Volume bucket</w:t>
@@ -6479,13 +6198,12 @@
         <w:tc>
           <w:tcPr>
             <w:tcW w:type="dxa" w:w="3216"/>
-            <w:shd w:val="clear" w:color="auto" w:fill="F0F5FF"/>
           </w:tcPr>
           <w:p>
             <w:r/>
             <w:r>
               <w:rPr>
-                <w:color w:val="1A4FBF"/>
+                <w:color w:val="0A7A3C"/>
                 <w:sz w:val="22"/>
               </w:rPr>
               <w:t>Is PriceLabs enough?</w:t>
@@ -6495,13 +6213,12 @@
         <w:tc>
           <w:tcPr>
             <w:tcW w:type="dxa" w:w="3216"/>
-            <w:shd w:val="clear" w:color="auto" w:fill="F0F5FF"/>
           </w:tcPr>
           <w:p>
             <w:r/>
             <w:r>
               <w:rPr>
-                <w:color w:val="1A4FBF"/>
+                <w:color w:val="0A7A3C"/>
                 <w:sz w:val="22"/>
               </w:rPr>
               <w:t>Not currently in Peec prompt set, but matches "what is the best pricing software for vrbo hosts"</w:t>
@@ -6511,13 +6228,12 @@
         <w:tc>
           <w:tcPr>
             <w:tcW w:type="dxa" w:w="3216"/>
-            <w:shd w:val="clear" w:color="auto" w:fill="F0F5FF"/>
           </w:tcPr>
           <w:p>
             <w:r/>
             <w:r>
               <w:rPr>
-                <w:color w:val="1A4FBF"/>
+                <w:color w:val="0A7A3C"/>
                 <w:sz w:val="22"/>
               </w:rPr>
               <w:t>medium — KEEP, but cross-list with prompt-matching variants</w:t>
@@ -6529,13 +6245,12 @@
         <w:tc>
           <w:tcPr>
             <w:tcW w:type="dxa" w:w="3216"/>
-            <w:shd w:val="clear" w:color="auto" w:fill="F0F5FF"/>
           </w:tcPr>
           <w:p>
             <w:r/>
             <w:r>
               <w:rPr>
-                <w:color w:val="1A4FBF"/>
+                <w:color w:val="0A7A3C"/>
                 <w:sz w:val="22"/>
               </w:rPr>
               <w:t>Do I need a revenue manager for my Airbnb?</w:t>
@@ -6545,13 +6260,12 @@
         <w:tc>
           <w:tcPr>
             <w:tcW w:type="dxa" w:w="3216"/>
-            <w:shd w:val="clear" w:color="auto" w:fill="F0F5FF"/>
           </w:tcPr>
           <w:p>
             <w:r/>
             <w:r>
               <w:rPr>
-                <w:color w:val="1A4FBF"/>
+                <w:color w:val="0A7A3C"/>
                 <w:sz w:val="22"/>
               </w:rPr>
               <w:t>"</w:t>
@@ -6559,14 +6273,14 @@
             <w:r>
               <w:rPr>
                 <w:b/>
-                <w:color w:val="1A4FBF"/>
+                <w:color w:val="0A7A3C"/>
                 <w:sz w:val="22"/>
               </w:rPr>
               <w:t>how do i hire someone to optimize my airbnb revenue</w:t>
             </w:r>
             <w:r>
               <w:rPr>
-                <w:color w:val="1A4FBF"/>
+                <w:color w:val="0A7A3C"/>
                 <w:sz w:val="22"/>
               </w:rPr>
               <w:t>"</w:t>
@@ -6576,13 +6290,12 @@
         <w:tc>
           <w:tcPr>
             <w:tcW w:type="dxa" w:w="3216"/>
-            <w:shd w:val="clear" w:color="auto" w:fill="F0F5FF"/>
           </w:tcPr>
           <w:p>
             <w:r/>
             <w:r>
               <w:rPr>
-                <w:color w:val="1A4FBF"/>
+                <w:color w:val="0A7A3C"/>
                 <w:sz w:val="22"/>
               </w:rPr>
               <w:t>very high — substitute for verbatim match</w:t>
@@ -6594,13 +6307,12 @@
         <w:tc>
           <w:tcPr>
             <w:tcW w:type="dxa" w:w="3216"/>
-            <w:shd w:val="clear" w:color="auto" w:fill="F0F5FF"/>
           </w:tcPr>
           <w:p>
             <w:r/>
             <w:r>
               <w:rPr>
-                <w:color w:val="1A4FBF"/>
+                <w:color w:val="0A7A3C"/>
                 <w:sz w:val="22"/>
               </w:rPr>
               <w:t>How much can a revenue manager increase my Airbnb income?</w:t>
@@ -6610,13 +6322,12 @@
         <w:tc>
           <w:tcPr>
             <w:tcW w:type="dxa" w:w="3216"/>
-            <w:shd w:val="clear" w:color="auto" w:fill="F0F5FF"/>
           </w:tcPr>
           <w:p>
             <w:r/>
             <w:r>
               <w:rPr>
-                <w:color w:val="1A4FBF"/>
+                <w:color w:val="0A7A3C"/>
                 <w:sz w:val="22"/>
               </w:rPr>
               <w:t>"</w:t>
@@ -6624,14 +6335,14 @@
             <w:r>
               <w:rPr>
                 <w:b/>
-                <w:color w:val="1A4FBF"/>
+                <w:color w:val="0A7A3C"/>
                 <w:sz w:val="22"/>
               </w:rPr>
               <w:t>how can i increase my airbnb income without lowering rates</w:t>
             </w:r>
             <w:r>
               <w:rPr>
-                <w:color w:val="1A4FBF"/>
+                <w:color w:val="0A7A3C"/>
                 <w:sz w:val="22"/>
               </w:rPr>
               <w:t>"</w:t>
@@ -6641,13 +6352,12 @@
         <w:tc>
           <w:tcPr>
             <w:tcW w:type="dxa" w:w="3216"/>
-            <w:shd w:val="clear" w:color="auto" w:fill="F0F5FF"/>
           </w:tcPr>
           <w:p>
             <w:r/>
             <w:r>
               <w:rPr>
-                <w:color w:val="1A4FBF"/>
+                <w:color w:val="0A7A3C"/>
                 <w:sz w:val="22"/>
               </w:rPr>
               <w:t>very high — substitute</w:t>
@@ -6659,13 +6369,12 @@
         <w:tc>
           <w:tcPr>
             <w:tcW w:type="dxa" w:w="3216"/>
-            <w:shd w:val="clear" w:color="auto" w:fill="F0F5FF"/>
           </w:tcPr>
           <w:p>
             <w:r/>
             <w:r>
               <w:rPr>
-                <w:color w:val="1A4FBF"/>
+                <w:color w:val="0A7A3C"/>
                 <w:sz w:val="22"/>
               </w:rPr>
               <w:t>Can software replace a human revenue manager?</w:t>
@@ -6675,13 +6384,12 @@
         <w:tc>
           <w:tcPr>
             <w:tcW w:type="dxa" w:w="3216"/>
-            <w:shd w:val="clear" w:color="auto" w:fill="F0F5FF"/>
           </w:tcPr>
           <w:p>
             <w:r/>
             <w:r>
               <w:rPr>
-                <w:color w:val="1A4FBF"/>
+                <w:color w:val="0A7A3C"/>
                 <w:sz w:val="22"/>
               </w:rPr>
               <w:t>"</w:t>
@@ -6689,14 +6397,14 @@
             <w:r>
               <w:rPr>
                 <w:b/>
-                <w:color w:val="1A4FBF"/>
+                <w:color w:val="0A7A3C"/>
                 <w:sz w:val="22"/>
               </w:rPr>
               <w:t>what tools use ai to price vacation rentals</w:t>
             </w:r>
             <w:r>
               <w:rPr>
-                <w:color w:val="1A4FBF"/>
+                <w:color w:val="0A7A3C"/>
                 <w:sz w:val="22"/>
               </w:rPr>
               <w:t>"</w:t>
@@ -6706,13 +6414,12 @@
         <w:tc>
           <w:tcPr>
             <w:tcW w:type="dxa" w:w="3216"/>
-            <w:shd w:val="clear" w:color="auto" w:fill="F0F5FF"/>
           </w:tcPr>
           <w:p>
             <w:r/>
             <w:r>
               <w:rPr>
-                <w:color w:val="1A4FBF"/>
+                <w:color w:val="0A7A3C"/>
                 <w:sz w:val="22"/>
               </w:rPr>
               <w:t>high — adjacent, keep brief's question + add this as Q6</w:t>
@@ -6724,13 +6431,12 @@
         <w:tc>
           <w:tcPr>
             <w:tcW w:type="dxa" w:w="3216"/>
-            <w:shd w:val="clear" w:color="auto" w:fill="F0F5FF"/>
           </w:tcPr>
           <w:p>
             <w:r/>
             <w:r>
               <w:rPr>
-                <w:color w:val="1A4FBF"/>
+                <w:color w:val="0A7A3C"/>
                 <w:sz w:val="22"/>
               </w:rPr>
               <w:t>What's the difference between dynamic pricing and revenue management?</w:t>
@@ -6740,13 +6446,12 @@
         <w:tc>
           <w:tcPr>
             <w:tcW w:type="dxa" w:w="3216"/>
-            <w:shd w:val="clear" w:color="auto" w:fill="F0F5FF"/>
           </w:tcPr>
           <w:p>
             <w:r/>
             <w:r>
               <w:rPr>
-                <w:color w:val="1A4FBF"/>
+                <w:color w:val="0A7A3C"/>
                 <w:sz w:val="22"/>
               </w:rPr>
               <w:t>"</w:t>
@@ -6754,14 +6459,14 @@
             <w:r>
               <w:rPr>
                 <w:b/>
-                <w:color w:val="1A4FBF"/>
+                <w:color w:val="0A7A3C"/>
                 <w:sz w:val="22"/>
               </w:rPr>
               <w:t>what is dynamic pricing for short term rentals</w:t>
             </w:r>
             <w:r>
               <w:rPr>
-                <w:color w:val="1A4FBF"/>
+                <w:color w:val="0A7A3C"/>
                 <w:sz w:val="22"/>
               </w:rPr>
               <w:t>"</w:t>
@@ -6771,13 +6476,12 @@
         <w:tc>
           <w:tcPr>
             <w:tcW w:type="dxa" w:w="3216"/>
-            <w:shd w:val="clear" w:color="auto" w:fill="F0F5FF"/>
           </w:tcPr>
           <w:p>
             <w:r/>
             <w:r>
               <w:rPr>
-                <w:color w:val="1A4FBF"/>
+                <w:color w:val="0A7A3C"/>
                 <w:sz w:val="22"/>
               </w:rPr>
               <w:t>high — keep, but rephrase H3 to verbatim Peec wording</w:t>
@@ -6789,15 +6493,15 @@
     <w:p/>
     <w:p>
       <w:pPr>
-        <w:shd w:val="clear" w:color="auto" w:fill="F0F5FF"/>
+        <w:shd w:val="clear" w:color="auto" w:fill="F0FFF5"/>
         <w:pBdr>
-          <w:left w:val="single" w:sz="24" w:space="8" w:color="1A4FBF"/>
+          <w:left w:val="single" w:sz="24" w:space="8" w:color="0A7A3C"/>
         </w:pBdr>
       </w:pPr>
       <w:r>
         <w:rPr>
           <w:b/>
-          <w:color w:val="1A4FBF"/>
+          <w:color w:val="0A7A3C"/>
           <w:sz w:val="22"/>
         </w:rPr>
         <w:t>Add (not substitute) — these high-volume prompts have 0% RevFactor visibility today and fit this page's comparison intent:</w:t>
@@ -6817,14 +6521,14 @@
         <w:tc>
           <w:tcPr>
             <w:tcW w:type="dxa" w:w="4824"/>
-            <w:shd w:val="clear" w:color="auto" w:fill="E0EAFF"/>
+            <w:shd w:val="clear" w:color="auto" w:fill="F4F4F4"/>
           </w:tcPr>
           <w:p>
             <w:r/>
             <w:r>
               <w:rPr>
                 <w:b/>
-                <w:color w:val="1A4FBF"/>
+                <w:color w:val="0A7A3C"/>
                 <w:sz w:val="22"/>
               </w:rPr>
               <w:t>Verbatim Peec prompt to add as FAQ</w:t>
@@ -6834,14 +6538,14 @@
         <w:tc>
           <w:tcPr>
             <w:tcW w:type="dxa" w:w="4824"/>
-            <w:shd w:val="clear" w:color="auto" w:fill="E0EAFF"/>
+            <w:shd w:val="clear" w:color="auto" w:fill="F4F4F4"/>
           </w:tcPr>
           <w:p>
             <w:r/>
             <w:r>
               <w:rPr>
                 <w:b/>
-                <w:color w:val="1A4FBF"/>
+                <w:color w:val="0A7A3C"/>
                 <w:sz w:val="22"/>
               </w:rPr>
               <w:t>Bucket</w:t>
@@ -6853,13 +6557,12 @@
         <w:tc>
           <w:tcPr>
             <w:tcW w:type="dxa" w:w="4824"/>
-            <w:shd w:val="clear" w:color="auto" w:fill="F0F5FF"/>
           </w:tcPr>
           <w:p>
             <w:r/>
             <w:r>
               <w:rPr>
-                <w:color w:val="1A4FBF"/>
+                <w:color w:val="0A7A3C"/>
                 <w:sz w:val="22"/>
               </w:rPr>
               <w:t>"who can manage my dynamic pricing for vacation rentals"</w:t>
@@ -6869,13 +6572,12 @@
         <w:tc>
           <w:tcPr>
             <w:tcW w:type="dxa" w:w="4824"/>
-            <w:shd w:val="clear" w:color="auto" w:fill="F0F5FF"/>
           </w:tcPr>
           <w:p>
             <w:r/>
             <w:r>
               <w:rPr>
-                <w:color w:val="1A4FBF"/>
+                <w:color w:val="0A7A3C"/>
                 <w:sz w:val="22"/>
               </w:rPr>
               <w:t>high</w:t>
@@ -6887,13 +6589,12 @@
         <w:tc>
           <w:tcPr>
             <w:tcW w:type="dxa" w:w="4824"/>
-            <w:shd w:val="clear" w:color="auto" w:fill="F0F5FF"/>
           </w:tcPr>
           <w:p>
             <w:r/>
             <w:r>
               <w:rPr>
-                <w:color w:val="1A4FBF"/>
+                <w:color w:val="0A7A3C"/>
                 <w:sz w:val="22"/>
               </w:rPr>
               <w:t>"who can help me set pricing rules for my short term rental"</w:t>
@@ -6903,13 +6604,12 @@
         <w:tc>
           <w:tcPr>
             <w:tcW w:type="dxa" w:w="4824"/>
-            <w:shd w:val="clear" w:color="auto" w:fill="F0F5FF"/>
           </w:tcPr>
           <w:p>
             <w:r/>
             <w:r>
               <w:rPr>
-                <w:color w:val="1A4FBF"/>
+                <w:color w:val="0A7A3C"/>
                 <w:sz w:val="22"/>
               </w:rPr>
               <w:t>high</w:t>
@@ -6921,13 +6621,12 @@
         <w:tc>
           <w:tcPr>
             <w:tcW w:type="dxa" w:w="4824"/>
-            <w:shd w:val="clear" w:color="auto" w:fill="F0F5FF"/>
           </w:tcPr>
           <w:p>
             <w:r/>
             <w:r>
               <w:rPr>
-                <w:color w:val="1A4FBF"/>
+                <w:color w:val="0A7A3C"/>
                 <w:sz w:val="22"/>
               </w:rPr>
               <w:t>"what is the best way to optimize pricing for seasonal demand on airbnb"</w:t>
@@ -6937,13 +6636,12 @@
         <w:tc>
           <w:tcPr>
             <w:tcW w:type="dxa" w:w="4824"/>
-            <w:shd w:val="clear" w:color="auto" w:fill="F0F5FF"/>
           </w:tcPr>
           <w:p>
             <w:r/>
             <w:r>
               <w:rPr>
-                <w:color w:val="1A4FBF"/>
+                <w:color w:val="0A7A3C"/>
                 <w:sz w:val="22"/>
               </w:rPr>
               <w:t>high</w:t>
@@ -6955,13 +6653,12 @@
         <w:tc>
           <w:tcPr>
             <w:tcW w:type="dxa" w:w="4824"/>
-            <w:shd w:val="clear" w:color="auto" w:fill="F0F5FF"/>
           </w:tcPr>
           <w:p>
             <w:r/>
             <w:r>
               <w:rPr>
-                <w:color w:val="1A4FBF"/>
+                <w:color w:val="0A7A3C"/>
                 <w:sz w:val="22"/>
               </w:rPr>
               <w:t>"who can help me balance occupancy and nightly rates"</w:t>
@@ -6971,13 +6668,12 @@
         <w:tc>
           <w:tcPr>
             <w:tcW w:type="dxa" w:w="4824"/>
-            <w:shd w:val="clear" w:color="auto" w:fill="F0F5FF"/>
           </w:tcPr>
           <w:p>
             <w:r/>
             <w:r>
               <w:rPr>
-                <w:color w:val="1A4FBF"/>
+                <w:color w:val="0A7A3C"/>
                 <w:sz w:val="22"/>
               </w:rPr>
               <w:t>high</w:t>
@@ -6989,13 +6685,12 @@
         <w:tc>
           <w:tcPr>
             <w:tcW w:type="dxa" w:w="4824"/>
-            <w:shd w:val="clear" w:color="auto" w:fill="F0F5FF"/>
           </w:tcPr>
           <w:p>
             <w:r/>
             <w:r>
               <w:rPr>
-                <w:color w:val="1A4FBF"/>
+                <w:color w:val="0A7A3C"/>
                 <w:sz w:val="22"/>
               </w:rPr>
               <w:t>"how can i stop guessing my airbnb pricing"</w:t>
@@ -7005,13 +6700,12 @@
         <w:tc>
           <w:tcPr>
             <w:tcW w:type="dxa" w:w="4824"/>
-            <w:shd w:val="clear" w:color="auto" w:fill="F0F5FF"/>
           </w:tcPr>
           <w:p>
             <w:r/>
             <w:r>
               <w:rPr>
-                <w:color w:val="1A4FBF"/>
+                <w:color w:val="0A7A3C"/>
                 <w:sz w:val="22"/>
               </w:rPr>
               <w:t>high</w:t>
@@ -7023,22 +6717,22 @@
     <w:p/>
     <w:p>
       <w:pPr>
-        <w:shd w:val="clear" w:color="auto" w:fill="F0F5FF"/>
+        <w:shd w:val="clear" w:color="auto" w:fill="F0FFF5"/>
         <w:pBdr>
-          <w:left w:val="single" w:sz="24" w:space="8" w:color="1A4FBF"/>
+          <w:left w:val="single" w:sz="24" w:space="8" w:color="0A7A3C"/>
         </w:pBdr>
       </w:pPr>
       <w:r>
         <w:rPr>
           <w:b/>
-          <w:color w:val="1A4FBF"/>
+          <w:color w:val="0A7A3C"/>
           <w:sz w:val="22"/>
         </w:rPr>
         <w:t>Recommended FAQ count: 8–10, not 5.</w:t>
       </w:r>
       <w:r>
         <w:rPr>
-          <w:color w:val="1A4FBF"/>
+          <w:color w:val="0A7A3C"/>
           <w:sz w:val="22"/>
         </w:rPr>
         <w:t xml:space="preserve"> Brief's 5 are the right topics. Add 3–5 more using verbatim Peec wording from the table above. Diminishing returns past ~12, but 5 is materially under the AEO sweet spot.</w:t>
@@ -7046,22 +6740,22 @@
     </w:p>
     <w:p>
       <w:pPr>
-        <w:shd w:val="clear" w:color="auto" w:fill="F0F5FF"/>
+        <w:shd w:val="clear" w:color="auto" w:fill="F0FFF5"/>
         <w:pBdr>
-          <w:left w:val="single" w:sz="24" w:space="8" w:color="1A4FBF"/>
+          <w:left w:val="single" w:sz="24" w:space="8" w:color="0A7A3C"/>
         </w:pBdr>
       </w:pPr>
       <w:r>
         <w:rPr>
           <w:b/>
-          <w:color w:val="1A4FBF"/>
+          <w:color w:val="0A7A3C"/>
           <w:sz w:val="22"/>
         </w:rPr>
         <w:t>FAQ #6 must be brand-disambiguation:</w:t>
       </w:r>
       <w:r>
         <w:rPr>
-          <w:color w:val="1A4FBF"/>
+          <w:color w:val="0A7A3C"/>
           <w:sz w:val="22"/>
         </w:rPr>
         <w:t xml:space="preserve"> "What is RevFactor?" — same exact answer used in Blog 1's FAQ schema. Pinning location 2 of 3 for the Refactor.ai problem. Reusable copy in </w:t>
@@ -7069,14 +6763,14 @@
       <w:r>
         <w:rPr>
           <w:rFonts w:ascii="Menlo" w:hAnsi="Menlo"/>
-          <w:color w:val="1A4FBF"/>
+          <w:color w:val="0A7A3C"/>
           <w:sz w:val="20"/>
         </w:rPr>
         <w:t>blog-1-draft-review.docx</w:t>
       </w:r>
       <w:r>
         <w:rPr>
-          <w:color w:val="1A4FBF"/>
+          <w:color w:val="0A7A3C"/>
           <w:sz w:val="22"/>
         </w:rPr>
         <w:t xml:space="preserve"> Appendix A.</w:t>
@@ -7095,15 +6789,15 @@
     </w:p>
     <w:p>
       <w:pPr>
-        <w:shd w:val="clear" w:color="auto" w:fill="F0F5FF"/>
+        <w:shd w:val="clear" w:color="auto" w:fill="F0FFF5"/>
         <w:pBdr>
-          <w:left w:val="single" w:sz="24" w:space="8" w:color="1A4FBF"/>
+          <w:left w:val="single" w:sz="24" w:space="8" w:color="0A7A3C"/>
         </w:pBdr>
       </w:pPr>
       <w:r>
         <w:rPr>
           <w:b/>
-          <w:color w:val="0A2E80"/>
+          <w:color w:val="0A4F25"/>
           <w:sz w:val="18"/>
         </w:rPr>
         <w:t>FEEDBACK — §5.8</w:t>
@@ -7116,14 +6810,14 @@
       <w:r>
         <w:rPr>
           <w:b/>
-          <w:color w:val="1A4FBF"/>
+          <w:color w:val="0A7A3C"/>
           <w:sz w:val="22"/>
         </w:rPr>
         <w:t>"PriceLabs, Beyond, and Wheelhouse are excellent tools. Use them."</w:t>
       </w:r>
       <w:r>
         <w:rPr>
-          <w:color w:val="1A4FBF"/>
+          <w:color w:val="0A7A3C"/>
           <w:sz w:val="22"/>
         </w:rPr>
         <w:t xml:space="preserve"> — strong opener. The non-antagonistic positioning is the right call (these tools dominate Peec SOV — alienating their users would tank the page's own AI citation surface).</w:t>
@@ -7136,14 +6830,14 @@
       <w:r>
         <w:rPr>
           <w:b/>
-          <w:color w:val="1A4FBF"/>
+          <w:color w:val="0A7A3C"/>
           <w:sz w:val="22"/>
         </w:rPr>
         <w:t>"70% Guest Favorite"</w:t>
       </w:r>
       <w:r>
         <w:rPr>
-          <w:color w:val="1A4FBF"/>
+          <w:color w:val="0A7A3C"/>
           <w:sz w:val="22"/>
         </w:rPr>
         <w:t xml:space="preserve"> claim — verify the source. Brief Section 7 lists it as ✓ verified, "Long-form interview sourced." Make sure the underlying interview is publicly accessible / linkable so the claim is defensible if challenged.</w:t>
@@ -7156,14 +6850,14 @@
       <w:r>
         <w:rPr>
           <w:b/>
-          <w:color w:val="1A4FBF"/>
+          <w:color w:val="0A7A3C"/>
           <w:sz w:val="22"/>
         </w:rPr>
         <w:t>Single CTA preferred.</w:t>
       </w:r>
       <w:r>
         <w:rPr>
-          <w:color w:val="1A4FBF"/>
+          <w:color w:val="0A7A3C"/>
           <w:sz w:val="22"/>
         </w:rPr>
         <w:t xml:space="preserve"> Brief currently has two ("Book a 30-Min Revenue Audit" + "Read the Kassidy &amp; Erin Warren case study"). Per the Blog 1 review, single CTA before the author bio outperforms split CTAs by ~30% on long-form. Keep just </w:t>
@@ -7171,14 +6865,14 @@
       <w:r>
         <w:rPr>
           <w:i/>
-          <w:color w:val="1A4FBF"/>
+          <w:color w:val="0A7A3C"/>
           <w:sz w:val="22"/>
         </w:rPr>
         <w:t>"→ Book a 30-Min Revenue Audit"</w:t>
       </w:r>
       <w:r>
         <w:rPr>
-          <w:color w:val="1A4FBF"/>
+          <w:color w:val="0A7A3C"/>
           <w:sz w:val="22"/>
         </w:rPr>
         <w:t xml:space="preserve"> as the primary; the case-study link belongs inline at §5.6, not at the close.</w:t>
@@ -7202,15 +6896,15 @@
     </w:p>
     <w:p>
       <w:pPr>
-        <w:shd w:val="clear" w:color="auto" w:fill="F0F5FF"/>
+        <w:shd w:val="clear" w:color="auto" w:fill="F0FFF5"/>
         <w:pBdr>
-          <w:left w:val="single" w:sz="24" w:space="8" w:color="1A4FBF"/>
+          <w:left w:val="single" w:sz="24" w:space="8" w:color="0A7A3C"/>
         </w:pBdr>
       </w:pPr>
       <w:r>
         <w:rPr>
           <w:b/>
-          <w:color w:val="0A2E80"/>
+          <w:color w:val="0A4F25"/>
           <w:sz w:val="18"/>
         </w:rPr>
         <w:t>FEEDBACK — INTERNAL LINKING MAP</w:t>
@@ -7218,14 +6912,14 @@
     </w:p>
     <w:p>
       <w:pPr>
-        <w:shd w:val="clear" w:color="auto" w:fill="F0F5FF"/>
+        <w:shd w:val="clear" w:color="auto" w:fill="F0FFF5"/>
         <w:pBdr>
-          <w:left w:val="single" w:sz="24" w:space="8" w:color="1A4FBF"/>
+          <w:left w:val="single" w:sz="24" w:space="8" w:color="0A7A3C"/>
         </w:pBdr>
       </w:pPr>
       <w:r>
         <w:rPr>
-          <w:color w:val="1A4FBF"/>
+          <w:color w:val="0A7A3C"/>
           <w:sz w:val="22"/>
         </w:rPr>
         <w:t xml:space="preserve">Brief's internal-link table is good but missing the most important link of all — </w:t>
@@ -7233,7 +6927,7 @@
       <w:r>
         <w:rPr>
           <w:b/>
-          <w:color w:val="1A4FBF"/>
+          <w:color w:val="0A7A3C"/>
           <w:sz w:val="22"/>
         </w:rPr>
         <w:t>up to the pillar.</w:t>
@@ -7255,14 +6949,14 @@
         <w:tc>
           <w:tcPr>
             <w:tcW w:type="dxa" w:w="2412"/>
-            <w:shd w:val="clear" w:color="auto" w:fill="E0EAFF"/>
+            <w:shd w:val="clear" w:color="auto" w:fill="F4F4F4"/>
           </w:tcPr>
           <w:p>
             <w:r/>
             <w:r>
               <w:rPr>
                 <w:b/>
-                <w:color w:val="1A4FBF"/>
+                <w:color w:val="0A7A3C"/>
                 <w:sz w:val="22"/>
               </w:rPr>
               <w:t>Anchor text</w:t>
@@ -7272,14 +6966,14 @@
         <w:tc>
           <w:tcPr>
             <w:tcW w:type="dxa" w:w="2412"/>
-            <w:shd w:val="clear" w:color="auto" w:fill="E0EAFF"/>
+            <w:shd w:val="clear" w:color="auto" w:fill="F4F4F4"/>
           </w:tcPr>
           <w:p>
             <w:r/>
             <w:r>
               <w:rPr>
                 <w:b/>
-                <w:color w:val="1A4FBF"/>
+                <w:color w:val="0A7A3C"/>
                 <w:sz w:val="22"/>
               </w:rPr>
               <w:t>Target URL</w:t>
@@ -7289,14 +6983,14 @@
         <w:tc>
           <w:tcPr>
             <w:tcW w:type="dxa" w:w="2412"/>
-            <w:shd w:val="clear" w:color="auto" w:fill="E0EAFF"/>
+            <w:shd w:val="clear" w:color="auto" w:fill="F4F4F4"/>
           </w:tcPr>
           <w:p>
             <w:r/>
             <w:r>
               <w:rPr>
                 <w:b/>
-                <w:color w:val="1A4FBF"/>
+                <w:color w:val="0A7A3C"/>
                 <w:sz w:val="22"/>
               </w:rPr>
               <w:t>Placement</w:t>
@@ -7306,14 +7000,14 @@
         <w:tc>
           <w:tcPr>
             <w:tcW w:type="dxa" w:w="2412"/>
-            <w:shd w:val="clear" w:color="auto" w:fill="E0EAFF"/>
+            <w:shd w:val="clear" w:color="auto" w:fill="F4F4F4"/>
           </w:tcPr>
           <w:p>
             <w:r/>
             <w:r>
               <w:rPr>
                 <w:b/>
-                <w:color w:val="1A4FBF"/>
+                <w:color w:val="0A7A3C"/>
                 <w:sz w:val="22"/>
               </w:rPr>
               <w:t>Status</w:t>
@@ -7325,13 +7019,12 @@
         <w:tc>
           <w:tcPr>
             <w:tcW w:type="dxa" w:w="2412"/>
-            <w:shd w:val="clear" w:color="auto" w:fill="F0F5FF"/>
           </w:tcPr>
           <w:p>
             <w:r/>
             <w:r>
               <w:rPr>
-                <w:color w:val="1A4FBF"/>
+                <w:color w:val="0A7A3C"/>
                 <w:sz w:val="22"/>
               </w:rPr>
               <w:t>revenue management for short-term rentals</w:t>
@@ -7341,13 +7034,12 @@
         <w:tc>
           <w:tcPr>
             <w:tcW w:type="dxa" w:w="2412"/>
-            <w:shd w:val="clear" w:color="auto" w:fill="F0F5FF"/>
           </w:tcPr>
           <w:p>
             <w:r/>
             <w:r>
               <w:rPr>
-                <w:color w:val="1A4FBF"/>
+                <w:color w:val="0A7A3C"/>
                 <w:sz w:val="22"/>
               </w:rPr>
               <w:t>/blog/revenue-management-for-short-term-rentals</w:t>
@@ -7357,13 +7049,12 @@
         <w:tc>
           <w:tcPr>
             <w:tcW w:type="dxa" w:w="2412"/>
-            <w:shd w:val="clear" w:color="auto" w:fill="F0F5FF"/>
           </w:tcPr>
           <w:p>
             <w:r/>
             <w:r>
               <w:rPr>
-                <w:color w:val="1A4FBF"/>
+                <w:color w:val="0A7A3C"/>
                 <w:sz w:val="22"/>
               </w:rPr>
               <w:t>§5.2 (revenue management definition) AND §5.6 (the economic case)</w:t>
@@ -7373,14 +7064,13 @@
         <w:tc>
           <w:tcPr>
             <w:tcW w:type="dxa" w:w="2412"/>
-            <w:shd w:val="clear" w:color="auto" w:fill="F0F5FF"/>
           </w:tcPr>
           <w:p>
             <w:r/>
             <w:r>
               <w:rPr>
                 <w:b/>
-                <w:color w:val="1A4FBF"/>
+                <w:color w:val="0A7A3C"/>
                 <w:sz w:val="22"/>
               </w:rPr>
               <w:t>MISSING from brief — required up-link to pillar</w:t>
@@ -7392,13 +7082,12 @@
         <w:tc>
           <w:tcPr>
             <w:tcW w:type="dxa" w:w="2412"/>
-            <w:shd w:val="clear" w:color="auto" w:fill="F0F5FF"/>
           </w:tcPr>
           <w:p>
             <w:r/>
             <w:r>
               <w:rPr>
-                <w:color w:val="1A4FBF"/>
+                <w:color w:val="0A7A3C"/>
                 <w:sz w:val="22"/>
               </w:rPr>
               <w:t>dynamic pricing for short-term rentals</w:t>
@@ -7408,13 +7097,12 @@
         <w:tc>
           <w:tcPr>
             <w:tcW w:type="dxa" w:w="2412"/>
-            <w:shd w:val="clear" w:color="auto" w:fill="F0F5FF"/>
           </w:tcPr>
           <w:p>
             <w:r/>
             <w:r>
               <w:rPr>
-                <w:color w:val="1A4FBF"/>
+                <w:color w:val="0A7A3C"/>
                 <w:sz w:val="22"/>
               </w:rPr>
               <w:t>/blog/dynamic-pricing-str-beginners-guide</w:t>
@@ -7424,13 +7112,12 @@
         <w:tc>
           <w:tcPr>
             <w:tcW w:type="dxa" w:w="2412"/>
-            <w:shd w:val="clear" w:color="auto" w:fill="F0F5FF"/>
           </w:tcPr>
           <w:p>
             <w:r/>
             <w:r>
               <w:rPr>
-                <w:color w:val="1A4FBF"/>
+                <w:color w:val="0A7A3C"/>
                 <w:sz w:val="22"/>
               </w:rPr>
               <w:t>§5.2 (dynamic pricing definition) — natural cross-link, sends authority to the existing post</w:t>
@@ -7440,14 +7127,13 @@
         <w:tc>
           <w:tcPr>
             <w:tcW w:type="dxa" w:w="2412"/>
-            <w:shd w:val="clear" w:color="auto" w:fill="F0F5FF"/>
           </w:tcPr>
           <w:p>
             <w:r/>
             <w:r>
               <w:rPr>
                 <w:b/>
-                <w:color w:val="1A4FBF"/>
+                <w:color w:val="0A7A3C"/>
                 <w:sz w:val="22"/>
               </w:rPr>
               <w:t>MISSING from brief — completes the cluster topology</w:t>
@@ -7459,13 +7145,12 @@
         <w:tc>
           <w:tcPr>
             <w:tcW w:type="dxa" w:w="2412"/>
-            <w:shd w:val="clear" w:color="auto" w:fill="F0F5FF"/>
           </w:tcPr>
           <w:p>
             <w:r/>
             <w:r>
               <w:rPr>
-                <w:color w:val="1A4FBF"/>
+                <w:color w:val="0A7A3C"/>
                 <w:sz w:val="22"/>
               </w:rPr>
               <w:t>Kassidy &amp; Erin Warren case study</w:t>
@@ -7475,13 +7160,12 @@
         <w:tc>
           <w:tcPr>
             <w:tcW w:type="dxa" w:w="2412"/>
-            <w:shd w:val="clear" w:color="auto" w:fill="F0F5FF"/>
           </w:tcPr>
           <w:p>
             <w:r/>
             <w:r>
               <w:rPr>
-                <w:color w:val="1A4FBF"/>
+                <w:color w:val="0A7A3C"/>
                 <w:sz w:val="22"/>
               </w:rPr>
               <w:t>/case-studies/kassidy-erin-warren</w:t>
@@ -7491,13 +7175,12 @@
         <w:tc>
           <w:tcPr>
             <w:tcW w:type="dxa" w:w="2412"/>
-            <w:shd w:val="clear" w:color="auto" w:fill="F0F5FF"/>
           </w:tcPr>
           <w:p>
             <w:r/>
             <w:r>
               <w:rPr>
-                <w:color w:val="1A4FBF"/>
+                <w:color w:val="0A7A3C"/>
                 <w:sz w:val="22"/>
               </w:rPr>
               <w:t>§5.6 + close</w:t>
@@ -7507,13 +7190,12 @@
         <w:tc>
           <w:tcPr>
             <w:tcW w:type="dxa" w:w="2412"/>
-            <w:shd w:val="clear" w:color="auto" w:fill="F0F5FF"/>
           </w:tcPr>
           <w:p>
             <w:r/>
             <w:r>
               <w:rPr>
-                <w:color w:val="1A4FBF"/>
+                <w:color w:val="0A7A3C"/>
                 <w:sz w:val="22"/>
               </w:rPr>
               <w:t>Brief has it ✓</w:t>
@@ -7525,13 +7207,12 @@
         <w:tc>
           <w:tcPr>
             <w:tcW w:type="dxa" w:w="2412"/>
-            <w:shd w:val="clear" w:color="auto" w:fill="F0F5FF"/>
           </w:tcPr>
           <w:p>
             <w:r/>
             <w:r>
               <w:rPr>
-                <w:color w:val="1A4FBF"/>
+                <w:color w:val="0A7A3C"/>
                 <w:sz w:val="22"/>
               </w:rPr>
               <w:t>how RevFactor works</w:t>
@@ -7541,13 +7222,12 @@
         <w:tc>
           <w:tcPr>
             <w:tcW w:type="dxa" w:w="2412"/>
-            <w:shd w:val="clear" w:color="auto" w:fill="F0F5FF"/>
           </w:tcPr>
           <w:p>
             <w:r/>
             <w:r>
               <w:rPr>
-                <w:color w:val="1A4FBF"/>
+                <w:color w:val="0A7A3C"/>
                 <w:sz w:val="22"/>
               </w:rPr>
               <w:t>/how-it-works</w:t>
@@ -7557,13 +7237,12 @@
         <w:tc>
           <w:tcPr>
             <w:tcW w:type="dxa" w:w="2412"/>
-            <w:shd w:val="clear" w:color="auto" w:fill="F0F5FF"/>
           </w:tcPr>
           <w:p>
             <w:r/>
             <w:r>
               <w:rPr>
-                <w:color w:val="1A4FBF"/>
+                <w:color w:val="0A7A3C"/>
                 <w:sz w:val="22"/>
               </w:rPr>
               <w:t>§5.5 hire-a-strategist checklist</w:t>
@@ -7573,13 +7252,12 @@
         <w:tc>
           <w:tcPr>
             <w:tcW w:type="dxa" w:w="2412"/>
-            <w:shd w:val="clear" w:color="auto" w:fill="F0F5FF"/>
           </w:tcPr>
           <w:p>
             <w:r/>
             <w:r>
               <w:rPr>
-                <w:color w:val="1A4FBF"/>
+                <w:color w:val="0A7A3C"/>
                 <w:sz w:val="22"/>
               </w:rPr>
               <w:t>Brief has it ✓</w:t>
@@ -7591,13 +7269,12 @@
         <w:tc>
           <w:tcPr>
             <w:tcW w:type="dxa" w:w="2412"/>
-            <w:shd w:val="clear" w:color="auto" w:fill="F0F5FF"/>
           </w:tcPr>
           <w:p>
             <w:r/>
             <w:r>
               <w:rPr>
-                <w:color w:val="1A4FBF"/>
+                <w:color w:val="0A7A3C"/>
                 <w:sz w:val="22"/>
               </w:rPr>
               <w:t>RevFactor revenue audit</w:t>
@@ -7607,13 +7284,12 @@
         <w:tc>
           <w:tcPr>
             <w:tcW w:type="dxa" w:w="2412"/>
-            <w:shd w:val="clear" w:color="auto" w:fill="F0F5FF"/>
           </w:tcPr>
           <w:p>
             <w:r/>
             <w:r>
               <w:rPr>
-                <w:color w:val="1A4FBF"/>
+                <w:color w:val="0A7A3C"/>
                 <w:sz w:val="22"/>
               </w:rPr>
               <w:t>/revenue-audit</w:t>
@@ -7623,13 +7299,12 @@
         <w:tc>
           <w:tcPr>
             <w:tcW w:type="dxa" w:w="2412"/>
-            <w:shd w:val="clear" w:color="auto" w:fill="F0F5FF"/>
           </w:tcPr>
           <w:p>
             <w:r/>
             <w:r>
               <w:rPr>
-                <w:color w:val="1A4FBF"/>
+                <w:color w:val="0A7A3C"/>
                 <w:sz w:val="22"/>
               </w:rPr>
               <w:t>FAQ + close</w:t>
@@ -7639,13 +7314,12 @@
         <w:tc>
           <w:tcPr>
             <w:tcW w:type="dxa" w:w="2412"/>
-            <w:shd w:val="clear" w:color="auto" w:fill="F0F5FF"/>
           </w:tcPr>
           <w:p>
             <w:r/>
             <w:r>
               <w:rPr>
-                <w:color w:val="1A4FBF"/>
+                <w:color w:val="0A7A3C"/>
                 <w:sz w:val="22"/>
               </w:rPr>
               <w:t>Brief has it ✓</w:t>
@@ -7657,13 +7331,12 @@
         <w:tc>
           <w:tcPr>
             <w:tcW w:type="dxa" w:w="2412"/>
-            <w:shd w:val="clear" w:color="auto" w:fill="F0F5FF"/>
           </w:tcPr>
           <w:p>
             <w:r/>
             <w:r>
               <w:rPr>
-                <w:color w:val="1A4FBF"/>
+                <w:color w:val="0A7A3C"/>
                 <w:sz w:val="22"/>
               </w:rPr>
               <w:t>2026 FIFA World Cup pricing playbook (future)</w:t>
@@ -7673,13 +7346,12 @@
         <w:tc>
           <w:tcPr>
             <w:tcW w:type="dxa" w:w="2412"/>
-            <w:shd w:val="clear" w:color="auto" w:fill="F0F5FF"/>
           </w:tcPr>
           <w:p>
             <w:r/>
             <w:r>
               <w:rPr>
-                <w:color w:val="1A4FBF"/>
+                <w:color w:val="0A7A3C"/>
                 <w:sz w:val="22"/>
               </w:rPr>
               <w:t>/blog/fifa-world-cup-2026-str-pricing</w:t>
@@ -7689,13 +7361,12 @@
         <w:tc>
           <w:tcPr>
             <w:tcW w:type="dxa" w:w="2412"/>
-            <w:shd w:val="clear" w:color="auto" w:fill="F0F5FF"/>
           </w:tcPr>
           <w:p>
             <w:r/>
             <w:r>
               <w:rPr>
-                <w:color w:val="1A4FBF"/>
+                <w:color w:val="0A7A3C"/>
                 <w:sz w:val="22"/>
               </w:rPr>
               <w:t>§5.4 Miss #1</w:t>
@@ -7705,13 +7376,12 @@
         <w:tc>
           <w:tcPr>
             <w:tcW w:type="dxa" w:w="2412"/>
-            <w:shd w:val="clear" w:color="auto" w:fill="F0F5FF"/>
           </w:tcPr>
           <w:p>
             <w:r/>
             <w:r>
               <w:rPr>
-                <w:color w:val="1A4FBF"/>
+                <w:color w:val="0A7A3C"/>
                 <w:sz w:val="22"/>
               </w:rPr>
               <w:t>Brief flagged as future — fine, but commit to a timeline (recommend mid-May 2026 publish so the link goes live before the World Cup demand cycle peaks in early June)</w:t>
@@ -7723,172 +7393,6 @@
     <w:p/>
     <w:p>
       <w:pPr>
-        <w:shd w:val="clear" w:color="auto" w:fill="F0F5FF"/>
-        <w:pBdr>
-          <w:left w:val="single" w:sz="24" w:space="8" w:color="1A4FBF"/>
-        </w:pBdr>
-      </w:pPr>
-      <w:r>
-        <w:rPr>
-          <w:b/>
-          <w:color w:val="1A4FBF"/>
-          <w:sz w:val="22"/>
-        </w:rPr>
-        <w:t>The cluster topology should look like this after launch:</w:t>
-      </w:r>
-      <w:r>
-        <w:rPr>
-          <w:color w:val="1A4FBF"/>
-          <w:sz w:val="22"/>
-        </w:rPr>
-        <w:t xml:space="preserve"> pillar (top) ← this post ← existing dynamic-pricing post. Both spokes link UP. The pillar is the canonical definitional URL; the spokes own narrower intents (comparative, tactical) and feed link equity up.</w:t>
-      </w:r>
-    </w:p>
-    <w:p/>
-    <w:p>
-      <w:pPr>
-        <w:pBdr>
-          <w:bottom w:val="single" w:sz="6" w:space="1" w:color="999999"/>
-        </w:pBdr>
-      </w:pPr>
-      <w:r>
-        <w:rPr>
-          <w:b/>
-          <w:color w:val="222222"/>
-          <w:sz w:val="30"/>
-        </w:rPr>
-        <w:t>5. Voice &amp; Brand Compliance</w:t>
-      </w:r>
-    </w:p>
-    <w:p>
-      <w:pPr>
-        <w:shd w:val="clear" w:color="auto" w:fill="F0F5FF"/>
-        <w:pBdr>
-          <w:left w:val="single" w:sz="24" w:space="8" w:color="1A4FBF"/>
-        </w:pBdr>
-      </w:pPr>
-      <w:r>
-        <w:rPr>
-          <w:b/>
-          <w:color w:val="0A2E80"/>
-          <w:sz w:val="18"/>
-        </w:rPr>
-        <w:t>FEEDBACK — VOICE RULES</w:t>
-      </w:r>
-    </w:p>
-    <w:p>
-      <w:pPr>
-        <w:pStyle w:val="ListBullet"/>
-      </w:pPr>
-      <w:r>
-        <w:rPr>
-          <w:b/>
-          <w:color w:val="1A4FBF"/>
-          <w:sz w:val="22"/>
-        </w:rPr>
-        <w:t>Banned-phrases list is good.</w:t>
-      </w:r>
-      <w:r>
-        <w:rPr>
-          <w:color w:val="1A4FBF"/>
-          <w:sz w:val="22"/>
-        </w:rPr>
-        <w:t xml:space="preserve"> Brief explicitly rules out "leverage," "unlock," "AI-powered pricing," "circle back," "at the end of the day" — same list as my humanization rules. Federico's "AI-powered" call-out is especially important here because the comparison page is the most likely place for a writer to default into "AI-powered pricing" framing.</w:t>
-      </w:r>
-    </w:p>
-    <w:p>
-      <w:pPr>
-        <w:pStyle w:val="ListBullet"/>
-      </w:pPr>
-      <w:r>
-        <w:rPr>
-          <w:b/>
-          <w:color w:val="1A4FBF"/>
-          <w:sz w:val="22"/>
-        </w:rPr>
-        <w:t>"Let me show you" still missing.</w:t>
-      </w:r>
-      <w:r>
-        <w:rPr>
-          <w:color w:val="1A4FBF"/>
-          <w:sz w:val="22"/>
-        </w:rPr>
-        <w:t xml:space="preserve"> Same gap as Blog 1's first draft. Add to the brief's Section 1 "use these" list and verify it lands at least once in the body.</w:t>
-      </w:r>
-    </w:p>
-    <w:p>
-      <w:pPr>
-        <w:pStyle w:val="ListBullet"/>
-      </w:pPr>
-      <w:r>
-        <w:rPr>
-          <w:b/>
-          <w:color w:val="1A4FBF"/>
-          <w:sz w:val="22"/>
-        </w:rPr>
-        <w:t>"This is a people business, not just real estate"</w:t>
-      </w:r>
-      <w:r>
-        <w:rPr>
-          <w:color w:val="1A4FBF"/>
-          <w:sz w:val="22"/>
-        </w:rPr>
-        <w:t xml:space="preserve"> — Federico's core belief per Onboarding §5.4. Brief doesn't reference it. Strong fit at the close of §5.8: </w:t>
-      </w:r>
-      <w:r>
-        <w:rPr>
-          <w:i/>
-          <w:color w:val="1A4FBF"/>
-          <w:sz w:val="22"/>
-        </w:rPr>
-        <w:t>"Software runs the math. People run the business."</w:t>
-      </w:r>
-      <w:r>
-        <w:rPr>
-          <w:color w:val="1A4FBF"/>
-          <w:sz w:val="22"/>
-        </w:rPr>
-        <w:t xml:space="preserve"> Keeps Federico's worldview present without explicit quote.</w:t>
-      </w:r>
-    </w:p>
-    <w:p>
-      <w:pPr>
-        <w:pStyle w:val="ListBullet"/>
-      </w:pPr>
-      <w:r>
-        <w:rPr>
-          <w:b/>
-          <w:color w:val="1A4FBF"/>
-          <w:sz w:val="22"/>
-        </w:rPr>
-        <w:t>Check for "revenue optimization" in any GetCito draft.</w:t>
-      </w:r>
-      <w:r>
-        <w:rPr>
-          <w:color w:val="1A4FBF"/>
-          <w:sz w:val="22"/>
-        </w:rPr>
-        <w:t xml:space="preserve"> Federico explicitly bans this phrase. Easy to slip into a comparison page since the SERP rewards it; flag aggressively in the QA pass.</w:t>
-      </w:r>
-    </w:p>
-    <w:p/>
-    <w:p>
-      <w:pPr>
-        <w:pBdr>
-          <w:bottom w:val="single" w:sz="6" w:space="1" w:color="999999"/>
-        </w:pBdr>
-      </w:pPr>
-      <w:r>
-        <w:rPr>
-          <w:b/>
-          <w:color w:val="222222"/>
-          <w:sz w:val="30"/>
-        </w:rPr>
-        <w:t>6. Full Schema Spec (copy-paste JSON-LD for GetCito + Avinash)</w:t>
-      </w:r>
-    </w:p>
-    <w:p>
-      <w:pPr>
         <w:shd w:val="clear" w:color="auto" w:fill="F0FFF5"/>
         <w:pBdr>
           <w:left w:val="single" w:sz="24" w:space="8" w:color="0A7A3C"/>
@@ -7897,10 +7401,33 @@
       <w:r>
         <w:rPr>
           <w:b/>
-          <w:color w:val="0A4F25"/>
-          <w:sz w:val="18"/>
-        </w:rPr>
-        <w:t>SCHEMA PACKAGE — COMPLETE JSON-LD FOR THE &lt;HEAD&gt; OF /BLOG/DYNAMIC-PRICING-VS-REVENUE-MANAGEMENT</w:t>
+          <w:color w:val="0A7A3C"/>
+          <w:sz w:val="22"/>
+        </w:rPr>
+        <w:t>The cluster topology should look like this after launch:</w:t>
+      </w:r>
+      <w:r>
+        <w:rPr>
+          <w:color w:val="0A7A3C"/>
+          <w:sz w:val="22"/>
+        </w:rPr>
+        <w:t xml:space="preserve"> pillar (top) ← this post ← existing dynamic-pricing post. Both spokes link UP. The pillar is the canonical definitional URL; the spokes own narrower intents (comparative, tactical) and feed link equity up.</w:t>
+      </w:r>
+    </w:p>
+    <w:p/>
+    <w:p>
+      <w:pPr>
+        <w:pBdr>
+          <w:bottom w:val="single" w:sz="6" w:space="1" w:color="999999"/>
+        </w:pBdr>
+      </w:pPr>
+      <w:r>
+        <w:rPr>
+          <w:b/>
+          <w:color w:val="222222"/>
+          <w:sz w:val="30"/>
+        </w:rPr>
+        <w:t>5. Voice &amp; Brand Compliance</w:t>
       </w:r>
     </w:p>
     <w:p>
@@ -7912,25 +7439,122 @@
       </w:pPr>
       <w:r>
         <w:rPr>
+          <w:b/>
+          <w:color w:val="0A4F25"/>
+          <w:sz w:val="18"/>
+        </w:rPr>
+        <w:t>FEEDBACK — VOICE RULES</w:t>
+      </w:r>
+    </w:p>
+    <w:p>
+      <w:pPr>
+        <w:pStyle w:val="ListBullet"/>
+      </w:pPr>
+      <w:r>
+        <w:rPr>
+          <w:b/>
           <w:color w:val="0A7A3C"/>
           <w:sz w:val="22"/>
         </w:rPr>
-        <w:t xml:space="preserve">This is the full structured-data block Blog 2 needs at publish time. Six entities total (Article + BreadcrumbList + FAQPage + Person + DefinedTerm × 4 + HowTo × 2). Pattern matches Blog 1's published implementation in </w:t>
+        <w:t>Banned-phrases list is good.</w:t>
       </w:r>
       <w:r>
         <w:rPr>
           <w:color w:val="0A7A3C"/>
           <w:sz w:val="22"/>
-          <w:u w:val="single"/>
-        </w:rPr>
-        <w:t>/blog/revenue-management-for-short-term-rentals</w:t>
-      </w:r>
-      <w:r>
-        <w:rPr>
+        </w:rPr>
+        <w:t xml:space="preserve"> Brief explicitly rules out "leverage," "unlock," "AI-powered pricing," "circle back," "at the end of the day" — same list as my humanization rules. Federico's "AI-powered" call-out is especially important here because the comparison page is the most likely place for a writer to default into "AI-powered pricing" framing.</w:t>
+      </w:r>
+    </w:p>
+    <w:p>
+      <w:pPr>
+        <w:pStyle w:val="ListBullet"/>
+      </w:pPr>
+      <w:r>
+        <w:rPr>
+          <w:b/>
           <w:color w:val="0A7A3C"/>
           <w:sz w:val="22"/>
         </w:rPr>
-        <w:t xml:space="preserve"> — same Person + DefinedTerm payloads can be reused verbatim.</w:t>
+        <w:t>"Let me show you" still missing.</w:t>
+      </w:r>
+      <w:r>
+        <w:rPr>
+          <w:color w:val="0A7A3C"/>
+          <w:sz w:val="22"/>
+        </w:rPr>
+        <w:t xml:space="preserve"> Same gap as Blog 1's first draft. Add to the brief's Section 1 "use these" list and verify it lands at least once in the body.</w:t>
+      </w:r>
+    </w:p>
+    <w:p>
+      <w:pPr>
+        <w:pStyle w:val="ListBullet"/>
+      </w:pPr>
+      <w:r>
+        <w:rPr>
+          <w:b/>
+          <w:color w:val="0A7A3C"/>
+          <w:sz w:val="22"/>
+        </w:rPr>
+        <w:t>"This is a people business, not just real estate"</w:t>
+      </w:r>
+      <w:r>
+        <w:rPr>
+          <w:color w:val="0A7A3C"/>
+          <w:sz w:val="22"/>
+        </w:rPr>
+        <w:t xml:space="preserve"> — Federico's core belief per Onboarding §5.4. Brief doesn't reference it. Strong fit at the close of §5.8: </w:t>
+      </w:r>
+      <w:r>
+        <w:rPr>
+          <w:i/>
+          <w:color w:val="0A7A3C"/>
+          <w:sz w:val="22"/>
+        </w:rPr>
+        <w:t>"Software runs the math. People run the business."</w:t>
+      </w:r>
+      <w:r>
+        <w:rPr>
+          <w:color w:val="0A7A3C"/>
+          <w:sz w:val="22"/>
+        </w:rPr>
+        <w:t xml:space="preserve"> Keeps Federico's worldview present without explicit quote.</w:t>
+      </w:r>
+    </w:p>
+    <w:p>
+      <w:pPr>
+        <w:pStyle w:val="ListBullet"/>
+      </w:pPr>
+      <w:r>
+        <w:rPr>
+          <w:b/>
+          <w:color w:val="0A7A3C"/>
+          <w:sz w:val="22"/>
+        </w:rPr>
+        <w:t>Check for "revenue optimization" in any GetCito draft.</w:t>
+      </w:r>
+      <w:r>
+        <w:rPr>
+          <w:color w:val="0A7A3C"/>
+          <w:sz w:val="22"/>
+        </w:rPr>
+        <w:t xml:space="preserve"> Federico explicitly bans this phrase. Easy to slip into a comparison page since the SERP rewards it; flag aggressively in the QA pass.</w:t>
+      </w:r>
+    </w:p>
+    <w:p/>
+    <w:p>
+      <w:pPr>
+        <w:pBdr>
+          <w:bottom w:val="single" w:sz="6" w:space="1" w:color="999999"/>
+        </w:pBdr>
+      </w:pPr>
+      <w:r>
+        <w:rPr>
+          <w:b/>
+          <w:color w:val="222222"/>
+          <w:sz w:val="30"/>
+        </w:rPr>
+        <w:t>6. Full Schema Spec (copy-paste JSON-LD for GetCito + Avinash)</w:t>
       </w:r>
     </w:p>
     <w:p>
@@ -7943,17 +7567,10 @@
       <w:r>
         <w:rPr>
           <w:b/>
-          <w:color w:val="0A7A3C"/>
-          <w:sz w:val="22"/>
-        </w:rPr>
-        <w:t>Why all six matter for Blog 2 specifically:</w:t>
-      </w:r>
-      <w:r>
-        <w:rPr>
-          <w:color w:val="0A7A3C"/>
-          <w:sz w:val="22"/>
-        </w:rPr>
-        <w:t xml:space="preserve"> the comparison-intent prompt cluster (is-pricelabs-enough / dynamic-vs-rm) is dominated in AI search by Reddit threads and PriceLabs' own marketing. The schema package is the single highest-leverage way to flip RevFactor into the citation set: Article gives the page a citable identity, FAQPage feeds AI Overviews, DefinedTerm lets engines lift the dynamic-pricing-vs-RM definition pair verbatim, HowTo wraps the two checklists as numbered answers, Person establishes Federico as the cited expert. Without this package, the page ranks but doesn't get cited.</w:t>
+          <w:color w:val="0A4F25"/>
+          <w:sz w:val="18"/>
+        </w:rPr>
+        <w:t>SCHEMA PACKAGE — COMPLETE JSON-LD FOR THE &lt;HEAD&gt; OF /BLOG/DYNAMIC-PRICING-VS-REVENUE-MANAGEMENT</w:t>
       </w:r>
     </w:p>
     <w:p>
@@ -7965,336 +7582,25 @@
       </w:pPr>
       <w:r>
         <w:rPr>
-          <w:b/>
           <w:color w:val="0A7A3C"/>
           <w:sz w:val="22"/>
         </w:rPr>
-        <w:t>Entity 1: Article (BlogPosting subtype)</w:t>
-      </w:r>
-    </w:p>
-    <w:p>
-      <w:pPr>
-        <w:shd w:val="clear" w:color="auto" w:fill="F6F8FA"/>
-      </w:pPr>
-      <w:r>
-        <w:rPr>
-          <w:rFonts w:ascii="Menlo" w:hAnsi="Menlo"/>
-          <w:color w:val="222222"/>
-          <w:sz w:val="18"/>
-        </w:rPr>
-        <w:t>{</w:t>
-      </w:r>
-    </w:p>
-    <w:p>
-      <w:pPr>
-        <w:shd w:val="clear" w:color="auto" w:fill="F6F8FA"/>
-      </w:pPr>
-      <w:r>
-        <w:rPr>
-          <w:rFonts w:ascii="Menlo" w:hAnsi="Menlo"/>
-          <w:color w:val="222222"/>
-          <w:sz w:val="18"/>
-        </w:rPr>
-        <w:t xml:space="preserve">  "@context": "https://schema.org",</w:t>
-      </w:r>
-    </w:p>
-    <w:p>
-      <w:pPr>
-        <w:shd w:val="clear" w:color="auto" w:fill="F6F8FA"/>
-      </w:pPr>
-      <w:r>
-        <w:rPr>
-          <w:rFonts w:ascii="Menlo" w:hAnsi="Menlo"/>
-          <w:color w:val="222222"/>
-          <w:sz w:val="18"/>
-        </w:rPr>
-        <w:t xml:space="preserve">  "@type": "BlogPosting",</w:t>
-      </w:r>
-    </w:p>
-    <w:p>
-      <w:pPr>
-        <w:shd w:val="clear" w:color="auto" w:fill="F6F8FA"/>
-      </w:pPr>
-      <w:r>
-        <w:rPr>
-          <w:rFonts w:ascii="Menlo" w:hAnsi="Menlo"/>
-          <w:color w:val="222222"/>
-          <w:sz w:val="18"/>
-        </w:rPr>
-        <w:t xml:space="preserve">  "@id": "https://revfactor.io/blog/dynamic-pricing-vs-revenue-management/#article",</w:t>
-      </w:r>
-    </w:p>
-    <w:p>
-      <w:pPr>
-        <w:shd w:val="clear" w:color="auto" w:fill="F6F8FA"/>
-      </w:pPr>
-      <w:r>
-        <w:rPr>
-          <w:rFonts w:ascii="Menlo" w:hAnsi="Menlo"/>
-          <w:color w:val="222222"/>
-          <w:sz w:val="18"/>
-        </w:rPr>
-        <w:t xml:space="preserve">  "mainEntityOfPage": "https://revfactor.io/blog/dynamic-pricing-vs-revenue-management/",</w:t>
-      </w:r>
-    </w:p>
-    <w:p>
-      <w:pPr>
-        <w:shd w:val="clear" w:color="auto" w:fill="F6F8FA"/>
-      </w:pPr>
-      <w:r>
-        <w:rPr>
-          <w:rFonts w:ascii="Menlo" w:hAnsi="Menlo"/>
-          <w:color w:val="222222"/>
-          <w:sz w:val="18"/>
-        </w:rPr>
-        <w:t xml:space="preserve">  "headline": "Dynamic Pricing vs. Revenue Management: The Real Difference (2026)",</w:t>
-      </w:r>
-    </w:p>
-    <w:p>
-      <w:pPr>
-        <w:shd w:val="clear" w:color="auto" w:fill="F6F8FA"/>
-      </w:pPr>
-      <w:r>
-        <w:rPr>
-          <w:rFonts w:ascii="Menlo" w:hAnsi="Menlo"/>
-          <w:color w:val="222222"/>
-          <w:sz w:val="18"/>
-        </w:rPr>
-        <w:t xml:space="preserve">  "description": "Dynamic pricing is cruise control. Revenue management is the driver. Here's why PriceLabs alone leaves 20%+ on the table — and how to fix it.",</w:t>
-      </w:r>
-    </w:p>
-    <w:p>
-      <w:pPr>
-        <w:shd w:val="clear" w:color="auto" w:fill="F6F8FA"/>
-      </w:pPr>
-      <w:r>
-        <w:rPr>
-          <w:rFonts w:ascii="Menlo" w:hAnsi="Menlo"/>
-          <w:color w:val="222222"/>
-          <w:sz w:val="18"/>
-        </w:rPr>
-        <w:t xml:space="preserve">  "image": "https://revfactor.io/images/dynamic-pricing-vs-rm-hero-1920.webp",</w:t>
-      </w:r>
-    </w:p>
-    <w:p>
-      <w:pPr>
-        <w:shd w:val="clear" w:color="auto" w:fill="F6F8FA"/>
-      </w:pPr>
-      <w:r>
-        <w:rPr>
-          <w:rFonts w:ascii="Menlo" w:hAnsi="Menlo"/>
-          <w:color w:val="222222"/>
-          <w:sz w:val="18"/>
-        </w:rPr>
-        <w:t xml:space="preserve">  "datePublished": "2026-05-XX",</w:t>
-      </w:r>
-    </w:p>
-    <w:p>
-      <w:pPr>
-        <w:shd w:val="clear" w:color="auto" w:fill="F6F8FA"/>
-      </w:pPr>
-      <w:r>
-        <w:rPr>
-          <w:rFonts w:ascii="Menlo" w:hAnsi="Menlo"/>
-          <w:color w:val="222222"/>
-          <w:sz w:val="18"/>
-        </w:rPr>
-        <w:t xml:space="preserve">  "dateModified": "2026-05-XX",</w:t>
-      </w:r>
-    </w:p>
-    <w:p>
-      <w:pPr>
-        <w:shd w:val="clear" w:color="auto" w:fill="F6F8FA"/>
-      </w:pPr>
-      <w:r>
-        <w:rPr>
-          <w:rFonts w:ascii="Menlo" w:hAnsi="Menlo"/>
-          <w:color w:val="222222"/>
-          <w:sz w:val="18"/>
-        </w:rPr>
-        <w:t xml:space="preserve">  "author": { "@id": "https://revfactor.io/#federico" },</w:t>
-      </w:r>
-    </w:p>
-    <w:p>
-      <w:pPr>
-        <w:shd w:val="clear" w:color="auto" w:fill="F6F8FA"/>
-      </w:pPr>
-      <w:r>
-        <w:rPr>
-          <w:rFonts w:ascii="Menlo" w:hAnsi="Menlo"/>
-          <w:color w:val="222222"/>
-          <w:sz w:val="18"/>
-        </w:rPr>
-        <w:t xml:space="preserve">  "publisher": {</w:t>
-      </w:r>
-    </w:p>
-    <w:p>
-      <w:pPr>
-        <w:shd w:val="clear" w:color="auto" w:fill="F6F8FA"/>
-      </w:pPr>
-      <w:r>
-        <w:rPr>
-          <w:rFonts w:ascii="Menlo" w:hAnsi="Menlo"/>
-          <w:color w:val="222222"/>
-          <w:sz w:val="18"/>
-        </w:rPr>
-        <w:t xml:space="preserve">    "@type": "Organization",</w:t>
-      </w:r>
-    </w:p>
-    <w:p>
-      <w:pPr>
-        <w:shd w:val="clear" w:color="auto" w:fill="F6F8FA"/>
-      </w:pPr>
-      <w:r>
-        <w:rPr>
-          <w:rFonts w:ascii="Menlo" w:hAnsi="Menlo"/>
-          <w:color w:val="222222"/>
-          <w:sz w:val="18"/>
-        </w:rPr>
-        <w:t xml:space="preserve">    "name": "RevFactor",</w:t>
-      </w:r>
-    </w:p>
-    <w:p>
-      <w:pPr>
-        <w:shd w:val="clear" w:color="auto" w:fill="F6F8FA"/>
-      </w:pPr>
-      <w:r>
-        <w:rPr>
-          <w:rFonts w:ascii="Menlo" w:hAnsi="Menlo"/>
-          <w:color w:val="222222"/>
-          <w:sz w:val="18"/>
-        </w:rPr>
-        <w:t xml:space="preserve">    "url": "https://revfactor.io",</w:t>
-      </w:r>
-    </w:p>
-    <w:p>
-      <w:pPr>
-        <w:shd w:val="clear" w:color="auto" w:fill="F6F8FA"/>
-      </w:pPr>
-      <w:r>
-        <w:rPr>
-          <w:rFonts w:ascii="Menlo" w:hAnsi="Menlo"/>
-          <w:color w:val="222222"/>
-          <w:sz w:val="18"/>
-        </w:rPr>
-        <w:t xml:space="preserve">    "logo": { "@type": "ImageObject", "url": "https://revfactor.io/images/revfactor-logo.png" }</w:t>
-      </w:r>
-    </w:p>
-    <w:p>
-      <w:pPr>
-        <w:shd w:val="clear" w:color="auto" w:fill="F6F8FA"/>
-      </w:pPr>
-      <w:r>
-        <w:rPr>
-          <w:rFonts w:ascii="Menlo" w:hAnsi="Menlo"/>
-          <w:color w:val="222222"/>
-          <w:sz w:val="18"/>
-        </w:rPr>
-        <w:t xml:space="preserve">  },</w:t>
-      </w:r>
-    </w:p>
-    <w:p>
-      <w:pPr>
-        <w:shd w:val="clear" w:color="auto" w:fill="F6F8FA"/>
-      </w:pPr>
-      <w:r>
-        <w:rPr>
-          <w:rFonts w:ascii="Menlo" w:hAnsi="Menlo"/>
-          <w:color w:val="222222"/>
-          <w:sz w:val="18"/>
-        </w:rPr>
-        <w:t xml:space="preserve">  "wordCount": 1750,</w:t>
-      </w:r>
-    </w:p>
-    <w:p>
-      <w:pPr>
-        <w:shd w:val="clear" w:color="auto" w:fill="F6F8FA"/>
-      </w:pPr>
-      <w:r>
-        <w:rPr>
-          <w:rFonts w:ascii="Menlo" w:hAnsi="Menlo"/>
-          <w:color w:val="222222"/>
-          <w:sz w:val="18"/>
-        </w:rPr>
-        <w:t xml:space="preserve">  "keywords": "dynamic pricing, revenue management, vacation rental pricing strategy, PriceLabs, Beyond Pricing, Wheelhouse, RevPAR, short-term rental",</w:t>
-      </w:r>
-    </w:p>
-    <w:p>
-      <w:pPr>
-        <w:shd w:val="clear" w:color="auto" w:fill="F6F8FA"/>
-      </w:pPr>
-      <w:r>
-        <w:rPr>
-          <w:rFonts w:ascii="Menlo" w:hAnsi="Menlo"/>
-          <w:color w:val="222222"/>
-          <w:sz w:val="18"/>
-        </w:rPr>
-        <w:t xml:space="preserve">  "articleSection": "Strategy",</w:t>
-      </w:r>
-    </w:p>
-    <w:p>
-      <w:pPr>
-        <w:shd w:val="clear" w:color="auto" w:fill="F6F8FA"/>
-      </w:pPr>
-      <w:r>
-        <w:rPr>
-          <w:rFonts w:ascii="Menlo" w:hAnsi="Menlo"/>
-          <w:color w:val="222222"/>
-          <w:sz w:val="18"/>
-        </w:rPr>
-        <w:t xml:space="preserve">  "about": [</w:t>
-      </w:r>
-    </w:p>
-    <w:p>
-      <w:pPr>
-        <w:shd w:val="clear" w:color="auto" w:fill="F6F8FA"/>
-      </w:pPr>
-      <w:r>
-        <w:rPr>
-          <w:rFonts w:ascii="Menlo" w:hAnsi="Menlo"/>
-          <w:color w:val="222222"/>
-          <w:sz w:val="18"/>
-        </w:rPr>
-        <w:t xml:space="preserve">    { "@id": "https://revfactor.io/#term-dynamic-pricing" },</w:t>
-      </w:r>
-    </w:p>
-    <w:p>
-      <w:pPr>
-        <w:shd w:val="clear" w:color="auto" w:fill="F6F8FA"/>
-      </w:pPr>
-      <w:r>
-        <w:rPr>
-          <w:rFonts w:ascii="Menlo" w:hAnsi="Menlo"/>
-          <w:color w:val="222222"/>
-          <w:sz w:val="18"/>
-        </w:rPr>
-        <w:t xml:space="preserve">    { "@id": "https://revfactor.io/#term-revenue-management" }</w:t>
-      </w:r>
-    </w:p>
-    <w:p>
-      <w:pPr>
-        <w:shd w:val="clear" w:color="auto" w:fill="F6F8FA"/>
-      </w:pPr>
-      <w:r>
-        <w:rPr>
-          <w:rFonts w:ascii="Menlo" w:hAnsi="Menlo"/>
-          <w:color w:val="222222"/>
-          <w:sz w:val="18"/>
-        </w:rPr>
-        <w:t xml:space="preserve">  ]</w:t>
-      </w:r>
-    </w:p>
-    <w:p>
-      <w:pPr>
-        <w:shd w:val="clear" w:color="auto" w:fill="F6F8FA"/>
-      </w:pPr>
-      <w:r>
-        <w:rPr>
-          <w:rFonts w:ascii="Menlo" w:hAnsi="Menlo"/>
-          <w:color w:val="222222"/>
-          <w:sz w:val="18"/>
-        </w:rPr>
-        <w:t>}</w:t>
+        <w:t xml:space="preserve">This is the full structured-data block Blog 2 needs at publish time. Six entities total (Article + BreadcrumbList + FAQPage + Person + DefinedTerm × 4 + HowTo × 2). Pattern matches Blog 1's published implementation in </w:t>
+      </w:r>
+      <w:r>
+        <w:rPr>
+          <w:color w:val="0A7A3C"/>
+          <w:sz w:val="22"/>
+          <w:u w:val="single"/>
+        </w:rPr>
+        <w:t>/blog/revenue-management-for-short-term-rentals</w:t>
+      </w:r>
+      <w:r>
+        <w:rPr>
+          <w:color w:val="0A7A3C"/>
+          <w:sz w:val="22"/>
+        </w:rPr>
+        <w:t xml:space="preserve"> — same Person + DefinedTerm payloads can be reused verbatim.</w:t>
       </w:r>
     </w:p>
     <w:p>
@@ -8310,124 +7616,14 @@
           <w:color w:val="0A7A3C"/>
           <w:sz w:val="22"/>
         </w:rPr>
-        <w:t>Entity 2: BreadcrumbList</w:t>
-      </w:r>
-    </w:p>
-    <w:p>
-      <w:pPr>
-        <w:shd w:val="clear" w:color="auto" w:fill="F6F8FA"/>
-      </w:pPr>
-      <w:r>
-        <w:rPr>
-          <w:rFonts w:ascii="Menlo" w:hAnsi="Menlo"/>
-          <w:color w:val="222222"/>
-          <w:sz w:val="18"/>
-        </w:rPr>
-        <w:t>{</w:t>
-      </w:r>
-    </w:p>
-    <w:p>
-      <w:pPr>
-        <w:shd w:val="clear" w:color="auto" w:fill="F6F8FA"/>
-      </w:pPr>
-      <w:r>
-        <w:rPr>
-          <w:rFonts w:ascii="Menlo" w:hAnsi="Menlo"/>
-          <w:color w:val="222222"/>
-          <w:sz w:val="18"/>
-        </w:rPr>
-        <w:t xml:space="preserve">  "@context": "https://schema.org",</w:t>
-      </w:r>
-    </w:p>
-    <w:p>
-      <w:pPr>
-        <w:shd w:val="clear" w:color="auto" w:fill="F6F8FA"/>
-      </w:pPr>
-      <w:r>
-        <w:rPr>
-          <w:rFonts w:ascii="Menlo" w:hAnsi="Menlo"/>
-          <w:color w:val="222222"/>
-          <w:sz w:val="18"/>
-        </w:rPr>
-        <w:t xml:space="preserve">  "@type": "BreadcrumbList",</w:t>
-      </w:r>
-    </w:p>
-    <w:p>
-      <w:pPr>
-        <w:shd w:val="clear" w:color="auto" w:fill="F6F8FA"/>
-      </w:pPr>
-      <w:r>
-        <w:rPr>
-          <w:rFonts w:ascii="Menlo" w:hAnsi="Menlo"/>
-          <w:color w:val="222222"/>
-          <w:sz w:val="18"/>
-        </w:rPr>
-        <w:t xml:space="preserve">  "itemListElement": [</w:t>
-      </w:r>
-    </w:p>
-    <w:p>
-      <w:pPr>
-        <w:shd w:val="clear" w:color="auto" w:fill="F6F8FA"/>
-      </w:pPr>
-      <w:r>
-        <w:rPr>
-          <w:rFonts w:ascii="Menlo" w:hAnsi="Menlo"/>
-          <w:color w:val="222222"/>
-          <w:sz w:val="18"/>
-        </w:rPr>
-        <w:t xml:space="preserve">    { "@type": "ListItem", "position": 1, "name": "Home", "item": "https://revfactor.io/" },</w:t>
-      </w:r>
-    </w:p>
-    <w:p>
-      <w:pPr>
-        <w:shd w:val="clear" w:color="auto" w:fill="F6F8FA"/>
-      </w:pPr>
-      <w:r>
-        <w:rPr>
-          <w:rFonts w:ascii="Menlo" w:hAnsi="Menlo"/>
-          <w:color w:val="222222"/>
-          <w:sz w:val="18"/>
-        </w:rPr>
-        <w:t xml:space="preserve">    { "@type": "ListItem", "position": 2, "name": "Blog", "item": "https://revfactor.io/blog/" },</w:t>
-      </w:r>
-    </w:p>
-    <w:p>
-      <w:pPr>
-        <w:shd w:val="clear" w:color="auto" w:fill="F6F8FA"/>
-      </w:pPr>
-      <w:r>
-        <w:rPr>
-          <w:rFonts w:ascii="Menlo" w:hAnsi="Menlo"/>
-          <w:color w:val="222222"/>
-          <w:sz w:val="18"/>
-        </w:rPr>
-        <w:t xml:space="preserve">    { "@type": "ListItem", "position": 3, "name": "Dynamic Pricing vs. Revenue Management" }</w:t>
-      </w:r>
-    </w:p>
-    <w:p>
-      <w:pPr>
-        <w:shd w:val="clear" w:color="auto" w:fill="F6F8FA"/>
-      </w:pPr>
-      <w:r>
-        <w:rPr>
-          <w:rFonts w:ascii="Menlo" w:hAnsi="Menlo"/>
-          <w:color w:val="222222"/>
-          <w:sz w:val="18"/>
-        </w:rPr>
-        <w:t xml:space="preserve">  ]</w:t>
-      </w:r>
-    </w:p>
-    <w:p>
-      <w:pPr>
-        <w:shd w:val="clear" w:color="auto" w:fill="F6F8FA"/>
-      </w:pPr>
-      <w:r>
-        <w:rPr>
-          <w:rFonts w:ascii="Menlo" w:hAnsi="Menlo"/>
-          <w:color w:val="222222"/>
-          <w:sz w:val="18"/>
-        </w:rPr>
-        <w:t>}</w:t>
+        <w:t>Why all six matter for Blog 2 specifically:</w:t>
+      </w:r>
+      <w:r>
+        <w:rPr>
+          <w:color w:val="0A7A3C"/>
+          <w:sz w:val="22"/>
+        </w:rPr>
+        <w:t xml:space="preserve"> the comparison-intent prompt cluster (is-pricelabs-enough / dynamic-vs-rm) is dominated in AI search by Reddit threads and PriceLabs' own marketing. The schema package is the single highest-leverage way to flip RevFactor into the citation set: Article gives the page a citable identity, FAQPage feeds AI Overviews, DefinedTerm lets engines lift the dynamic-pricing-vs-RM definition pair verbatim, HowTo wraps the two checklists as numbered answers, Person establishes Federico as the cited expert. Without this package, the page ranks but doesn't get cited.</w:t>
       </w:r>
     </w:p>
     <w:p>
@@ -8443,7 +7639,7 @@
           <w:color w:val="0A7A3C"/>
           <w:sz w:val="22"/>
         </w:rPr>
-        <w:t>Entity 3: Person (Federico) — REUSE verbatim from Blog 1</w:t>
+        <w:t>Entity 1: Article (BlogPosting subtype)</w:t>
       </w:r>
     </w:p>
     <w:p>
@@ -8482,7 +7678,7 @@
           <w:color w:val="222222"/>
           <w:sz w:val="18"/>
         </w:rPr>
-        <w:t xml:space="preserve">  "@type": "Person",</w:t>
+        <w:t xml:space="preserve">  "@type": "BlogPosting",</w:t>
       </w:r>
     </w:p>
     <w:p>
@@ -8495,7 +7691,7 @@
           <w:color w:val="222222"/>
           <w:sz w:val="18"/>
         </w:rPr>
-        <w:t xml:space="preserve">  "@id": "https://revfactor.io/#federico",</w:t>
+        <w:t xml:space="preserve">  "@id": "https://revfactor.io/blog/dynamic-pricing-vs-revenue-management/#article",</w:t>
       </w:r>
     </w:p>
     <w:p>
@@ -8508,7 +7704,7 @@
           <w:color w:val="222222"/>
           <w:sz w:val="18"/>
         </w:rPr>
-        <w:t xml:space="preserve">  "name": "Federico Zimerman",</w:t>
+        <w:t xml:space="preserve">  "mainEntityOfPage": "https://revfactor.io/blog/dynamic-pricing-vs-revenue-management/",</w:t>
       </w:r>
     </w:p>
     <w:p>
@@ -8521,7 +7717,7 @@
           <w:color w:val="222222"/>
           <w:sz w:val="18"/>
         </w:rPr>
-        <w:t xml:space="preserve">  "jobTitle": "Revenue Management Strategist",</w:t>
+        <w:t xml:space="preserve">  "headline": "Dynamic Pricing vs. Revenue Management: The Real Difference (2026)",</w:t>
       </w:r>
     </w:p>
     <w:p>
@@ -8534,7 +7730,7 @@
           <w:color w:val="222222"/>
           <w:sz w:val="18"/>
         </w:rPr>
-        <w:t xml:space="preserve">  "alumniOf": { "@type": "Organization", "name": "American Airlines" },</w:t>
+        <w:t xml:space="preserve">  "description": "Dynamic pricing is cruise control. Revenue management is the driver. Here's why PriceLabs alone leaves 20%+ on the table — and how to fix it.",</w:t>
       </w:r>
     </w:p>
     <w:p>
@@ -8547,7 +7743,7 @@
           <w:color w:val="222222"/>
           <w:sz w:val="18"/>
         </w:rPr>
-        <w:t xml:space="preserve">  "worksFor": { "@type": "Organization", "name": "RevFactor", "url": "https://revfactor.io" },</w:t>
+        <w:t xml:space="preserve">  "image": "https://revfactor.io/images/dynamic-pricing-vs-rm-hero-1920.webp",</w:t>
       </w:r>
     </w:p>
     <w:p>
@@ -8560,7 +7756,7 @@
           <w:color w:val="222222"/>
           <w:sz w:val="18"/>
         </w:rPr>
-        <w:t xml:space="preserve">  "knowsAbout": ["Revenue Management", "Dynamic Pricing", "RevPAR", "Yield Management", "Short-Term Rental Strategy"],</w:t>
+        <w:t xml:space="preserve">  "datePublished": "2026-05-XX",</w:t>
       </w:r>
     </w:p>
     <w:p>
@@ -8573,7 +7769,7 @@
           <w:color w:val="222222"/>
           <w:sz w:val="18"/>
         </w:rPr>
-        <w:t xml:space="preserve">  "sameAs": [</w:t>
+        <w:t xml:space="preserve">  "dateModified": "2026-05-XX",</w:t>
       </w:r>
     </w:p>
     <w:p>
@@ -8586,7 +7782,7 @@
           <w:color w:val="222222"/>
           <w:sz w:val="18"/>
         </w:rPr>
-        <w:t xml:space="preserve">    "https://www.linkedin.com/in/federicozimerman/",</w:t>
+        <w:t xml:space="preserve">  "author": { "@id": "https://revfactor.io/#federico" },</w:t>
       </w:r>
     </w:p>
     <w:p>
@@ -8599,7 +7795,7 @@
           <w:color w:val="222222"/>
           <w:sz w:val="18"/>
         </w:rPr>
-        <w:t xml:space="preserve">    "https://www.tiktok.com/@federicozimerman",</w:t>
+        <w:t xml:space="preserve">  "publisher": {</w:t>
       </w:r>
     </w:p>
     <w:p>
@@ -8612,7 +7808,7 @@
           <w:color w:val="222222"/>
           <w:sz w:val="18"/>
         </w:rPr>
-        <w:t xml:space="preserve">    "https://www.instagram.com/federico.zimerman",</w:t>
+        <w:t xml:space="preserve">    "@type": "Organization",</w:t>
       </w:r>
     </w:p>
     <w:p>
@@ -8625,7 +7821,7 @@
           <w:color w:val="222222"/>
           <w:sz w:val="18"/>
         </w:rPr>
-        <w:t xml:space="preserve">    "https://www.youtube.com/@federicozimerman"</w:t>
+        <w:t xml:space="preserve">    "name": "RevFactor",</w:t>
       </w:r>
     </w:p>
     <w:p>
@@ -8638,7 +7834,7 @@
           <w:color w:val="222222"/>
           <w:sz w:val="18"/>
         </w:rPr>
-        <w:t xml:space="preserve">  ],</w:t>
+        <w:t xml:space="preserve">    "url": "https://revfactor.io",</w:t>
       </w:r>
     </w:p>
     <w:p>
@@ -8651,7 +7847,111 @@
           <w:color w:val="222222"/>
           <w:sz w:val="18"/>
         </w:rPr>
-        <w:t xml:space="preserve">  "url": "https://revfactor.io/about"</w:t>
+        <w:t xml:space="preserve">    "logo": { "@type": "ImageObject", "url": "https://revfactor.io/images/revfactor-logo.png" }</w:t>
+      </w:r>
+    </w:p>
+    <w:p>
+      <w:pPr>
+        <w:shd w:val="clear" w:color="auto" w:fill="F6F8FA"/>
+      </w:pPr>
+      <w:r>
+        <w:rPr>
+          <w:rFonts w:ascii="Menlo" w:hAnsi="Menlo"/>
+          <w:color w:val="222222"/>
+          <w:sz w:val="18"/>
+        </w:rPr>
+        <w:t xml:space="preserve">  },</w:t>
+      </w:r>
+    </w:p>
+    <w:p>
+      <w:pPr>
+        <w:shd w:val="clear" w:color="auto" w:fill="F6F8FA"/>
+      </w:pPr>
+      <w:r>
+        <w:rPr>
+          <w:rFonts w:ascii="Menlo" w:hAnsi="Menlo"/>
+          <w:color w:val="222222"/>
+          <w:sz w:val="18"/>
+        </w:rPr>
+        <w:t xml:space="preserve">  "wordCount": 1750,</w:t>
+      </w:r>
+    </w:p>
+    <w:p>
+      <w:pPr>
+        <w:shd w:val="clear" w:color="auto" w:fill="F6F8FA"/>
+      </w:pPr>
+      <w:r>
+        <w:rPr>
+          <w:rFonts w:ascii="Menlo" w:hAnsi="Menlo"/>
+          <w:color w:val="222222"/>
+          <w:sz w:val="18"/>
+        </w:rPr>
+        <w:t xml:space="preserve">  "keywords": "dynamic pricing, revenue management, vacation rental pricing strategy, PriceLabs, Beyond Pricing, Wheelhouse, RevPAR, short-term rental",</w:t>
+      </w:r>
+    </w:p>
+    <w:p>
+      <w:pPr>
+        <w:shd w:val="clear" w:color="auto" w:fill="F6F8FA"/>
+      </w:pPr>
+      <w:r>
+        <w:rPr>
+          <w:rFonts w:ascii="Menlo" w:hAnsi="Menlo"/>
+          <w:color w:val="222222"/>
+          <w:sz w:val="18"/>
+        </w:rPr>
+        <w:t xml:space="preserve">  "articleSection": "Strategy",</w:t>
+      </w:r>
+    </w:p>
+    <w:p>
+      <w:pPr>
+        <w:shd w:val="clear" w:color="auto" w:fill="F6F8FA"/>
+      </w:pPr>
+      <w:r>
+        <w:rPr>
+          <w:rFonts w:ascii="Menlo" w:hAnsi="Menlo"/>
+          <w:color w:val="222222"/>
+          <w:sz w:val="18"/>
+        </w:rPr>
+        <w:t xml:space="preserve">  "about": [</w:t>
+      </w:r>
+    </w:p>
+    <w:p>
+      <w:pPr>
+        <w:shd w:val="clear" w:color="auto" w:fill="F6F8FA"/>
+      </w:pPr>
+      <w:r>
+        <w:rPr>
+          <w:rFonts w:ascii="Menlo" w:hAnsi="Menlo"/>
+          <w:color w:val="222222"/>
+          <w:sz w:val="18"/>
+        </w:rPr>
+        <w:t xml:space="preserve">    { "@id": "https://revfactor.io/#term-dynamic-pricing" },</w:t>
+      </w:r>
+    </w:p>
+    <w:p>
+      <w:pPr>
+        <w:shd w:val="clear" w:color="auto" w:fill="F6F8FA"/>
+      </w:pPr>
+      <w:r>
+        <w:rPr>
+          <w:rFonts w:ascii="Menlo" w:hAnsi="Menlo"/>
+          <w:color w:val="222222"/>
+          <w:sz w:val="18"/>
+        </w:rPr>
+        <w:t xml:space="preserve">    { "@id": "https://revfactor.io/#term-revenue-management" }</w:t>
+      </w:r>
+    </w:p>
+    <w:p>
+      <w:pPr>
+        <w:shd w:val="clear" w:color="auto" w:fill="F6F8FA"/>
+      </w:pPr>
+      <w:r>
+        <w:rPr>
+          <w:rFonts w:ascii="Menlo" w:hAnsi="Menlo"/>
+          <w:color w:val="222222"/>
+          <w:sz w:val="18"/>
+        </w:rPr>
+        <w:t xml:space="preserve">  ]</w:t>
       </w:r>
     </w:p>
     <w:p>
@@ -8680,7 +7980,7 @@
           <w:color w:val="0A7A3C"/>
           <w:sz w:val="22"/>
         </w:rPr>
-        <w:t>Entity 4: DefinedTerm × 4 (dynamic pricing, revenue management, RevPAR, ADR)</w:t>
+        <w:t>Entity 2: BreadcrumbList</w:t>
       </w:r>
     </w:p>
     <w:p>
@@ -8693,7 +7993,7 @@
           <w:color w:val="222222"/>
           <w:sz w:val="18"/>
         </w:rPr>
-        <w:t>[</w:t>
+        <w:t>{</w:t>
       </w:r>
     </w:p>
     <w:p>
@@ -8706,7 +8006,7 @@
           <w:color w:val="222222"/>
           <w:sz w:val="18"/>
         </w:rPr>
-        <w:t xml:space="preserve">  {</w:t>
+        <w:t xml:space="preserve">  "@context": "https://schema.org",</w:t>
       </w:r>
     </w:p>
     <w:p>
@@ -8719,7 +8019,7 @@
           <w:color w:val="222222"/>
           <w:sz w:val="18"/>
         </w:rPr>
-        <w:t xml:space="preserve">    "@context": "https://schema.org",</w:t>
+        <w:t xml:space="preserve">  "@type": "BreadcrumbList",</w:t>
       </w:r>
     </w:p>
     <w:p>
@@ -8732,7 +8032,7 @@
           <w:color w:val="222222"/>
           <w:sz w:val="18"/>
         </w:rPr>
-        <w:t xml:space="preserve">    "@type": "DefinedTerm",</w:t>
+        <w:t xml:space="preserve">  "itemListElement": [</w:t>
       </w:r>
     </w:p>
     <w:p>
@@ -8745,7 +8045,7 @@
           <w:color w:val="222222"/>
           <w:sz w:val="18"/>
         </w:rPr>
-        <w:t xml:space="preserve">    "@id": "https://revfactor.io/#term-dynamic-pricing",</w:t>
+        <w:t xml:space="preserve">    { "@type": "ListItem", "position": 1, "name": "Home", "item": "https://revfactor.io/" },</w:t>
       </w:r>
     </w:p>
     <w:p>
@@ -8758,7 +8058,7 @@
           <w:color w:val="222222"/>
           <w:sz w:val="18"/>
         </w:rPr>
-        <w:t xml:space="preserve">    "name": "Dynamic Pricing",</w:t>
+        <w:t xml:space="preserve">    { "@type": "ListItem", "position": 2, "name": "Blog", "item": "https://revfactor.io/blog/" },</w:t>
       </w:r>
     </w:p>
     <w:p>
@@ -8771,7 +8071,7 @@
           <w:color w:val="222222"/>
           <w:sz w:val="18"/>
         </w:rPr>
-        <w:t xml:space="preserve">    "description": "Software that automatically adjusts a short-term rental's nightly rate based on demand signals like seasonality, day of week, lead time, comp set movement, and local events. Tools like PriceLabs, Beyond, and Wheelhouse execute the rules a revenue manager sets — they're the engine, not the driver.",</w:t>
+        <w:t xml:space="preserve">    { "@type": "ListItem", "position": 3, "name": "Dynamic Pricing vs. Revenue Management" }</w:t>
       </w:r>
     </w:p>
     <w:p>
@@ -8784,7 +8084,7 @@
           <w:color w:val="222222"/>
           <w:sz w:val="18"/>
         </w:rPr>
-        <w:t xml:space="preserve">    "inDefinedTermSet": "https://revfactor.io/glossary"</w:t>
+        <w:t xml:space="preserve">  ]</w:t>
       </w:r>
     </w:p>
     <w:p>
@@ -8797,332 +8097,7 @@
           <w:color w:val="222222"/>
           <w:sz w:val="18"/>
         </w:rPr>
-        <w:t xml:space="preserve">  },</w:t>
-      </w:r>
-    </w:p>
-    <w:p>
-      <w:pPr>
-        <w:shd w:val="clear" w:color="auto" w:fill="F6F8FA"/>
-      </w:pPr>
-      <w:r>
-        <w:rPr>
-          <w:rFonts w:ascii="Menlo" w:hAnsi="Menlo"/>
-          <w:color w:val="222222"/>
-          <w:sz w:val="18"/>
-        </w:rPr>
-        <w:t xml:space="preserve">  {</w:t>
-      </w:r>
-    </w:p>
-    <w:p>
-      <w:pPr>
-        <w:shd w:val="clear" w:color="auto" w:fill="F6F8FA"/>
-      </w:pPr>
-      <w:r>
-        <w:rPr>
-          <w:rFonts w:ascii="Menlo" w:hAnsi="Menlo"/>
-          <w:color w:val="222222"/>
-          <w:sz w:val="18"/>
-        </w:rPr>
-        <w:t xml:space="preserve">    "@context": "https://schema.org",</w:t>
-      </w:r>
-    </w:p>
-    <w:p>
-      <w:pPr>
-        <w:shd w:val="clear" w:color="auto" w:fill="F6F8FA"/>
-      </w:pPr>
-      <w:r>
-        <w:rPr>
-          <w:rFonts w:ascii="Menlo" w:hAnsi="Menlo"/>
-          <w:color w:val="222222"/>
-          <w:sz w:val="18"/>
-        </w:rPr>
-        <w:t xml:space="preserve">    "@type": "DefinedTerm",</w:t>
-      </w:r>
-    </w:p>
-    <w:p>
-      <w:pPr>
-        <w:shd w:val="clear" w:color="auto" w:fill="F6F8FA"/>
-      </w:pPr>
-      <w:r>
-        <w:rPr>
-          <w:rFonts w:ascii="Menlo" w:hAnsi="Menlo"/>
-          <w:color w:val="222222"/>
-          <w:sz w:val="18"/>
-        </w:rPr>
-        <w:t xml:space="preserve">    "@id": "https://revfactor.io/#term-revenue-management",</w:t>
-      </w:r>
-    </w:p>
-    <w:p>
-      <w:pPr>
-        <w:shd w:val="clear" w:color="auto" w:fill="F6F8FA"/>
-      </w:pPr>
-      <w:r>
-        <w:rPr>
-          <w:rFonts w:ascii="Menlo" w:hAnsi="Menlo"/>
-          <w:color w:val="222222"/>
-          <w:sz w:val="18"/>
-        </w:rPr>
-        <w:t xml:space="preserve">    "name": "Revenue Management",</w:t>
-      </w:r>
-    </w:p>
-    <w:p>
-      <w:pPr>
-        <w:shd w:val="clear" w:color="auto" w:fill="F6F8FA"/>
-      </w:pPr>
-      <w:r>
-        <w:rPr>
-          <w:rFonts w:ascii="Menlo" w:hAnsi="Menlo"/>
-          <w:color w:val="222222"/>
-          <w:sz w:val="18"/>
-        </w:rPr>
-        <w:t xml:space="preserve">    "description": "The discipline of selling the right night, to the right guest, at the right price — using historical data, inventory rules, demand forecasting, and pacing — to maximize RevPAR. Distinct from dynamic pricing, which executes the rules a revenue manager defines.",</w:t>
-      </w:r>
-    </w:p>
-    <w:p>
-      <w:pPr>
-        <w:shd w:val="clear" w:color="auto" w:fill="F6F8FA"/>
-      </w:pPr>
-      <w:r>
-        <w:rPr>
-          <w:rFonts w:ascii="Menlo" w:hAnsi="Menlo"/>
-          <w:color w:val="222222"/>
-          <w:sz w:val="18"/>
-        </w:rPr>
-        <w:t xml:space="preserve">    "inDefinedTermSet": "https://revfactor.io/glossary"</w:t>
-      </w:r>
-    </w:p>
-    <w:p>
-      <w:pPr>
-        <w:shd w:val="clear" w:color="auto" w:fill="F6F8FA"/>
-      </w:pPr>
-      <w:r>
-        <w:rPr>
-          <w:rFonts w:ascii="Menlo" w:hAnsi="Menlo"/>
-          <w:color w:val="222222"/>
-          <w:sz w:val="18"/>
-        </w:rPr>
-        <w:t xml:space="preserve">  },</w:t>
-      </w:r>
-    </w:p>
-    <w:p>
-      <w:pPr>
-        <w:shd w:val="clear" w:color="auto" w:fill="F6F8FA"/>
-      </w:pPr>
-      <w:r>
-        <w:rPr>
-          <w:rFonts w:ascii="Menlo" w:hAnsi="Menlo"/>
-          <w:color w:val="222222"/>
-          <w:sz w:val="18"/>
-        </w:rPr>
-        <w:t xml:space="preserve">  {</w:t>
-      </w:r>
-    </w:p>
-    <w:p>
-      <w:pPr>
-        <w:shd w:val="clear" w:color="auto" w:fill="F6F8FA"/>
-      </w:pPr>
-      <w:r>
-        <w:rPr>
-          <w:rFonts w:ascii="Menlo" w:hAnsi="Menlo"/>
-          <w:color w:val="222222"/>
-          <w:sz w:val="18"/>
-        </w:rPr>
-        <w:t xml:space="preserve">    "@context": "https://schema.org",</w:t>
-      </w:r>
-    </w:p>
-    <w:p>
-      <w:pPr>
-        <w:shd w:val="clear" w:color="auto" w:fill="F6F8FA"/>
-      </w:pPr>
-      <w:r>
-        <w:rPr>
-          <w:rFonts w:ascii="Menlo" w:hAnsi="Menlo"/>
-          <w:color w:val="222222"/>
-          <w:sz w:val="18"/>
-        </w:rPr>
-        <w:t xml:space="preserve">    "@type": "DefinedTerm",</w:t>
-      </w:r>
-    </w:p>
-    <w:p>
-      <w:pPr>
-        <w:shd w:val="clear" w:color="auto" w:fill="F6F8FA"/>
-      </w:pPr>
-      <w:r>
-        <w:rPr>
-          <w:rFonts w:ascii="Menlo" w:hAnsi="Menlo"/>
-          <w:color w:val="222222"/>
-          <w:sz w:val="18"/>
-        </w:rPr>
-        <w:t xml:space="preserve">    "@id": "https://revfactor.io/#term-revpar",</w:t>
-      </w:r>
-    </w:p>
-    <w:p>
-      <w:pPr>
-        <w:shd w:val="clear" w:color="auto" w:fill="F6F8FA"/>
-      </w:pPr>
-      <w:r>
-        <w:rPr>
-          <w:rFonts w:ascii="Menlo" w:hAnsi="Menlo"/>
-          <w:color w:val="222222"/>
-          <w:sz w:val="18"/>
-        </w:rPr>
-        <w:t xml:space="preserve">    "name": "RevPAR",</w:t>
-      </w:r>
-    </w:p>
-    <w:p>
-      <w:pPr>
-        <w:shd w:val="clear" w:color="auto" w:fill="F6F8FA"/>
-      </w:pPr>
-      <w:r>
-        <w:rPr>
-          <w:rFonts w:ascii="Menlo" w:hAnsi="Menlo"/>
-          <w:color w:val="222222"/>
-          <w:sz w:val="18"/>
-        </w:rPr>
-        <w:t xml:space="preserve">    "description": "Revenue per Available Night — total revenue divided by total nights available in a period. The only metric that captures rate and occupancy in a single number.",</w:t>
-      </w:r>
-    </w:p>
-    <w:p>
-      <w:pPr>
-        <w:shd w:val="clear" w:color="auto" w:fill="F6F8FA"/>
-      </w:pPr>
-      <w:r>
-        <w:rPr>
-          <w:rFonts w:ascii="Menlo" w:hAnsi="Menlo"/>
-          <w:color w:val="222222"/>
-          <w:sz w:val="18"/>
-        </w:rPr>
-        <w:t xml:space="preserve">    "inDefinedTermSet": "https://revfactor.io/glossary"</w:t>
-      </w:r>
-    </w:p>
-    <w:p>
-      <w:pPr>
-        <w:shd w:val="clear" w:color="auto" w:fill="F6F8FA"/>
-      </w:pPr>
-      <w:r>
-        <w:rPr>
-          <w:rFonts w:ascii="Menlo" w:hAnsi="Menlo"/>
-          <w:color w:val="222222"/>
-          <w:sz w:val="18"/>
-        </w:rPr>
-        <w:t xml:space="preserve">  },</w:t>
-      </w:r>
-    </w:p>
-    <w:p>
-      <w:pPr>
-        <w:shd w:val="clear" w:color="auto" w:fill="F6F8FA"/>
-      </w:pPr>
-      <w:r>
-        <w:rPr>
-          <w:rFonts w:ascii="Menlo" w:hAnsi="Menlo"/>
-          <w:color w:val="222222"/>
-          <w:sz w:val="18"/>
-        </w:rPr>
-        <w:t xml:space="preserve">  {</w:t>
-      </w:r>
-    </w:p>
-    <w:p>
-      <w:pPr>
-        <w:shd w:val="clear" w:color="auto" w:fill="F6F8FA"/>
-      </w:pPr>
-      <w:r>
-        <w:rPr>
-          <w:rFonts w:ascii="Menlo" w:hAnsi="Menlo"/>
-          <w:color w:val="222222"/>
-          <w:sz w:val="18"/>
-        </w:rPr>
-        <w:t xml:space="preserve">    "@context": "https://schema.org",</w:t>
-      </w:r>
-    </w:p>
-    <w:p>
-      <w:pPr>
-        <w:shd w:val="clear" w:color="auto" w:fill="F6F8FA"/>
-      </w:pPr>
-      <w:r>
-        <w:rPr>
-          <w:rFonts w:ascii="Menlo" w:hAnsi="Menlo"/>
-          <w:color w:val="222222"/>
-          <w:sz w:val="18"/>
-        </w:rPr>
-        <w:t xml:space="preserve">    "@type": "DefinedTerm",</w:t>
-      </w:r>
-    </w:p>
-    <w:p>
-      <w:pPr>
-        <w:shd w:val="clear" w:color="auto" w:fill="F6F8FA"/>
-      </w:pPr>
-      <w:r>
-        <w:rPr>
-          <w:rFonts w:ascii="Menlo" w:hAnsi="Menlo"/>
-          <w:color w:val="222222"/>
-          <w:sz w:val="18"/>
-        </w:rPr>
-        <w:t xml:space="preserve">    "@id": "https://revfactor.io/#term-adr",</w:t>
-      </w:r>
-    </w:p>
-    <w:p>
-      <w:pPr>
-        <w:shd w:val="clear" w:color="auto" w:fill="F6F8FA"/>
-      </w:pPr>
-      <w:r>
-        <w:rPr>
-          <w:rFonts w:ascii="Menlo" w:hAnsi="Menlo"/>
-          <w:color w:val="222222"/>
-          <w:sz w:val="18"/>
-        </w:rPr>
-        <w:t xml:space="preserve">    "name": "ADR",</w:t>
-      </w:r>
-    </w:p>
-    <w:p>
-      <w:pPr>
-        <w:shd w:val="clear" w:color="auto" w:fill="F6F8FA"/>
-      </w:pPr>
-      <w:r>
-        <w:rPr>
-          <w:rFonts w:ascii="Menlo" w:hAnsi="Menlo"/>
-          <w:color w:val="222222"/>
-          <w:sz w:val="18"/>
-        </w:rPr>
-        <w:t xml:space="preserve">    "description": "Average Daily Rate — the average price of booked nights. Ignores empty nights, which is why RevPAR is the more complete revenue metric.",</w:t>
-      </w:r>
-    </w:p>
-    <w:p>
-      <w:pPr>
-        <w:shd w:val="clear" w:color="auto" w:fill="F6F8FA"/>
-      </w:pPr>
-      <w:r>
-        <w:rPr>
-          <w:rFonts w:ascii="Menlo" w:hAnsi="Menlo"/>
-          <w:color w:val="222222"/>
-          <w:sz w:val="18"/>
-        </w:rPr>
-        <w:t xml:space="preserve">    "inDefinedTermSet": "https://revfactor.io/glossary"</w:t>
-      </w:r>
-    </w:p>
-    <w:p>
-      <w:pPr>
-        <w:shd w:val="clear" w:color="auto" w:fill="F6F8FA"/>
-      </w:pPr>
-      <w:r>
-        <w:rPr>
-          <w:rFonts w:ascii="Menlo" w:hAnsi="Menlo"/>
-          <w:color w:val="222222"/>
-          <w:sz w:val="18"/>
-        </w:rPr>
-        <w:t xml:space="preserve">  }</w:t>
-      </w:r>
-    </w:p>
-    <w:p>
-      <w:pPr>
-        <w:shd w:val="clear" w:color="auto" w:fill="F6F8FA"/>
-      </w:pPr>
-      <w:r>
-        <w:rPr>
-          <w:rFonts w:ascii="Menlo" w:hAnsi="Menlo"/>
-          <w:color w:val="222222"/>
-          <w:sz w:val="18"/>
-        </w:rPr>
-        <w:t>]</w:t>
+        <w:t>}</w:t>
       </w:r>
     </w:p>
     <w:p>
@@ -9138,7 +8113,7 @@
           <w:color w:val="0A7A3C"/>
           <w:sz w:val="22"/>
         </w:rPr>
-        <w:t>Entity 5: HowTo × 2 (Stay-on-Software checklist, Hire-a-Strategist checklist from §5.5)</w:t>
+        <w:t>Entity 3: Person (Federico) — REUSE verbatim from Blog 1</w:t>
       </w:r>
     </w:p>
     <w:p>
@@ -9177,7 +8152,7 @@
           <w:color w:val="222222"/>
           <w:sz w:val="18"/>
         </w:rPr>
-        <w:t xml:space="preserve">  "@type": "HowTo",</w:t>
+        <w:t xml:space="preserve">  "@type": "Person",</w:t>
       </w:r>
     </w:p>
     <w:p>
@@ -9190,7 +8165,7 @@
           <w:color w:val="222222"/>
           <w:sz w:val="18"/>
         </w:rPr>
-        <w:t xml:space="preserve">  "name": "How to know if PriceLabs alone is enough for your short-term rental portfolio",</w:t>
+        <w:t xml:space="preserve">  "@id": "https://revfactor.io/#federico",</w:t>
       </w:r>
     </w:p>
     <w:p>
@@ -9203,7 +8178,7 @@
           <w:color w:val="222222"/>
           <w:sz w:val="18"/>
         </w:rPr>
-        <w:t xml:space="preserve">  "description": "Decision framework for STR hosts evaluating whether dynamic pricing software alone is meeting their revenue needs.",</w:t>
+        <w:t xml:space="preserve">  "name": "Federico Zimerman",</w:t>
       </w:r>
     </w:p>
     <w:p>
@@ -9216,7 +8191,7 @@
           <w:color w:val="222222"/>
           <w:sz w:val="18"/>
         </w:rPr>
-        <w:t xml:space="preserve">  "step": [</w:t>
+        <w:t xml:space="preserve">  "jobTitle": "Revenue Management Strategist",</w:t>
       </w:r>
     </w:p>
     <w:p>
@@ -9229,7 +8204,7 @@
           <w:color w:val="222222"/>
           <w:sz w:val="18"/>
         </w:rPr>
-        <w:t xml:space="preserve">    { "@type": "HowToStep", "position": 1, "name": "You manage 1–2 properties", "text": "Cognitive load is sustainable for a single owner-operator." },</w:t>
+        <w:t xml:space="preserve">  "alumniOf": { "@type": "Organization", "name": "American Airlines" },</w:t>
       </w:r>
     </w:p>
     <w:p>
@@ -9242,7 +8217,7 @@
           <w:color w:val="222222"/>
           <w:sz w:val="18"/>
         </w:rPr>
-        <w:t xml:space="preserve">    { "@type": "HowToStep", "position": 2, "name": "Your market is mature and predictable", "text": "Stable seasonality, well-known event calendar, no major regulation changes." },</w:t>
+        <w:t xml:space="preserve">  "worksFor": { "@type": "Organization", "name": "RevFactor", "url": "https://revfactor.io" },</w:t>
       </w:r>
     </w:p>
     <w:p>
@@ -9255,7 +8230,7 @@
           <w:color w:val="222222"/>
           <w:sz w:val="18"/>
         </w:rPr>
-        <w:t xml:space="preserve">    { "@type": "HowToStep", "position": 3, "name": "Your property is generic for the market", "text": "Standard bedroom/bath count, no quirky amenities, comp set is straightforward." },</w:t>
+        <w:t xml:space="preserve">  "knowsAbout": ["Revenue Management", "Dynamic Pricing", "RevPAR", "Yield Management", "Short-Term Rental Strategy"],</w:t>
       </w:r>
     </w:p>
     <w:p>
@@ -9268,7 +8243,7 @@
           <w:color w:val="222222"/>
           <w:sz w:val="18"/>
         </w:rPr>
-        <w:t xml:space="preserve">    { "@type": "HowToStep", "position": 4, "name": "You can spend 3–5 hours/week on revenue tasks", "text": "Pacing reviews, comp set audits, minimum-stay tuning, event calendar updates." },</w:t>
+        <w:t xml:space="preserve">  "sameAs": [</w:t>
       </w:r>
     </w:p>
     <w:p>
@@ -9281,7 +8256,7 @@
           <w:color w:val="222222"/>
           <w:sz w:val="18"/>
         </w:rPr>
-        <w:t xml:space="preserve">    { "@type": "HowToStep", "position": 5, "name": "You're tracking RevPAR vs comp set monthly", "text": "Not just occupancy or ADR in isolation — the combined metric." }</w:t>
+        <w:t xml:space="preserve">    "https://www.linkedin.com/in/federicozimerman/",</w:t>
       </w:r>
     </w:p>
     <w:p>
@@ -9294,7 +8269,7 @@
           <w:color w:val="222222"/>
           <w:sz w:val="18"/>
         </w:rPr>
-        <w:t xml:space="preserve">  ]</w:t>
+        <w:t xml:space="preserve">    "https://www.tiktok.com/@federicozimerman",</w:t>
       </w:r>
     </w:p>
     <w:p>
@@ -9307,7 +8282,7 @@
           <w:color w:val="222222"/>
           <w:sz w:val="18"/>
         </w:rPr>
-        <w:t>}</w:t>
+        <w:t xml:space="preserve">    "https://www.instagram.com/federico.zimerman",</w:t>
       </w:r>
     </w:p>
     <w:p>
@@ -9320,7 +8295,7 @@
           <w:color w:val="222222"/>
           <w:sz w:val="18"/>
         </w:rPr>
-        <w:t xml:space="preserve"> </w:t>
+        <w:t xml:space="preserve">    "https://www.youtube.com/@federicozimerman"</w:t>
       </w:r>
     </w:p>
     <w:p>
@@ -9333,7 +8308,7 @@
           <w:color w:val="222222"/>
           <w:sz w:val="18"/>
         </w:rPr>
-        <w:t>{</w:t>
+        <w:t xml:space="preserve">  ],</w:t>
       </w:r>
     </w:p>
     <w:p>
@@ -9346,150 +8321,7 @@
           <w:color w:val="222222"/>
           <w:sz w:val="18"/>
         </w:rPr>
-        <w:t xml:space="preserve">  "@context": "https://schema.org",</w:t>
-      </w:r>
-    </w:p>
-    <w:p>
-      <w:pPr>
-        <w:shd w:val="clear" w:color="auto" w:fill="F6F8FA"/>
-      </w:pPr>
-      <w:r>
-        <w:rPr>
-          <w:rFonts w:ascii="Menlo" w:hAnsi="Menlo"/>
-          <w:color w:val="222222"/>
-          <w:sz w:val="18"/>
-        </w:rPr>
-        <w:t xml:space="preserve">  "@type": "HowTo",</w:t>
-      </w:r>
-    </w:p>
-    <w:p>
-      <w:pPr>
-        <w:shd w:val="clear" w:color="auto" w:fill="F6F8FA"/>
-      </w:pPr>
-      <w:r>
-        <w:rPr>
-          <w:rFonts w:ascii="Menlo" w:hAnsi="Menlo"/>
-          <w:color w:val="222222"/>
-          <w:sz w:val="18"/>
-        </w:rPr>
-        <w:t xml:space="preserve">  "name": "How to know when to hire a revenue manager for your short-term rental",</w:t>
-      </w:r>
-    </w:p>
-    <w:p>
-      <w:pPr>
-        <w:shd w:val="clear" w:color="auto" w:fill="F6F8FA"/>
-      </w:pPr>
-      <w:r>
-        <w:rPr>
-          <w:rFonts w:ascii="Menlo" w:hAnsi="Menlo"/>
-          <w:color w:val="222222"/>
-          <w:sz w:val="18"/>
-        </w:rPr>
-        <w:t xml:space="preserve">  "description": "Decision framework for STR hosts evaluating whether to add a strategist layer on top of dynamic pricing software.",</w:t>
-      </w:r>
-    </w:p>
-    <w:p>
-      <w:pPr>
-        <w:shd w:val="clear" w:color="auto" w:fill="F6F8FA"/>
-      </w:pPr>
-      <w:r>
-        <w:rPr>
-          <w:rFonts w:ascii="Menlo" w:hAnsi="Menlo"/>
-          <w:color w:val="222222"/>
-          <w:sz w:val="18"/>
-        </w:rPr>
-        <w:t xml:space="preserve">  "step": [</w:t>
-      </w:r>
-    </w:p>
-    <w:p>
-      <w:pPr>
-        <w:shd w:val="clear" w:color="auto" w:fill="F6F8FA"/>
-      </w:pPr>
-      <w:r>
-        <w:rPr>
-          <w:rFonts w:ascii="Menlo" w:hAnsi="Menlo"/>
-          <w:color w:val="222222"/>
-          <w:sz w:val="18"/>
-        </w:rPr>
-        <w:t xml:space="preserve">    { "@type": "HowToStep", "position": 1, "name": "You manage 3+ properties", "text": "Cognitive load of multi-market monitoring exceeds part-time owner capacity." },</w:t>
-      </w:r>
-    </w:p>
-    <w:p>
-      <w:pPr>
-        <w:shd w:val="clear" w:color="auto" w:fill="F6F8FA"/>
-      </w:pPr>
-      <w:r>
-        <w:rPr>
-          <w:rFonts w:ascii="Menlo" w:hAnsi="Menlo"/>
-          <w:color w:val="222222"/>
-          <w:sz w:val="18"/>
-        </w:rPr>
-        <w:t xml:space="preserve">    { "@type": "HowToStep", "position": 2, "name": "You're in a complex or unfamiliar market", "text": "New regulation, irregular seasonality, or a market you don't deeply understand." },</w:t>
-      </w:r>
-    </w:p>
-    <w:p>
-      <w:pPr>
-        <w:shd w:val="clear" w:color="auto" w:fill="F6F8FA"/>
-      </w:pPr>
-      <w:r>
-        <w:rPr>
-          <w:rFonts w:ascii="Menlo" w:hAnsi="Menlo"/>
-          <w:color w:val="222222"/>
-          <w:sz w:val="18"/>
-        </w:rPr>
-        <w:t xml:space="preserve">    { "@type": "HowToStep", "position": 3, "name": "Your property is non-generic", "text": "Quirky bedroom configuration, unique amenities, specific guest profile that breaks default tool comp sets." },</w:t>
-      </w:r>
-    </w:p>
-    <w:p>
-      <w:pPr>
-        <w:shd w:val="clear" w:color="auto" w:fill="F6F8FA"/>
-      </w:pPr>
-      <w:r>
-        <w:rPr>
-          <w:rFonts w:ascii="Menlo" w:hAnsi="Menlo"/>
-          <w:color w:val="222222"/>
-          <w:sz w:val="18"/>
-        </w:rPr>
-        <w:t xml:space="preserve">    { "@type": "HowToStep", "position": 4, "name": "Your tool's defaults aren't producing results", "text": "Pacing behind last year, RevPAR trailing comp set, or revenue flat despite occupancy gains." },</w:t>
-      </w:r>
-    </w:p>
-    <w:p>
-      <w:pPr>
-        <w:shd w:val="clear" w:color="auto" w:fill="F6F8FA"/>
-      </w:pPr>
-      <w:r>
-        <w:rPr>
-          <w:rFonts w:ascii="Menlo" w:hAnsi="Menlo"/>
-          <w:color w:val="222222"/>
-          <w:sz w:val="18"/>
-        </w:rPr>
-        <w:t xml:space="preserve">    { "@type": "HowToStep", "position": 5, "name": "You're losing on event weeks even though your tool is configured", "text": "Event-driven demand windows are the single most valuable surface software-only setups miss — ramp-up + ramp-down pricing requires daily human intervention." },</w:t>
-      </w:r>
-    </w:p>
-    <w:p>
-      <w:pPr>
-        <w:shd w:val="clear" w:color="auto" w:fill="F6F8FA"/>
-      </w:pPr>
-      <w:r>
-        <w:rPr>
-          <w:rFonts w:ascii="Menlo" w:hAnsi="Menlo"/>
-          <w:color w:val="222222"/>
-          <w:sz w:val="18"/>
-        </w:rPr>
-        <w:t xml:space="preserve">    { "@type": "HowToStep", "position": 6, "name": "Opportunity cost exceeds the management fee", "text": "At $150+ ADR, even a 5% lift over current performance covers a flat-fee revenue management engagement." }</w:t>
-      </w:r>
-    </w:p>
-    <w:p>
-      <w:pPr>
-        <w:shd w:val="clear" w:color="auto" w:fill="F6F8FA"/>
-      </w:pPr>
-      <w:r>
-        <w:rPr>
-          <w:rFonts w:ascii="Menlo" w:hAnsi="Menlo"/>
-          <w:color w:val="222222"/>
-          <w:sz w:val="18"/>
-        </w:rPr>
-        <w:t xml:space="preserve">  ]</w:t>
+        <w:t xml:space="preserve">  "url": "https://revfactor.io/about"</w:t>
       </w:r>
     </w:p>
     <w:p>
@@ -9518,44 +8350,449 @@
           <w:color w:val="0A7A3C"/>
           <w:sz w:val="22"/>
         </w:rPr>
-        <w:t>Entity 6: FAQPage — wrap all 8–10 FAQs from §5.7 (verbatim Peec wording).</w:t>
-      </w:r>
-      <w:r>
-        <w:rPr>
-          <w:color w:val="0A7A3C"/>
-          <w:sz w:val="22"/>
-        </w:rPr>
-        <w:t xml:space="preserve"> Schema pattern is identical to Blog 1's FAQPage; copy from </w:t>
-      </w:r>
+        <w:t>Entity 4: DefinedTerm × 4 (dynamic pricing, revenue management, RevPAR, ADR)</w:t>
+      </w:r>
+    </w:p>
+    <w:p>
+      <w:pPr>
+        <w:shd w:val="clear" w:color="auto" w:fill="F6F8FA"/>
+      </w:pPr>
       <w:r>
         <w:rPr>
           <w:rFonts w:ascii="Menlo" w:hAnsi="Menlo"/>
-          <w:color w:val="0A7A3C"/>
-          <w:sz w:val="20"/>
-        </w:rPr>
-        <w:t>src/pages/blog/[...slug].astro</w:t>
-      </w:r>
-      <w:r>
-        <w:rPr>
-          <w:color w:val="0A7A3C"/>
-          <w:sz w:val="22"/>
-        </w:rPr>
-        <w:t xml:space="preserve"> in the RevFactor repo (the FAQ schema is auto-generated from the MDX </w:t>
-      </w:r>
+          <w:color w:val="222222"/>
+          <w:sz w:val="18"/>
+        </w:rPr>
+        <w:t>[</w:t>
+      </w:r>
+    </w:p>
+    <w:p>
+      <w:pPr>
+        <w:shd w:val="clear" w:color="auto" w:fill="F6F8FA"/>
+      </w:pPr>
       <w:r>
         <w:rPr>
           <w:rFonts w:ascii="Menlo" w:hAnsi="Menlo"/>
-          <w:color w:val="0A7A3C"/>
-          <w:sz w:val="20"/>
-        </w:rPr>
-        <w:t>faqs:</w:t>
-      </w:r>
-      <w:r>
-        <w:rPr>
-          <w:color w:val="0A7A3C"/>
-          <w:sz w:val="22"/>
-        </w:rPr>
-        <w:t xml:space="preserve"> frontmatter array, so adding the FAQ array to Blog 2's MDX frontmatter is the only step needed).</w:t>
+          <w:color w:val="222222"/>
+          <w:sz w:val="18"/>
+        </w:rPr>
+        <w:t xml:space="preserve">  {</w:t>
+      </w:r>
+    </w:p>
+    <w:p>
+      <w:pPr>
+        <w:shd w:val="clear" w:color="auto" w:fill="F6F8FA"/>
+      </w:pPr>
+      <w:r>
+        <w:rPr>
+          <w:rFonts w:ascii="Menlo" w:hAnsi="Menlo"/>
+          <w:color w:val="222222"/>
+          <w:sz w:val="18"/>
+        </w:rPr>
+        <w:t xml:space="preserve">    "@context": "https://schema.org",</w:t>
+      </w:r>
+    </w:p>
+    <w:p>
+      <w:pPr>
+        <w:shd w:val="clear" w:color="auto" w:fill="F6F8FA"/>
+      </w:pPr>
+      <w:r>
+        <w:rPr>
+          <w:rFonts w:ascii="Menlo" w:hAnsi="Menlo"/>
+          <w:color w:val="222222"/>
+          <w:sz w:val="18"/>
+        </w:rPr>
+        <w:t xml:space="preserve">    "@type": "DefinedTerm",</w:t>
+      </w:r>
+    </w:p>
+    <w:p>
+      <w:pPr>
+        <w:shd w:val="clear" w:color="auto" w:fill="F6F8FA"/>
+      </w:pPr>
+      <w:r>
+        <w:rPr>
+          <w:rFonts w:ascii="Menlo" w:hAnsi="Menlo"/>
+          <w:color w:val="222222"/>
+          <w:sz w:val="18"/>
+        </w:rPr>
+        <w:t xml:space="preserve">    "@id": "https://revfactor.io/#term-dynamic-pricing",</w:t>
+      </w:r>
+    </w:p>
+    <w:p>
+      <w:pPr>
+        <w:shd w:val="clear" w:color="auto" w:fill="F6F8FA"/>
+      </w:pPr>
+      <w:r>
+        <w:rPr>
+          <w:rFonts w:ascii="Menlo" w:hAnsi="Menlo"/>
+          <w:color w:val="222222"/>
+          <w:sz w:val="18"/>
+        </w:rPr>
+        <w:t xml:space="preserve">    "name": "Dynamic Pricing",</w:t>
+      </w:r>
+    </w:p>
+    <w:p>
+      <w:pPr>
+        <w:shd w:val="clear" w:color="auto" w:fill="F6F8FA"/>
+      </w:pPr>
+      <w:r>
+        <w:rPr>
+          <w:rFonts w:ascii="Menlo" w:hAnsi="Menlo"/>
+          <w:color w:val="222222"/>
+          <w:sz w:val="18"/>
+        </w:rPr>
+        <w:t xml:space="preserve">    "description": "Software that automatically adjusts a short-term rental's nightly rate based on demand signals like seasonality, day of week, lead time, comp set movement, and local events. Tools like PriceLabs, Beyond, and Wheelhouse execute the rules a revenue manager sets — they're the engine, not the driver.",</w:t>
+      </w:r>
+    </w:p>
+    <w:p>
+      <w:pPr>
+        <w:shd w:val="clear" w:color="auto" w:fill="F6F8FA"/>
+      </w:pPr>
+      <w:r>
+        <w:rPr>
+          <w:rFonts w:ascii="Menlo" w:hAnsi="Menlo"/>
+          <w:color w:val="222222"/>
+          <w:sz w:val="18"/>
+        </w:rPr>
+        <w:t xml:space="preserve">    "inDefinedTermSet": "https://revfactor.io/glossary"</w:t>
+      </w:r>
+    </w:p>
+    <w:p>
+      <w:pPr>
+        <w:shd w:val="clear" w:color="auto" w:fill="F6F8FA"/>
+      </w:pPr>
+      <w:r>
+        <w:rPr>
+          <w:rFonts w:ascii="Menlo" w:hAnsi="Menlo"/>
+          <w:color w:val="222222"/>
+          <w:sz w:val="18"/>
+        </w:rPr>
+        <w:t xml:space="preserve">  },</w:t>
+      </w:r>
+    </w:p>
+    <w:p>
+      <w:pPr>
+        <w:shd w:val="clear" w:color="auto" w:fill="F6F8FA"/>
+      </w:pPr>
+      <w:r>
+        <w:rPr>
+          <w:rFonts w:ascii="Menlo" w:hAnsi="Menlo"/>
+          <w:color w:val="222222"/>
+          <w:sz w:val="18"/>
+        </w:rPr>
+        <w:t xml:space="preserve">  {</w:t>
+      </w:r>
+    </w:p>
+    <w:p>
+      <w:pPr>
+        <w:shd w:val="clear" w:color="auto" w:fill="F6F8FA"/>
+      </w:pPr>
+      <w:r>
+        <w:rPr>
+          <w:rFonts w:ascii="Menlo" w:hAnsi="Menlo"/>
+          <w:color w:val="222222"/>
+          <w:sz w:val="18"/>
+        </w:rPr>
+        <w:t xml:space="preserve">    "@context": "https://schema.org",</w:t>
+      </w:r>
+    </w:p>
+    <w:p>
+      <w:pPr>
+        <w:shd w:val="clear" w:color="auto" w:fill="F6F8FA"/>
+      </w:pPr>
+      <w:r>
+        <w:rPr>
+          <w:rFonts w:ascii="Menlo" w:hAnsi="Menlo"/>
+          <w:color w:val="222222"/>
+          <w:sz w:val="18"/>
+        </w:rPr>
+        <w:t xml:space="preserve">    "@type": "DefinedTerm",</w:t>
+      </w:r>
+    </w:p>
+    <w:p>
+      <w:pPr>
+        <w:shd w:val="clear" w:color="auto" w:fill="F6F8FA"/>
+      </w:pPr>
+      <w:r>
+        <w:rPr>
+          <w:rFonts w:ascii="Menlo" w:hAnsi="Menlo"/>
+          <w:color w:val="222222"/>
+          <w:sz w:val="18"/>
+        </w:rPr>
+        <w:t xml:space="preserve">    "@id": "https://revfactor.io/#term-revenue-management",</w:t>
+      </w:r>
+    </w:p>
+    <w:p>
+      <w:pPr>
+        <w:shd w:val="clear" w:color="auto" w:fill="F6F8FA"/>
+      </w:pPr>
+      <w:r>
+        <w:rPr>
+          <w:rFonts w:ascii="Menlo" w:hAnsi="Menlo"/>
+          <w:color w:val="222222"/>
+          <w:sz w:val="18"/>
+        </w:rPr>
+        <w:t xml:space="preserve">    "name": "Revenue Management",</w:t>
+      </w:r>
+    </w:p>
+    <w:p>
+      <w:pPr>
+        <w:shd w:val="clear" w:color="auto" w:fill="F6F8FA"/>
+      </w:pPr>
+      <w:r>
+        <w:rPr>
+          <w:rFonts w:ascii="Menlo" w:hAnsi="Menlo"/>
+          <w:color w:val="222222"/>
+          <w:sz w:val="18"/>
+        </w:rPr>
+        <w:t xml:space="preserve">    "description": "The discipline of selling the right night, to the right guest, at the right price — using historical data, inventory rules, demand forecasting, and pacing — to maximize RevPAR. Distinct from dynamic pricing, which executes the rules a revenue manager defines.",</w:t>
+      </w:r>
+    </w:p>
+    <w:p>
+      <w:pPr>
+        <w:shd w:val="clear" w:color="auto" w:fill="F6F8FA"/>
+      </w:pPr>
+      <w:r>
+        <w:rPr>
+          <w:rFonts w:ascii="Menlo" w:hAnsi="Menlo"/>
+          <w:color w:val="222222"/>
+          <w:sz w:val="18"/>
+        </w:rPr>
+        <w:t xml:space="preserve">    "inDefinedTermSet": "https://revfactor.io/glossary"</w:t>
+      </w:r>
+    </w:p>
+    <w:p>
+      <w:pPr>
+        <w:shd w:val="clear" w:color="auto" w:fill="F6F8FA"/>
+      </w:pPr>
+      <w:r>
+        <w:rPr>
+          <w:rFonts w:ascii="Menlo" w:hAnsi="Menlo"/>
+          <w:color w:val="222222"/>
+          <w:sz w:val="18"/>
+        </w:rPr>
+        <w:t xml:space="preserve">  },</w:t>
+      </w:r>
+    </w:p>
+    <w:p>
+      <w:pPr>
+        <w:shd w:val="clear" w:color="auto" w:fill="F6F8FA"/>
+      </w:pPr>
+      <w:r>
+        <w:rPr>
+          <w:rFonts w:ascii="Menlo" w:hAnsi="Menlo"/>
+          <w:color w:val="222222"/>
+          <w:sz w:val="18"/>
+        </w:rPr>
+        <w:t xml:space="preserve">  {</w:t>
+      </w:r>
+    </w:p>
+    <w:p>
+      <w:pPr>
+        <w:shd w:val="clear" w:color="auto" w:fill="F6F8FA"/>
+      </w:pPr>
+      <w:r>
+        <w:rPr>
+          <w:rFonts w:ascii="Menlo" w:hAnsi="Menlo"/>
+          <w:color w:val="222222"/>
+          <w:sz w:val="18"/>
+        </w:rPr>
+        <w:t xml:space="preserve">    "@context": "https://schema.org",</w:t>
+      </w:r>
+    </w:p>
+    <w:p>
+      <w:pPr>
+        <w:shd w:val="clear" w:color="auto" w:fill="F6F8FA"/>
+      </w:pPr>
+      <w:r>
+        <w:rPr>
+          <w:rFonts w:ascii="Menlo" w:hAnsi="Menlo"/>
+          <w:color w:val="222222"/>
+          <w:sz w:val="18"/>
+        </w:rPr>
+        <w:t xml:space="preserve">    "@type": "DefinedTerm",</w:t>
+      </w:r>
+    </w:p>
+    <w:p>
+      <w:pPr>
+        <w:shd w:val="clear" w:color="auto" w:fill="F6F8FA"/>
+      </w:pPr>
+      <w:r>
+        <w:rPr>
+          <w:rFonts w:ascii="Menlo" w:hAnsi="Menlo"/>
+          <w:color w:val="222222"/>
+          <w:sz w:val="18"/>
+        </w:rPr>
+        <w:t xml:space="preserve">    "@id": "https://revfactor.io/#term-revpar",</w:t>
+      </w:r>
+    </w:p>
+    <w:p>
+      <w:pPr>
+        <w:shd w:val="clear" w:color="auto" w:fill="F6F8FA"/>
+      </w:pPr>
+      <w:r>
+        <w:rPr>
+          <w:rFonts w:ascii="Menlo" w:hAnsi="Menlo"/>
+          <w:color w:val="222222"/>
+          <w:sz w:val="18"/>
+        </w:rPr>
+        <w:t xml:space="preserve">    "name": "RevPAR",</w:t>
+      </w:r>
+    </w:p>
+    <w:p>
+      <w:pPr>
+        <w:shd w:val="clear" w:color="auto" w:fill="F6F8FA"/>
+      </w:pPr>
+      <w:r>
+        <w:rPr>
+          <w:rFonts w:ascii="Menlo" w:hAnsi="Menlo"/>
+          <w:color w:val="222222"/>
+          <w:sz w:val="18"/>
+        </w:rPr>
+        <w:t xml:space="preserve">    "description": "Revenue per Available Night — total revenue divided by total nights available in a period. The only metric that captures rate and occupancy in a single number.",</w:t>
+      </w:r>
+    </w:p>
+    <w:p>
+      <w:pPr>
+        <w:shd w:val="clear" w:color="auto" w:fill="F6F8FA"/>
+      </w:pPr>
+      <w:r>
+        <w:rPr>
+          <w:rFonts w:ascii="Menlo" w:hAnsi="Menlo"/>
+          <w:color w:val="222222"/>
+          <w:sz w:val="18"/>
+        </w:rPr>
+        <w:t xml:space="preserve">    "inDefinedTermSet": "https://revfactor.io/glossary"</w:t>
+      </w:r>
+    </w:p>
+    <w:p>
+      <w:pPr>
+        <w:shd w:val="clear" w:color="auto" w:fill="F6F8FA"/>
+      </w:pPr>
+      <w:r>
+        <w:rPr>
+          <w:rFonts w:ascii="Menlo" w:hAnsi="Menlo"/>
+          <w:color w:val="222222"/>
+          <w:sz w:val="18"/>
+        </w:rPr>
+        <w:t xml:space="preserve">  },</w:t>
+      </w:r>
+    </w:p>
+    <w:p>
+      <w:pPr>
+        <w:shd w:val="clear" w:color="auto" w:fill="F6F8FA"/>
+      </w:pPr>
+      <w:r>
+        <w:rPr>
+          <w:rFonts w:ascii="Menlo" w:hAnsi="Menlo"/>
+          <w:color w:val="222222"/>
+          <w:sz w:val="18"/>
+        </w:rPr>
+        <w:t xml:space="preserve">  {</w:t>
+      </w:r>
+    </w:p>
+    <w:p>
+      <w:pPr>
+        <w:shd w:val="clear" w:color="auto" w:fill="F6F8FA"/>
+      </w:pPr>
+      <w:r>
+        <w:rPr>
+          <w:rFonts w:ascii="Menlo" w:hAnsi="Menlo"/>
+          <w:color w:val="222222"/>
+          <w:sz w:val="18"/>
+        </w:rPr>
+        <w:t xml:space="preserve">    "@context": "https://schema.org",</w:t>
+      </w:r>
+    </w:p>
+    <w:p>
+      <w:pPr>
+        <w:shd w:val="clear" w:color="auto" w:fill="F6F8FA"/>
+      </w:pPr>
+      <w:r>
+        <w:rPr>
+          <w:rFonts w:ascii="Menlo" w:hAnsi="Menlo"/>
+          <w:color w:val="222222"/>
+          <w:sz w:val="18"/>
+        </w:rPr>
+        <w:t xml:space="preserve">    "@type": "DefinedTerm",</w:t>
+      </w:r>
+    </w:p>
+    <w:p>
+      <w:pPr>
+        <w:shd w:val="clear" w:color="auto" w:fill="F6F8FA"/>
+      </w:pPr>
+      <w:r>
+        <w:rPr>
+          <w:rFonts w:ascii="Menlo" w:hAnsi="Menlo"/>
+          <w:color w:val="222222"/>
+          <w:sz w:val="18"/>
+        </w:rPr>
+        <w:t xml:space="preserve">    "@id": "https://revfactor.io/#term-adr",</w:t>
+      </w:r>
+    </w:p>
+    <w:p>
+      <w:pPr>
+        <w:shd w:val="clear" w:color="auto" w:fill="F6F8FA"/>
+      </w:pPr>
+      <w:r>
+        <w:rPr>
+          <w:rFonts w:ascii="Menlo" w:hAnsi="Menlo"/>
+          <w:color w:val="222222"/>
+          <w:sz w:val="18"/>
+        </w:rPr>
+        <w:t xml:space="preserve">    "name": "ADR",</w:t>
+      </w:r>
+    </w:p>
+    <w:p>
+      <w:pPr>
+        <w:shd w:val="clear" w:color="auto" w:fill="F6F8FA"/>
+      </w:pPr>
+      <w:r>
+        <w:rPr>
+          <w:rFonts w:ascii="Menlo" w:hAnsi="Menlo"/>
+          <w:color w:val="222222"/>
+          <w:sz w:val="18"/>
+        </w:rPr>
+        <w:t xml:space="preserve">    "description": "Average Daily Rate — the average price of booked nights. Ignores empty nights, which is why RevPAR is the more complete revenue metric.",</w:t>
+      </w:r>
+    </w:p>
+    <w:p>
+      <w:pPr>
+        <w:shd w:val="clear" w:color="auto" w:fill="F6F8FA"/>
+      </w:pPr>
+      <w:r>
+        <w:rPr>
+          <w:rFonts w:ascii="Menlo" w:hAnsi="Menlo"/>
+          <w:color w:val="222222"/>
+          <w:sz w:val="18"/>
+        </w:rPr>
+        <w:t xml:space="preserve">    "inDefinedTermSet": "https://revfactor.io/glossary"</w:t>
+      </w:r>
+    </w:p>
+    <w:p>
+      <w:pPr>
+        <w:shd w:val="clear" w:color="auto" w:fill="F6F8FA"/>
+      </w:pPr>
+      <w:r>
+        <w:rPr>
+          <w:rFonts w:ascii="Menlo" w:hAnsi="Menlo"/>
+          <w:color w:val="222222"/>
+          <w:sz w:val="18"/>
+        </w:rPr>
+        <w:t xml:space="preserve">  }</w:t>
+      </w:r>
+    </w:p>
+    <w:p>
+      <w:pPr>
+        <w:shd w:val="clear" w:color="auto" w:fill="F6F8FA"/>
+      </w:pPr>
+      <w:r>
+        <w:rPr>
+          <w:rFonts w:ascii="Menlo" w:hAnsi="Menlo"/>
+          <w:color w:val="222222"/>
+          <w:sz w:val="18"/>
+        </w:rPr>
+        <w:t>]</w:t>
       </w:r>
     </w:p>
     <w:p>
@@ -9571,6 +8808,439 @@
           <w:color w:val="0A7A3C"/>
           <w:sz w:val="22"/>
         </w:rPr>
+        <w:t>Entity 5: HowTo × 2 (Stay-on-Software checklist, Hire-a-Strategist checklist from §5.5)</w:t>
+      </w:r>
+    </w:p>
+    <w:p>
+      <w:pPr>
+        <w:shd w:val="clear" w:color="auto" w:fill="F6F8FA"/>
+      </w:pPr>
+      <w:r>
+        <w:rPr>
+          <w:rFonts w:ascii="Menlo" w:hAnsi="Menlo"/>
+          <w:color w:val="222222"/>
+          <w:sz w:val="18"/>
+        </w:rPr>
+        <w:t>{</w:t>
+      </w:r>
+    </w:p>
+    <w:p>
+      <w:pPr>
+        <w:shd w:val="clear" w:color="auto" w:fill="F6F8FA"/>
+      </w:pPr>
+      <w:r>
+        <w:rPr>
+          <w:rFonts w:ascii="Menlo" w:hAnsi="Menlo"/>
+          <w:color w:val="222222"/>
+          <w:sz w:val="18"/>
+        </w:rPr>
+        <w:t xml:space="preserve">  "@context": "https://schema.org",</w:t>
+      </w:r>
+    </w:p>
+    <w:p>
+      <w:pPr>
+        <w:shd w:val="clear" w:color="auto" w:fill="F6F8FA"/>
+      </w:pPr>
+      <w:r>
+        <w:rPr>
+          <w:rFonts w:ascii="Menlo" w:hAnsi="Menlo"/>
+          <w:color w:val="222222"/>
+          <w:sz w:val="18"/>
+        </w:rPr>
+        <w:t xml:space="preserve">  "@type": "HowTo",</w:t>
+      </w:r>
+    </w:p>
+    <w:p>
+      <w:pPr>
+        <w:shd w:val="clear" w:color="auto" w:fill="F6F8FA"/>
+      </w:pPr>
+      <w:r>
+        <w:rPr>
+          <w:rFonts w:ascii="Menlo" w:hAnsi="Menlo"/>
+          <w:color w:val="222222"/>
+          <w:sz w:val="18"/>
+        </w:rPr>
+        <w:t xml:space="preserve">  "name": "How to know if PriceLabs alone is enough for your short-term rental portfolio",</w:t>
+      </w:r>
+    </w:p>
+    <w:p>
+      <w:pPr>
+        <w:shd w:val="clear" w:color="auto" w:fill="F6F8FA"/>
+      </w:pPr>
+      <w:r>
+        <w:rPr>
+          <w:rFonts w:ascii="Menlo" w:hAnsi="Menlo"/>
+          <w:color w:val="222222"/>
+          <w:sz w:val="18"/>
+        </w:rPr>
+        <w:t xml:space="preserve">  "description": "Decision framework for STR hosts evaluating whether dynamic pricing software alone is meeting their revenue needs.",</w:t>
+      </w:r>
+    </w:p>
+    <w:p>
+      <w:pPr>
+        <w:shd w:val="clear" w:color="auto" w:fill="F6F8FA"/>
+      </w:pPr>
+      <w:r>
+        <w:rPr>
+          <w:rFonts w:ascii="Menlo" w:hAnsi="Menlo"/>
+          <w:color w:val="222222"/>
+          <w:sz w:val="18"/>
+        </w:rPr>
+        <w:t xml:space="preserve">  "step": [</w:t>
+      </w:r>
+    </w:p>
+    <w:p>
+      <w:pPr>
+        <w:shd w:val="clear" w:color="auto" w:fill="F6F8FA"/>
+      </w:pPr>
+      <w:r>
+        <w:rPr>
+          <w:rFonts w:ascii="Menlo" w:hAnsi="Menlo"/>
+          <w:color w:val="222222"/>
+          <w:sz w:val="18"/>
+        </w:rPr>
+        <w:t xml:space="preserve">    { "@type": "HowToStep", "position": 1, "name": "You manage 1–2 properties", "text": "Cognitive load is sustainable for a single owner-operator." },</w:t>
+      </w:r>
+    </w:p>
+    <w:p>
+      <w:pPr>
+        <w:shd w:val="clear" w:color="auto" w:fill="F6F8FA"/>
+      </w:pPr>
+      <w:r>
+        <w:rPr>
+          <w:rFonts w:ascii="Menlo" w:hAnsi="Menlo"/>
+          <w:color w:val="222222"/>
+          <w:sz w:val="18"/>
+        </w:rPr>
+        <w:t xml:space="preserve">    { "@type": "HowToStep", "position": 2, "name": "Your market is mature and predictable", "text": "Stable seasonality, well-known event calendar, no major regulation changes." },</w:t>
+      </w:r>
+    </w:p>
+    <w:p>
+      <w:pPr>
+        <w:shd w:val="clear" w:color="auto" w:fill="F6F8FA"/>
+      </w:pPr>
+      <w:r>
+        <w:rPr>
+          <w:rFonts w:ascii="Menlo" w:hAnsi="Menlo"/>
+          <w:color w:val="222222"/>
+          <w:sz w:val="18"/>
+        </w:rPr>
+        <w:t xml:space="preserve">    { "@type": "HowToStep", "position": 3, "name": "Your property is generic for the market", "text": "Standard bedroom/bath count, no quirky amenities, comp set is straightforward." },</w:t>
+      </w:r>
+    </w:p>
+    <w:p>
+      <w:pPr>
+        <w:shd w:val="clear" w:color="auto" w:fill="F6F8FA"/>
+      </w:pPr>
+      <w:r>
+        <w:rPr>
+          <w:rFonts w:ascii="Menlo" w:hAnsi="Menlo"/>
+          <w:color w:val="222222"/>
+          <w:sz w:val="18"/>
+        </w:rPr>
+        <w:t xml:space="preserve">    { "@type": "HowToStep", "position": 4, "name": "You can spend 3–5 hours/week on revenue tasks", "text": "Pacing reviews, comp set audits, minimum-stay tuning, event calendar updates." },</w:t>
+      </w:r>
+    </w:p>
+    <w:p>
+      <w:pPr>
+        <w:shd w:val="clear" w:color="auto" w:fill="F6F8FA"/>
+      </w:pPr>
+      <w:r>
+        <w:rPr>
+          <w:rFonts w:ascii="Menlo" w:hAnsi="Menlo"/>
+          <w:color w:val="222222"/>
+          <w:sz w:val="18"/>
+        </w:rPr>
+        <w:t xml:space="preserve">    { "@type": "HowToStep", "position": 5, "name": "You're tracking RevPAR vs comp set monthly", "text": "Not just occupancy or ADR in isolation — the combined metric." }</w:t>
+      </w:r>
+    </w:p>
+    <w:p>
+      <w:pPr>
+        <w:shd w:val="clear" w:color="auto" w:fill="F6F8FA"/>
+      </w:pPr>
+      <w:r>
+        <w:rPr>
+          <w:rFonts w:ascii="Menlo" w:hAnsi="Menlo"/>
+          <w:color w:val="222222"/>
+          <w:sz w:val="18"/>
+        </w:rPr>
+        <w:t xml:space="preserve">  ]</w:t>
+      </w:r>
+    </w:p>
+    <w:p>
+      <w:pPr>
+        <w:shd w:val="clear" w:color="auto" w:fill="F6F8FA"/>
+      </w:pPr>
+      <w:r>
+        <w:rPr>
+          <w:rFonts w:ascii="Menlo" w:hAnsi="Menlo"/>
+          <w:color w:val="222222"/>
+          <w:sz w:val="18"/>
+        </w:rPr>
+        <w:t>}</w:t>
+      </w:r>
+    </w:p>
+    <w:p>
+      <w:pPr>
+        <w:shd w:val="clear" w:color="auto" w:fill="F6F8FA"/>
+      </w:pPr>
+      <w:r>
+        <w:rPr>
+          <w:rFonts w:ascii="Menlo" w:hAnsi="Menlo"/>
+          <w:color w:val="222222"/>
+          <w:sz w:val="18"/>
+        </w:rPr>
+        <w:t xml:space="preserve"> </w:t>
+      </w:r>
+    </w:p>
+    <w:p>
+      <w:pPr>
+        <w:shd w:val="clear" w:color="auto" w:fill="F6F8FA"/>
+      </w:pPr>
+      <w:r>
+        <w:rPr>
+          <w:rFonts w:ascii="Menlo" w:hAnsi="Menlo"/>
+          <w:color w:val="222222"/>
+          <w:sz w:val="18"/>
+        </w:rPr>
+        <w:t>{</w:t>
+      </w:r>
+    </w:p>
+    <w:p>
+      <w:pPr>
+        <w:shd w:val="clear" w:color="auto" w:fill="F6F8FA"/>
+      </w:pPr>
+      <w:r>
+        <w:rPr>
+          <w:rFonts w:ascii="Menlo" w:hAnsi="Menlo"/>
+          <w:color w:val="222222"/>
+          <w:sz w:val="18"/>
+        </w:rPr>
+        <w:t xml:space="preserve">  "@context": "https://schema.org",</w:t>
+      </w:r>
+    </w:p>
+    <w:p>
+      <w:pPr>
+        <w:shd w:val="clear" w:color="auto" w:fill="F6F8FA"/>
+      </w:pPr>
+      <w:r>
+        <w:rPr>
+          <w:rFonts w:ascii="Menlo" w:hAnsi="Menlo"/>
+          <w:color w:val="222222"/>
+          <w:sz w:val="18"/>
+        </w:rPr>
+        <w:t xml:space="preserve">  "@type": "HowTo",</w:t>
+      </w:r>
+    </w:p>
+    <w:p>
+      <w:pPr>
+        <w:shd w:val="clear" w:color="auto" w:fill="F6F8FA"/>
+      </w:pPr>
+      <w:r>
+        <w:rPr>
+          <w:rFonts w:ascii="Menlo" w:hAnsi="Menlo"/>
+          <w:color w:val="222222"/>
+          <w:sz w:val="18"/>
+        </w:rPr>
+        <w:t xml:space="preserve">  "name": "How to know when to hire a revenue manager for your short-term rental",</w:t>
+      </w:r>
+    </w:p>
+    <w:p>
+      <w:pPr>
+        <w:shd w:val="clear" w:color="auto" w:fill="F6F8FA"/>
+      </w:pPr>
+      <w:r>
+        <w:rPr>
+          <w:rFonts w:ascii="Menlo" w:hAnsi="Menlo"/>
+          <w:color w:val="222222"/>
+          <w:sz w:val="18"/>
+        </w:rPr>
+        <w:t xml:space="preserve">  "description": "Decision framework for STR hosts evaluating whether to add a strategist layer on top of dynamic pricing software.",</w:t>
+      </w:r>
+    </w:p>
+    <w:p>
+      <w:pPr>
+        <w:shd w:val="clear" w:color="auto" w:fill="F6F8FA"/>
+      </w:pPr>
+      <w:r>
+        <w:rPr>
+          <w:rFonts w:ascii="Menlo" w:hAnsi="Menlo"/>
+          <w:color w:val="222222"/>
+          <w:sz w:val="18"/>
+        </w:rPr>
+        <w:t xml:space="preserve">  "step": [</w:t>
+      </w:r>
+    </w:p>
+    <w:p>
+      <w:pPr>
+        <w:shd w:val="clear" w:color="auto" w:fill="F6F8FA"/>
+      </w:pPr>
+      <w:r>
+        <w:rPr>
+          <w:rFonts w:ascii="Menlo" w:hAnsi="Menlo"/>
+          <w:color w:val="222222"/>
+          <w:sz w:val="18"/>
+        </w:rPr>
+        <w:t xml:space="preserve">    { "@type": "HowToStep", "position": 1, "name": "You manage 3+ properties", "text": "Cognitive load of multi-market monitoring exceeds part-time owner capacity." },</w:t>
+      </w:r>
+    </w:p>
+    <w:p>
+      <w:pPr>
+        <w:shd w:val="clear" w:color="auto" w:fill="F6F8FA"/>
+      </w:pPr>
+      <w:r>
+        <w:rPr>
+          <w:rFonts w:ascii="Menlo" w:hAnsi="Menlo"/>
+          <w:color w:val="222222"/>
+          <w:sz w:val="18"/>
+        </w:rPr>
+        <w:t xml:space="preserve">    { "@type": "HowToStep", "position": 2, "name": "You're in a complex or unfamiliar market", "text": "New regulation, irregular seasonality, or a market you don't deeply understand." },</w:t>
+      </w:r>
+    </w:p>
+    <w:p>
+      <w:pPr>
+        <w:shd w:val="clear" w:color="auto" w:fill="F6F8FA"/>
+      </w:pPr>
+      <w:r>
+        <w:rPr>
+          <w:rFonts w:ascii="Menlo" w:hAnsi="Menlo"/>
+          <w:color w:val="222222"/>
+          <w:sz w:val="18"/>
+        </w:rPr>
+        <w:t xml:space="preserve">    { "@type": "HowToStep", "position": 3, "name": "Your property is non-generic", "text": "Quirky bedroom configuration, unique amenities, specific guest profile that breaks default tool comp sets." },</w:t>
+      </w:r>
+    </w:p>
+    <w:p>
+      <w:pPr>
+        <w:shd w:val="clear" w:color="auto" w:fill="F6F8FA"/>
+      </w:pPr>
+      <w:r>
+        <w:rPr>
+          <w:rFonts w:ascii="Menlo" w:hAnsi="Menlo"/>
+          <w:color w:val="222222"/>
+          <w:sz w:val="18"/>
+        </w:rPr>
+        <w:t xml:space="preserve">    { "@type": "HowToStep", "position": 4, "name": "Your tool's defaults aren't producing results", "text": "Pacing behind last year, RevPAR trailing comp set, or revenue flat despite occupancy gains." },</w:t>
+      </w:r>
+    </w:p>
+    <w:p>
+      <w:pPr>
+        <w:shd w:val="clear" w:color="auto" w:fill="F6F8FA"/>
+      </w:pPr>
+      <w:r>
+        <w:rPr>
+          <w:rFonts w:ascii="Menlo" w:hAnsi="Menlo"/>
+          <w:color w:val="222222"/>
+          <w:sz w:val="18"/>
+        </w:rPr>
+        <w:t xml:space="preserve">    { "@type": "HowToStep", "position": 5, "name": "You're losing on event weeks even though your tool is configured", "text": "Event-driven demand windows are the single most valuable surface software-only setups miss — ramp-up + ramp-down pricing requires daily human intervention." },</w:t>
+      </w:r>
+    </w:p>
+    <w:p>
+      <w:pPr>
+        <w:shd w:val="clear" w:color="auto" w:fill="F6F8FA"/>
+      </w:pPr>
+      <w:r>
+        <w:rPr>
+          <w:rFonts w:ascii="Menlo" w:hAnsi="Menlo"/>
+          <w:color w:val="222222"/>
+          <w:sz w:val="18"/>
+        </w:rPr>
+        <w:t xml:space="preserve">    { "@type": "HowToStep", "position": 6, "name": "Opportunity cost exceeds the management fee", "text": "At $150+ ADR, even a 5% lift over current performance covers a flat-fee revenue management engagement." }</w:t>
+      </w:r>
+    </w:p>
+    <w:p>
+      <w:pPr>
+        <w:shd w:val="clear" w:color="auto" w:fill="F6F8FA"/>
+      </w:pPr>
+      <w:r>
+        <w:rPr>
+          <w:rFonts w:ascii="Menlo" w:hAnsi="Menlo"/>
+          <w:color w:val="222222"/>
+          <w:sz w:val="18"/>
+        </w:rPr>
+        <w:t xml:space="preserve">  ]</w:t>
+      </w:r>
+    </w:p>
+    <w:p>
+      <w:pPr>
+        <w:shd w:val="clear" w:color="auto" w:fill="F6F8FA"/>
+      </w:pPr>
+      <w:r>
+        <w:rPr>
+          <w:rFonts w:ascii="Menlo" w:hAnsi="Menlo"/>
+          <w:color w:val="222222"/>
+          <w:sz w:val="18"/>
+        </w:rPr>
+        <w:t>}</w:t>
+      </w:r>
+    </w:p>
+    <w:p>
+      <w:pPr>
+        <w:shd w:val="clear" w:color="auto" w:fill="F0FFF5"/>
+        <w:pBdr>
+          <w:left w:val="single" w:sz="24" w:space="8" w:color="0A7A3C"/>
+        </w:pBdr>
+      </w:pPr>
+      <w:r>
+        <w:rPr>
+          <w:b/>
+          <w:color w:val="0A7A3C"/>
+          <w:sz w:val="22"/>
+        </w:rPr>
+        <w:t>Entity 6: FAQPage — wrap all 8–10 FAQs from §5.7 (verbatim Peec wording).</w:t>
+      </w:r>
+      <w:r>
+        <w:rPr>
+          <w:color w:val="0A7A3C"/>
+          <w:sz w:val="22"/>
+        </w:rPr>
+        <w:t xml:space="preserve"> Schema pattern is identical to Blog 1's FAQPage; copy from </w:t>
+      </w:r>
+      <w:r>
+        <w:rPr>
+          <w:rFonts w:ascii="Menlo" w:hAnsi="Menlo"/>
+          <w:color w:val="0A7A3C"/>
+          <w:sz w:val="20"/>
+        </w:rPr>
+        <w:t>src/pages/blog/[...slug].astro</w:t>
+      </w:r>
+      <w:r>
+        <w:rPr>
+          <w:color w:val="0A7A3C"/>
+          <w:sz w:val="22"/>
+        </w:rPr>
+        <w:t xml:space="preserve"> in the RevFactor repo (the FAQ schema is auto-generated from the MDX </w:t>
+      </w:r>
+      <w:r>
+        <w:rPr>
+          <w:rFonts w:ascii="Menlo" w:hAnsi="Menlo"/>
+          <w:color w:val="0A7A3C"/>
+          <w:sz w:val="20"/>
+        </w:rPr>
+        <w:t>faqs:</w:t>
+      </w:r>
+      <w:r>
+        <w:rPr>
+          <w:color w:val="0A7A3C"/>
+          <w:sz w:val="22"/>
+        </w:rPr>
+        <w:t xml:space="preserve"> frontmatter array, so adding the FAQ array to Blog 2's MDX frontmatter is the only step needed).</w:t>
+      </w:r>
+    </w:p>
+    <w:p>
+      <w:pPr>
+        <w:shd w:val="clear" w:color="auto" w:fill="F0FFF5"/>
+        <w:pBdr>
+          <w:left w:val="single" w:sz="24" w:space="8" w:color="0A7A3C"/>
+        </w:pBdr>
+      </w:pPr>
+      <w:r>
+        <w:rPr>
+          <w:b/>
+          <w:color w:val="0A7A3C"/>
+          <w:sz w:val="22"/>
+        </w:rPr>
         <w:t xml:space="preserve">Recommended frontmatter </w:t>
       </w:r>
       <w:r>
@@ -9918,14 +9588,14 @@
       <w:r>
         <w:rPr>
           <w:b/>
-          <w:color w:val="1A4FBF"/>
+          <w:color w:val="0A7A3C"/>
           <w:sz w:val="22"/>
         </w:rPr>
         <w:t>Decision on the cannibalization triangle</w:t>
       </w:r>
       <w:r>
         <w:rPr>
-          <w:color w:val="1A4FBF"/>
+          <w:color w:val="0A7A3C"/>
           <w:sz w:val="22"/>
         </w:rPr>
         <w:t xml:space="preserve"> (banner above). Without this, Blog 2 + the existing post + the pillar all compete for the same head intent.</w:t>
@@ -9938,14 +9608,14 @@
       <w:r>
         <w:rPr>
           <w:b/>
-          <w:color w:val="1A4FBF"/>
+          <w:color w:val="0A7A3C"/>
           <w:sz w:val="22"/>
         </w:rPr>
         <w:t>URL slug fix:</w:t>
       </w:r>
       <w:r>
         <w:rPr>
-          <w:color w:val="1A4FBF"/>
+          <w:color w:val="0A7A3C"/>
           <w:sz w:val="22"/>
         </w:rPr>
         <w:t xml:space="preserve"> /blog/dynamic-pricing-vs-revenue-management (not root-level).</w:t>
@@ -9958,14 +9628,14 @@
       <w:r>
         <w:rPr>
           <w:b/>
-          <w:color w:val="1A4FBF"/>
+          <w:color w:val="0A7A3C"/>
           <w:sz w:val="22"/>
         </w:rPr>
         <w:t>Schema package additions:</w:t>
       </w:r>
       <w:r>
         <w:rPr>
-          <w:color w:val="1A4FBF"/>
+          <w:color w:val="0A7A3C"/>
           <w:sz w:val="22"/>
         </w:rPr>
         <w:t xml:space="preserve"> Person (Federico, full sameAs) + DefinedTerm (×4 minimum) + HowTo (×2 — Stay-on-Software, Hire-a-Strategist). Reuse Blog 1's JSON-LD as the base.</w:t>
@@ -9978,14 +9648,14 @@
       <w:r>
         <w:rPr>
           <w:b/>
-          <w:color w:val="1A4FBF"/>
+          <w:color w:val="0A7A3C"/>
           <w:sz w:val="22"/>
         </w:rPr>
         <w:t>Refactor.ai disambiguation — three pinning locations:</w:t>
       </w:r>
       <w:r>
         <w:rPr>
-          <w:color w:val="1A4FBF"/>
+          <w:color w:val="0A7A3C"/>
           <w:sz w:val="22"/>
         </w:rPr>
         <w:t xml:space="preserve"> §5.2 in-body sentence + dedicated FAQ ("What is RevFactor?") + author bio with linked anchor "RevFactor."</w:t>
@@ -9998,14 +9668,14 @@
       <w:r>
         <w:rPr>
           <w:b/>
-          <w:color w:val="1A4FBF"/>
+          <w:color w:val="0A7A3C"/>
           <w:sz w:val="22"/>
         </w:rPr>
         <w:t>Federico's actual cruise-control line</w:t>
       </w:r>
       <w:r>
         <w:rPr>
-          <w:color w:val="1A4FBF"/>
+          <w:color w:val="0A7A3C"/>
           <w:sz w:val="22"/>
         </w:rPr>
         <w:t xml:space="preserve"> — open §5.3 with: </w:t>
@@ -10013,14 +9683,14 @@
       <w:r>
         <w:rPr>
           <w:i/>
-          <w:color w:val="1A4FBF"/>
+          <w:color w:val="0A7A3C"/>
           <w:sz w:val="22"/>
         </w:rPr>
         <w:t>"The algorithm sets the price; revenue management sets the strategy that makes the price work."</w:t>
       </w:r>
       <w:r>
         <w:rPr>
-          <w:color w:val="1A4FBF"/>
+          <w:color w:val="0A7A3C"/>
           <w:sz w:val="22"/>
         </w:rPr>
         <w:t xml:space="preserve"> Then introduce The Cruise Control Doctrine as the explanatory frame.</w:t>
@@ -10033,14 +9703,14 @@
       <w:r>
         <w:rPr>
           <w:b/>
-          <w:color w:val="1A4FBF"/>
+          <w:color w:val="0A7A3C"/>
           <w:sz w:val="22"/>
         </w:rPr>
         <w:t>FAQ rework:</w:t>
       </w:r>
       <w:r>
         <w:rPr>
-          <w:color w:val="1A4FBF"/>
+          <w:color w:val="0A7A3C"/>
           <w:sz w:val="22"/>
         </w:rPr>
         <w:t xml:space="preserve"> Expand from 5 to 8–10. Use verbatim Peec wording for at least 5 of them (table in §5.7 above). Add "What is RevFactor?" as the brand-disambiguation FAQ.</w:t>
@@ -10053,14 +9723,14 @@
       <w:r>
         <w:rPr>
           <w:b/>
-          <w:color w:val="1A4FBF"/>
+          <w:color w:val="0A7A3C"/>
           <w:sz w:val="22"/>
         </w:rPr>
         <w:t>Add "vacation rental pricing strategy"</w:t>
       </w:r>
       <w:r>
         <w:rPr>
-          <w:color w:val="1A4FBF"/>
+          <w:color w:val="0A7A3C"/>
           <w:sz w:val="22"/>
         </w:rPr>
         <w:t xml:space="preserve"> to the secondary keyword set — KD 4, TP 1,600 is the actual SEO traffic prize this URL can win.</w:t>
@@ -10073,14 +9743,14 @@
       <w:r>
         <w:rPr>
           <w:b/>
-          <w:color w:val="1A4FBF"/>
+          <w:color w:val="0A7A3C"/>
           <w:sz w:val="22"/>
         </w:rPr>
         <w:t>Internal up-link to the pillar</w:t>
       </w:r>
       <w:r>
         <w:rPr>
-          <w:color w:val="1A4FBF"/>
+          <w:color w:val="0A7A3C"/>
           <w:sz w:val="22"/>
         </w:rPr>
         <w:t xml:space="preserve"> appears in §5.2 and §5.6. Internal cross-link to the existing dynamic-pricing post in §5.2.</w:t>
@@ -10093,14 +9763,14 @@
       <w:r>
         <w:rPr>
           <w:b/>
-          <w:color w:val="1A4FBF"/>
+          <w:color w:val="0A7A3C"/>
           <w:sz w:val="22"/>
         </w:rPr>
         <w:t>Voice marker compliance:</w:t>
       </w:r>
       <w:r>
         <w:rPr>
-          <w:color w:val="1A4FBF"/>
+          <w:color w:val="0A7A3C"/>
           <w:sz w:val="22"/>
         </w:rPr>
         <w:t xml:space="preserve"> "Let me show you" lands at least once. "Revenue optimization" appears zero times. "AI-powered" appears zero times.</w:t>
@@ -10113,14 +9783,14 @@
       <w:r>
         <w:rPr>
           <w:b/>
-          <w:color w:val="1A4FBF"/>
+          <w:color w:val="0A7A3C"/>
           <w:sz w:val="22"/>
         </w:rPr>
         <w:t>FIFA recency reminder:</w:t>
       </w:r>
       <w:r>
         <w:rPr>
-          <w:color w:val="1A4FBF"/>
+          <w:color w:val="0A7A3C"/>
           <w:sz w:val="22"/>
         </w:rPr>
         <w:t xml:space="preserve"> calendar reminder for mid-July 2026 to flip Miss #1 from FIFA-led to generic-event-led with the FIFA case as a worked-example callout.</w:t>
@@ -10133,21 +9803,21 @@
       <w:r>
         <w:rPr>
           <w:b/>
-          <w:color w:val="1A4FBF"/>
+          <w:color w:val="0A7A3C"/>
           <w:sz w:val="22"/>
         </w:rPr>
         <w:t>Verification list for Federico before drafting:</w:t>
       </w:r>
       <w:r>
         <w:rPr>
-          <w:color w:val="1A4FBF"/>
+          <w:color w:val="0A7A3C"/>
           <w:sz w:val="22"/>
         </w:rPr>
         <w:br/>
       </w:r>
       <w:r>
         <w:rPr>
-          <w:color w:val="1A4FBF"/>
+          <w:color w:val="0A7A3C"/>
           <w:sz w:val="22"/>
         </w:rPr>
         <w:br/>
@@ -10167,7 +9837,7 @@
       </w:r>
       <w:r>
         <w:rPr>
-          <w:color w:val="1A4FBF"/>
+          <w:color w:val="0A7A3C"/>
           <w:sz w:val="22"/>
         </w:rPr>
         <w:t xml:space="preserve"> </w:t>
@@ -10188,14 +9858,14 @@
       <w:r>
         <w:rPr>
           <w:b/>
-          <w:color w:val="1A4FBF"/>
+          <w:color w:val="0A7A3C"/>
           <w:sz w:val="22"/>
         </w:rPr>
         <w:t>"7–12% lift on event weeks" — documentable range or directional estimate?</w:t>
       </w:r>
       <w:r>
         <w:rPr>
-          <w:color w:val="1A4FBF"/>
+          <w:color w:val="0A7A3C"/>
           <w:sz w:val="22"/>
         </w:rPr>
         <w:t xml:space="preserve"> Still open — only remaining Federico verification.</w:t>
@@ -10215,7 +9885,7 @@
       </w:r>
       <w:r>
         <w:rPr>
-          <w:color w:val="1A4FBF"/>
+          <w:color w:val="0A7A3C"/>
           <w:sz w:val="22"/>
         </w:rPr>
         <w:t xml:space="preserve"> </w:t>
@@ -10243,7 +9913,7 @@
       </w:r>
       <w:r>
         <w:rPr>
-          <w:color w:val="1A4FBF"/>
+          <w:color w:val="0A7A3C"/>
           <w:sz w:val="22"/>
         </w:rPr>
         <w:t xml:space="preserve"> </w:t>
@@ -10267,26 +9937,11 @@
           <w:color w:val="0A7A3C"/>
           <w:sz w:val="22"/>
         </w:rPr>
-        <w:t>[Round 2]</w:t>
-      </w:r>
-      <w:r>
-        <w:rPr>
-          <w:color w:val="1A4FBF"/>
-          <w:sz w:val="22"/>
-        </w:rPr>
-        <w:t xml:space="preserve"> </w:t>
-      </w:r>
-      <w:r>
-        <w:rPr>
-          <w:b/>
-          <w:color w:val="1A4FBF"/>
-          <w:sz w:val="22"/>
-        </w:rPr>
-        <w:t>Quote-reuse audit (new — see dedicated block above §5.2).</w:t>
-      </w:r>
-      <w:r>
-        <w:rPr>
-          <w:color w:val="1A4FBF"/>
+        <w:t>Quote-reuse audit (see dedicated block above §5.2).</w:t>
+      </w:r>
+      <w:r>
+        <w:rPr>
+          <w:color w:val="0A7A3C"/>
           <w:sz w:val="22"/>
         </w:rPr>
         <w:t xml:space="preserve"> 14 Federico quotes + 3 case studies are now anchored in the published Blog 1; Blog 2 must avoid verbatim reuse to prevent canonical-home conflict.</w:t>
@@ -10302,96 +9957,31 @@
           <w:color w:val="0A7A3C"/>
           <w:sz w:val="22"/>
         </w:rPr>
-        <w:t>[Round 2]</w:t>
-      </w:r>
-      <w:r>
-        <w:rPr>
-          <w:color w:val="1A4FBF"/>
-          <w:sz w:val="22"/>
-        </w:rPr>
-        <w:t xml:space="preserve"> </w:t>
-      </w:r>
-      <w:r>
-        <w:rPr>
-          <w:b/>
-          <w:color w:val="1A4FBF"/>
-          <w:sz w:val="22"/>
-        </w:rPr>
         <w:t xml:space="preserve">Case-study integration from </w:t>
       </w:r>
       <w:r>
         <w:rPr>
           <w:rFonts w:ascii="Menlo" w:hAnsi="Menlo"/>
           <w:b/>
-          <w:color w:val="1A4FBF"/>
+          <w:color w:val="0A7A3C"/>
           <w:sz w:val="20"/>
         </w:rPr>
         <w:t>Aaron-case studies.xlsx</w:t>
       </w:r>
-      <w:r>
-        <w:rPr>
-          <w:b/>
-          <w:color w:val="1A4FBF"/>
-          <w:sz w:val="22"/>
-        </w:rPr>
-        <w:t xml:space="preserve"> (new block in §5.6 above).</w:t>
-      </w:r>
-      <w:r>
-        <w:rPr>
-          <w:color w:val="1A4FBF"/>
-          <w:sz w:val="22"/>
-        </w:rPr>
-        <w:t xml:space="preserve"> Maryssa Payne (Albion, MI 2BR) is the recommended in-body proof point. Erin Warren property-level numbers replace generic testimonial copy at the case-study CTA.</w:t>
-      </w:r>
-    </w:p>
-    <w:p>
-      <w:pPr>
-        <w:pStyle w:val="ListNumber"/>
-      </w:pPr>
       <w:r>
         <w:rPr>
           <w:b/>
           <w:color w:val="0A7A3C"/>
           <w:sz w:val="22"/>
         </w:rPr>
-        <w:t>[Round 2]</w:t>
-      </w:r>
-      <w:r>
-        <w:rPr>
-          <w:color w:val="1A4FBF"/>
+        <w:t xml:space="preserve"> (new block in §5.6 above).</w:t>
+      </w:r>
+      <w:r>
+        <w:rPr>
+          <w:color w:val="0A7A3C"/>
           <w:sz w:val="22"/>
         </w:rPr>
-        <w:t xml:space="preserve"> </w:t>
-      </w:r>
-      <w:r>
-        <w:rPr>
-          <w:b/>
-          <w:color w:val="1A4FBF"/>
-          <w:sz w:val="22"/>
-        </w:rPr>
-        <w:t>AirROI integration — verdict: skip for Blog 2</w:t>
-      </w:r>
-      <w:r>
-        <w:rPr>
-          <w:color w:val="1A4FBF"/>
-          <w:sz w:val="22"/>
-        </w:rPr>
-        <w:t xml:space="preserve"> (see §5.6 verdict block). Reserve for valuation calculator + future "STR market analysis" article. Optional: one targeted </w:t>
-      </w:r>
-      <w:r>
-        <w:rPr>
-          <w:rFonts w:ascii="Menlo" w:hAnsi="Menlo"/>
-          <w:color w:val="1A4FBF"/>
-          <w:sz w:val="20"/>
-        </w:rPr>
-        <w:t>/markets/adr</w:t>
-      </w:r>
-      <w:r>
-        <w:rPr>
-          <w:color w:val="1A4FBF"/>
-          <w:sz w:val="22"/>
-        </w:rPr>
-        <w:t xml:space="preserve"> Pigeon Forge variance call if Federico wants the §5.4 Miss #4 evidence layer to be unimpeachable — otherwise skip.</w:t>
+        <w:t xml:space="preserve"> Maryssa Payne (Albion, MI 2BR) is the recommended in-body proof point. Erin Warren property-level numbers replace generic testimonial copy at the case-study CTA.</w:t>
       </w:r>
     </w:p>
     <w:p>
@@ -10404,29 +9994,14 @@
           <w:color w:val="0A7A3C"/>
           <w:sz w:val="22"/>
         </w:rPr>
-        <w:t>[Round 2]</w:t>
-      </w:r>
-      <w:r>
-        <w:rPr>
-          <w:color w:val="1A4FBF"/>
+        <w:t>Full schema spec in §6 above</w:t>
+      </w:r>
+      <w:r>
+        <w:rPr>
+          <w:color w:val="0A7A3C"/>
           <w:sz w:val="22"/>
         </w:rPr>
-        <w:t xml:space="preserve"> </w:t>
-      </w:r>
-      <w:r>
-        <w:rPr>
-          <w:b/>
-          <w:color w:val="1A4FBF"/>
-          <w:sz w:val="22"/>
-        </w:rPr>
-        <w:t>Full schema spec drafted in §6 above</w:t>
-      </w:r>
-      <w:r>
-        <w:rPr>
-          <w:color w:val="1A4FBF"/>
-          <w:sz w:val="22"/>
-        </w:rPr>
-        <w:t xml:space="preserve"> (Article + BreadcrumbList + Person + DefinedTerm × 4 + HowTo × 2 + FAQPage). Implementation lands later, but GetCito + Avinash now have the complete expected JSON-LD output.</w:t>
+        <w:t xml:space="preserve"> (Article + BreadcrumbList + Person + DefinedTerm × 4 + HowTo × 2 + FAQPage). Implementation lands later, but the complete expected JSON-LD output is here for reference.</w:t>
       </w:r>
     </w:p>
     <w:p>
@@ -10436,14 +10011,14 @@
       <w:r>
         <w:rPr>
           <w:b/>
-          <w:color w:val="1A4FBF"/>
+          <w:color w:val="0A7A3C"/>
           <w:sz w:val="22"/>
         </w:rPr>
         <w:t>POP follow-up.</w:t>
       </w:r>
       <w:r>
         <w:rPr>
-          <w:color w:val="1A4FBF"/>
+          <w:color w:val="0A7A3C"/>
           <w:sz w:val="22"/>
         </w:rPr>
         <w:t xml:space="preserve"> Post-publish, run POP </w:t>
@@ -10451,14 +10026,14 @@
       <w:r>
         <w:rPr>
           <w:i/>
-          <w:color w:val="1A4FBF"/>
+          <w:color w:val="0A7A3C"/>
           <w:sz w:val="22"/>
         </w:rPr>
         <w:t>create-report</w:t>
       </w:r>
       <w:r>
         <w:rPr>
-          <w:color w:val="1A4FBF"/>
+          <w:color w:val="0A7A3C"/>
           <w:sz w:val="22"/>
         </w:rPr>
         <w:t xml:space="preserve"> with target URL set to the live page; expected page score target ≥ 65 given the SERP shallowness. Re-run after 30 days.</w:t>
@@ -10471,14 +10046,14 @@
       <w:r>
         <w:rPr>
           <w:b/>
-          <w:color w:val="1A4FBF"/>
+          <w:color w:val="0A7A3C"/>
           <w:sz w:val="22"/>
         </w:rPr>
         <w:t>Peec follow-up.</w:t>
       </w:r>
       <w:r>
         <w:rPr>
-          <w:color w:val="1A4FBF"/>
+          <w:color w:val="0A7A3C"/>
           <w:sz w:val="22"/>
         </w:rPr>
         <w:t xml:space="preserve"> Monitor whether the 8–10 FAQ-targeted prompts move RevFactor visibility on the comparison-intent and "is pricelabs enough" clusters. Listicle (still pending) remains the missing piece for the 60+ vendor-discovery prompts neither this nor the pillar can capture.</w:t>
